--- a/cpf-docs/guides/03_배치_개발자_가이드.docx
+++ b/cpf-docs/guides/03_배치_개발자_가이드.docx
@@ -317,7 +317,6 @@
         <w:rPr>
           <w:rFonts w:ascii="Noto Sans KR" w:hAnsi="Noto Sans KR" w:eastAsia="Noto Sans KR" w:cs="Noto Sans KR"/>
         </w:rPr>
-        <w:br w:type="page"/>
       </w:r>
     </w:p>
     <w:p>
@@ -1481,16 +1480,16 @@
             <w:shd w:fill="183B63" w:val="clear"/>
             <w:vAlign w:val="center"/>
             <w:tcMar>
-              <w:top w:w="70" w:type="dxa"/>
-              <w:start w:w="90" w:type="dxa"/>
-              <w:bottom w:w="70" w:type="dxa"/>
-              <w:end w:w="90" w:type="dxa"/>
+              <w:top w:w="80" w:type="dxa"/>
+              <w:start w:w="100" w:type="dxa"/>
+              <w:bottom w:w="80" w:type="dxa"/>
+              <w:end w:w="100" w:type="dxa"/>
             </w:tcMar>
           </w:tcPr>
           <w:p>
             <w:pPr>
               <w:pStyle w:val="Normal"/>
-              <w:spacing w:lineRule="auto" w:line="274" w:before="0" w:after="46"/>
+              <w:spacing w:lineRule="auto" w:line="269" w:before="0" w:after="70"/>
               <w:ind w:start="0" w:end="0"/>
               <w:jc w:val="center"/>
               <w:rPr/>
@@ -1499,8 +1498,8 @@
               <w:rPr>
                 <w:rFonts w:ascii="Noto Sans KR" w:hAnsi="Noto Sans KR" w:cs="Noto Sans KR" w:eastAsia="Noto Sans KR"/>
                 <w:b/>
+                <w:sz w:val="19"/>
                 <w:color w:val="FFFFFF"/>
-                <w:sz w:val="17"/>
               </w:rPr>
               <w:t>하려는 일</w:t>
             </w:r>
@@ -1518,16 +1517,16 @@
             <w:shd w:fill="183B63" w:val="clear"/>
             <w:vAlign w:val="center"/>
             <w:tcMar>
-              <w:top w:w="70" w:type="dxa"/>
-              <w:start w:w="90" w:type="dxa"/>
-              <w:bottom w:w="70" w:type="dxa"/>
-              <w:end w:w="90" w:type="dxa"/>
+              <w:top w:w="80" w:type="dxa"/>
+              <w:start w:w="100" w:type="dxa"/>
+              <w:bottom w:w="80" w:type="dxa"/>
+              <w:end w:w="100" w:type="dxa"/>
             </w:tcMar>
           </w:tcPr>
           <w:p>
             <w:pPr>
               <w:pStyle w:val="Normal"/>
-              <w:spacing w:lineRule="auto" w:line="274" w:before="0" w:after="46"/>
+              <w:spacing w:lineRule="auto" w:line="269" w:before="0" w:after="70"/>
               <w:ind w:start="0" w:end="0"/>
               <w:jc w:val="center"/>
               <w:rPr/>
@@ -1536,8 +1535,8 @@
               <w:rPr>
                 <w:rFonts w:eastAsia="Noto Sans KR" w:cs="Noto Sans KR" w:ascii="Noto Sans KR" w:hAnsi="Noto Sans KR"/>
                 <w:b/>
+                <w:sz w:val="19"/>
                 <w:color w:val="FFFFFF"/>
-                <w:sz w:val="17"/>
               </w:rPr>
               <w:t>Public API / Annotation</w:t>
             </w:r>
@@ -1555,16 +1554,16 @@
             <w:shd w:fill="183B63" w:val="clear"/>
             <w:vAlign w:val="center"/>
             <w:tcMar>
-              <w:top w:w="70" w:type="dxa"/>
-              <w:start w:w="90" w:type="dxa"/>
-              <w:bottom w:w="70" w:type="dxa"/>
-              <w:end w:w="90" w:type="dxa"/>
+              <w:top w:w="80" w:type="dxa"/>
+              <w:start w:w="100" w:type="dxa"/>
+              <w:bottom w:w="80" w:type="dxa"/>
+              <w:end w:w="100" w:type="dxa"/>
             </w:tcMar>
           </w:tcPr>
           <w:p>
             <w:pPr>
               <w:pStyle w:val="Normal"/>
-              <w:spacing w:lineRule="auto" w:line="274" w:before="0" w:after="46"/>
+              <w:spacing w:lineRule="auto" w:line="269" w:before="0" w:after="70"/>
               <w:ind w:start="0" w:end="0"/>
               <w:jc w:val="center"/>
               <w:rPr/>
@@ -1573,8 +1572,8 @@
               <w:rPr>
                 <w:rFonts w:ascii="Noto Sans KR" w:hAnsi="Noto Sans KR" w:cs="Noto Sans KR" w:eastAsia="Noto Sans KR"/>
                 <w:b/>
+                <w:sz w:val="19"/>
                 <w:color w:val="FFFFFF"/>
-                <w:sz w:val="17"/>
               </w:rPr>
               <w:t>핵심 옵션</w:t>
             </w:r>
@@ -1592,16 +1591,16 @@
             <w:shd w:fill="183B63" w:val="clear"/>
             <w:vAlign w:val="center"/>
             <w:tcMar>
-              <w:top w:w="70" w:type="dxa"/>
-              <w:start w:w="90" w:type="dxa"/>
-              <w:bottom w:w="70" w:type="dxa"/>
-              <w:end w:w="90" w:type="dxa"/>
+              <w:top w:w="80" w:type="dxa"/>
+              <w:start w:w="100" w:type="dxa"/>
+              <w:bottom w:w="80" w:type="dxa"/>
+              <w:end w:w="100" w:type="dxa"/>
             </w:tcMar>
           </w:tcPr>
           <w:p>
             <w:pPr>
               <w:pStyle w:val="Normal"/>
-              <w:spacing w:lineRule="auto" w:line="274" w:before="0" w:after="46"/>
+              <w:spacing w:lineRule="auto" w:line="269" w:before="0" w:after="70"/>
               <w:ind w:start="0" w:end="0"/>
               <w:jc w:val="center"/>
               <w:rPr/>
@@ -1610,8 +1609,8 @@
               <w:rPr>
                 <w:rFonts w:ascii="Noto Sans KR" w:hAnsi="Noto Sans KR" w:cs="Noto Sans KR" w:eastAsia="Noto Sans KR"/>
                 <w:b/>
+                <w:sz w:val="19"/>
                 <w:color w:val="FFFFFF"/>
-                <w:sz w:val="17"/>
               </w:rPr>
               <w:t>언제 선택</w:t>
             </w:r>
@@ -1629,16 +1628,16 @@
             <w:shd w:fill="183B63" w:val="clear"/>
             <w:vAlign w:val="center"/>
             <w:tcMar>
-              <w:top w:w="70" w:type="dxa"/>
-              <w:start w:w="90" w:type="dxa"/>
-              <w:bottom w:w="70" w:type="dxa"/>
-              <w:end w:w="90" w:type="dxa"/>
+              <w:top w:w="80" w:type="dxa"/>
+              <w:start w:w="100" w:type="dxa"/>
+              <w:bottom w:w="80" w:type="dxa"/>
+              <w:end w:w="100" w:type="dxa"/>
             </w:tcMar>
           </w:tcPr>
           <w:p>
             <w:pPr>
               <w:pStyle w:val="Normal"/>
-              <w:spacing w:lineRule="auto" w:line="274" w:before="0" w:after="46"/>
+              <w:spacing w:lineRule="auto" w:line="269" w:before="0" w:after="70"/>
               <w:ind w:start="0" w:end="0"/>
               <w:jc w:val="center"/>
               <w:rPr/>
@@ -1647,8 +1646,8 @@
               <w:rPr>
                 <w:rFonts w:ascii="Noto Sans KR" w:hAnsi="Noto Sans KR" w:cs="Noto Sans KR" w:eastAsia="Noto Sans KR"/>
                 <w:b/>
+                <w:sz w:val="19"/>
                 <w:color w:val="FFFFFF"/>
-                <w:sz w:val="17"/>
               </w:rPr>
               <w:t>실패</w:t>
             </w:r>
@@ -1656,8 +1655,8 @@
               <w:rPr>
                 <w:rFonts w:eastAsia="Noto Sans KR" w:cs="Noto Sans KR" w:ascii="Noto Sans KR" w:hAnsi="Noto Sans KR"/>
                 <w:b/>
+                <w:sz w:val="19"/>
                 <w:color w:val="FFFFFF"/>
-                <w:sz w:val="17"/>
               </w:rPr>
               <w:t>·</w:t>
             </w:r>
@@ -1665,8 +1664,8 @@
               <w:rPr>
                 <w:rFonts w:ascii="Noto Sans KR" w:hAnsi="Noto Sans KR" w:cs="Noto Sans KR" w:eastAsia="Noto Sans KR"/>
                 <w:b/>
+                <w:sz w:val="19"/>
                 <w:color w:val="FFFFFF"/>
-                <w:sz w:val="17"/>
               </w:rPr>
               <w:t>복구</w:t>
             </w:r>
@@ -1690,16 +1689,16 @@
             <w:shd w:fill="FFFFFF" w:val="clear"/>
             <w:vAlign w:val="center"/>
             <w:tcMar>
-              <w:top w:w="58" w:type="dxa"/>
-              <w:start w:w="90" w:type="dxa"/>
-              <w:bottom w:w="58" w:type="dxa"/>
-              <w:end w:w="90" w:type="dxa"/>
+              <w:top w:w="80" w:type="dxa"/>
+              <w:start w:w="100" w:type="dxa"/>
+              <w:bottom w:w="80" w:type="dxa"/>
+              <w:end w:w="100" w:type="dxa"/>
             </w:tcMar>
           </w:tcPr>
           <w:p>
             <w:pPr>
               <w:pStyle w:val="Normal"/>
-              <w:spacing w:lineRule="auto" w:line="274" w:before="0" w:after="46"/>
+              <w:spacing w:lineRule="auto" w:line="269" w:before="0" w:after="70"/>
               <w:ind w:start="0" w:end="0"/>
               <w:jc w:val="left"/>
               <w:rPr/>
@@ -1709,7 +1708,7 @@
                 <w:rFonts w:eastAsia="Noto Sans KR" w:cs="Noto Sans KR" w:ascii="Noto Sans KR" w:hAnsi="Noto Sans KR"/>
                 <w:b w:val="false"/>
                 <w:color w:val="1C3553"/>
-                <w:sz w:val="17"/>
+                <w:sz w:val="18"/>
               </w:rPr>
               <w:t xml:space="preserve">Job </w:t>
             </w:r>
@@ -1718,7 +1717,7 @@
                 <w:rFonts w:ascii="Noto Sans KR" w:hAnsi="Noto Sans KR" w:cs="Noto Sans KR" w:eastAsia="Noto Sans KR"/>
                 <w:b w:val="false"/>
                 <w:color w:val="1C3553"/>
-                <w:sz w:val="17"/>
+                <w:sz w:val="18"/>
               </w:rPr>
               <w:t>선언</w:t>
             </w:r>
@@ -1736,16 +1735,16 @@
             <w:shd w:fill="FFFFFF" w:val="clear"/>
             <w:vAlign w:val="center"/>
             <w:tcMar>
-              <w:top w:w="58" w:type="dxa"/>
-              <w:start w:w="90" w:type="dxa"/>
-              <w:bottom w:w="58" w:type="dxa"/>
-              <w:end w:w="90" w:type="dxa"/>
+              <w:top w:w="80" w:type="dxa"/>
+              <w:start w:w="100" w:type="dxa"/>
+              <w:bottom w:w="80" w:type="dxa"/>
+              <w:end w:w="100" w:type="dxa"/>
             </w:tcMar>
           </w:tcPr>
           <w:p>
             <w:pPr>
               <w:pStyle w:val="Normal"/>
-              <w:spacing w:lineRule="auto" w:line="274" w:before="0" w:after="46"/>
+              <w:spacing w:lineRule="auto" w:line="269" w:before="0" w:after="70"/>
               <w:ind w:start="0" w:end="0"/>
               <w:jc w:val="left"/>
               <w:rPr/>
@@ -1755,7 +1754,7 @@
                 <w:rFonts w:eastAsia="Noto Sans KR" w:cs="Noto Sans KR" w:ascii="Noto Sans KR" w:hAnsi="Noto Sans KR"/>
                 <w:b w:val="false"/>
                 <w:color w:val="1C3553"/>
-                <w:sz w:val="17"/>
+                <w:sz w:val="18"/>
               </w:rPr>
               <w:t>@CpfBatchJob</w:t>
             </w:r>
@@ -1773,16 +1772,16 @@
             <w:shd w:fill="FFFFFF" w:val="clear"/>
             <w:vAlign w:val="center"/>
             <w:tcMar>
-              <w:top w:w="58" w:type="dxa"/>
-              <w:start w:w="90" w:type="dxa"/>
-              <w:bottom w:w="58" w:type="dxa"/>
-              <w:end w:w="90" w:type="dxa"/>
+              <w:top w:w="80" w:type="dxa"/>
+              <w:start w:w="100" w:type="dxa"/>
+              <w:bottom w:w="80" w:type="dxa"/>
+              <w:end w:w="100" w:type="dxa"/>
             </w:tcMar>
           </w:tcPr>
           <w:p>
             <w:pPr>
               <w:pStyle w:val="Normal"/>
-              <w:spacing w:lineRule="auto" w:line="274" w:before="0" w:after="46"/>
+              <w:spacing w:lineRule="auto" w:line="269" w:before="0" w:after="70"/>
               <w:ind w:start="0" w:end="0"/>
               <w:jc w:val="left"/>
               <w:rPr/>
@@ -1792,7 +1791,7 @@
                 <w:rFonts w:eastAsia="Noto Sans KR" w:cs="Noto Sans KR" w:ascii="Noto Sans KR" w:hAnsi="Noto Sans KR"/>
                 <w:b w:val="false"/>
                 <w:color w:val="1C3553"/>
-                <w:sz w:val="17"/>
+                <w:sz w:val="18"/>
               </w:rPr>
               <w:t>value/restartable/maxConcurrentExecutions</w:t>
             </w:r>
@@ -1810,16 +1809,16 @@
             <w:shd w:fill="FFFFFF" w:val="clear"/>
             <w:vAlign w:val="center"/>
             <w:tcMar>
-              <w:top w:w="58" w:type="dxa"/>
-              <w:start w:w="90" w:type="dxa"/>
-              <w:bottom w:w="58" w:type="dxa"/>
-              <w:end w:w="90" w:type="dxa"/>
+              <w:top w:w="80" w:type="dxa"/>
+              <w:start w:w="100" w:type="dxa"/>
+              <w:bottom w:w="80" w:type="dxa"/>
+              <w:end w:w="100" w:type="dxa"/>
             </w:tcMar>
           </w:tcPr>
           <w:p>
             <w:pPr>
               <w:pStyle w:val="Normal"/>
-              <w:spacing w:lineRule="auto" w:line="274" w:before="0" w:after="46"/>
+              <w:spacing w:lineRule="auto" w:line="269" w:before="0" w:after="70"/>
               <w:ind w:start="0" w:end="0"/>
               <w:jc w:val="left"/>
               <w:rPr/>
@@ -1829,7 +1828,7 @@
                 <w:rFonts w:eastAsia="Noto Sans KR" w:cs="Noto Sans KR" w:ascii="Noto Sans KR" w:hAnsi="Noto Sans KR"/>
                 <w:b w:val="false"/>
                 <w:color w:val="1C3553"/>
-                <w:sz w:val="17"/>
+                <w:sz w:val="18"/>
               </w:rPr>
               <w:t>Batch Job entry</w:t>
             </w:r>
@@ -1847,16 +1846,16 @@
             <w:shd w:fill="FFFFFF" w:val="clear"/>
             <w:vAlign w:val="center"/>
             <w:tcMar>
-              <w:top w:w="58" w:type="dxa"/>
-              <w:start w:w="90" w:type="dxa"/>
-              <w:bottom w:w="58" w:type="dxa"/>
-              <w:end w:w="90" w:type="dxa"/>
+              <w:top w:w="80" w:type="dxa"/>
+              <w:start w:w="100" w:type="dxa"/>
+              <w:bottom w:w="80" w:type="dxa"/>
+              <w:end w:w="100" w:type="dxa"/>
             </w:tcMar>
           </w:tcPr>
           <w:p>
             <w:pPr>
               <w:pStyle w:val="Normal"/>
-              <w:spacing w:lineRule="auto" w:line="274" w:before="0" w:after="46"/>
+              <w:spacing w:lineRule="auto" w:line="269" w:before="0" w:after="70"/>
               <w:ind w:start="0" w:end="0"/>
               <w:jc w:val="left"/>
               <w:rPr/>
@@ -1866,7 +1865,7 @@
                 <w:rFonts w:ascii="Noto Sans KR" w:hAnsi="Noto Sans KR" w:cs="Noto Sans KR" w:eastAsia="Noto Sans KR"/>
                 <w:b w:val="false"/>
                 <w:color w:val="1C3553"/>
-                <w:sz w:val="17"/>
+                <w:sz w:val="18"/>
               </w:rPr>
               <w:t>동시 실행 제한</w:t>
             </w:r>
@@ -1875,7 +1874,7 @@
                 <w:rFonts w:eastAsia="Noto Sans KR" w:cs="Noto Sans KR" w:ascii="Noto Sans KR" w:hAnsi="Noto Sans KR"/>
                 <w:b w:val="false"/>
                 <w:color w:val="1C3553"/>
-                <w:sz w:val="17"/>
+                <w:sz w:val="18"/>
               </w:rPr>
               <w:t>/</w:t>
             </w:r>
@@ -1884,7 +1883,7 @@
                 <w:rFonts w:ascii="Noto Sans KR" w:hAnsi="Noto Sans KR" w:cs="Noto Sans KR" w:eastAsia="Noto Sans KR"/>
                 <w:b w:val="false"/>
                 <w:color w:val="1C3553"/>
-                <w:sz w:val="17"/>
+                <w:sz w:val="18"/>
               </w:rPr>
               <w:t>재시작 가능성 명시</w:t>
             </w:r>
@@ -1908,16 +1907,16 @@
             <w:shd w:fill="F4F7FB" w:val="clear"/>
             <w:vAlign w:val="center"/>
             <w:tcMar>
-              <w:top w:w="58" w:type="dxa"/>
-              <w:start w:w="90" w:type="dxa"/>
-              <w:bottom w:w="58" w:type="dxa"/>
-              <w:end w:w="90" w:type="dxa"/>
+              <w:top w:w="80" w:type="dxa"/>
+              <w:start w:w="100" w:type="dxa"/>
+              <w:bottom w:w="80" w:type="dxa"/>
+              <w:end w:w="100" w:type="dxa"/>
             </w:tcMar>
           </w:tcPr>
           <w:p>
             <w:pPr>
               <w:pStyle w:val="Normal"/>
-              <w:spacing w:lineRule="auto" w:line="274" w:before="0" w:after="46"/>
+              <w:spacing w:lineRule="auto" w:line="269" w:before="0" w:after="70"/>
               <w:ind w:start="0" w:end="0"/>
               <w:jc w:val="left"/>
               <w:rPr/>
@@ -1927,7 +1926,7 @@
                 <w:rFonts w:eastAsia="Noto Sans KR" w:cs="Noto Sans KR" w:ascii="Noto Sans KR" w:hAnsi="Noto Sans KR"/>
                 <w:b w:val="false"/>
                 <w:color w:val="1C3553"/>
-                <w:sz w:val="17"/>
+                <w:sz w:val="18"/>
               </w:rPr>
               <w:t xml:space="preserve">Step </w:t>
             </w:r>
@@ -1936,7 +1935,7 @@
                 <w:rFonts w:ascii="Noto Sans KR" w:hAnsi="Noto Sans KR" w:cs="Noto Sans KR" w:eastAsia="Noto Sans KR"/>
                 <w:b w:val="false"/>
                 <w:color w:val="1C3553"/>
-                <w:sz w:val="17"/>
+                <w:sz w:val="18"/>
               </w:rPr>
               <w:t>선언</w:t>
             </w:r>
@@ -1954,16 +1953,16 @@
             <w:shd w:fill="F4F7FB" w:val="clear"/>
             <w:vAlign w:val="center"/>
             <w:tcMar>
-              <w:top w:w="58" w:type="dxa"/>
-              <w:start w:w="90" w:type="dxa"/>
-              <w:bottom w:w="58" w:type="dxa"/>
-              <w:end w:w="90" w:type="dxa"/>
+              <w:top w:w="80" w:type="dxa"/>
+              <w:start w:w="100" w:type="dxa"/>
+              <w:bottom w:w="80" w:type="dxa"/>
+              <w:end w:w="100" w:type="dxa"/>
             </w:tcMar>
           </w:tcPr>
           <w:p>
             <w:pPr>
               <w:pStyle w:val="Normal"/>
-              <w:spacing w:lineRule="auto" w:line="274" w:before="0" w:after="46"/>
+              <w:spacing w:lineRule="auto" w:line="269" w:before="0" w:after="70"/>
               <w:ind w:start="0" w:end="0"/>
               <w:jc w:val="left"/>
               <w:rPr/>
@@ -1973,7 +1972,7 @@
                 <w:rFonts w:eastAsia="Noto Sans KR" w:cs="Noto Sans KR" w:ascii="Noto Sans KR" w:hAnsi="Noto Sans KR"/>
                 <w:b w:val="false"/>
                 <w:color w:val="1C3553"/>
-                <w:sz w:val="17"/>
+                <w:sz w:val="18"/>
               </w:rPr>
               <w:t>@CpfBatchStep</w:t>
             </w:r>
@@ -1991,16 +1990,16 @@
             <w:shd w:fill="F4F7FB" w:val="clear"/>
             <w:vAlign w:val="center"/>
             <w:tcMar>
-              <w:top w:w="58" w:type="dxa"/>
-              <w:start w:w="90" w:type="dxa"/>
-              <w:bottom w:w="58" w:type="dxa"/>
-              <w:end w:w="90" w:type="dxa"/>
+              <w:top w:w="80" w:type="dxa"/>
+              <w:start w:w="100" w:type="dxa"/>
+              <w:bottom w:w="80" w:type="dxa"/>
+              <w:end w:w="100" w:type="dxa"/>
             </w:tcMar>
           </w:tcPr>
           <w:p>
             <w:pPr>
               <w:pStyle w:val="Normal"/>
-              <w:spacing w:lineRule="auto" w:line="274" w:before="0" w:after="46"/>
+              <w:spacing w:lineRule="auto" w:line="269" w:before="0" w:after="70"/>
               <w:ind w:start="0" w:end="0"/>
               <w:jc w:val="left"/>
               <w:rPr/>
@@ -2010,7 +2009,7 @@
                 <w:rFonts w:eastAsia="Noto Sans KR" w:cs="Noto Sans KR" w:ascii="Noto Sans KR" w:hAnsi="Noto Sans KR"/>
                 <w:b w:val="false"/>
                 <w:color w:val="1C3553"/>
-                <w:sz w:val="17"/>
+                <w:sz w:val="18"/>
               </w:rPr>
               <w:t>value/order/idempotent</w:t>
             </w:r>
@@ -2028,16 +2027,16 @@
             <w:shd w:fill="F4F7FB" w:val="clear"/>
             <w:vAlign w:val="center"/>
             <w:tcMar>
-              <w:top w:w="58" w:type="dxa"/>
-              <w:start w:w="90" w:type="dxa"/>
-              <w:bottom w:w="58" w:type="dxa"/>
-              <w:end w:w="90" w:type="dxa"/>
+              <w:top w:w="80" w:type="dxa"/>
+              <w:start w:w="100" w:type="dxa"/>
+              <w:bottom w:w="80" w:type="dxa"/>
+              <w:end w:w="100" w:type="dxa"/>
             </w:tcMar>
           </w:tcPr>
           <w:p>
             <w:pPr>
               <w:pStyle w:val="Normal"/>
-              <w:spacing w:lineRule="auto" w:line="274" w:before="0" w:after="46"/>
+              <w:spacing w:lineRule="auto" w:line="269" w:before="0" w:after="70"/>
               <w:ind w:start="0" w:end="0"/>
               <w:jc w:val="left"/>
               <w:rPr/>
@@ -2047,7 +2046,7 @@
                 <w:rFonts w:eastAsia="Noto Sans KR" w:cs="Noto Sans KR" w:ascii="Noto Sans KR" w:hAnsi="Noto Sans KR"/>
                 <w:b w:val="false"/>
                 <w:color w:val="1C3553"/>
-                <w:sz w:val="17"/>
+                <w:sz w:val="18"/>
               </w:rPr>
               <w:t xml:space="preserve">Job </w:t>
             </w:r>
@@ -2056,7 +2055,7 @@
                 <w:rFonts w:ascii="Noto Sans KR" w:hAnsi="Noto Sans KR" w:cs="Noto Sans KR" w:eastAsia="Noto Sans KR"/>
                 <w:b w:val="false"/>
                 <w:color w:val="1C3553"/>
-                <w:sz w:val="17"/>
+                <w:sz w:val="18"/>
               </w:rPr>
               <w:t>내부 단계</w:t>
             </w:r>
@@ -2074,16 +2073,16 @@
             <w:shd w:fill="F4F7FB" w:val="clear"/>
             <w:vAlign w:val="center"/>
             <w:tcMar>
-              <w:top w:w="58" w:type="dxa"/>
-              <w:start w:w="90" w:type="dxa"/>
-              <w:bottom w:w="58" w:type="dxa"/>
-              <w:end w:w="90" w:type="dxa"/>
+              <w:top w:w="80" w:type="dxa"/>
+              <w:start w:w="100" w:type="dxa"/>
+              <w:bottom w:w="80" w:type="dxa"/>
+              <w:end w:w="100" w:type="dxa"/>
             </w:tcMar>
           </w:tcPr>
           <w:p>
             <w:pPr>
               <w:pStyle w:val="Normal"/>
-              <w:spacing w:lineRule="auto" w:line="274" w:before="0" w:after="46"/>
+              <w:spacing w:lineRule="auto" w:line="269" w:before="0" w:after="70"/>
               <w:ind w:start="0" w:end="0"/>
               <w:jc w:val="left"/>
               <w:rPr/>
@@ -2093,7 +2092,7 @@
                 <w:rFonts w:ascii="Noto Sans KR" w:hAnsi="Noto Sans KR" w:cs="Noto Sans KR" w:eastAsia="Noto Sans KR"/>
                 <w:b w:val="false"/>
                 <w:color w:val="1C3553"/>
-                <w:sz w:val="17"/>
+                <w:sz w:val="18"/>
               </w:rPr>
               <w:t xml:space="preserve">재실행 시 </w:t>
             </w:r>
@@ -2102,7 +2101,7 @@
                 <w:rFonts w:eastAsia="Noto Sans KR" w:cs="Noto Sans KR" w:ascii="Noto Sans KR" w:hAnsi="Noto Sans KR"/>
                 <w:b w:val="false"/>
                 <w:color w:val="1C3553"/>
-                <w:sz w:val="17"/>
+                <w:sz w:val="18"/>
               </w:rPr>
               <w:t xml:space="preserve">side effect </w:t>
             </w:r>
@@ -2111,7 +2110,7 @@
                 <w:rFonts w:ascii="Noto Sans KR" w:hAnsi="Noto Sans KR" w:cs="Noto Sans KR" w:eastAsia="Noto Sans KR"/>
                 <w:b w:val="false"/>
                 <w:color w:val="1C3553"/>
-                <w:sz w:val="17"/>
+                <w:sz w:val="18"/>
               </w:rPr>
               <w:t>검토</w:t>
             </w:r>
@@ -2135,16 +2134,16 @@
             <w:shd w:fill="FFFFFF" w:val="clear"/>
             <w:vAlign w:val="center"/>
             <w:tcMar>
-              <w:top w:w="58" w:type="dxa"/>
-              <w:start w:w="90" w:type="dxa"/>
-              <w:bottom w:w="58" w:type="dxa"/>
-              <w:end w:w="90" w:type="dxa"/>
+              <w:top w:w="80" w:type="dxa"/>
+              <w:start w:w="100" w:type="dxa"/>
+              <w:bottom w:w="80" w:type="dxa"/>
+              <w:end w:w="100" w:type="dxa"/>
             </w:tcMar>
           </w:tcPr>
           <w:p>
             <w:pPr>
               <w:pStyle w:val="Normal"/>
-              <w:spacing w:lineRule="auto" w:line="274" w:before="0" w:after="46"/>
+              <w:spacing w:lineRule="auto" w:line="269" w:before="0" w:after="70"/>
               <w:ind w:start="0" w:end="0"/>
               <w:jc w:val="left"/>
               <w:rPr/>
@@ -2154,7 +2153,7 @@
                 <w:rFonts w:ascii="Noto Sans KR" w:hAnsi="Noto Sans KR" w:cs="Noto Sans KR" w:eastAsia="Noto Sans KR"/>
                 <w:b w:val="false"/>
                 <w:color w:val="1C3553"/>
-                <w:sz w:val="17"/>
+                <w:sz w:val="18"/>
               </w:rPr>
               <w:t>실행 정책</w:t>
             </w:r>
@@ -2172,16 +2171,16 @@
             <w:shd w:fill="FFFFFF" w:val="clear"/>
             <w:vAlign w:val="center"/>
             <w:tcMar>
-              <w:top w:w="58" w:type="dxa"/>
-              <w:start w:w="90" w:type="dxa"/>
-              <w:bottom w:w="58" w:type="dxa"/>
-              <w:end w:w="90" w:type="dxa"/>
+              <w:top w:w="80" w:type="dxa"/>
+              <w:start w:w="100" w:type="dxa"/>
+              <w:bottom w:w="80" w:type="dxa"/>
+              <w:end w:w="100" w:type="dxa"/>
             </w:tcMar>
           </w:tcPr>
           <w:p>
             <w:pPr>
               <w:pStyle w:val="Normal"/>
-              <w:spacing w:lineRule="auto" w:line="274" w:before="0" w:after="46"/>
+              <w:spacing w:lineRule="auto" w:line="269" w:before="0" w:after="70"/>
               <w:ind w:start="0" w:end="0"/>
               <w:jc w:val="left"/>
               <w:rPr/>
@@ -2191,7 +2190,7 @@
                 <w:rFonts w:eastAsia="Noto Sans KR" w:cs="Noto Sans KR" w:ascii="Noto Sans KR" w:hAnsi="Noto Sans KR"/>
                 <w:b w:val="false"/>
                 <w:color w:val="1C3553"/>
-                <w:sz w:val="17"/>
+                <w:sz w:val="18"/>
               </w:rPr>
               <w:t>BatchExecutionPolicy</w:t>
             </w:r>
@@ -2209,16 +2208,16 @@
             <w:shd w:fill="FFFFFF" w:val="clear"/>
             <w:vAlign w:val="center"/>
             <w:tcMar>
-              <w:top w:w="58" w:type="dxa"/>
-              <w:start w:w="90" w:type="dxa"/>
-              <w:bottom w:w="58" w:type="dxa"/>
-              <w:end w:w="90" w:type="dxa"/>
+              <w:top w:w="80" w:type="dxa"/>
+              <w:start w:w="100" w:type="dxa"/>
+              <w:bottom w:w="80" w:type="dxa"/>
+              <w:end w:w="100" w:type="dxa"/>
             </w:tcMar>
           </w:tcPr>
           <w:p>
             <w:pPr>
               <w:pStyle w:val="Normal"/>
-              <w:spacing w:lineRule="auto" w:line="274" w:before="0" w:after="46"/>
+              <w:spacing w:lineRule="auto" w:line="269" w:before="0" w:after="70"/>
               <w:ind w:start="0" w:end="0"/>
               <w:jc w:val="left"/>
               <w:rPr/>
@@ -2228,7 +2227,7 @@
                 <w:rFonts w:eastAsia="Noto Sans KR" w:cs="Noto Sans KR" w:ascii="Noto Sans KR" w:hAnsi="Noto Sans KR"/>
                 <w:b w:val="false"/>
                 <w:color w:val="1C3553"/>
-                <w:sz w:val="17"/>
+                <w:sz w:val="18"/>
               </w:rPr>
               <w:t>timeout/maxRetries/skipLimit/errorThreshold/rollbackOnFailure/checkpointRequired/pauseSupported</w:t>
             </w:r>
@@ -2246,16 +2245,16 @@
             <w:shd w:fill="FFFFFF" w:val="clear"/>
             <w:vAlign w:val="center"/>
             <w:tcMar>
-              <w:top w:w="58" w:type="dxa"/>
-              <w:start w:w="90" w:type="dxa"/>
-              <w:bottom w:w="58" w:type="dxa"/>
-              <w:end w:w="90" w:type="dxa"/>
+              <w:top w:w="80" w:type="dxa"/>
+              <w:start w:w="100" w:type="dxa"/>
+              <w:bottom w:w="80" w:type="dxa"/>
+              <w:end w:w="100" w:type="dxa"/>
             </w:tcMar>
           </w:tcPr>
           <w:p>
             <w:pPr>
               <w:pStyle w:val="Normal"/>
-              <w:spacing w:lineRule="auto" w:line="274" w:before="0" w:after="46"/>
+              <w:spacing w:lineRule="auto" w:line="269" w:before="0" w:after="70"/>
               <w:ind w:start="0" w:end="0"/>
               <w:jc w:val="left"/>
               <w:rPr/>
@@ -2265,7 +2264,7 @@
                 <w:rFonts w:eastAsia="Noto Sans KR" w:cs="Noto Sans KR" w:ascii="Noto Sans KR" w:hAnsi="Noto Sans KR"/>
                 <w:b w:val="false"/>
                 <w:color w:val="1C3553"/>
-                <w:sz w:val="17"/>
+                <w:sz w:val="18"/>
               </w:rPr>
               <w:t xml:space="preserve">Job Pack </w:t>
             </w:r>
@@ -2274,7 +2273,7 @@
                 <w:rFonts w:ascii="Noto Sans KR" w:hAnsi="Noto Sans KR" w:cs="Noto Sans KR" w:eastAsia="Noto Sans KR"/>
                 <w:b w:val="false"/>
                 <w:color w:val="1C3553"/>
-                <w:sz w:val="17"/>
+                <w:sz w:val="18"/>
               </w:rPr>
               <w:t>정책</w:t>
             </w:r>
@@ -2292,16 +2291,16 @@
             <w:shd w:fill="FFFFFF" w:val="clear"/>
             <w:vAlign w:val="center"/>
             <w:tcMar>
-              <w:top w:w="58" w:type="dxa"/>
-              <w:start w:w="90" w:type="dxa"/>
-              <w:bottom w:w="58" w:type="dxa"/>
-              <w:end w:w="90" w:type="dxa"/>
+              <w:top w:w="80" w:type="dxa"/>
+              <w:start w:w="100" w:type="dxa"/>
+              <w:bottom w:w="80" w:type="dxa"/>
+              <w:end w:w="100" w:type="dxa"/>
             </w:tcMar>
           </w:tcPr>
           <w:p>
             <w:pPr>
               <w:pStyle w:val="Normal"/>
-              <w:spacing w:lineRule="auto" w:line="274" w:before="0" w:after="46"/>
+              <w:spacing w:lineRule="auto" w:line="269" w:before="0" w:after="70"/>
               <w:ind w:start="0" w:end="0"/>
               <w:jc w:val="left"/>
               <w:rPr/>
@@ -2311,7 +2310,7 @@
                 <w:rFonts w:eastAsia="Noto Sans KR" w:cs="Noto Sans KR" w:ascii="Noto Sans KR" w:hAnsi="Noto Sans KR"/>
                 <w:b w:val="false"/>
                 <w:color w:val="1C3553"/>
-                <w:sz w:val="17"/>
+                <w:sz w:val="18"/>
               </w:rPr>
               <w:t xml:space="preserve">Spring Batch </w:t>
             </w:r>
@@ -2320,7 +2319,7 @@
                 <w:rFonts w:ascii="Noto Sans KR" w:hAnsi="Noto Sans KR" w:cs="Noto Sans KR" w:eastAsia="Noto Sans KR"/>
                 <w:b w:val="false"/>
                 <w:color w:val="1C3553"/>
-                <w:sz w:val="17"/>
+                <w:sz w:val="18"/>
               </w:rPr>
               <w:t xml:space="preserve">실제 </w:t>
             </w:r>
@@ -2329,7 +2328,7 @@
                 <w:rFonts w:eastAsia="Noto Sans KR" w:cs="Noto Sans KR" w:ascii="Noto Sans KR" w:hAnsi="Noto Sans KR"/>
                 <w:b w:val="false"/>
                 <w:color w:val="1C3553"/>
-                <w:sz w:val="17"/>
+                <w:sz w:val="18"/>
               </w:rPr>
               <w:t xml:space="preserve">Step </w:t>
             </w:r>
@@ -2338,7 +2337,7 @@
                 <w:rFonts w:ascii="Noto Sans KR" w:hAnsi="Noto Sans KR" w:cs="Noto Sans KR" w:eastAsia="Noto Sans KR"/>
                 <w:b w:val="false"/>
                 <w:color w:val="1C3553"/>
-                <w:sz w:val="17"/>
+                <w:sz w:val="18"/>
               </w:rPr>
               <w:t>정책과 일치</w:t>
             </w:r>
@@ -2362,16 +2361,16 @@
             <w:shd w:fill="F4F7FB" w:val="clear"/>
             <w:vAlign w:val="center"/>
             <w:tcMar>
-              <w:top w:w="58" w:type="dxa"/>
-              <w:start w:w="90" w:type="dxa"/>
-              <w:bottom w:w="58" w:type="dxa"/>
-              <w:end w:w="90" w:type="dxa"/>
+              <w:top w:w="80" w:type="dxa"/>
+              <w:start w:w="100" w:type="dxa"/>
+              <w:bottom w:w="80" w:type="dxa"/>
+              <w:end w:w="100" w:type="dxa"/>
             </w:tcMar>
           </w:tcPr>
           <w:p>
             <w:pPr>
               <w:pStyle w:val="Normal"/>
-              <w:spacing w:lineRule="auto" w:line="274" w:before="0" w:after="46"/>
+              <w:spacing w:lineRule="auto" w:line="269" w:before="0" w:after="70"/>
               <w:ind w:start="0" w:end="0"/>
               <w:jc w:val="left"/>
               <w:rPr/>
@@ -2381,7 +2380,7 @@
                 <w:rFonts w:eastAsia="Noto Sans KR" w:cs="Noto Sans KR" w:ascii="Noto Sans KR" w:hAnsi="Noto Sans KR"/>
                 <w:b w:val="false"/>
                 <w:color w:val="1C3553"/>
-                <w:sz w:val="17"/>
+                <w:sz w:val="18"/>
               </w:rPr>
               <w:t>Topology</w:t>
             </w:r>
@@ -2399,16 +2398,16 @@
             <w:shd w:fill="F4F7FB" w:val="clear"/>
             <w:vAlign w:val="center"/>
             <w:tcMar>
-              <w:top w:w="58" w:type="dxa"/>
-              <w:start w:w="90" w:type="dxa"/>
-              <w:bottom w:w="58" w:type="dxa"/>
-              <w:end w:w="90" w:type="dxa"/>
+              <w:top w:w="80" w:type="dxa"/>
+              <w:start w:w="100" w:type="dxa"/>
+              <w:bottom w:w="80" w:type="dxa"/>
+              <w:end w:w="100" w:type="dxa"/>
             </w:tcMar>
           </w:tcPr>
           <w:p>
             <w:pPr>
               <w:pStyle w:val="Normal"/>
-              <w:spacing w:lineRule="auto" w:line="274" w:before="0" w:after="46"/>
+              <w:spacing w:lineRule="auto" w:line="269" w:before="0" w:after="70"/>
               <w:ind w:start="0" w:end="0"/>
               <w:jc w:val="left"/>
               <w:rPr/>
@@ -2418,7 +2417,7 @@
                 <w:rFonts w:eastAsia="Noto Sans KR" w:cs="Noto Sans KR" w:ascii="Noto Sans KR" w:hAnsi="Noto Sans KR"/>
                 <w:b w:val="false"/>
                 <w:color w:val="1C3553"/>
-                <w:sz w:val="17"/>
+                <w:sz w:val="18"/>
               </w:rPr>
               <w:t>BatchExecutionTopology</w:t>
             </w:r>
@@ -2436,16 +2435,16 @@
             <w:shd w:fill="F4F7FB" w:val="clear"/>
             <w:vAlign w:val="center"/>
             <w:tcMar>
-              <w:top w:w="58" w:type="dxa"/>
-              <w:start w:w="90" w:type="dxa"/>
-              <w:bottom w:w="58" w:type="dxa"/>
-              <w:end w:w="90" w:type="dxa"/>
+              <w:top w:w="80" w:type="dxa"/>
+              <w:start w:w="100" w:type="dxa"/>
+              <w:bottom w:w="80" w:type="dxa"/>
+              <w:end w:w="100" w:type="dxa"/>
             </w:tcMar>
           </w:tcPr>
           <w:p>
             <w:pPr>
               <w:pStyle w:val="Normal"/>
-              <w:spacing w:lineRule="auto" w:line="274" w:before="0" w:after="46"/>
+              <w:spacing w:lineRule="auto" w:line="269" w:before="0" w:after="70"/>
               <w:ind w:start="0" w:end="0"/>
               <w:jc w:val="left"/>
               <w:rPr/>
@@ -2455,7 +2454,7 @@
                 <w:rFonts w:eastAsia="Noto Sans KR" w:cs="Noto Sans KR" w:ascii="Noto Sans KR" w:hAnsi="Noto Sans KR"/>
                 <w:b w:val="false"/>
                 <w:color w:val="1C3553"/>
-                <w:sz w:val="17"/>
+                <w:sz w:val="18"/>
               </w:rPr>
               <w:t>LOCAL/PARALLEL_STEPS/LOCAL_PARTITION</w:t>
             </w:r>
@@ -2473,16 +2472,16 @@
             <w:shd w:fill="F4F7FB" w:val="clear"/>
             <w:vAlign w:val="center"/>
             <w:tcMar>
-              <w:top w:w="58" w:type="dxa"/>
-              <w:start w:w="90" w:type="dxa"/>
-              <w:bottom w:w="58" w:type="dxa"/>
-              <w:end w:w="90" w:type="dxa"/>
+              <w:top w:w="80" w:type="dxa"/>
+              <w:start w:w="100" w:type="dxa"/>
+              <w:bottom w:w="80" w:type="dxa"/>
+              <w:end w:w="100" w:type="dxa"/>
             </w:tcMar>
           </w:tcPr>
           <w:p>
             <w:pPr>
               <w:pStyle w:val="Normal"/>
-              <w:spacing w:lineRule="auto" w:line="274" w:before="0" w:after="46"/>
+              <w:spacing w:lineRule="auto" w:line="269" w:before="0" w:after="70"/>
               <w:ind w:start="0" w:end="0"/>
               <w:jc w:val="left"/>
               <w:rPr/>
@@ -2492,7 +2491,7 @@
                 <w:rFonts w:ascii="Noto Sans KR" w:hAnsi="Noto Sans KR" w:cs="Noto Sans KR" w:eastAsia="Noto Sans KR"/>
                 <w:b w:val="false"/>
                 <w:color w:val="1C3553"/>
-                <w:sz w:val="17"/>
+                <w:sz w:val="18"/>
               </w:rPr>
               <w:t>로컬 병렬</w:t>
             </w:r>
@@ -2501,7 +2500,7 @@
                 <w:rFonts w:eastAsia="Noto Sans KR" w:cs="Noto Sans KR" w:ascii="Noto Sans KR" w:hAnsi="Noto Sans KR"/>
                 <w:b w:val="false"/>
                 <w:color w:val="1C3553"/>
-                <w:sz w:val="17"/>
+                <w:sz w:val="18"/>
               </w:rPr>
               <w:t>/Partition</w:t>
             </w:r>
@@ -2519,16 +2518,16 @@
             <w:shd w:fill="F4F7FB" w:val="clear"/>
             <w:vAlign w:val="center"/>
             <w:tcMar>
-              <w:top w:w="58" w:type="dxa"/>
-              <w:start w:w="90" w:type="dxa"/>
-              <w:bottom w:w="58" w:type="dxa"/>
-              <w:end w:w="90" w:type="dxa"/>
+              <w:top w:w="80" w:type="dxa"/>
+              <w:start w:w="100" w:type="dxa"/>
+              <w:bottom w:w="80" w:type="dxa"/>
+              <w:end w:w="100" w:type="dxa"/>
             </w:tcMar>
           </w:tcPr>
           <w:p>
             <w:pPr>
               <w:pStyle w:val="Normal"/>
-              <w:spacing w:lineRule="auto" w:line="274" w:before="0" w:after="46"/>
+              <w:spacing w:lineRule="auto" w:line="269" w:before="0" w:after="70"/>
               <w:ind w:start="0" w:end="0"/>
               <w:jc w:val="left"/>
               <w:rPr/>
@@ -2538,7 +2537,7 @@
                 <w:rFonts w:eastAsia="Noto Sans KR" w:cs="Noto Sans KR" w:ascii="Noto Sans KR" w:hAnsi="Noto Sans KR"/>
                 <w:b w:val="false"/>
                 <w:color w:val="1C3553"/>
-                <w:sz w:val="17"/>
+                <w:sz w:val="18"/>
               </w:rPr>
               <w:t>Broker remote execution</w:t>
             </w:r>
@@ -2547,7 +2546,7 @@
                 <w:rFonts w:ascii="Noto Sans KR" w:hAnsi="Noto Sans KR" w:cs="Noto Sans KR" w:eastAsia="Noto Sans KR"/>
                 <w:b w:val="false"/>
                 <w:color w:val="1C3553"/>
-                <w:sz w:val="17"/>
+                <w:sz w:val="18"/>
               </w:rPr>
               <w:t xml:space="preserve">은 지원 </w:t>
             </w:r>
@@ -2556,7 +2555,7 @@
                 <w:rFonts w:eastAsia="Noto Sans KR" w:cs="Noto Sans KR" w:ascii="Noto Sans KR" w:hAnsi="Noto Sans KR"/>
                 <w:b w:val="false"/>
                 <w:color w:val="1C3553"/>
-                <w:sz w:val="17"/>
+                <w:sz w:val="18"/>
               </w:rPr>
               <w:t>topology</w:t>
             </w:r>
@@ -2565,7 +2564,7 @@
                 <w:rFonts w:ascii="Noto Sans KR" w:hAnsi="Noto Sans KR" w:cs="Noto Sans KR" w:eastAsia="Noto Sans KR"/>
                 <w:b w:val="false"/>
                 <w:color w:val="1C3553"/>
-                <w:sz w:val="17"/>
+                <w:sz w:val="18"/>
               </w:rPr>
               <w:t>가 아님</w:t>
             </w:r>
@@ -2691,16 +2690,16 @@
             <w:shd w:fill="183B63" w:val="clear"/>
             <w:vAlign w:val="center"/>
             <w:tcMar>
-              <w:top w:w="70" w:type="dxa"/>
-              <w:start w:w="90" w:type="dxa"/>
-              <w:bottom w:w="70" w:type="dxa"/>
-              <w:end w:w="90" w:type="dxa"/>
+              <w:top w:w="80" w:type="dxa"/>
+              <w:start w:w="100" w:type="dxa"/>
+              <w:bottom w:w="80" w:type="dxa"/>
+              <w:end w:w="100" w:type="dxa"/>
             </w:tcMar>
           </w:tcPr>
           <w:p>
             <w:pPr>
               <w:pStyle w:val="Normal"/>
-              <w:spacing w:lineRule="auto" w:line="274" w:before="0" w:after="46"/>
+              <w:spacing w:lineRule="auto" w:line="269" w:before="0" w:after="70"/>
               <w:ind w:start="0" w:end="0"/>
               <w:jc w:val="center"/>
               <w:rPr/>
@@ -2709,8 +2708,8 @@
               <w:rPr>
                 <w:rFonts w:eastAsia="Noto Sans KR" w:cs="Noto Sans KR" w:ascii="Noto Sans KR" w:hAnsi="Noto Sans KR"/>
                 <w:b/>
+                <w:sz w:val="19"/>
                 <w:color w:val="FFFFFF"/>
-                <w:sz w:val="17"/>
               </w:rPr>
               <w:t>API</w:t>
             </w:r>
@@ -2728,16 +2727,16 @@
             <w:shd w:fill="183B63" w:val="clear"/>
             <w:vAlign w:val="center"/>
             <w:tcMar>
-              <w:top w:w="70" w:type="dxa"/>
-              <w:start w:w="90" w:type="dxa"/>
-              <w:bottom w:w="70" w:type="dxa"/>
-              <w:end w:w="90" w:type="dxa"/>
+              <w:top w:w="80" w:type="dxa"/>
+              <w:start w:w="100" w:type="dxa"/>
+              <w:bottom w:w="80" w:type="dxa"/>
+              <w:end w:w="100" w:type="dxa"/>
             </w:tcMar>
           </w:tcPr>
           <w:p>
             <w:pPr>
               <w:pStyle w:val="Normal"/>
-              <w:spacing w:lineRule="auto" w:line="274" w:before="0" w:after="46"/>
+              <w:spacing w:lineRule="auto" w:line="269" w:before="0" w:after="70"/>
               <w:ind w:start="0" w:end="0"/>
               <w:jc w:val="center"/>
               <w:rPr/>
@@ -2746,8 +2745,8 @@
               <w:rPr>
                 <w:rFonts w:ascii="Noto Sans KR" w:hAnsi="Noto Sans KR" w:cs="Noto Sans KR" w:eastAsia="Noto Sans KR"/>
                 <w:b/>
+                <w:sz w:val="19"/>
                 <w:color w:val="FFFFFF"/>
-                <w:sz w:val="17"/>
               </w:rPr>
               <w:t>옵션</w:t>
             </w:r>
@@ -2765,16 +2764,16 @@
             <w:shd w:fill="183B63" w:val="clear"/>
             <w:vAlign w:val="center"/>
             <w:tcMar>
-              <w:top w:w="70" w:type="dxa"/>
-              <w:start w:w="90" w:type="dxa"/>
-              <w:bottom w:w="70" w:type="dxa"/>
-              <w:end w:w="90" w:type="dxa"/>
+              <w:top w:w="80" w:type="dxa"/>
+              <w:start w:w="100" w:type="dxa"/>
+              <w:bottom w:w="80" w:type="dxa"/>
+              <w:end w:w="100" w:type="dxa"/>
             </w:tcMar>
           </w:tcPr>
           <w:p>
             <w:pPr>
               <w:pStyle w:val="Normal"/>
-              <w:spacing w:lineRule="auto" w:line="274" w:before="0" w:after="46"/>
+              <w:spacing w:lineRule="auto" w:line="269" w:before="0" w:after="70"/>
               <w:ind w:start="0" w:end="0"/>
               <w:jc w:val="center"/>
               <w:rPr/>
@@ -2783,8 +2782,8 @@
               <w:rPr>
                 <w:rFonts w:ascii="Noto Sans KR" w:hAnsi="Noto Sans KR" w:cs="Noto Sans KR" w:eastAsia="Noto Sans KR"/>
                 <w:b/>
+                <w:sz w:val="19"/>
                 <w:color w:val="FFFFFF"/>
-                <w:sz w:val="17"/>
               </w:rPr>
               <w:t>필수</w:t>
             </w:r>
@@ -2792,8 +2791,8 @@
               <w:rPr>
                 <w:rFonts w:eastAsia="Noto Sans KR" w:cs="Noto Sans KR" w:ascii="Noto Sans KR" w:hAnsi="Noto Sans KR"/>
                 <w:b/>
+                <w:sz w:val="19"/>
                 <w:color w:val="FFFFFF"/>
-                <w:sz w:val="17"/>
               </w:rPr>
               <w:t>/</w:t>
             </w:r>
@@ -2801,8 +2800,8 @@
               <w:rPr>
                 <w:rFonts w:ascii="Noto Sans KR" w:hAnsi="Noto Sans KR" w:cs="Noto Sans KR" w:eastAsia="Noto Sans KR"/>
                 <w:b/>
+                <w:sz w:val="19"/>
                 <w:color w:val="FFFFFF"/>
-                <w:sz w:val="17"/>
               </w:rPr>
               <w:t>기본값</w:t>
             </w:r>
@@ -2820,16 +2819,16 @@
             <w:shd w:fill="183B63" w:val="clear"/>
             <w:vAlign w:val="center"/>
             <w:tcMar>
-              <w:top w:w="70" w:type="dxa"/>
-              <w:start w:w="90" w:type="dxa"/>
-              <w:bottom w:w="70" w:type="dxa"/>
-              <w:end w:w="90" w:type="dxa"/>
+              <w:top w:w="80" w:type="dxa"/>
+              <w:start w:w="100" w:type="dxa"/>
+              <w:bottom w:w="80" w:type="dxa"/>
+              <w:end w:w="100" w:type="dxa"/>
             </w:tcMar>
           </w:tcPr>
           <w:p>
             <w:pPr>
               <w:pStyle w:val="Normal"/>
-              <w:spacing w:lineRule="auto" w:line="274" w:before="0" w:after="46"/>
+              <w:spacing w:lineRule="auto" w:line="269" w:before="0" w:after="70"/>
               <w:ind w:start="0" w:end="0"/>
               <w:jc w:val="center"/>
               <w:rPr/>
@@ -2838,8 +2837,8 @@
               <w:rPr>
                 <w:rFonts w:ascii="Noto Sans KR" w:hAnsi="Noto Sans KR" w:cs="Noto Sans KR" w:eastAsia="Noto Sans KR"/>
                 <w:b/>
+                <w:sz w:val="19"/>
                 <w:color w:val="FFFFFF"/>
-                <w:sz w:val="17"/>
               </w:rPr>
               <w:t>언제 변경</w:t>
             </w:r>
@@ -2857,16 +2856,16 @@
             <w:shd w:fill="183B63" w:val="clear"/>
             <w:vAlign w:val="center"/>
             <w:tcMar>
-              <w:top w:w="70" w:type="dxa"/>
-              <w:start w:w="90" w:type="dxa"/>
-              <w:bottom w:w="70" w:type="dxa"/>
-              <w:end w:w="90" w:type="dxa"/>
+              <w:top w:w="80" w:type="dxa"/>
+              <w:start w:w="100" w:type="dxa"/>
+              <w:bottom w:w="80" w:type="dxa"/>
+              <w:end w:w="100" w:type="dxa"/>
             </w:tcMar>
           </w:tcPr>
           <w:p>
             <w:pPr>
               <w:pStyle w:val="Normal"/>
-              <w:spacing w:lineRule="auto" w:line="274" w:before="0" w:after="46"/>
+              <w:spacing w:lineRule="auto" w:line="269" w:before="0" w:after="70"/>
               <w:ind w:start="0" w:end="0"/>
               <w:jc w:val="center"/>
               <w:rPr/>
@@ -2875,8 +2874,8 @@
               <w:rPr>
                 <w:rFonts w:ascii="Noto Sans KR" w:hAnsi="Noto Sans KR" w:cs="Noto Sans KR" w:eastAsia="Noto Sans KR"/>
                 <w:b/>
+                <w:sz w:val="19"/>
                 <w:color w:val="FFFFFF"/>
-                <w:sz w:val="17"/>
               </w:rPr>
               <w:t>주의</w:t>
             </w:r>
@@ -2900,16 +2899,16 @@
             <w:shd w:fill="FFFFFF" w:val="clear"/>
             <w:vAlign w:val="center"/>
             <w:tcMar>
-              <w:top w:w="58" w:type="dxa"/>
-              <w:start w:w="90" w:type="dxa"/>
-              <w:bottom w:w="58" w:type="dxa"/>
-              <w:end w:w="90" w:type="dxa"/>
+              <w:top w:w="80" w:type="dxa"/>
+              <w:start w:w="100" w:type="dxa"/>
+              <w:bottom w:w="80" w:type="dxa"/>
+              <w:end w:w="100" w:type="dxa"/>
             </w:tcMar>
           </w:tcPr>
           <w:p>
             <w:pPr>
               <w:pStyle w:val="Normal"/>
-              <w:spacing w:lineRule="auto" w:line="274" w:before="0" w:after="46"/>
+              <w:spacing w:lineRule="auto" w:line="269" w:before="0" w:after="70"/>
               <w:ind w:start="0" w:end="0"/>
               <w:jc w:val="left"/>
               <w:rPr/>
@@ -2919,7 +2918,7 @@
                 <w:rFonts w:eastAsia="Noto Sans KR" w:cs="Noto Sans KR" w:ascii="Noto Sans KR" w:hAnsi="Noto Sans KR"/>
                 <w:b w:val="false"/>
                 <w:color w:val="1C3553"/>
-                <w:sz w:val="17"/>
+                <w:sz w:val="18"/>
               </w:rPr>
               <w:t>@CpfBatchJob</w:t>
             </w:r>
@@ -2937,16 +2936,16 @@
             <w:shd w:fill="FFFFFF" w:val="clear"/>
             <w:vAlign w:val="center"/>
             <w:tcMar>
-              <w:top w:w="58" w:type="dxa"/>
-              <w:start w:w="90" w:type="dxa"/>
-              <w:bottom w:w="58" w:type="dxa"/>
-              <w:end w:w="90" w:type="dxa"/>
+              <w:top w:w="80" w:type="dxa"/>
+              <w:start w:w="100" w:type="dxa"/>
+              <w:bottom w:w="80" w:type="dxa"/>
+              <w:end w:w="100" w:type="dxa"/>
             </w:tcMar>
           </w:tcPr>
           <w:p>
             <w:pPr>
               <w:pStyle w:val="Normal"/>
-              <w:spacing w:lineRule="auto" w:line="274" w:before="0" w:after="46"/>
+              <w:spacing w:lineRule="auto" w:line="269" w:before="0" w:after="70"/>
               <w:ind w:start="0" w:end="0"/>
               <w:jc w:val="left"/>
               <w:rPr/>
@@ -2956,7 +2955,7 @@
                 <w:rFonts w:eastAsia="Noto Sans KR" w:cs="Noto Sans KR" w:ascii="Noto Sans KR" w:hAnsi="Noto Sans KR"/>
                 <w:b w:val="false"/>
                 <w:color w:val="1C3553"/>
-                <w:sz w:val="17"/>
+                <w:sz w:val="18"/>
               </w:rPr>
               <w:t>restartable</w:t>
             </w:r>
@@ -2974,16 +2973,16 @@
             <w:shd w:fill="FFFFFF" w:val="clear"/>
             <w:vAlign w:val="center"/>
             <w:tcMar>
-              <w:top w:w="58" w:type="dxa"/>
-              <w:start w:w="90" w:type="dxa"/>
-              <w:bottom w:w="58" w:type="dxa"/>
-              <w:end w:w="90" w:type="dxa"/>
+              <w:top w:w="80" w:type="dxa"/>
+              <w:start w:w="100" w:type="dxa"/>
+              <w:bottom w:w="80" w:type="dxa"/>
+              <w:end w:w="100" w:type="dxa"/>
             </w:tcMar>
           </w:tcPr>
           <w:p>
             <w:pPr>
               <w:pStyle w:val="Normal"/>
-              <w:spacing w:lineRule="auto" w:line="274" w:before="0" w:after="46"/>
+              <w:spacing w:lineRule="auto" w:line="269" w:before="0" w:after="70"/>
               <w:ind w:start="0" w:end="0"/>
               <w:jc w:val="left"/>
               <w:rPr/>
@@ -2993,7 +2992,7 @@
                 <w:rFonts w:eastAsia="Noto Sans KR" w:cs="Noto Sans KR" w:ascii="Noto Sans KR" w:hAnsi="Noto Sans KR"/>
                 <w:b w:val="false"/>
                 <w:color w:val="1C3553"/>
-                <w:sz w:val="17"/>
+                <w:sz w:val="18"/>
               </w:rPr>
               <w:t>true</w:t>
             </w:r>
@@ -3011,16 +3010,16 @@
             <w:shd w:fill="FFFFFF" w:val="clear"/>
             <w:vAlign w:val="center"/>
             <w:tcMar>
-              <w:top w:w="58" w:type="dxa"/>
-              <w:start w:w="90" w:type="dxa"/>
-              <w:bottom w:w="58" w:type="dxa"/>
-              <w:end w:w="90" w:type="dxa"/>
+              <w:top w:w="80" w:type="dxa"/>
+              <w:start w:w="100" w:type="dxa"/>
+              <w:bottom w:w="80" w:type="dxa"/>
+              <w:end w:w="100" w:type="dxa"/>
             </w:tcMar>
           </w:tcPr>
           <w:p>
             <w:pPr>
               <w:pStyle w:val="Normal"/>
-              <w:spacing w:lineRule="auto" w:line="274" w:before="0" w:after="46"/>
+              <w:spacing w:lineRule="auto" w:line="269" w:before="0" w:after="70"/>
               <w:ind w:start="0" w:end="0"/>
               <w:jc w:val="left"/>
               <w:rPr/>
@@ -3030,7 +3029,7 @@
                 <w:rFonts w:ascii="Noto Sans KR" w:hAnsi="Noto Sans KR" w:cs="Noto Sans KR" w:eastAsia="Noto Sans KR"/>
                 <w:b w:val="false"/>
                 <w:color w:val="1C3553"/>
-                <w:sz w:val="17"/>
+                <w:sz w:val="18"/>
               </w:rPr>
               <w:t xml:space="preserve">재시작 금지 </w:t>
             </w:r>
@@ -3039,7 +3038,7 @@
                 <w:rFonts w:eastAsia="Noto Sans KR" w:cs="Noto Sans KR" w:ascii="Noto Sans KR" w:hAnsi="Noto Sans KR"/>
                 <w:b w:val="false"/>
                 <w:color w:val="1C3553"/>
-                <w:sz w:val="17"/>
+                <w:sz w:val="18"/>
               </w:rPr>
               <w:t>Job</w:t>
             </w:r>
@@ -3048,7 +3047,7 @@
                 <w:rFonts w:ascii="Noto Sans KR" w:hAnsi="Noto Sans KR" w:cs="Noto Sans KR" w:eastAsia="Noto Sans KR"/>
                 <w:b w:val="false"/>
                 <w:color w:val="1C3553"/>
-                <w:sz w:val="17"/>
+                <w:sz w:val="18"/>
               </w:rPr>
               <w:t xml:space="preserve">만 </w:t>
             </w:r>
@@ -3057,7 +3056,7 @@
                 <w:rFonts w:eastAsia="Noto Sans KR" w:cs="Noto Sans KR" w:ascii="Noto Sans KR" w:hAnsi="Noto Sans KR"/>
                 <w:b w:val="false"/>
                 <w:color w:val="1C3553"/>
-                <w:sz w:val="17"/>
+                <w:sz w:val="18"/>
               </w:rPr>
               <w:t>false</w:t>
             </w:r>
@@ -3075,16 +3074,16 @@
             <w:shd w:fill="FFFFFF" w:val="clear"/>
             <w:vAlign w:val="center"/>
             <w:tcMar>
-              <w:top w:w="58" w:type="dxa"/>
-              <w:start w:w="90" w:type="dxa"/>
-              <w:bottom w:w="58" w:type="dxa"/>
-              <w:end w:w="90" w:type="dxa"/>
+              <w:top w:w="80" w:type="dxa"/>
+              <w:start w:w="100" w:type="dxa"/>
+              <w:bottom w:w="80" w:type="dxa"/>
+              <w:end w:w="100" w:type="dxa"/>
             </w:tcMar>
           </w:tcPr>
           <w:p>
             <w:pPr>
               <w:pStyle w:val="Normal"/>
-              <w:spacing w:lineRule="auto" w:line="274" w:before="0" w:after="46"/>
+              <w:spacing w:lineRule="auto" w:line="269" w:before="0" w:after="70"/>
               <w:ind w:start="0" w:end="0"/>
               <w:jc w:val="left"/>
               <w:rPr/>
@@ -3094,7 +3093,7 @@
                 <w:rFonts w:ascii="Noto Sans KR" w:hAnsi="Noto Sans KR" w:cs="Noto Sans KR" w:eastAsia="Noto Sans KR"/>
                 <w:b w:val="false"/>
                 <w:color w:val="1C3553"/>
-                <w:sz w:val="17"/>
+                <w:sz w:val="18"/>
               </w:rPr>
               <w:t>실패 복구 설계와 일치</w:t>
             </w:r>
@@ -3118,16 +3117,16 @@
             <w:shd w:fill="F4F7FB" w:val="clear"/>
             <w:vAlign w:val="center"/>
             <w:tcMar>
-              <w:top w:w="58" w:type="dxa"/>
-              <w:start w:w="90" w:type="dxa"/>
-              <w:bottom w:w="58" w:type="dxa"/>
-              <w:end w:w="90" w:type="dxa"/>
+              <w:top w:w="80" w:type="dxa"/>
+              <w:start w:w="100" w:type="dxa"/>
+              <w:bottom w:w="80" w:type="dxa"/>
+              <w:end w:w="100" w:type="dxa"/>
             </w:tcMar>
           </w:tcPr>
           <w:p>
             <w:pPr>
               <w:pStyle w:val="Normal"/>
-              <w:spacing w:lineRule="auto" w:line="274" w:before="0" w:after="46"/>
+              <w:spacing w:lineRule="auto" w:line="269" w:before="0" w:after="70"/>
               <w:ind w:start="0" w:end="0"/>
               <w:jc w:val="left"/>
               <w:rPr/>
@@ -3137,7 +3136,7 @@
                 <w:rFonts w:eastAsia="Noto Sans KR" w:cs="Noto Sans KR" w:ascii="Noto Sans KR" w:hAnsi="Noto Sans KR"/>
                 <w:b w:val="false"/>
                 <w:color w:val="1C3553"/>
-                <w:sz w:val="17"/>
+                <w:sz w:val="18"/>
               </w:rPr>
               <w:t>@CpfBatchJob</w:t>
             </w:r>
@@ -3155,16 +3154,16 @@
             <w:shd w:fill="F4F7FB" w:val="clear"/>
             <w:vAlign w:val="center"/>
             <w:tcMar>
-              <w:top w:w="58" w:type="dxa"/>
-              <w:start w:w="90" w:type="dxa"/>
-              <w:bottom w:w="58" w:type="dxa"/>
-              <w:end w:w="90" w:type="dxa"/>
+              <w:top w:w="80" w:type="dxa"/>
+              <w:start w:w="100" w:type="dxa"/>
+              <w:bottom w:w="80" w:type="dxa"/>
+              <w:end w:w="100" w:type="dxa"/>
             </w:tcMar>
           </w:tcPr>
           <w:p>
             <w:pPr>
               <w:pStyle w:val="Normal"/>
-              <w:spacing w:lineRule="auto" w:line="274" w:before="0" w:after="46"/>
+              <w:spacing w:lineRule="auto" w:line="269" w:before="0" w:after="70"/>
               <w:ind w:start="0" w:end="0"/>
               <w:jc w:val="left"/>
               <w:rPr/>
@@ -3174,7 +3173,7 @@
                 <w:rFonts w:eastAsia="Noto Sans KR" w:cs="Noto Sans KR" w:ascii="Noto Sans KR" w:hAnsi="Noto Sans KR"/>
                 <w:b w:val="false"/>
                 <w:color w:val="1C3553"/>
-                <w:sz w:val="17"/>
+                <w:sz w:val="18"/>
               </w:rPr>
               <w:t>maxConcurrentExecutions</w:t>
             </w:r>
@@ -3192,16 +3191,16 @@
             <w:shd w:fill="F4F7FB" w:val="clear"/>
             <w:vAlign w:val="center"/>
             <w:tcMar>
-              <w:top w:w="58" w:type="dxa"/>
-              <w:start w:w="90" w:type="dxa"/>
-              <w:bottom w:w="58" w:type="dxa"/>
-              <w:end w:w="90" w:type="dxa"/>
+              <w:top w:w="80" w:type="dxa"/>
+              <w:start w:w="100" w:type="dxa"/>
+              <w:bottom w:w="80" w:type="dxa"/>
+              <w:end w:w="100" w:type="dxa"/>
             </w:tcMar>
           </w:tcPr>
           <w:p>
             <w:pPr>
               <w:pStyle w:val="Normal"/>
-              <w:spacing w:lineRule="auto" w:line="274" w:before="0" w:after="46"/>
+              <w:spacing w:lineRule="auto" w:line="269" w:before="0" w:after="70"/>
               <w:ind w:start="0" w:end="0"/>
               <w:jc w:val="left"/>
               <w:rPr/>
@@ -3211,7 +3210,7 @@
                 <w:rFonts w:eastAsia="Noto Sans KR" w:cs="Noto Sans KR" w:ascii="Noto Sans KR" w:hAnsi="Noto Sans KR"/>
                 <w:b w:val="false"/>
                 <w:color w:val="1C3553"/>
-                <w:sz w:val="17"/>
+                <w:sz w:val="18"/>
               </w:rPr>
               <w:t>1</w:t>
             </w:r>
@@ -3229,16 +3228,16 @@
             <w:shd w:fill="F4F7FB" w:val="clear"/>
             <w:vAlign w:val="center"/>
             <w:tcMar>
-              <w:top w:w="58" w:type="dxa"/>
-              <w:start w:w="90" w:type="dxa"/>
-              <w:bottom w:w="58" w:type="dxa"/>
-              <w:end w:w="90" w:type="dxa"/>
+              <w:top w:w="80" w:type="dxa"/>
+              <w:start w:w="100" w:type="dxa"/>
+              <w:bottom w:w="80" w:type="dxa"/>
+              <w:end w:w="100" w:type="dxa"/>
             </w:tcMar>
           </w:tcPr>
           <w:p>
             <w:pPr>
               <w:pStyle w:val="Normal"/>
-              <w:spacing w:lineRule="auto" w:line="274" w:before="0" w:after="46"/>
+              <w:spacing w:lineRule="auto" w:line="269" w:before="0" w:after="70"/>
               <w:ind w:start="0" w:end="0"/>
               <w:jc w:val="left"/>
               <w:rPr/>
@@ -3248,7 +3247,7 @@
                 <w:rFonts w:ascii="Noto Sans KR" w:hAnsi="Noto Sans KR" w:cs="Noto Sans KR" w:eastAsia="Noto Sans KR"/>
                 <w:b w:val="false"/>
                 <w:color w:val="1C3553"/>
-                <w:sz w:val="17"/>
+                <w:sz w:val="18"/>
               </w:rPr>
               <w:t xml:space="preserve">병렬 </w:t>
             </w:r>
@@ -3257,7 +3256,7 @@
                 <w:rFonts w:eastAsia="Noto Sans KR" w:cs="Noto Sans KR" w:ascii="Noto Sans KR" w:hAnsi="Noto Sans KR"/>
                 <w:b w:val="false"/>
                 <w:color w:val="1C3553"/>
-                <w:sz w:val="17"/>
+                <w:sz w:val="18"/>
               </w:rPr>
               <w:t xml:space="preserve">Job </w:t>
             </w:r>
@@ -3266,7 +3265,7 @@
                 <w:rFonts w:ascii="Noto Sans KR" w:hAnsi="Noto Sans KR" w:cs="Noto Sans KR" w:eastAsia="Noto Sans KR"/>
                 <w:b w:val="false"/>
                 <w:color w:val="1C3553"/>
-                <w:sz w:val="17"/>
+                <w:sz w:val="18"/>
               </w:rPr>
               <w:t>허용</w:t>
             </w:r>
@@ -3284,16 +3283,16 @@
             <w:shd w:fill="F4F7FB" w:val="clear"/>
             <w:vAlign w:val="center"/>
             <w:tcMar>
-              <w:top w:w="58" w:type="dxa"/>
-              <w:start w:w="90" w:type="dxa"/>
-              <w:bottom w:w="58" w:type="dxa"/>
-              <w:end w:w="90" w:type="dxa"/>
+              <w:top w:w="80" w:type="dxa"/>
+              <w:start w:w="100" w:type="dxa"/>
+              <w:bottom w:w="80" w:type="dxa"/>
+              <w:end w:w="100" w:type="dxa"/>
             </w:tcMar>
           </w:tcPr>
           <w:p>
             <w:pPr>
               <w:pStyle w:val="Normal"/>
-              <w:spacing w:lineRule="auto" w:line="274" w:before="0" w:after="46"/>
+              <w:spacing w:lineRule="auto" w:line="269" w:before="0" w:after="70"/>
               <w:ind w:start="0" w:end="0"/>
               <w:jc w:val="left"/>
               <w:rPr/>
@@ -3303,7 +3302,7 @@
                 <w:rFonts w:ascii="Noto Sans KR" w:hAnsi="Noto Sans KR" w:cs="Noto Sans KR" w:eastAsia="Noto Sans KR"/>
                 <w:b w:val="false"/>
                 <w:color w:val="1C3553"/>
-                <w:sz w:val="17"/>
+                <w:sz w:val="18"/>
               </w:rPr>
               <w:t>원장</w:t>
             </w:r>
@@ -3312,7 +3311,7 @@
                 <w:rFonts w:eastAsia="Noto Sans KR" w:cs="Noto Sans KR" w:ascii="Noto Sans KR" w:hAnsi="Noto Sans KR"/>
                 <w:b w:val="false"/>
                 <w:color w:val="1C3553"/>
-                <w:sz w:val="17"/>
+                <w:sz w:val="18"/>
               </w:rPr>
               <w:t>/</w:t>
             </w:r>
@@ -3321,7 +3320,7 @@
                 <w:rFonts w:ascii="Noto Sans KR" w:hAnsi="Noto Sans KR" w:cs="Noto Sans KR" w:eastAsia="Noto Sans KR"/>
                 <w:b w:val="false"/>
                 <w:color w:val="1C3553"/>
-                <w:sz w:val="17"/>
+                <w:sz w:val="18"/>
               </w:rPr>
               <w:t>파일</w:t>
             </w:r>
@@ -3330,7 +3329,7 @@
                 <w:rFonts w:eastAsia="Noto Sans KR" w:cs="Noto Sans KR" w:ascii="Noto Sans KR" w:hAnsi="Noto Sans KR"/>
                 <w:b w:val="false"/>
                 <w:color w:val="1C3553"/>
-                <w:sz w:val="17"/>
+                <w:sz w:val="18"/>
               </w:rPr>
               <w:t>/</w:t>
             </w:r>
@@ -3339,7 +3338,7 @@
                 <w:rFonts w:ascii="Noto Sans KR" w:hAnsi="Noto Sans KR" w:cs="Noto Sans KR" w:eastAsia="Noto Sans KR"/>
                 <w:b w:val="false"/>
                 <w:color w:val="1C3553"/>
-                <w:sz w:val="17"/>
+                <w:sz w:val="18"/>
               </w:rPr>
               <w:t xml:space="preserve">외부 </w:t>
             </w:r>
@@ -3348,7 +3347,7 @@
                 <w:rFonts w:eastAsia="Noto Sans KR" w:cs="Noto Sans KR" w:ascii="Noto Sans KR" w:hAnsi="Noto Sans KR"/>
                 <w:b w:val="false"/>
                 <w:color w:val="1C3553"/>
-                <w:sz w:val="17"/>
+                <w:sz w:val="18"/>
               </w:rPr>
               <w:t xml:space="preserve">side effect </w:t>
             </w:r>
@@ -3357,7 +3356,7 @@
                 <w:rFonts w:ascii="Noto Sans KR" w:hAnsi="Noto Sans KR" w:cs="Noto Sans KR" w:eastAsia="Noto Sans KR"/>
                 <w:b w:val="false"/>
                 <w:color w:val="1C3553"/>
-                <w:sz w:val="17"/>
+                <w:sz w:val="18"/>
               </w:rPr>
               <w:t>충돌 검토</w:t>
             </w:r>
@@ -3381,16 +3380,16 @@
             <w:shd w:fill="FFFFFF" w:val="clear"/>
             <w:vAlign w:val="center"/>
             <w:tcMar>
-              <w:top w:w="58" w:type="dxa"/>
-              <w:start w:w="90" w:type="dxa"/>
-              <w:bottom w:w="58" w:type="dxa"/>
-              <w:end w:w="90" w:type="dxa"/>
+              <w:top w:w="80" w:type="dxa"/>
+              <w:start w:w="100" w:type="dxa"/>
+              <w:bottom w:w="80" w:type="dxa"/>
+              <w:end w:w="100" w:type="dxa"/>
             </w:tcMar>
           </w:tcPr>
           <w:p>
             <w:pPr>
               <w:pStyle w:val="Normal"/>
-              <w:spacing w:lineRule="auto" w:line="274" w:before="0" w:after="46"/>
+              <w:spacing w:lineRule="auto" w:line="269" w:before="0" w:after="70"/>
               <w:ind w:start="0" w:end="0"/>
               <w:jc w:val="left"/>
               <w:rPr/>
@@ -3400,7 +3399,7 @@
                 <w:rFonts w:eastAsia="Noto Sans KR" w:cs="Noto Sans KR" w:ascii="Noto Sans KR" w:hAnsi="Noto Sans KR"/>
                 <w:b w:val="false"/>
                 <w:color w:val="1C3553"/>
-                <w:sz w:val="17"/>
+                <w:sz w:val="18"/>
               </w:rPr>
               <w:t>@CpfBatchStep</w:t>
             </w:r>
@@ -3418,16 +3417,16 @@
             <w:shd w:fill="FFFFFF" w:val="clear"/>
             <w:vAlign w:val="center"/>
             <w:tcMar>
-              <w:top w:w="58" w:type="dxa"/>
-              <w:start w:w="90" w:type="dxa"/>
-              <w:bottom w:w="58" w:type="dxa"/>
-              <w:end w:w="90" w:type="dxa"/>
+              <w:top w:w="80" w:type="dxa"/>
+              <w:start w:w="100" w:type="dxa"/>
+              <w:bottom w:w="80" w:type="dxa"/>
+              <w:end w:w="100" w:type="dxa"/>
             </w:tcMar>
           </w:tcPr>
           <w:p>
             <w:pPr>
               <w:pStyle w:val="Normal"/>
-              <w:spacing w:lineRule="auto" w:line="274" w:before="0" w:after="46"/>
+              <w:spacing w:lineRule="auto" w:line="269" w:before="0" w:after="70"/>
               <w:ind w:start="0" w:end="0"/>
               <w:jc w:val="left"/>
               <w:rPr/>
@@ -3437,7 +3436,7 @@
                 <w:rFonts w:eastAsia="Noto Sans KR" w:cs="Noto Sans KR" w:ascii="Noto Sans KR" w:hAnsi="Noto Sans KR"/>
                 <w:b w:val="false"/>
                 <w:color w:val="1C3553"/>
-                <w:sz w:val="17"/>
+                <w:sz w:val="18"/>
               </w:rPr>
               <w:t>order</w:t>
             </w:r>
@@ -3455,16 +3454,16 @@
             <w:shd w:fill="FFFFFF" w:val="clear"/>
             <w:vAlign w:val="center"/>
             <w:tcMar>
-              <w:top w:w="58" w:type="dxa"/>
-              <w:start w:w="90" w:type="dxa"/>
-              <w:bottom w:w="58" w:type="dxa"/>
-              <w:end w:w="90" w:type="dxa"/>
+              <w:top w:w="80" w:type="dxa"/>
+              <w:start w:w="100" w:type="dxa"/>
+              <w:bottom w:w="80" w:type="dxa"/>
+              <w:end w:w="100" w:type="dxa"/>
             </w:tcMar>
           </w:tcPr>
           <w:p>
             <w:pPr>
               <w:pStyle w:val="Normal"/>
-              <w:spacing w:lineRule="auto" w:line="274" w:before="0" w:after="46"/>
+              <w:spacing w:lineRule="auto" w:line="269" w:before="0" w:after="70"/>
               <w:ind w:start="0" w:end="0"/>
               <w:jc w:val="left"/>
               <w:rPr/>
@@ -3474,7 +3473,7 @@
                 <w:rFonts w:eastAsia="Noto Sans KR" w:cs="Noto Sans KR" w:ascii="Noto Sans KR" w:hAnsi="Noto Sans KR"/>
                 <w:b w:val="false"/>
                 <w:color w:val="1C3553"/>
-                <w:sz w:val="17"/>
+                <w:sz w:val="18"/>
               </w:rPr>
               <w:t>0</w:t>
             </w:r>
@@ -3492,16 +3491,16 @@
             <w:shd w:fill="FFFFFF" w:val="clear"/>
             <w:vAlign w:val="center"/>
             <w:tcMar>
-              <w:top w:w="58" w:type="dxa"/>
-              <w:start w:w="90" w:type="dxa"/>
-              <w:bottom w:w="58" w:type="dxa"/>
-              <w:end w:w="90" w:type="dxa"/>
+              <w:top w:w="80" w:type="dxa"/>
+              <w:start w:w="100" w:type="dxa"/>
+              <w:bottom w:w="80" w:type="dxa"/>
+              <w:end w:w="100" w:type="dxa"/>
             </w:tcMar>
           </w:tcPr>
           <w:p>
             <w:pPr>
               <w:pStyle w:val="Normal"/>
-              <w:spacing w:lineRule="auto" w:line="274" w:before="0" w:after="46"/>
+              <w:spacing w:lineRule="auto" w:line="269" w:before="0" w:after="70"/>
               <w:ind w:start="0" w:end="0"/>
               <w:jc w:val="left"/>
               <w:rPr/>
@@ -3511,7 +3510,7 @@
                 <w:rFonts w:eastAsia="Noto Sans KR" w:cs="Noto Sans KR" w:ascii="Noto Sans KR" w:hAnsi="Noto Sans KR"/>
                 <w:b w:val="false"/>
                 <w:color w:val="1C3553"/>
-                <w:sz w:val="17"/>
+                <w:sz w:val="18"/>
               </w:rPr>
               <w:t xml:space="preserve">Step </w:t>
             </w:r>
@@ -3520,7 +3519,7 @@
                 <w:rFonts w:ascii="Noto Sans KR" w:hAnsi="Noto Sans KR" w:cs="Noto Sans KR" w:eastAsia="Noto Sans KR"/>
                 <w:b w:val="false"/>
                 <w:color w:val="1C3553"/>
-                <w:sz w:val="17"/>
+                <w:sz w:val="18"/>
               </w:rPr>
               <w:t>순서가 필요</w:t>
             </w:r>
@@ -3538,16 +3537,16 @@
             <w:shd w:fill="FFFFFF" w:val="clear"/>
             <w:vAlign w:val="center"/>
             <w:tcMar>
-              <w:top w:w="58" w:type="dxa"/>
-              <w:start w:w="90" w:type="dxa"/>
-              <w:bottom w:w="58" w:type="dxa"/>
-              <w:end w:w="90" w:type="dxa"/>
+              <w:top w:w="80" w:type="dxa"/>
+              <w:start w:w="100" w:type="dxa"/>
+              <w:bottom w:w="80" w:type="dxa"/>
+              <w:end w:w="100" w:type="dxa"/>
             </w:tcMar>
           </w:tcPr>
           <w:p>
             <w:pPr>
               <w:pStyle w:val="Normal"/>
-              <w:spacing w:lineRule="auto" w:line="274" w:before="0" w:after="46"/>
+              <w:spacing w:lineRule="auto" w:line="269" w:before="0" w:after="70"/>
               <w:ind w:start="0" w:end="0"/>
               <w:jc w:val="left"/>
               <w:rPr/>
@@ -3557,7 +3556,7 @@
                 <w:rFonts w:ascii="Noto Sans KR" w:hAnsi="Noto Sans KR" w:cs="Noto Sans KR" w:eastAsia="Noto Sans KR"/>
                 <w:b w:val="false"/>
                 <w:color w:val="1C3553"/>
-                <w:sz w:val="17"/>
+                <w:sz w:val="18"/>
               </w:rPr>
               <w:t xml:space="preserve">중복 </w:t>
             </w:r>
@@ -3566,7 +3565,7 @@
                 <w:rFonts w:eastAsia="Noto Sans KR" w:cs="Noto Sans KR" w:ascii="Noto Sans KR" w:hAnsi="Noto Sans KR"/>
                 <w:b w:val="false"/>
                 <w:color w:val="1C3553"/>
-                <w:sz w:val="17"/>
+                <w:sz w:val="18"/>
               </w:rPr>
               <w:t xml:space="preserve">order </w:t>
             </w:r>
@@ -3575,7 +3574,7 @@
                 <w:rFonts w:ascii="Noto Sans KR" w:hAnsi="Noto Sans KR" w:cs="Noto Sans KR" w:eastAsia="Noto Sans KR"/>
                 <w:b w:val="false"/>
                 <w:color w:val="1C3553"/>
-                <w:sz w:val="17"/>
+                <w:sz w:val="18"/>
               </w:rPr>
               <w:t>금지</w:t>
             </w:r>
@@ -3599,16 +3598,16 @@
             <w:shd w:fill="F4F7FB" w:val="clear"/>
             <w:vAlign w:val="center"/>
             <w:tcMar>
-              <w:top w:w="58" w:type="dxa"/>
-              <w:start w:w="90" w:type="dxa"/>
-              <w:bottom w:w="58" w:type="dxa"/>
-              <w:end w:w="90" w:type="dxa"/>
+              <w:top w:w="80" w:type="dxa"/>
+              <w:start w:w="100" w:type="dxa"/>
+              <w:bottom w:w="80" w:type="dxa"/>
+              <w:end w:w="100" w:type="dxa"/>
             </w:tcMar>
           </w:tcPr>
           <w:p>
             <w:pPr>
               <w:pStyle w:val="Normal"/>
-              <w:spacing w:lineRule="auto" w:line="274" w:before="0" w:after="46"/>
+              <w:spacing w:lineRule="auto" w:line="269" w:before="0" w:after="70"/>
               <w:ind w:start="0" w:end="0"/>
               <w:jc w:val="left"/>
               <w:rPr/>
@@ -3618,7 +3617,7 @@
                 <w:rFonts w:eastAsia="Noto Sans KR" w:cs="Noto Sans KR" w:ascii="Noto Sans KR" w:hAnsi="Noto Sans KR"/>
                 <w:b w:val="false"/>
                 <w:color w:val="1C3553"/>
-                <w:sz w:val="17"/>
+                <w:sz w:val="18"/>
               </w:rPr>
               <w:t>@CpfBatchStep</w:t>
             </w:r>
@@ -3636,16 +3635,16 @@
             <w:shd w:fill="F4F7FB" w:val="clear"/>
             <w:vAlign w:val="center"/>
             <w:tcMar>
-              <w:top w:w="58" w:type="dxa"/>
-              <w:start w:w="90" w:type="dxa"/>
-              <w:bottom w:w="58" w:type="dxa"/>
-              <w:end w:w="90" w:type="dxa"/>
+              <w:top w:w="80" w:type="dxa"/>
+              <w:start w:w="100" w:type="dxa"/>
+              <w:bottom w:w="80" w:type="dxa"/>
+              <w:end w:w="100" w:type="dxa"/>
             </w:tcMar>
           </w:tcPr>
           <w:p>
             <w:pPr>
               <w:pStyle w:val="Normal"/>
-              <w:spacing w:lineRule="auto" w:line="274" w:before="0" w:after="46"/>
+              <w:spacing w:lineRule="auto" w:line="269" w:before="0" w:after="70"/>
               <w:ind w:start="0" w:end="0"/>
               <w:jc w:val="left"/>
               <w:rPr/>
@@ -3655,7 +3654,7 @@
                 <w:rFonts w:eastAsia="Noto Sans KR" w:cs="Noto Sans KR" w:ascii="Noto Sans KR" w:hAnsi="Noto Sans KR"/>
                 <w:b w:val="false"/>
                 <w:color w:val="1C3553"/>
-                <w:sz w:val="17"/>
+                <w:sz w:val="18"/>
               </w:rPr>
               <w:t>idempotent</w:t>
             </w:r>
@@ -3673,16 +3672,16 @@
             <w:shd w:fill="F4F7FB" w:val="clear"/>
             <w:vAlign w:val="center"/>
             <w:tcMar>
-              <w:top w:w="58" w:type="dxa"/>
-              <w:start w:w="90" w:type="dxa"/>
-              <w:bottom w:w="58" w:type="dxa"/>
-              <w:end w:w="90" w:type="dxa"/>
+              <w:top w:w="80" w:type="dxa"/>
+              <w:start w:w="100" w:type="dxa"/>
+              <w:bottom w:w="80" w:type="dxa"/>
+              <w:end w:w="100" w:type="dxa"/>
             </w:tcMar>
           </w:tcPr>
           <w:p>
             <w:pPr>
               <w:pStyle w:val="Normal"/>
-              <w:spacing w:lineRule="auto" w:line="274" w:before="0" w:after="46"/>
+              <w:spacing w:lineRule="auto" w:line="269" w:before="0" w:after="70"/>
               <w:ind w:start="0" w:end="0"/>
               <w:jc w:val="left"/>
               <w:rPr/>
@@ -3692,7 +3691,7 @@
                 <w:rFonts w:eastAsia="Noto Sans KR" w:cs="Noto Sans KR" w:ascii="Noto Sans KR" w:hAnsi="Noto Sans KR"/>
                 <w:b w:val="false"/>
                 <w:color w:val="1C3553"/>
-                <w:sz w:val="17"/>
+                <w:sz w:val="18"/>
               </w:rPr>
               <w:t>true</w:t>
             </w:r>
@@ -3710,16 +3709,16 @@
             <w:shd w:fill="F4F7FB" w:val="clear"/>
             <w:vAlign w:val="center"/>
             <w:tcMar>
-              <w:top w:w="58" w:type="dxa"/>
-              <w:start w:w="90" w:type="dxa"/>
-              <w:bottom w:w="58" w:type="dxa"/>
-              <w:end w:w="90" w:type="dxa"/>
+              <w:top w:w="80" w:type="dxa"/>
+              <w:start w:w="100" w:type="dxa"/>
+              <w:bottom w:w="80" w:type="dxa"/>
+              <w:end w:w="100" w:type="dxa"/>
             </w:tcMar>
           </w:tcPr>
           <w:p>
             <w:pPr>
               <w:pStyle w:val="Normal"/>
-              <w:spacing w:lineRule="auto" w:line="274" w:before="0" w:after="46"/>
+              <w:spacing w:lineRule="auto" w:line="269" w:before="0" w:after="70"/>
               <w:ind w:start="0" w:end="0"/>
               <w:jc w:val="left"/>
               <w:rPr/>
@@ -3729,7 +3728,7 @@
                 <w:rFonts w:ascii="Noto Sans KR" w:hAnsi="Noto Sans KR" w:cs="Noto Sans KR" w:eastAsia="Noto Sans KR"/>
                 <w:b w:val="false"/>
                 <w:color w:val="1C3553"/>
-                <w:sz w:val="17"/>
+                <w:sz w:val="18"/>
               </w:rPr>
               <w:t xml:space="preserve">반복 호출이 안전하지 않은 </w:t>
             </w:r>
@@ -3738,7 +3737,7 @@
                 <w:rFonts w:eastAsia="Noto Sans KR" w:cs="Noto Sans KR" w:ascii="Noto Sans KR" w:hAnsi="Noto Sans KR"/>
                 <w:b w:val="false"/>
                 <w:color w:val="1C3553"/>
-                <w:sz w:val="17"/>
+                <w:sz w:val="18"/>
               </w:rPr>
               <w:t>Step</w:t>
             </w:r>
@@ -3756,16 +3755,16 @@
             <w:shd w:fill="F4F7FB" w:val="clear"/>
             <w:vAlign w:val="center"/>
             <w:tcMar>
-              <w:top w:w="58" w:type="dxa"/>
-              <w:start w:w="90" w:type="dxa"/>
-              <w:bottom w:w="58" w:type="dxa"/>
-              <w:end w:w="90" w:type="dxa"/>
+              <w:top w:w="80" w:type="dxa"/>
+              <w:start w:w="100" w:type="dxa"/>
+              <w:bottom w:w="80" w:type="dxa"/>
+              <w:end w:w="100" w:type="dxa"/>
             </w:tcMar>
           </w:tcPr>
           <w:p>
             <w:pPr>
               <w:pStyle w:val="Normal"/>
-              <w:spacing w:lineRule="auto" w:line="274" w:before="0" w:after="46"/>
+              <w:spacing w:lineRule="auto" w:line="269" w:before="0" w:after="70"/>
               <w:ind w:start="0" w:end="0"/>
               <w:jc w:val="left"/>
               <w:rPr/>
@@ -3775,7 +3774,7 @@
                 <w:rFonts w:eastAsia="Noto Sans KR" w:cs="Noto Sans KR" w:ascii="Noto Sans KR" w:hAnsi="Noto Sans KR"/>
                 <w:b w:val="false"/>
                 <w:color w:val="1C3553"/>
-                <w:sz w:val="17"/>
+                <w:sz w:val="18"/>
               </w:rPr>
               <w:t>false</w:t>
             </w:r>
@@ -3784,7 +3783,7 @@
                 <w:rFonts w:ascii="Noto Sans KR" w:hAnsi="Noto Sans KR" w:cs="Noto Sans KR" w:eastAsia="Noto Sans KR"/>
                 <w:b w:val="false"/>
                 <w:color w:val="1C3553"/>
-                <w:sz w:val="17"/>
+                <w:sz w:val="18"/>
               </w:rPr>
               <w:t xml:space="preserve">면 </w:t>
             </w:r>
@@ -3793,7 +3792,7 @@
                 <w:rFonts w:eastAsia="Noto Sans KR" w:cs="Noto Sans KR" w:ascii="Noto Sans KR" w:hAnsi="Noto Sans KR"/>
                 <w:b w:val="false"/>
                 <w:color w:val="1C3553"/>
-                <w:sz w:val="17"/>
+                <w:sz w:val="18"/>
               </w:rPr>
               <w:t xml:space="preserve">restart/retry </w:t>
             </w:r>
@@ -3802,7 +3801,7 @@
                 <w:rFonts w:ascii="Noto Sans KR" w:hAnsi="Noto Sans KR" w:cs="Noto Sans KR" w:eastAsia="Noto Sans KR"/>
                 <w:b w:val="false"/>
                 <w:color w:val="1C3553"/>
-                <w:sz w:val="17"/>
+                <w:sz w:val="18"/>
               </w:rPr>
               <w:t>조건 엄격화</w:t>
             </w:r>
@@ -3918,6 +3917,44 @@
           <w:rFonts w:eastAsia="Noto Sans KR" w:cs="Noto Sans KR" w:ascii="Noto Sans KR" w:hAnsi="Noto Sans KR"/>
         </w:rPr>
         <w:t>.</w:t>
+      </w:r>
+    </w:p>
+    <w:p>
+      <w:pPr>
+        <w:pStyle w:val="Heading2"/>
+      </w:pPr>
+      <w:r>
+        <w:t>선택 후 첫 구현</w:t>
+      </w:r>
+    </w:p>
+    <w:p>
+      <w:pPr/>
+      <w:r>
+        <w:t>Batch를 선택했다면 Job/Step 계약과 실행 Owner를 먼저 만들고 실제 Local Runtime에서 한 번 실행합니다.</w:t>
+      </w:r>
+    </w:p>
+    <w:p>
+      <w:pPr>
+        <w:pStyle w:val="ListNumber"/>
+      </w:pPr>
+      <w:r>
+        <w:t>업무 단위를 Job/Step으로 분리하고 재시작 가능한 기준점을 정합니다.</w:t>
+      </w:r>
+    </w:p>
+    <w:p>
+      <w:pPr>
+        <w:pStyle w:val="ListNumber"/>
+      </w:pPr>
+      <w:r>
+        <w:t>Local Batch Runtime에서 대표 입력을 실행해 executionId·상태·처리 건수를 확인합니다.</w:t>
+      </w:r>
+    </w:p>
+    <w:p>
+      <w:pPr>
+        <w:pStyle w:val="ListNumber"/>
+      </w:pPr>
+      <w:r>
+        <w:t>운영 배포에서는 Scheduler/Worker/Control Plane 역할을 Local 개발 Runtime과 구분합니다.</w:t>
       </w:r>
     </w:p>
     <w:p>
@@ -4130,16 +4167,16 @@
             <w:shd w:fill="183B63" w:val="clear"/>
             <w:vAlign w:val="center"/>
             <w:tcMar>
-              <w:top w:w="70" w:type="dxa"/>
-              <w:start w:w="90" w:type="dxa"/>
-              <w:bottom w:w="70" w:type="dxa"/>
-              <w:end w:w="90" w:type="dxa"/>
+              <w:top w:w="80" w:type="dxa"/>
+              <w:start w:w="100" w:type="dxa"/>
+              <w:bottom w:w="80" w:type="dxa"/>
+              <w:end w:w="100" w:type="dxa"/>
             </w:tcMar>
           </w:tcPr>
           <w:p>
             <w:pPr>
               <w:pStyle w:val="Normal"/>
-              <w:spacing w:lineRule="auto" w:line="274" w:before="0" w:after="46"/>
+              <w:spacing w:lineRule="auto" w:line="269" w:before="0" w:after="70"/>
               <w:ind w:start="0" w:end="0"/>
               <w:jc w:val="center"/>
               <w:rPr/>
@@ -4148,8 +4185,8 @@
               <w:rPr>
                 <w:rFonts w:ascii="Noto Sans KR" w:hAnsi="Noto Sans KR" w:cs="Noto Sans KR" w:eastAsia="Noto Sans KR"/>
                 <w:b/>
+                <w:sz w:val="19"/>
                 <w:color w:val="FFFFFF"/>
-                <w:sz w:val="18"/>
               </w:rPr>
               <w:t>요청</w:t>
             </w:r>
@@ -4167,16 +4204,16 @@
             <w:shd w:fill="183B63" w:val="clear"/>
             <w:vAlign w:val="center"/>
             <w:tcMar>
-              <w:top w:w="70" w:type="dxa"/>
-              <w:start w:w="90" w:type="dxa"/>
-              <w:bottom w:w="70" w:type="dxa"/>
-              <w:end w:w="90" w:type="dxa"/>
+              <w:top w:w="80" w:type="dxa"/>
+              <w:start w:w="100" w:type="dxa"/>
+              <w:bottom w:w="80" w:type="dxa"/>
+              <w:end w:w="100" w:type="dxa"/>
             </w:tcMar>
           </w:tcPr>
           <w:p>
             <w:pPr>
               <w:pStyle w:val="Normal"/>
-              <w:spacing w:lineRule="auto" w:line="274" w:before="0" w:after="46"/>
+              <w:spacing w:lineRule="auto" w:line="269" w:before="0" w:after="70"/>
               <w:ind w:start="0" w:end="0"/>
               <w:jc w:val="center"/>
               <w:rPr/>
@@ -4185,8 +4222,8 @@
               <w:rPr>
                 <w:rFonts w:ascii="Noto Sans KR" w:hAnsi="Noto Sans KR" w:cs="Noto Sans KR" w:eastAsia="Noto Sans KR"/>
                 <w:b/>
+                <w:sz w:val="19"/>
                 <w:color w:val="FFFFFF"/>
-                <w:sz w:val="18"/>
               </w:rPr>
               <w:t>의미</w:t>
             </w:r>
@@ -4204,16 +4241,16 @@
             <w:shd w:fill="183B63" w:val="clear"/>
             <w:vAlign w:val="center"/>
             <w:tcMar>
-              <w:top w:w="70" w:type="dxa"/>
-              <w:start w:w="90" w:type="dxa"/>
-              <w:bottom w:w="70" w:type="dxa"/>
-              <w:end w:w="90" w:type="dxa"/>
+              <w:top w:w="80" w:type="dxa"/>
+              <w:start w:w="100" w:type="dxa"/>
+              <w:bottom w:w="80" w:type="dxa"/>
+              <w:end w:w="100" w:type="dxa"/>
             </w:tcMar>
           </w:tcPr>
           <w:p>
             <w:pPr>
               <w:pStyle w:val="Normal"/>
-              <w:spacing w:lineRule="auto" w:line="274" w:before="0" w:after="46"/>
+              <w:spacing w:lineRule="auto" w:line="269" w:before="0" w:after="70"/>
               <w:ind w:start="0" w:end="0"/>
               <w:jc w:val="center"/>
               <w:rPr/>
@@ -4222,8 +4259,8 @@
               <w:rPr>
                 <w:rFonts w:ascii="Noto Sans KR" w:hAnsi="Noto Sans KR" w:cs="Noto Sans KR" w:eastAsia="Noto Sans KR"/>
                 <w:b/>
+                <w:sz w:val="19"/>
                 <w:color w:val="FFFFFF"/>
-                <w:sz w:val="18"/>
               </w:rPr>
               <w:t>언제</w:t>
             </w:r>
@@ -4241,16 +4278,16 @@
             <w:shd w:fill="183B63" w:val="clear"/>
             <w:vAlign w:val="center"/>
             <w:tcMar>
-              <w:top w:w="70" w:type="dxa"/>
-              <w:start w:w="90" w:type="dxa"/>
-              <w:bottom w:w="70" w:type="dxa"/>
-              <w:end w:w="90" w:type="dxa"/>
+              <w:top w:w="80" w:type="dxa"/>
+              <w:start w:w="100" w:type="dxa"/>
+              <w:bottom w:w="80" w:type="dxa"/>
+              <w:end w:w="100" w:type="dxa"/>
             </w:tcMar>
           </w:tcPr>
           <w:p>
             <w:pPr>
               <w:pStyle w:val="Normal"/>
-              <w:spacing w:lineRule="auto" w:line="274" w:before="0" w:after="46"/>
+              <w:spacing w:lineRule="auto" w:line="269" w:before="0" w:after="70"/>
               <w:ind w:start="0" w:end="0"/>
               <w:jc w:val="center"/>
               <w:rPr/>
@@ -4259,8 +4296,8 @@
               <w:rPr>
                 <w:rFonts w:ascii="Noto Sans KR" w:hAnsi="Noto Sans KR" w:cs="Noto Sans KR" w:eastAsia="Noto Sans KR"/>
                 <w:b/>
+                <w:sz w:val="19"/>
                 <w:color w:val="FFFFFF"/>
-                <w:sz w:val="18"/>
               </w:rPr>
               <w:t>주의</w:t>
             </w:r>
@@ -4284,16 +4321,16 @@
             <w:shd w:fill="FFFFFF" w:val="clear"/>
             <w:vAlign w:val="center"/>
             <w:tcMar>
-              <w:top w:w="58" w:type="dxa"/>
-              <w:start w:w="90" w:type="dxa"/>
-              <w:bottom w:w="58" w:type="dxa"/>
-              <w:end w:w="90" w:type="dxa"/>
+              <w:top w:w="80" w:type="dxa"/>
+              <w:start w:w="100" w:type="dxa"/>
+              <w:bottom w:w="80" w:type="dxa"/>
+              <w:end w:w="100" w:type="dxa"/>
             </w:tcMar>
           </w:tcPr>
           <w:p>
             <w:pPr>
               <w:pStyle w:val="Normal"/>
-              <w:spacing w:lineRule="auto" w:line="274" w:before="0" w:after="46"/>
+              <w:spacing w:lineRule="auto" w:line="269" w:before="0" w:after="70"/>
               <w:ind w:start="0" w:end="0"/>
               <w:jc w:val="left"/>
               <w:rPr/>
@@ -4321,16 +4358,16 @@
             <w:shd w:fill="FFFFFF" w:val="clear"/>
             <w:vAlign w:val="center"/>
             <w:tcMar>
-              <w:top w:w="58" w:type="dxa"/>
-              <w:start w:w="90" w:type="dxa"/>
-              <w:bottom w:w="58" w:type="dxa"/>
-              <w:end w:w="90" w:type="dxa"/>
+              <w:top w:w="80" w:type="dxa"/>
+              <w:start w:w="100" w:type="dxa"/>
+              <w:bottom w:w="80" w:type="dxa"/>
+              <w:end w:w="100" w:type="dxa"/>
             </w:tcMar>
           </w:tcPr>
           <w:p>
             <w:pPr>
               <w:pStyle w:val="Normal"/>
-              <w:spacing w:lineRule="auto" w:line="274" w:before="0" w:after="46"/>
+              <w:spacing w:lineRule="auto" w:line="269" w:before="0" w:after="70"/>
               <w:ind w:start="0" w:end="0"/>
               <w:jc w:val="left"/>
               <w:rPr/>
@@ -4358,16 +4395,16 @@
             <w:shd w:fill="FFFFFF" w:val="clear"/>
             <w:vAlign w:val="center"/>
             <w:tcMar>
-              <w:top w:w="58" w:type="dxa"/>
-              <w:start w:w="90" w:type="dxa"/>
-              <w:bottom w:w="58" w:type="dxa"/>
-              <w:end w:w="90" w:type="dxa"/>
+              <w:top w:w="80" w:type="dxa"/>
+              <w:start w:w="100" w:type="dxa"/>
+              <w:bottom w:w="80" w:type="dxa"/>
+              <w:end w:w="100" w:type="dxa"/>
             </w:tcMar>
           </w:tcPr>
           <w:p>
             <w:pPr>
               <w:pStyle w:val="Normal"/>
-              <w:spacing w:lineRule="auto" w:line="274" w:before="0" w:after="46"/>
+              <w:spacing w:lineRule="auto" w:line="269" w:before="0" w:after="70"/>
               <w:ind w:start="0" w:end="0"/>
               <w:jc w:val="left"/>
               <w:rPr/>
@@ -4413,16 +4450,16 @@
             <w:shd w:fill="FFFFFF" w:val="clear"/>
             <w:vAlign w:val="center"/>
             <w:tcMar>
-              <w:top w:w="58" w:type="dxa"/>
-              <w:start w:w="90" w:type="dxa"/>
-              <w:bottom w:w="58" w:type="dxa"/>
-              <w:end w:w="90" w:type="dxa"/>
+              <w:top w:w="80" w:type="dxa"/>
+              <w:start w:w="100" w:type="dxa"/>
+              <w:bottom w:w="80" w:type="dxa"/>
+              <w:end w:w="100" w:type="dxa"/>
             </w:tcMar>
           </w:tcPr>
           <w:p>
             <w:pPr>
               <w:pStyle w:val="Normal"/>
-              <w:spacing w:lineRule="auto" w:line="274" w:before="0" w:after="46"/>
+              <w:spacing w:lineRule="auto" w:line="269" w:before="0" w:after="70"/>
               <w:ind w:start="0" w:end="0"/>
               <w:jc w:val="left"/>
               <w:rPr/>
@@ -4456,16 +4493,16 @@
             <w:shd w:fill="F4F7FB" w:val="clear"/>
             <w:vAlign w:val="center"/>
             <w:tcMar>
-              <w:top w:w="58" w:type="dxa"/>
-              <w:start w:w="90" w:type="dxa"/>
-              <w:bottom w:w="58" w:type="dxa"/>
-              <w:end w:w="90" w:type="dxa"/>
+              <w:top w:w="80" w:type="dxa"/>
+              <w:start w:w="100" w:type="dxa"/>
+              <w:bottom w:w="80" w:type="dxa"/>
+              <w:end w:w="100" w:type="dxa"/>
             </w:tcMar>
           </w:tcPr>
           <w:p>
             <w:pPr>
               <w:pStyle w:val="Normal"/>
-              <w:spacing w:lineRule="auto" w:line="274" w:before="0" w:after="46"/>
+              <w:spacing w:lineRule="auto" w:line="269" w:before="0" w:after="70"/>
               <w:ind w:start="0" w:end="0"/>
               <w:jc w:val="left"/>
               <w:rPr/>
@@ -4493,16 +4530,16 @@
             <w:shd w:fill="F4F7FB" w:val="clear"/>
             <w:vAlign w:val="center"/>
             <w:tcMar>
-              <w:top w:w="58" w:type="dxa"/>
-              <w:start w:w="90" w:type="dxa"/>
-              <w:bottom w:w="58" w:type="dxa"/>
-              <w:end w:w="90" w:type="dxa"/>
+              <w:top w:w="80" w:type="dxa"/>
+              <w:start w:w="100" w:type="dxa"/>
+              <w:bottom w:w="80" w:type="dxa"/>
+              <w:end w:w="100" w:type="dxa"/>
             </w:tcMar>
           </w:tcPr>
           <w:p>
             <w:pPr>
               <w:pStyle w:val="Normal"/>
-              <w:spacing w:lineRule="auto" w:line="274" w:before="0" w:after="46"/>
+              <w:spacing w:lineRule="auto" w:line="269" w:before="0" w:after="70"/>
               <w:ind w:start="0" w:end="0"/>
               <w:jc w:val="left"/>
               <w:rPr/>
@@ -4530,16 +4567,16 @@
             <w:shd w:fill="F4F7FB" w:val="clear"/>
             <w:vAlign w:val="center"/>
             <w:tcMar>
-              <w:top w:w="58" w:type="dxa"/>
-              <w:start w:w="90" w:type="dxa"/>
-              <w:bottom w:w="58" w:type="dxa"/>
-              <w:end w:w="90" w:type="dxa"/>
+              <w:top w:w="80" w:type="dxa"/>
+              <w:start w:w="100" w:type="dxa"/>
+              <w:bottom w:w="80" w:type="dxa"/>
+              <w:end w:w="100" w:type="dxa"/>
             </w:tcMar>
           </w:tcPr>
           <w:p>
             <w:pPr>
               <w:pStyle w:val="Normal"/>
-              <w:spacing w:lineRule="auto" w:line="274" w:before="0" w:after="46"/>
+              <w:spacing w:lineRule="auto" w:line="269" w:before="0" w:after="70"/>
               <w:ind w:start="0" w:end="0"/>
               <w:jc w:val="left"/>
               <w:rPr/>
@@ -4576,16 +4613,16 @@
             <w:shd w:fill="F4F7FB" w:val="clear"/>
             <w:vAlign w:val="center"/>
             <w:tcMar>
-              <w:top w:w="58" w:type="dxa"/>
-              <w:start w:w="90" w:type="dxa"/>
-              <w:bottom w:w="58" w:type="dxa"/>
-              <w:end w:w="90" w:type="dxa"/>
+              <w:top w:w="80" w:type="dxa"/>
+              <w:start w:w="100" w:type="dxa"/>
+              <w:bottom w:w="80" w:type="dxa"/>
+              <w:end w:w="100" w:type="dxa"/>
             </w:tcMar>
           </w:tcPr>
           <w:p>
             <w:pPr>
               <w:pStyle w:val="Normal"/>
-              <w:spacing w:lineRule="auto" w:line="274" w:before="0" w:after="46"/>
+              <w:spacing w:lineRule="auto" w:line="269" w:before="0" w:after="70"/>
               <w:ind w:start="0" w:end="0"/>
               <w:jc w:val="left"/>
               <w:rPr/>
@@ -4637,16 +4674,16 @@
             <w:shd w:fill="FFFFFF" w:val="clear"/>
             <w:vAlign w:val="center"/>
             <w:tcMar>
-              <w:top w:w="58" w:type="dxa"/>
-              <w:start w:w="90" w:type="dxa"/>
-              <w:bottom w:w="58" w:type="dxa"/>
-              <w:end w:w="90" w:type="dxa"/>
+              <w:top w:w="80" w:type="dxa"/>
+              <w:start w:w="100" w:type="dxa"/>
+              <w:bottom w:w="80" w:type="dxa"/>
+              <w:end w:w="100" w:type="dxa"/>
             </w:tcMar>
           </w:tcPr>
           <w:p>
             <w:pPr>
               <w:pStyle w:val="Normal"/>
-              <w:spacing w:lineRule="auto" w:line="274" w:before="0" w:after="46"/>
+              <w:spacing w:lineRule="auto" w:line="269" w:before="0" w:after="70"/>
               <w:ind w:start="0" w:end="0"/>
               <w:jc w:val="left"/>
               <w:rPr/>
@@ -4674,16 +4711,16 @@
             <w:shd w:fill="FFFFFF" w:val="clear"/>
             <w:vAlign w:val="center"/>
             <w:tcMar>
-              <w:top w:w="58" w:type="dxa"/>
-              <w:start w:w="90" w:type="dxa"/>
-              <w:bottom w:w="58" w:type="dxa"/>
-              <w:end w:w="90" w:type="dxa"/>
+              <w:top w:w="80" w:type="dxa"/>
+              <w:start w:w="100" w:type="dxa"/>
+              <w:bottom w:w="80" w:type="dxa"/>
+              <w:end w:w="100" w:type="dxa"/>
             </w:tcMar>
           </w:tcPr>
           <w:p>
             <w:pPr>
               <w:pStyle w:val="Normal"/>
-              <w:spacing w:lineRule="auto" w:line="274" w:before="0" w:after="46"/>
+              <w:spacing w:lineRule="auto" w:line="269" w:before="0" w:after="70"/>
               <w:ind w:start="0" w:end="0"/>
               <w:jc w:val="left"/>
               <w:rPr/>
@@ -4720,16 +4757,16 @@
             <w:shd w:fill="FFFFFF" w:val="clear"/>
             <w:vAlign w:val="center"/>
             <w:tcMar>
-              <w:top w:w="58" w:type="dxa"/>
-              <w:start w:w="90" w:type="dxa"/>
-              <w:bottom w:w="58" w:type="dxa"/>
-              <w:end w:w="90" w:type="dxa"/>
+              <w:top w:w="80" w:type="dxa"/>
+              <w:start w:w="100" w:type="dxa"/>
+              <w:bottom w:w="80" w:type="dxa"/>
+              <w:end w:w="100" w:type="dxa"/>
             </w:tcMar>
           </w:tcPr>
           <w:p>
             <w:pPr>
               <w:pStyle w:val="Normal"/>
-              <w:spacing w:lineRule="auto" w:line="274" w:before="0" w:after="46"/>
+              <w:spacing w:lineRule="auto" w:line="269" w:before="0" w:after="70"/>
               <w:ind w:start="0" w:end="0"/>
               <w:jc w:val="left"/>
               <w:rPr/>
@@ -4766,16 +4803,16 @@
             <w:shd w:fill="FFFFFF" w:val="clear"/>
             <w:vAlign w:val="center"/>
             <w:tcMar>
-              <w:top w:w="58" w:type="dxa"/>
-              <w:start w:w="90" w:type="dxa"/>
-              <w:bottom w:w="58" w:type="dxa"/>
-              <w:end w:w="90" w:type="dxa"/>
+              <w:top w:w="80" w:type="dxa"/>
+              <w:start w:w="100" w:type="dxa"/>
+              <w:bottom w:w="80" w:type="dxa"/>
+              <w:end w:w="100" w:type="dxa"/>
             </w:tcMar>
           </w:tcPr>
           <w:p>
             <w:pPr>
               <w:pStyle w:val="Normal"/>
-              <w:spacing w:lineRule="auto" w:line="274" w:before="0" w:after="46"/>
+              <w:spacing w:lineRule="auto" w:line="269" w:before="0" w:after="70"/>
               <w:ind w:start="0" w:end="0"/>
               <w:jc w:val="left"/>
               <w:rPr/>
@@ -4809,16 +4846,16 @@
             <w:shd w:fill="F4F7FB" w:val="clear"/>
             <w:vAlign w:val="center"/>
             <w:tcMar>
-              <w:top w:w="58" w:type="dxa"/>
-              <w:start w:w="90" w:type="dxa"/>
-              <w:bottom w:w="58" w:type="dxa"/>
-              <w:end w:w="90" w:type="dxa"/>
+              <w:top w:w="80" w:type="dxa"/>
+              <w:start w:w="100" w:type="dxa"/>
+              <w:bottom w:w="80" w:type="dxa"/>
+              <w:end w:w="100" w:type="dxa"/>
             </w:tcMar>
           </w:tcPr>
           <w:p>
             <w:pPr>
               <w:pStyle w:val="Normal"/>
-              <w:spacing w:lineRule="auto" w:line="274" w:before="0" w:after="46"/>
+              <w:spacing w:lineRule="auto" w:line="269" w:before="0" w:after="70"/>
               <w:ind w:start="0" w:end="0"/>
               <w:jc w:val="left"/>
               <w:rPr/>
@@ -4846,16 +4883,16 @@
             <w:shd w:fill="F4F7FB" w:val="clear"/>
             <w:vAlign w:val="center"/>
             <w:tcMar>
-              <w:top w:w="58" w:type="dxa"/>
-              <w:start w:w="90" w:type="dxa"/>
-              <w:bottom w:w="58" w:type="dxa"/>
-              <w:end w:w="90" w:type="dxa"/>
+              <w:top w:w="80" w:type="dxa"/>
+              <w:start w:w="100" w:type="dxa"/>
+              <w:bottom w:w="80" w:type="dxa"/>
+              <w:end w:w="100" w:type="dxa"/>
             </w:tcMar>
           </w:tcPr>
           <w:p>
             <w:pPr>
               <w:pStyle w:val="Normal"/>
-              <w:spacing w:lineRule="auto" w:line="274" w:before="0" w:after="46"/>
+              <w:spacing w:lineRule="auto" w:line="269" w:before="0" w:after="70"/>
               <w:ind w:start="0" w:end="0"/>
               <w:jc w:val="left"/>
               <w:rPr/>
@@ -4883,16 +4920,16 @@
             <w:shd w:fill="F4F7FB" w:val="clear"/>
             <w:vAlign w:val="center"/>
             <w:tcMar>
-              <w:top w:w="58" w:type="dxa"/>
-              <w:start w:w="90" w:type="dxa"/>
-              <w:bottom w:w="58" w:type="dxa"/>
-              <w:end w:w="90" w:type="dxa"/>
+              <w:top w:w="80" w:type="dxa"/>
+              <w:start w:w="100" w:type="dxa"/>
+              <w:bottom w:w="80" w:type="dxa"/>
+              <w:end w:w="100" w:type="dxa"/>
             </w:tcMar>
           </w:tcPr>
           <w:p>
             <w:pPr>
               <w:pStyle w:val="Normal"/>
-              <w:spacing w:lineRule="auto" w:line="274" w:before="0" w:after="46"/>
+              <w:spacing w:lineRule="auto" w:line="269" w:before="0" w:after="70"/>
               <w:ind w:start="0" w:end="0"/>
               <w:jc w:val="left"/>
               <w:rPr/>
@@ -4920,16 +4957,16 @@
             <w:shd w:fill="F4F7FB" w:val="clear"/>
             <w:vAlign w:val="center"/>
             <w:tcMar>
-              <w:top w:w="58" w:type="dxa"/>
-              <w:start w:w="90" w:type="dxa"/>
-              <w:bottom w:w="58" w:type="dxa"/>
-              <w:end w:w="90" w:type="dxa"/>
+              <w:top w:w="80" w:type="dxa"/>
+              <w:start w:w="100" w:type="dxa"/>
+              <w:bottom w:w="80" w:type="dxa"/>
+              <w:end w:w="100" w:type="dxa"/>
             </w:tcMar>
           </w:tcPr>
           <w:p>
             <w:pPr>
               <w:pStyle w:val="Normal"/>
-              <w:spacing w:lineRule="auto" w:line="274" w:before="0" w:after="46"/>
+              <w:spacing w:lineRule="auto" w:line="269" w:before="0" w:after="70"/>
               <w:ind w:start="0" w:end="0"/>
               <w:jc w:val="left"/>
               <w:rPr/>
@@ -4981,16 +5018,16 @@
             <w:shd w:fill="FFFFFF" w:val="clear"/>
             <w:vAlign w:val="center"/>
             <w:tcMar>
-              <w:top w:w="58" w:type="dxa"/>
-              <w:start w:w="90" w:type="dxa"/>
-              <w:bottom w:w="58" w:type="dxa"/>
-              <w:end w:w="90" w:type="dxa"/>
+              <w:top w:w="80" w:type="dxa"/>
+              <w:start w:w="100" w:type="dxa"/>
+              <w:bottom w:w="80" w:type="dxa"/>
+              <w:end w:w="100" w:type="dxa"/>
             </w:tcMar>
           </w:tcPr>
           <w:p>
             <w:pPr>
               <w:pStyle w:val="Normal"/>
-              <w:spacing w:lineRule="auto" w:line="274" w:before="0" w:after="46"/>
+              <w:spacing w:lineRule="auto" w:line="269" w:before="0" w:after="70"/>
               <w:ind w:start="0" w:end="0"/>
               <w:jc w:val="left"/>
               <w:rPr/>
@@ -5018,16 +5055,16 @@
             <w:shd w:fill="FFFFFF" w:val="clear"/>
             <w:vAlign w:val="center"/>
             <w:tcMar>
-              <w:top w:w="58" w:type="dxa"/>
-              <w:start w:w="90" w:type="dxa"/>
-              <w:bottom w:w="58" w:type="dxa"/>
-              <w:end w:w="90" w:type="dxa"/>
+              <w:top w:w="80" w:type="dxa"/>
+              <w:start w:w="100" w:type="dxa"/>
+              <w:bottom w:w="80" w:type="dxa"/>
+              <w:end w:w="100" w:type="dxa"/>
             </w:tcMar>
           </w:tcPr>
           <w:p>
             <w:pPr>
               <w:pStyle w:val="Normal"/>
-              <w:spacing w:lineRule="auto" w:line="274" w:before="0" w:after="46"/>
+              <w:spacing w:lineRule="auto" w:line="269" w:before="0" w:after="70"/>
               <w:ind w:start="0" w:end="0"/>
               <w:jc w:val="left"/>
               <w:rPr/>
@@ -5055,16 +5092,16 @@
             <w:shd w:fill="FFFFFF" w:val="clear"/>
             <w:vAlign w:val="center"/>
             <w:tcMar>
-              <w:top w:w="58" w:type="dxa"/>
-              <w:start w:w="90" w:type="dxa"/>
-              <w:bottom w:w="58" w:type="dxa"/>
-              <w:end w:w="90" w:type="dxa"/>
+              <w:top w:w="80" w:type="dxa"/>
+              <w:start w:w="100" w:type="dxa"/>
+              <w:bottom w:w="80" w:type="dxa"/>
+              <w:end w:w="100" w:type="dxa"/>
             </w:tcMar>
           </w:tcPr>
           <w:p>
             <w:pPr>
               <w:pStyle w:val="Normal"/>
-              <w:spacing w:lineRule="auto" w:line="274" w:before="0" w:after="46"/>
+              <w:spacing w:lineRule="auto" w:line="269" w:before="0" w:after="70"/>
               <w:ind w:start="0" w:end="0"/>
               <w:jc w:val="left"/>
               <w:rPr/>
@@ -5092,16 +5129,16 @@
             <w:shd w:fill="FFFFFF" w:val="clear"/>
             <w:vAlign w:val="center"/>
             <w:tcMar>
-              <w:top w:w="58" w:type="dxa"/>
-              <w:start w:w="90" w:type="dxa"/>
-              <w:bottom w:w="58" w:type="dxa"/>
-              <w:end w:w="90" w:type="dxa"/>
+              <w:top w:w="80" w:type="dxa"/>
+              <w:start w:w="100" w:type="dxa"/>
+              <w:bottom w:w="80" w:type="dxa"/>
+              <w:end w:w="100" w:type="dxa"/>
             </w:tcMar>
           </w:tcPr>
           <w:p>
             <w:pPr>
               <w:pStyle w:val="Normal"/>
-              <w:spacing w:lineRule="auto" w:line="274" w:before="0" w:after="46"/>
+              <w:spacing w:lineRule="auto" w:line="269" w:before="0" w:after="70"/>
               <w:ind w:start="0" w:end="0"/>
               <w:jc w:val="left"/>
               <w:rPr/>
@@ -5153,16 +5190,16 @@
             <w:shd w:fill="F4F7FB" w:val="clear"/>
             <w:vAlign w:val="center"/>
             <w:tcMar>
-              <w:top w:w="58" w:type="dxa"/>
-              <w:start w:w="90" w:type="dxa"/>
-              <w:bottom w:w="58" w:type="dxa"/>
-              <w:end w:w="90" w:type="dxa"/>
+              <w:top w:w="80" w:type="dxa"/>
+              <w:start w:w="100" w:type="dxa"/>
+              <w:bottom w:w="80" w:type="dxa"/>
+              <w:end w:w="100" w:type="dxa"/>
             </w:tcMar>
           </w:tcPr>
           <w:p>
             <w:pPr>
               <w:pStyle w:val="Normal"/>
-              <w:spacing w:lineRule="auto" w:line="274" w:before="0" w:after="46"/>
+              <w:spacing w:lineRule="auto" w:line="269" w:before="0" w:after="70"/>
               <w:ind w:start="0" w:end="0"/>
               <w:jc w:val="left"/>
               <w:rPr/>
@@ -5190,16 +5227,16 @@
             <w:shd w:fill="F4F7FB" w:val="clear"/>
             <w:vAlign w:val="center"/>
             <w:tcMar>
-              <w:top w:w="58" w:type="dxa"/>
-              <w:start w:w="90" w:type="dxa"/>
-              <w:bottom w:w="58" w:type="dxa"/>
-              <w:end w:w="90" w:type="dxa"/>
+              <w:top w:w="80" w:type="dxa"/>
+              <w:start w:w="100" w:type="dxa"/>
+              <w:bottom w:w="80" w:type="dxa"/>
+              <w:end w:w="100" w:type="dxa"/>
             </w:tcMar>
           </w:tcPr>
           <w:p>
             <w:pPr>
               <w:pStyle w:val="Normal"/>
-              <w:spacing w:lineRule="auto" w:line="274" w:before="0" w:after="46"/>
+              <w:spacing w:lineRule="auto" w:line="269" w:before="0" w:after="70"/>
               <w:ind w:start="0" w:end="0"/>
               <w:jc w:val="left"/>
               <w:rPr/>
@@ -5227,16 +5264,16 @@
             <w:shd w:fill="F4F7FB" w:val="clear"/>
             <w:vAlign w:val="center"/>
             <w:tcMar>
-              <w:top w:w="58" w:type="dxa"/>
-              <w:start w:w="90" w:type="dxa"/>
-              <w:bottom w:w="58" w:type="dxa"/>
-              <w:end w:w="90" w:type="dxa"/>
+              <w:top w:w="80" w:type="dxa"/>
+              <w:start w:w="100" w:type="dxa"/>
+              <w:bottom w:w="80" w:type="dxa"/>
+              <w:end w:w="100" w:type="dxa"/>
             </w:tcMar>
           </w:tcPr>
           <w:p>
             <w:pPr>
               <w:pStyle w:val="Normal"/>
-              <w:spacing w:lineRule="auto" w:line="274" w:before="0" w:after="46"/>
+              <w:spacing w:lineRule="auto" w:line="269" w:before="0" w:after="70"/>
               <w:ind w:start="0" w:end="0"/>
               <w:jc w:val="left"/>
               <w:rPr/>
@@ -5282,16 +5319,16 @@
             <w:shd w:fill="F4F7FB" w:val="clear"/>
             <w:vAlign w:val="center"/>
             <w:tcMar>
-              <w:top w:w="58" w:type="dxa"/>
-              <w:start w:w="90" w:type="dxa"/>
-              <w:bottom w:w="58" w:type="dxa"/>
-              <w:end w:w="90" w:type="dxa"/>
+              <w:top w:w="80" w:type="dxa"/>
+              <w:start w:w="100" w:type="dxa"/>
+              <w:bottom w:w="80" w:type="dxa"/>
+              <w:end w:w="100" w:type="dxa"/>
             </w:tcMar>
           </w:tcPr>
           <w:p>
             <w:pPr>
               <w:pStyle w:val="Normal"/>
-              <w:spacing w:lineRule="auto" w:line="274" w:before="0" w:after="46"/>
+              <w:spacing w:lineRule="auto" w:line="269" w:before="0" w:after="70"/>
               <w:ind w:start="0" w:end="0"/>
               <w:jc w:val="left"/>
               <w:rPr/>
@@ -5442,16 +5479,16 @@
             <w:shd w:fill="183B63" w:val="clear"/>
             <w:vAlign w:val="center"/>
             <w:tcMar>
-              <w:top w:w="70" w:type="dxa"/>
-              <w:start w:w="90" w:type="dxa"/>
-              <w:bottom w:w="70" w:type="dxa"/>
-              <w:end w:w="90" w:type="dxa"/>
+              <w:top w:w="80" w:type="dxa"/>
+              <w:start w:w="100" w:type="dxa"/>
+              <w:bottom w:w="80" w:type="dxa"/>
+              <w:end w:w="100" w:type="dxa"/>
             </w:tcMar>
           </w:tcPr>
           <w:p>
             <w:pPr>
               <w:pStyle w:val="Normal"/>
-              <w:spacing w:lineRule="auto" w:line="274" w:before="0" w:after="46"/>
+              <w:spacing w:lineRule="auto" w:line="269" w:before="0" w:after="70"/>
               <w:ind w:start="0" w:end="0"/>
               <w:jc w:val="center"/>
               <w:rPr/>
@@ -5460,8 +5497,8 @@
               <w:rPr>
                 <w:rFonts w:ascii="Noto Sans KR" w:hAnsi="Noto Sans KR" w:cs="Noto Sans KR" w:eastAsia="Noto Sans KR"/>
                 <w:b/>
+                <w:sz w:val="19"/>
                 <w:color w:val="FFFFFF"/>
-                <w:sz w:val="17"/>
               </w:rPr>
               <w:t>하려는 일</w:t>
             </w:r>
@@ -5479,16 +5516,16 @@
             <w:shd w:fill="183B63" w:val="clear"/>
             <w:vAlign w:val="center"/>
             <w:tcMar>
-              <w:top w:w="70" w:type="dxa"/>
-              <w:start w:w="90" w:type="dxa"/>
-              <w:bottom w:w="70" w:type="dxa"/>
-              <w:end w:w="90" w:type="dxa"/>
+              <w:top w:w="80" w:type="dxa"/>
+              <w:start w:w="100" w:type="dxa"/>
+              <w:bottom w:w="80" w:type="dxa"/>
+              <w:end w:w="100" w:type="dxa"/>
             </w:tcMar>
           </w:tcPr>
           <w:p>
             <w:pPr>
               <w:pStyle w:val="Normal"/>
-              <w:spacing w:lineRule="auto" w:line="274" w:before="0" w:after="46"/>
+              <w:spacing w:lineRule="auto" w:line="269" w:before="0" w:after="70"/>
               <w:ind w:start="0" w:end="0"/>
               <w:jc w:val="center"/>
               <w:rPr/>
@@ -5497,8 +5534,8 @@
               <w:rPr>
                 <w:rFonts w:eastAsia="Noto Sans KR" w:cs="Noto Sans KR" w:ascii="Noto Sans KR" w:hAnsi="Noto Sans KR"/>
                 <w:b/>
+                <w:sz w:val="19"/>
                 <w:color w:val="FFFFFF"/>
-                <w:sz w:val="17"/>
               </w:rPr>
               <w:t>Public API / Annotation</w:t>
             </w:r>
@@ -5516,16 +5553,16 @@
             <w:shd w:fill="183B63" w:val="clear"/>
             <w:vAlign w:val="center"/>
             <w:tcMar>
-              <w:top w:w="70" w:type="dxa"/>
-              <w:start w:w="90" w:type="dxa"/>
-              <w:bottom w:w="70" w:type="dxa"/>
-              <w:end w:w="90" w:type="dxa"/>
+              <w:top w:w="80" w:type="dxa"/>
+              <w:start w:w="100" w:type="dxa"/>
+              <w:bottom w:w="80" w:type="dxa"/>
+              <w:end w:w="100" w:type="dxa"/>
             </w:tcMar>
           </w:tcPr>
           <w:p>
             <w:pPr>
               <w:pStyle w:val="Normal"/>
-              <w:spacing w:lineRule="auto" w:line="274" w:before="0" w:after="46"/>
+              <w:spacing w:lineRule="auto" w:line="269" w:before="0" w:after="70"/>
               <w:ind w:start="0" w:end="0"/>
               <w:jc w:val="center"/>
               <w:rPr/>
@@ -5534,8 +5571,8 @@
               <w:rPr>
                 <w:rFonts w:ascii="Noto Sans KR" w:hAnsi="Noto Sans KR" w:cs="Noto Sans KR" w:eastAsia="Noto Sans KR"/>
                 <w:b/>
+                <w:sz w:val="19"/>
                 <w:color w:val="FFFFFF"/>
-                <w:sz w:val="17"/>
               </w:rPr>
               <w:t>핵심 옵션</w:t>
             </w:r>
@@ -5553,16 +5590,16 @@
             <w:shd w:fill="183B63" w:val="clear"/>
             <w:vAlign w:val="center"/>
             <w:tcMar>
-              <w:top w:w="70" w:type="dxa"/>
-              <w:start w:w="90" w:type="dxa"/>
-              <w:bottom w:w="70" w:type="dxa"/>
-              <w:end w:w="90" w:type="dxa"/>
+              <w:top w:w="80" w:type="dxa"/>
+              <w:start w:w="100" w:type="dxa"/>
+              <w:bottom w:w="80" w:type="dxa"/>
+              <w:end w:w="100" w:type="dxa"/>
             </w:tcMar>
           </w:tcPr>
           <w:p>
             <w:pPr>
               <w:pStyle w:val="Normal"/>
-              <w:spacing w:lineRule="auto" w:line="274" w:before="0" w:after="46"/>
+              <w:spacing w:lineRule="auto" w:line="269" w:before="0" w:after="70"/>
               <w:ind w:start="0" w:end="0"/>
               <w:jc w:val="center"/>
               <w:rPr/>
@@ -5571,8 +5608,8 @@
               <w:rPr>
                 <w:rFonts w:ascii="Noto Sans KR" w:hAnsi="Noto Sans KR" w:cs="Noto Sans KR" w:eastAsia="Noto Sans KR"/>
                 <w:b/>
+                <w:sz w:val="19"/>
                 <w:color w:val="FFFFFF"/>
-                <w:sz w:val="17"/>
               </w:rPr>
               <w:t>언제 선택</w:t>
             </w:r>
@@ -5590,16 +5627,16 @@
             <w:shd w:fill="183B63" w:val="clear"/>
             <w:vAlign w:val="center"/>
             <w:tcMar>
-              <w:top w:w="70" w:type="dxa"/>
-              <w:start w:w="90" w:type="dxa"/>
-              <w:bottom w:w="70" w:type="dxa"/>
-              <w:end w:w="90" w:type="dxa"/>
+              <w:top w:w="80" w:type="dxa"/>
+              <w:start w:w="100" w:type="dxa"/>
+              <w:bottom w:w="80" w:type="dxa"/>
+              <w:end w:w="100" w:type="dxa"/>
             </w:tcMar>
           </w:tcPr>
           <w:p>
             <w:pPr>
               <w:pStyle w:val="Normal"/>
-              <w:spacing w:lineRule="auto" w:line="274" w:before="0" w:after="46"/>
+              <w:spacing w:lineRule="auto" w:line="269" w:before="0" w:after="70"/>
               <w:ind w:start="0" w:end="0"/>
               <w:jc w:val="center"/>
               <w:rPr/>
@@ -5608,8 +5645,8 @@
               <w:rPr>
                 <w:rFonts w:ascii="Noto Sans KR" w:hAnsi="Noto Sans KR" w:cs="Noto Sans KR" w:eastAsia="Noto Sans KR"/>
                 <w:b/>
+                <w:sz w:val="19"/>
                 <w:color w:val="FFFFFF"/>
-                <w:sz w:val="17"/>
               </w:rPr>
               <w:t>실패</w:t>
             </w:r>
@@ -5617,8 +5654,8 @@
               <w:rPr>
                 <w:rFonts w:eastAsia="Noto Sans KR" w:cs="Noto Sans KR" w:ascii="Noto Sans KR" w:hAnsi="Noto Sans KR"/>
                 <w:b/>
+                <w:sz w:val="19"/>
                 <w:color w:val="FFFFFF"/>
-                <w:sz w:val="17"/>
               </w:rPr>
               <w:t>·</w:t>
             </w:r>
@@ -5626,8 +5663,8 @@
               <w:rPr>
                 <w:rFonts w:ascii="Noto Sans KR" w:hAnsi="Noto Sans KR" w:cs="Noto Sans KR" w:eastAsia="Noto Sans KR"/>
                 <w:b/>
+                <w:sz w:val="19"/>
                 <w:color w:val="FFFFFF"/>
-                <w:sz w:val="17"/>
               </w:rPr>
               <w:t>복구</w:t>
             </w:r>
@@ -5651,16 +5688,16 @@
             <w:shd w:fill="FFFFFF" w:val="clear"/>
             <w:vAlign w:val="center"/>
             <w:tcMar>
-              <w:top w:w="58" w:type="dxa"/>
-              <w:start w:w="90" w:type="dxa"/>
-              <w:bottom w:w="58" w:type="dxa"/>
-              <w:end w:w="90" w:type="dxa"/>
+              <w:top w:w="80" w:type="dxa"/>
+              <w:start w:w="100" w:type="dxa"/>
+              <w:bottom w:w="80" w:type="dxa"/>
+              <w:end w:w="100" w:type="dxa"/>
             </w:tcMar>
           </w:tcPr>
           <w:p>
             <w:pPr>
               <w:pStyle w:val="Normal"/>
-              <w:spacing w:lineRule="auto" w:line="274" w:before="0" w:after="46"/>
+              <w:spacing w:lineRule="auto" w:line="269" w:before="0" w:after="70"/>
               <w:ind w:start="0" w:end="0"/>
               <w:jc w:val="left"/>
               <w:rPr/>
@@ -5670,7 +5707,7 @@
                 <w:rFonts w:ascii="Noto Sans KR" w:hAnsi="Noto Sans KR" w:cs="Noto Sans KR" w:eastAsia="Noto Sans KR"/>
                 <w:b w:val="false"/>
                 <w:color w:val="1C3553"/>
-                <w:sz w:val="17"/>
+                <w:sz w:val="18"/>
               </w:rPr>
               <w:t>실행 시작</w:t>
             </w:r>
@@ -5688,16 +5725,16 @@
             <w:shd w:fill="FFFFFF" w:val="clear"/>
             <w:vAlign w:val="center"/>
             <w:tcMar>
-              <w:top w:w="58" w:type="dxa"/>
-              <w:start w:w="90" w:type="dxa"/>
-              <w:bottom w:w="58" w:type="dxa"/>
-              <w:end w:w="90" w:type="dxa"/>
+              <w:top w:w="80" w:type="dxa"/>
+              <w:start w:w="100" w:type="dxa"/>
+              <w:bottom w:w="80" w:type="dxa"/>
+              <w:end w:w="100" w:type="dxa"/>
             </w:tcMar>
           </w:tcPr>
           <w:p>
             <w:pPr>
               <w:pStyle w:val="Normal"/>
-              <w:spacing w:lineRule="auto" w:line="274" w:before="0" w:after="46"/>
+              <w:spacing w:lineRule="auto" w:line="269" w:before="0" w:after="70"/>
               <w:ind w:start="0" w:end="0"/>
               <w:jc w:val="left"/>
               <w:rPr/>
@@ -5707,7 +5744,7 @@
                 <w:rFonts w:eastAsia="Noto Sans KR" w:cs="Noto Sans KR" w:ascii="Noto Sans KR" w:hAnsi="Noto Sans KR"/>
                 <w:b w:val="false"/>
                 <w:color w:val="1C3553"/>
-                <w:sz w:val="17"/>
+                <w:sz w:val="18"/>
               </w:rPr>
               <w:t>BatchExecutionControlPort.start</w:t>
             </w:r>
@@ -5725,16 +5762,16 @@
             <w:shd w:fill="FFFFFF" w:val="clear"/>
             <w:vAlign w:val="center"/>
             <w:tcMar>
-              <w:top w:w="58" w:type="dxa"/>
-              <w:start w:w="90" w:type="dxa"/>
-              <w:bottom w:w="58" w:type="dxa"/>
-              <w:end w:w="90" w:type="dxa"/>
+              <w:top w:w="80" w:type="dxa"/>
+              <w:start w:w="100" w:type="dxa"/>
+              <w:bottom w:w="80" w:type="dxa"/>
+              <w:end w:w="100" w:type="dxa"/>
             </w:tcMar>
           </w:tcPr>
           <w:p>
             <w:pPr>
               <w:pStyle w:val="Normal"/>
-              <w:spacing w:lineRule="auto" w:line="274" w:before="0" w:after="46"/>
+              <w:spacing w:lineRule="auto" w:line="269" w:before="0" w:after="70"/>
               <w:ind w:start="0" w:end="0"/>
               <w:jc w:val="left"/>
               <w:rPr/>
@@ -5744,7 +5781,7 @@
                 <w:rFonts w:eastAsia="Noto Sans KR" w:cs="Noto Sans KR" w:ascii="Noto Sans KR" w:hAnsi="Noto Sans KR"/>
                 <w:b w:val="false"/>
                 <w:color w:val="1C3553"/>
-                <w:sz w:val="17"/>
+                <w:sz w:val="18"/>
               </w:rPr>
               <w:t>request</w:t>
             </w:r>
@@ -5762,16 +5799,16 @@
             <w:shd w:fill="FFFFFF" w:val="clear"/>
             <w:vAlign w:val="center"/>
             <w:tcMar>
-              <w:top w:w="58" w:type="dxa"/>
-              <w:start w:w="90" w:type="dxa"/>
-              <w:bottom w:w="58" w:type="dxa"/>
-              <w:end w:w="90" w:type="dxa"/>
+              <w:top w:w="80" w:type="dxa"/>
+              <w:start w:w="100" w:type="dxa"/>
+              <w:bottom w:w="80" w:type="dxa"/>
+              <w:end w:w="100" w:type="dxa"/>
             </w:tcMar>
           </w:tcPr>
           <w:p>
             <w:pPr>
               <w:pStyle w:val="Normal"/>
-              <w:spacing w:lineRule="auto" w:line="274" w:before="0" w:after="46"/>
+              <w:spacing w:lineRule="auto" w:line="269" w:before="0" w:after="70"/>
               <w:ind w:start="0" w:end="0"/>
               <w:jc w:val="left"/>
               <w:rPr/>
@@ -5781,7 +5818,7 @@
                 <w:rFonts w:eastAsia="Noto Sans KR" w:cs="Noto Sans KR" w:ascii="Noto Sans KR" w:hAnsi="Noto Sans KR"/>
                 <w:b w:val="false"/>
                 <w:color w:val="1C3553"/>
-                <w:sz w:val="17"/>
+                <w:sz w:val="18"/>
               </w:rPr>
               <w:t xml:space="preserve">Job </w:t>
             </w:r>
@@ -5790,7 +5827,7 @@
                 <w:rFonts w:ascii="Noto Sans KR" w:hAnsi="Noto Sans KR" w:cs="Noto Sans KR" w:eastAsia="Noto Sans KR"/>
                 <w:b w:val="false"/>
                 <w:color w:val="1C3553"/>
-                <w:sz w:val="17"/>
+                <w:sz w:val="18"/>
               </w:rPr>
               <w:t>실행 등록</w:t>
             </w:r>
@@ -5808,16 +5845,16 @@
             <w:shd w:fill="FFFFFF" w:val="clear"/>
             <w:vAlign w:val="center"/>
             <w:tcMar>
-              <w:top w:w="58" w:type="dxa"/>
-              <w:start w:w="90" w:type="dxa"/>
-              <w:bottom w:w="58" w:type="dxa"/>
-              <w:end w:w="90" w:type="dxa"/>
+              <w:top w:w="80" w:type="dxa"/>
+              <w:start w:w="100" w:type="dxa"/>
+              <w:bottom w:w="80" w:type="dxa"/>
+              <w:end w:w="100" w:type="dxa"/>
             </w:tcMar>
           </w:tcPr>
           <w:p>
             <w:pPr>
               <w:pStyle w:val="Normal"/>
-              <w:spacing w:lineRule="auto" w:line="274" w:before="0" w:after="46"/>
+              <w:spacing w:lineRule="auto" w:line="269" w:before="0" w:after="70"/>
               <w:ind w:start="0" w:end="0"/>
               <w:jc w:val="left"/>
               <w:rPr/>
@@ -5827,7 +5864,7 @@
                 <w:rFonts w:ascii="Noto Sans KR" w:hAnsi="Noto Sans KR" w:cs="Noto Sans KR" w:eastAsia="Noto Sans KR"/>
                 <w:b w:val="false"/>
                 <w:color w:val="1C3553"/>
-                <w:sz w:val="17"/>
+                <w:sz w:val="18"/>
               </w:rPr>
               <w:t>중복</w:t>
             </w:r>
@@ -5836,7 +5873,7 @@
                 <w:rFonts w:eastAsia="Noto Sans KR" w:cs="Noto Sans KR" w:ascii="Noto Sans KR" w:hAnsi="Noto Sans KR"/>
                 <w:b w:val="false"/>
                 <w:color w:val="1C3553"/>
-                <w:sz w:val="17"/>
+                <w:sz w:val="18"/>
               </w:rPr>
               <w:t>/lease/</w:t>
             </w:r>
@@ -5845,7 +5882,7 @@
                 <w:rFonts w:ascii="Noto Sans KR" w:hAnsi="Noto Sans KR" w:cs="Noto Sans KR" w:eastAsia="Noto Sans KR"/>
                 <w:b w:val="false"/>
                 <w:color w:val="1C3553"/>
-                <w:sz w:val="17"/>
+                <w:sz w:val="18"/>
               </w:rPr>
               <w:t>상태 확인</w:t>
             </w:r>
@@ -5869,16 +5906,16 @@
             <w:shd w:fill="F4F7FB" w:val="clear"/>
             <w:vAlign w:val="center"/>
             <w:tcMar>
-              <w:top w:w="58" w:type="dxa"/>
-              <w:start w:w="90" w:type="dxa"/>
-              <w:bottom w:w="58" w:type="dxa"/>
-              <w:end w:w="90" w:type="dxa"/>
+              <w:top w:w="80" w:type="dxa"/>
+              <w:start w:w="100" w:type="dxa"/>
+              <w:bottom w:w="80" w:type="dxa"/>
+              <w:end w:w="100" w:type="dxa"/>
             </w:tcMar>
           </w:tcPr>
           <w:p>
             <w:pPr>
               <w:pStyle w:val="Normal"/>
-              <w:spacing w:lineRule="auto" w:line="274" w:before="0" w:after="46"/>
+              <w:spacing w:lineRule="auto" w:line="269" w:before="0" w:after="70"/>
               <w:ind w:start="0" w:end="0"/>
               <w:jc w:val="left"/>
               <w:rPr/>
@@ -5888,7 +5925,7 @@
                 <w:rFonts w:ascii="Noto Sans KR" w:hAnsi="Noto Sans KR" w:cs="Noto Sans KR" w:eastAsia="Noto Sans KR"/>
                 <w:b w:val="false"/>
                 <w:color w:val="1C3553"/>
-                <w:sz w:val="17"/>
+                <w:sz w:val="18"/>
               </w:rPr>
               <w:t>중지</w:t>
             </w:r>
@@ -5906,16 +5943,16 @@
             <w:shd w:fill="F4F7FB" w:val="clear"/>
             <w:vAlign w:val="center"/>
             <w:tcMar>
-              <w:top w:w="58" w:type="dxa"/>
-              <w:start w:w="90" w:type="dxa"/>
-              <w:bottom w:w="58" w:type="dxa"/>
-              <w:end w:w="90" w:type="dxa"/>
+              <w:top w:w="80" w:type="dxa"/>
+              <w:start w:w="100" w:type="dxa"/>
+              <w:bottom w:w="80" w:type="dxa"/>
+              <w:end w:w="100" w:type="dxa"/>
             </w:tcMar>
           </w:tcPr>
           <w:p>
             <w:pPr>
               <w:pStyle w:val="Normal"/>
-              <w:spacing w:lineRule="auto" w:line="274" w:before="0" w:after="46"/>
+              <w:spacing w:lineRule="auto" w:line="269" w:before="0" w:after="70"/>
               <w:ind w:start="0" w:end="0"/>
               <w:jc w:val="left"/>
               <w:rPr/>
@@ -5925,7 +5962,7 @@
                 <w:rFonts w:eastAsia="Noto Sans KR" w:cs="Noto Sans KR" w:ascii="Noto Sans KR" w:hAnsi="Noto Sans KR"/>
                 <w:b w:val="false"/>
                 <w:color w:val="1C3553"/>
-                <w:sz w:val="17"/>
+                <w:sz w:val="18"/>
               </w:rPr>
               <w:t>BatchExecutionControlPort.stop</w:t>
             </w:r>
@@ -5943,16 +5980,16 @@
             <w:shd w:fill="F4F7FB" w:val="clear"/>
             <w:vAlign w:val="center"/>
             <w:tcMar>
-              <w:top w:w="58" w:type="dxa"/>
-              <w:start w:w="90" w:type="dxa"/>
-              <w:bottom w:w="58" w:type="dxa"/>
-              <w:end w:w="90" w:type="dxa"/>
+              <w:top w:w="80" w:type="dxa"/>
+              <w:start w:w="100" w:type="dxa"/>
+              <w:bottom w:w="80" w:type="dxa"/>
+              <w:end w:w="100" w:type="dxa"/>
             </w:tcMar>
           </w:tcPr>
           <w:p>
             <w:pPr>
               <w:pStyle w:val="Normal"/>
-              <w:spacing w:lineRule="auto" w:line="274" w:before="0" w:after="46"/>
+              <w:spacing w:lineRule="auto" w:line="269" w:before="0" w:after="70"/>
               <w:ind w:start="0" w:end="0"/>
               <w:jc w:val="left"/>
               <w:rPr/>
@@ -5962,7 +5999,7 @@
                 <w:rFonts w:eastAsia="Noto Sans KR" w:cs="Noto Sans KR" w:ascii="Noto Sans KR" w:hAnsi="Noto Sans KR"/>
                 <w:b w:val="false"/>
                 <w:color w:val="1C3553"/>
-                <w:sz w:val="17"/>
+                <w:sz w:val="18"/>
               </w:rPr>
               <w:t>executionId</w:t>
             </w:r>
@@ -5980,16 +6017,16 @@
             <w:shd w:fill="F4F7FB" w:val="clear"/>
             <w:vAlign w:val="center"/>
             <w:tcMar>
-              <w:top w:w="58" w:type="dxa"/>
-              <w:start w:w="90" w:type="dxa"/>
-              <w:bottom w:w="58" w:type="dxa"/>
-              <w:end w:w="90" w:type="dxa"/>
+              <w:top w:w="80" w:type="dxa"/>
+              <w:start w:w="100" w:type="dxa"/>
+              <w:bottom w:w="80" w:type="dxa"/>
+              <w:end w:w="100" w:type="dxa"/>
             </w:tcMar>
           </w:tcPr>
           <w:p>
             <w:pPr>
               <w:pStyle w:val="Normal"/>
-              <w:spacing w:lineRule="auto" w:line="274" w:before="0" w:after="46"/>
+              <w:spacing w:lineRule="auto" w:line="269" w:before="0" w:after="70"/>
               <w:ind w:start="0" w:end="0"/>
               <w:jc w:val="left"/>
               <w:rPr/>
@@ -5999,7 +6036,7 @@
                 <w:rFonts w:ascii="Noto Sans KR" w:hAnsi="Noto Sans KR" w:cs="Noto Sans KR" w:eastAsia="Noto Sans KR"/>
                 <w:b w:val="false"/>
                 <w:color w:val="1C3553"/>
-                <w:sz w:val="17"/>
+                <w:sz w:val="18"/>
               </w:rPr>
               <w:t>안전 중지</w:t>
             </w:r>
@@ -6017,16 +6054,16 @@
             <w:shd w:fill="F4F7FB" w:val="clear"/>
             <w:vAlign w:val="center"/>
             <w:tcMar>
-              <w:top w:w="58" w:type="dxa"/>
-              <w:start w:w="90" w:type="dxa"/>
-              <w:bottom w:w="58" w:type="dxa"/>
-              <w:end w:w="90" w:type="dxa"/>
+              <w:top w:w="80" w:type="dxa"/>
+              <w:start w:w="100" w:type="dxa"/>
+              <w:bottom w:w="80" w:type="dxa"/>
+              <w:end w:w="100" w:type="dxa"/>
             </w:tcMar>
           </w:tcPr>
           <w:p>
             <w:pPr>
               <w:pStyle w:val="Normal"/>
-              <w:spacing w:lineRule="auto" w:line="274" w:before="0" w:after="46"/>
+              <w:spacing w:lineRule="auto" w:line="269" w:before="0" w:after="70"/>
               <w:ind w:start="0" w:end="0"/>
               <w:jc w:val="left"/>
               <w:rPr/>
@@ -6036,7 +6073,7 @@
                 <w:rFonts w:eastAsia="Noto Sans KR" w:cs="Noto Sans KR" w:ascii="Noto Sans KR" w:hAnsi="Noto Sans KR"/>
                 <w:b w:val="false"/>
                 <w:color w:val="1C3553"/>
-                <w:sz w:val="17"/>
+                <w:sz w:val="18"/>
               </w:rPr>
               <w:t>worker acknowledgment/timeout</w:t>
             </w:r>
@@ -6060,16 +6097,16 @@
             <w:shd w:fill="FFFFFF" w:val="clear"/>
             <w:vAlign w:val="center"/>
             <w:tcMar>
-              <w:top w:w="58" w:type="dxa"/>
-              <w:start w:w="90" w:type="dxa"/>
-              <w:bottom w:w="58" w:type="dxa"/>
-              <w:end w:w="90" w:type="dxa"/>
+              <w:top w:w="80" w:type="dxa"/>
+              <w:start w:w="100" w:type="dxa"/>
+              <w:bottom w:w="80" w:type="dxa"/>
+              <w:end w:w="100" w:type="dxa"/>
             </w:tcMar>
           </w:tcPr>
           <w:p>
             <w:pPr>
               <w:pStyle w:val="Normal"/>
-              <w:spacing w:lineRule="auto" w:line="274" w:before="0" w:after="46"/>
+              <w:spacing w:lineRule="auto" w:line="269" w:before="0" w:after="70"/>
               <w:ind w:start="0" w:end="0"/>
               <w:jc w:val="left"/>
               <w:rPr/>
@@ -6079,7 +6116,7 @@
                 <w:rFonts w:ascii="Noto Sans KR" w:hAnsi="Noto Sans KR" w:cs="Noto Sans KR" w:eastAsia="Noto Sans KR"/>
                 <w:b w:val="false"/>
                 <w:color w:val="1C3553"/>
-                <w:sz w:val="17"/>
+                <w:sz w:val="18"/>
               </w:rPr>
               <w:t>재시작</w:t>
             </w:r>
@@ -6097,16 +6134,16 @@
             <w:shd w:fill="FFFFFF" w:val="clear"/>
             <w:vAlign w:val="center"/>
             <w:tcMar>
-              <w:top w:w="58" w:type="dxa"/>
-              <w:start w:w="90" w:type="dxa"/>
-              <w:bottom w:w="58" w:type="dxa"/>
-              <w:end w:w="90" w:type="dxa"/>
+              <w:top w:w="80" w:type="dxa"/>
+              <w:start w:w="100" w:type="dxa"/>
+              <w:bottom w:w="80" w:type="dxa"/>
+              <w:end w:w="100" w:type="dxa"/>
             </w:tcMar>
           </w:tcPr>
           <w:p>
             <w:pPr>
               <w:pStyle w:val="Normal"/>
-              <w:spacing w:lineRule="auto" w:line="274" w:before="0" w:after="46"/>
+              <w:spacing w:lineRule="auto" w:line="269" w:before="0" w:after="70"/>
               <w:ind w:start="0" w:end="0"/>
               <w:jc w:val="left"/>
               <w:rPr/>
@@ -6116,7 +6153,7 @@
                 <w:rFonts w:eastAsia="Noto Sans KR" w:cs="Noto Sans KR" w:ascii="Noto Sans KR" w:hAnsi="Noto Sans KR"/>
                 <w:b w:val="false"/>
                 <w:color w:val="1C3553"/>
-                <w:sz w:val="17"/>
+                <w:sz w:val="18"/>
               </w:rPr>
               <w:t>BatchExecutionControlPort.restart</w:t>
             </w:r>
@@ -6134,16 +6171,16 @@
             <w:shd w:fill="FFFFFF" w:val="clear"/>
             <w:vAlign w:val="center"/>
             <w:tcMar>
-              <w:top w:w="58" w:type="dxa"/>
-              <w:start w:w="90" w:type="dxa"/>
-              <w:bottom w:w="58" w:type="dxa"/>
-              <w:end w:w="90" w:type="dxa"/>
+              <w:top w:w="80" w:type="dxa"/>
+              <w:start w:w="100" w:type="dxa"/>
+              <w:bottom w:w="80" w:type="dxa"/>
+              <w:end w:w="100" w:type="dxa"/>
             </w:tcMar>
           </w:tcPr>
           <w:p>
             <w:pPr>
               <w:pStyle w:val="Normal"/>
-              <w:spacing w:lineRule="auto" w:line="274" w:before="0" w:after="46"/>
+              <w:spacing w:lineRule="auto" w:line="269" w:before="0" w:after="70"/>
               <w:ind w:start="0" w:end="0"/>
               <w:jc w:val="left"/>
               <w:rPr/>
@@ -6153,7 +6190,7 @@
                 <w:rFonts w:eastAsia="Noto Sans KR" w:cs="Noto Sans KR" w:ascii="Noto Sans KR" w:hAnsi="Noto Sans KR"/>
                 <w:b w:val="false"/>
                 <w:color w:val="1C3553"/>
-                <w:sz w:val="17"/>
+                <w:sz w:val="18"/>
               </w:rPr>
               <w:t>executionId</w:t>
             </w:r>
@@ -6171,16 +6208,16 @@
             <w:shd w:fill="FFFFFF" w:val="clear"/>
             <w:vAlign w:val="center"/>
             <w:tcMar>
-              <w:top w:w="58" w:type="dxa"/>
-              <w:start w:w="90" w:type="dxa"/>
-              <w:bottom w:w="58" w:type="dxa"/>
-              <w:end w:w="90" w:type="dxa"/>
+              <w:top w:w="80" w:type="dxa"/>
+              <w:start w:w="100" w:type="dxa"/>
+              <w:bottom w:w="80" w:type="dxa"/>
+              <w:end w:w="100" w:type="dxa"/>
             </w:tcMar>
           </w:tcPr>
           <w:p>
             <w:pPr>
               <w:pStyle w:val="Normal"/>
-              <w:spacing w:lineRule="auto" w:line="274" w:before="0" w:after="46"/>
+              <w:spacing w:lineRule="auto" w:line="269" w:before="0" w:after="70"/>
               <w:ind w:start="0" w:end="0"/>
               <w:jc w:val="left"/>
               <w:rPr/>
@@ -6190,7 +6227,7 @@
                 <w:rFonts w:eastAsia="Noto Sans KR" w:cs="Noto Sans KR" w:ascii="Noto Sans KR" w:hAnsi="Noto Sans KR"/>
                 <w:b w:val="false"/>
                 <w:color w:val="1C3553"/>
-                <w:sz w:val="17"/>
+                <w:sz w:val="18"/>
               </w:rPr>
               <w:t xml:space="preserve">Checkpoint </w:t>
             </w:r>
@@ -6199,7 +6236,7 @@
                 <w:rFonts w:ascii="Noto Sans KR" w:hAnsi="Noto Sans KR" w:cs="Noto Sans KR" w:eastAsia="Noto Sans KR"/>
                 <w:b w:val="false"/>
                 <w:color w:val="1C3553"/>
-                <w:sz w:val="17"/>
+                <w:sz w:val="18"/>
               </w:rPr>
               <w:t>재시작</w:t>
             </w:r>
@@ -6217,16 +6254,16 @@
             <w:shd w:fill="FFFFFF" w:val="clear"/>
             <w:vAlign w:val="center"/>
             <w:tcMar>
-              <w:top w:w="58" w:type="dxa"/>
-              <w:start w:w="90" w:type="dxa"/>
-              <w:bottom w:w="58" w:type="dxa"/>
-              <w:end w:w="90" w:type="dxa"/>
+              <w:top w:w="80" w:type="dxa"/>
+              <w:start w:w="100" w:type="dxa"/>
+              <w:bottom w:w="80" w:type="dxa"/>
+              <w:end w:w="100" w:type="dxa"/>
             </w:tcMar>
           </w:tcPr>
           <w:p>
             <w:pPr>
               <w:pStyle w:val="Normal"/>
-              <w:spacing w:lineRule="auto" w:line="274" w:before="0" w:after="46"/>
+              <w:spacing w:lineRule="auto" w:line="269" w:before="0" w:after="70"/>
               <w:ind w:start="0" w:end="0"/>
               <w:jc w:val="left"/>
               <w:rPr/>
@@ -6236,7 +6273,7 @@
                 <w:rFonts w:eastAsia="Noto Sans KR" w:cs="Noto Sans KR" w:ascii="Noto Sans KR" w:hAnsi="Noto Sans KR"/>
                 <w:b w:val="false"/>
                 <w:color w:val="1C3553"/>
-                <w:sz w:val="17"/>
+                <w:sz w:val="18"/>
               </w:rPr>
               <w:t xml:space="preserve">stale fencing </w:t>
             </w:r>
@@ -6245,7 +6282,7 @@
                 <w:rFonts w:ascii="Noto Sans KR" w:hAnsi="Noto Sans KR" w:cs="Noto Sans KR" w:eastAsia="Noto Sans KR"/>
                 <w:b w:val="false"/>
                 <w:color w:val="1C3553"/>
-                <w:sz w:val="17"/>
+                <w:sz w:val="18"/>
               </w:rPr>
               <w:t>금지</w:t>
             </w:r>
@@ -6269,16 +6306,16 @@
             <w:shd w:fill="F4F7FB" w:val="clear"/>
             <w:vAlign w:val="center"/>
             <w:tcMar>
-              <w:top w:w="58" w:type="dxa"/>
-              <w:start w:w="90" w:type="dxa"/>
-              <w:bottom w:w="58" w:type="dxa"/>
-              <w:end w:w="90" w:type="dxa"/>
+              <w:top w:w="80" w:type="dxa"/>
+              <w:start w:w="100" w:type="dxa"/>
+              <w:bottom w:w="80" w:type="dxa"/>
+              <w:end w:w="100" w:type="dxa"/>
             </w:tcMar>
           </w:tcPr>
           <w:p>
             <w:pPr>
               <w:pStyle w:val="Normal"/>
-              <w:spacing w:lineRule="auto" w:line="274" w:before="0" w:after="46"/>
+              <w:spacing w:lineRule="auto" w:line="269" w:before="0" w:after="70"/>
               <w:ind w:start="0" w:end="0"/>
               <w:jc w:val="left"/>
               <w:rPr/>
@@ -6288,7 +6325,7 @@
                 <w:rFonts w:ascii="Noto Sans KR" w:hAnsi="Noto Sans KR" w:cs="Noto Sans KR" w:eastAsia="Noto Sans KR"/>
                 <w:b w:val="false"/>
                 <w:color w:val="1C3553"/>
-                <w:sz w:val="17"/>
+                <w:sz w:val="18"/>
               </w:rPr>
               <w:t>포기</w:t>
             </w:r>
@@ -6306,16 +6343,16 @@
             <w:shd w:fill="F4F7FB" w:val="clear"/>
             <w:vAlign w:val="center"/>
             <w:tcMar>
-              <w:top w:w="58" w:type="dxa"/>
-              <w:start w:w="90" w:type="dxa"/>
-              <w:bottom w:w="58" w:type="dxa"/>
-              <w:end w:w="90" w:type="dxa"/>
+              <w:top w:w="80" w:type="dxa"/>
+              <w:start w:w="100" w:type="dxa"/>
+              <w:bottom w:w="80" w:type="dxa"/>
+              <w:end w:w="100" w:type="dxa"/>
             </w:tcMar>
           </w:tcPr>
           <w:p>
             <w:pPr>
               <w:pStyle w:val="Normal"/>
-              <w:spacing w:lineRule="auto" w:line="274" w:before="0" w:after="46"/>
+              <w:spacing w:lineRule="auto" w:line="269" w:before="0" w:after="70"/>
               <w:ind w:start="0" w:end="0"/>
               <w:jc w:val="left"/>
               <w:rPr/>
@@ -6325,7 +6362,7 @@
                 <w:rFonts w:eastAsia="Noto Sans KR" w:cs="Noto Sans KR" w:ascii="Noto Sans KR" w:hAnsi="Noto Sans KR"/>
                 <w:b w:val="false"/>
                 <w:color w:val="1C3553"/>
-                <w:sz w:val="17"/>
+                <w:sz w:val="18"/>
               </w:rPr>
               <w:t>BatchExecutionControlPort.abandon</w:t>
             </w:r>
@@ -6343,16 +6380,16 @@
             <w:shd w:fill="F4F7FB" w:val="clear"/>
             <w:vAlign w:val="center"/>
             <w:tcMar>
-              <w:top w:w="58" w:type="dxa"/>
-              <w:start w:w="90" w:type="dxa"/>
-              <w:bottom w:w="58" w:type="dxa"/>
-              <w:end w:w="90" w:type="dxa"/>
+              <w:top w:w="80" w:type="dxa"/>
+              <w:start w:w="100" w:type="dxa"/>
+              <w:bottom w:w="80" w:type="dxa"/>
+              <w:end w:w="100" w:type="dxa"/>
             </w:tcMar>
           </w:tcPr>
           <w:p>
             <w:pPr>
               <w:pStyle w:val="Normal"/>
-              <w:spacing w:lineRule="auto" w:line="274" w:before="0" w:after="46"/>
+              <w:spacing w:lineRule="auto" w:line="269" w:before="0" w:after="70"/>
               <w:ind w:start="0" w:end="0"/>
               <w:jc w:val="left"/>
               <w:rPr/>
@@ -6362,7 +6399,7 @@
                 <w:rFonts w:eastAsia="Noto Sans KR" w:cs="Noto Sans KR" w:ascii="Noto Sans KR" w:hAnsi="Noto Sans KR"/>
                 <w:b w:val="false"/>
                 <w:color w:val="1C3553"/>
-                <w:sz w:val="17"/>
+                <w:sz w:val="18"/>
               </w:rPr>
               <w:t>executionId</w:t>
             </w:r>
@@ -6380,16 +6417,16 @@
             <w:shd w:fill="F4F7FB" w:val="clear"/>
             <w:vAlign w:val="center"/>
             <w:tcMar>
-              <w:top w:w="58" w:type="dxa"/>
-              <w:start w:w="90" w:type="dxa"/>
-              <w:bottom w:w="58" w:type="dxa"/>
-              <w:end w:w="90" w:type="dxa"/>
+              <w:top w:w="80" w:type="dxa"/>
+              <w:start w:w="100" w:type="dxa"/>
+              <w:bottom w:w="80" w:type="dxa"/>
+              <w:end w:w="100" w:type="dxa"/>
             </w:tcMar>
           </w:tcPr>
           <w:p>
             <w:pPr>
               <w:pStyle w:val="Normal"/>
-              <w:spacing w:lineRule="auto" w:line="274" w:before="0" w:after="46"/>
+              <w:spacing w:lineRule="auto" w:line="269" w:before="0" w:after="70"/>
               <w:ind w:start="0" w:end="0"/>
               <w:jc w:val="left"/>
               <w:rPr/>
@@ -6399,7 +6436,7 @@
                 <w:rFonts w:ascii="Noto Sans KR" w:hAnsi="Noto Sans KR" w:cs="Noto Sans KR" w:eastAsia="Noto Sans KR"/>
                 <w:b w:val="false"/>
                 <w:color w:val="1C3553"/>
-                <w:sz w:val="17"/>
+                <w:sz w:val="18"/>
               </w:rPr>
               <w:t>복구 불가 실행 종료</w:t>
             </w:r>
@@ -6417,16 +6454,16 @@
             <w:shd w:fill="F4F7FB" w:val="clear"/>
             <w:vAlign w:val="center"/>
             <w:tcMar>
-              <w:top w:w="58" w:type="dxa"/>
-              <w:start w:w="90" w:type="dxa"/>
-              <w:bottom w:w="58" w:type="dxa"/>
-              <w:end w:w="90" w:type="dxa"/>
+              <w:top w:w="80" w:type="dxa"/>
+              <w:start w:w="100" w:type="dxa"/>
+              <w:bottom w:w="80" w:type="dxa"/>
+              <w:end w:w="100" w:type="dxa"/>
             </w:tcMar>
           </w:tcPr>
           <w:p>
             <w:pPr>
               <w:pStyle w:val="Normal"/>
-              <w:spacing w:lineRule="auto" w:line="274" w:before="0" w:after="46"/>
+              <w:spacing w:lineRule="auto" w:line="269" w:before="0" w:after="70"/>
               <w:ind w:start="0" w:end="0"/>
               <w:jc w:val="left"/>
               <w:rPr/>
@@ -6436,7 +6473,7 @@
                 <w:rFonts w:ascii="Noto Sans KR" w:hAnsi="Noto Sans KR" w:cs="Noto Sans KR" w:eastAsia="Noto Sans KR"/>
                 <w:b w:val="false"/>
                 <w:color w:val="1C3553"/>
-                <w:sz w:val="17"/>
+                <w:sz w:val="18"/>
               </w:rPr>
               <w:t>감사</w:t>
             </w:r>
@@ -6445,7 +6482,7 @@
                 <w:rFonts w:eastAsia="Noto Sans KR" w:cs="Noto Sans KR" w:ascii="Noto Sans KR" w:hAnsi="Noto Sans KR"/>
                 <w:b w:val="false"/>
                 <w:color w:val="1C3553"/>
-                <w:sz w:val="17"/>
+                <w:sz w:val="18"/>
               </w:rPr>
               <w:t>/</w:t>
             </w:r>
@@ -6454,7 +6491,7 @@
                 <w:rFonts w:ascii="Noto Sans KR" w:hAnsi="Noto Sans KR" w:cs="Noto Sans KR" w:eastAsia="Noto Sans KR"/>
                 <w:b w:val="false"/>
                 <w:color w:val="1C3553"/>
-                <w:sz w:val="17"/>
+                <w:sz w:val="18"/>
               </w:rPr>
               <w:t>사유</w:t>
             </w:r>
@@ -6478,16 +6515,16 @@
             <w:shd w:fill="FFFFFF" w:val="clear"/>
             <w:vAlign w:val="center"/>
             <w:tcMar>
-              <w:top w:w="58" w:type="dxa"/>
-              <w:start w:w="90" w:type="dxa"/>
-              <w:bottom w:w="58" w:type="dxa"/>
-              <w:end w:w="90" w:type="dxa"/>
+              <w:top w:w="80" w:type="dxa"/>
+              <w:start w:w="100" w:type="dxa"/>
+              <w:bottom w:w="80" w:type="dxa"/>
+              <w:end w:w="100" w:type="dxa"/>
             </w:tcMar>
           </w:tcPr>
           <w:p>
             <w:pPr>
               <w:pStyle w:val="Normal"/>
-              <w:spacing w:lineRule="auto" w:line="274" w:before="0" w:after="46"/>
+              <w:spacing w:lineRule="auto" w:line="269" w:before="0" w:after="70"/>
               <w:ind w:start="0" w:end="0"/>
               <w:jc w:val="left"/>
               <w:rPr/>
@@ -6497,7 +6534,7 @@
                 <w:rFonts w:ascii="Noto Sans KR" w:hAnsi="Noto Sans KR" w:cs="Noto Sans KR" w:eastAsia="Noto Sans KR"/>
                 <w:b w:val="false"/>
                 <w:color w:val="1C3553"/>
-                <w:sz w:val="17"/>
+                <w:sz w:val="18"/>
               </w:rPr>
               <w:t>결과 미확정</w:t>
             </w:r>
@@ -6515,16 +6552,16 @@
             <w:shd w:fill="FFFFFF" w:val="clear"/>
             <w:vAlign w:val="center"/>
             <w:tcMar>
-              <w:top w:w="58" w:type="dxa"/>
-              <w:start w:w="90" w:type="dxa"/>
-              <w:bottom w:w="58" w:type="dxa"/>
-              <w:end w:w="90" w:type="dxa"/>
+              <w:top w:w="80" w:type="dxa"/>
+              <w:start w:w="100" w:type="dxa"/>
+              <w:bottom w:w="80" w:type="dxa"/>
+              <w:end w:w="100" w:type="dxa"/>
             </w:tcMar>
           </w:tcPr>
           <w:p>
             <w:pPr>
               <w:pStyle w:val="Normal"/>
-              <w:spacing w:lineRule="auto" w:line="274" w:before="0" w:after="46"/>
+              <w:spacing w:lineRule="auto" w:line="269" w:before="0" w:after="70"/>
               <w:ind w:start="0" w:end="0"/>
               <w:jc w:val="left"/>
               <w:rPr/>
@@ -6534,7 +6571,7 @@
                 <w:rFonts w:eastAsia="Noto Sans KR" w:cs="Noto Sans KR" w:ascii="Noto Sans KR" w:hAnsi="Noto Sans KR"/>
                 <w:b w:val="false"/>
                 <w:color w:val="1C3553"/>
-                <w:sz w:val="17"/>
+                <w:sz w:val="18"/>
               </w:rPr>
               <w:t>BatchExecutionControlPort.reconcile</w:t>
             </w:r>
@@ -6552,16 +6589,16 @@
             <w:shd w:fill="FFFFFF" w:val="clear"/>
             <w:vAlign w:val="center"/>
             <w:tcMar>
-              <w:top w:w="58" w:type="dxa"/>
-              <w:start w:w="90" w:type="dxa"/>
-              <w:bottom w:w="58" w:type="dxa"/>
-              <w:end w:w="90" w:type="dxa"/>
+              <w:top w:w="80" w:type="dxa"/>
+              <w:start w:w="100" w:type="dxa"/>
+              <w:bottom w:w="80" w:type="dxa"/>
+              <w:end w:w="100" w:type="dxa"/>
             </w:tcMar>
           </w:tcPr>
           <w:p>
             <w:pPr>
               <w:pStyle w:val="Normal"/>
-              <w:spacing w:lineRule="auto" w:line="274" w:before="0" w:after="46"/>
+              <w:spacing w:lineRule="auto" w:line="269" w:before="0" w:after="70"/>
               <w:ind w:start="0" w:end="0"/>
               <w:jc w:val="left"/>
               <w:rPr/>
@@ -6571,7 +6608,7 @@
                 <w:rFonts w:eastAsia="Noto Sans KR" w:cs="Noto Sans KR" w:ascii="Noto Sans KR" w:hAnsi="Noto Sans KR"/>
                 <w:b w:val="false"/>
                 <w:color w:val="1C3553"/>
-                <w:sz w:val="17"/>
+                <w:sz w:val="18"/>
               </w:rPr>
               <w:t>executionId</w:t>
             </w:r>
@@ -6589,16 +6626,16 @@
             <w:shd w:fill="FFFFFF" w:val="clear"/>
             <w:vAlign w:val="center"/>
             <w:tcMar>
-              <w:top w:w="58" w:type="dxa"/>
-              <w:start w:w="90" w:type="dxa"/>
-              <w:bottom w:w="58" w:type="dxa"/>
-              <w:end w:w="90" w:type="dxa"/>
+              <w:top w:w="80" w:type="dxa"/>
+              <w:start w:w="100" w:type="dxa"/>
+              <w:bottom w:w="80" w:type="dxa"/>
+              <w:end w:w="100" w:type="dxa"/>
             </w:tcMar>
           </w:tcPr>
           <w:p>
             <w:pPr>
               <w:pStyle w:val="Normal"/>
-              <w:spacing w:lineRule="auto" w:line="274" w:before="0" w:after="46"/>
+              <w:spacing w:lineRule="auto" w:line="269" w:before="0" w:after="70"/>
               <w:ind w:start="0" w:end="0"/>
               <w:jc w:val="left"/>
               <w:rPr/>
@@ -6608,7 +6645,7 @@
                 <w:rFonts w:eastAsia="Noto Sans KR" w:cs="Noto Sans KR" w:ascii="Noto Sans KR" w:hAnsi="Noto Sans KR"/>
                 <w:b w:val="false"/>
                 <w:color w:val="1C3553"/>
-                <w:sz w:val="17"/>
+                <w:sz w:val="18"/>
               </w:rPr>
               <w:t>UNKNOWN/</w:t>
             </w:r>
@@ -6617,7 +6654,7 @@
                 <w:rFonts w:ascii="Noto Sans KR" w:hAnsi="Noto Sans KR" w:cs="Noto Sans KR" w:eastAsia="Noto Sans KR"/>
                 <w:b w:val="false"/>
                 <w:color w:val="1C3553"/>
-                <w:sz w:val="17"/>
+                <w:sz w:val="18"/>
               </w:rPr>
               <w:t>부분 실패</w:t>
             </w:r>
@@ -6635,16 +6672,16 @@
             <w:shd w:fill="FFFFFF" w:val="clear"/>
             <w:vAlign w:val="center"/>
             <w:tcMar>
-              <w:top w:w="58" w:type="dxa"/>
-              <w:start w:w="90" w:type="dxa"/>
-              <w:bottom w:w="58" w:type="dxa"/>
-              <w:end w:w="90" w:type="dxa"/>
+              <w:top w:w="80" w:type="dxa"/>
+              <w:start w:w="100" w:type="dxa"/>
+              <w:bottom w:w="80" w:type="dxa"/>
+              <w:end w:w="100" w:type="dxa"/>
             </w:tcMar>
           </w:tcPr>
           <w:p>
             <w:pPr>
               <w:pStyle w:val="Normal"/>
-              <w:spacing w:lineRule="auto" w:line="274" w:before="0" w:after="46"/>
+              <w:spacing w:lineRule="auto" w:line="269" w:before="0" w:after="70"/>
               <w:ind w:start="0" w:end="0"/>
               <w:jc w:val="left"/>
               <w:rPr/>
@@ -6654,7 +6691,7 @@
                 <w:rFonts w:ascii="Noto Sans KR" w:hAnsi="Noto Sans KR" w:cs="Noto Sans KR" w:eastAsia="Noto Sans KR"/>
                 <w:b w:val="false"/>
                 <w:color w:val="1C3553"/>
-                <w:sz w:val="17"/>
+                <w:sz w:val="18"/>
               </w:rPr>
               <w:t xml:space="preserve">실제 </w:t>
             </w:r>
@@ -6663,7 +6700,7 @@
                 <w:rFonts w:eastAsia="Noto Sans KR" w:cs="Noto Sans KR" w:ascii="Noto Sans KR" w:hAnsi="Noto Sans KR"/>
                 <w:b w:val="false"/>
                 <w:color w:val="1C3553"/>
-                <w:sz w:val="17"/>
+                <w:sz w:val="18"/>
               </w:rPr>
               <w:t xml:space="preserve">ledger/side effect </w:t>
             </w:r>
@@ -6672,7 +6709,7 @@
                 <w:rFonts w:ascii="Noto Sans KR" w:hAnsi="Noto Sans KR" w:cs="Noto Sans KR" w:eastAsia="Noto Sans KR"/>
                 <w:b w:val="false"/>
                 <w:color w:val="1C3553"/>
-                <w:sz w:val="17"/>
+                <w:sz w:val="18"/>
               </w:rPr>
               <w:t>확인</w:t>
             </w:r>
@@ -6764,6 +6801,44 @@
           <w:rFonts w:eastAsia="Noto Sans KR" w:cs="Noto Sans KR" w:ascii="Noto Sans KR" w:hAnsi="Noto Sans KR"/>
         </w:rPr>
         <w:t>.</w:t>
+      </w:r>
+    </w:p>
+    <w:p>
+      <w:pPr>
+        <w:pStyle w:val="Heading2"/>
+      </w:pPr>
+      <w:r>
+        <w:t>실행·중지·복구 구현 순서</w:t>
+      </w:r>
+    </w:p>
+    <w:p>
+      <w:pPr/>
+      <w:r>
+        <w:t>운영 액션마다 새 실행인지 기존 실행 재개인지 의미를 먼저 고정합니다.</w:t>
+      </w:r>
+    </w:p>
+    <w:p>
+      <w:pPr>
+        <w:pStyle w:val="ListNumber"/>
+      </w:pPr>
+      <w:r>
+        <w:t>Start 요청에 business key와 idempotency key를 연결합니다.</w:t>
+      </w:r>
+    </w:p>
+    <w:p>
+      <w:pPr>
+        <w:pStyle w:val="ListNumber"/>
+      </w:pPr>
+      <w:r>
+        <w:t>Stop/Kill 상황에서 checkpoint가 남는지 확인합니다.</w:t>
+      </w:r>
+    </w:p>
+    <w:p>
+      <w:pPr>
+        <w:pStyle w:val="ListNumber"/>
+      </w:pPr>
+      <w:r>
+        <w:t>Restart/Rerun/Reprocess/Reconcile을 같은 오류에 혼용하지 않고 각 선택 조건을 Test합니다.</w:t>
       </w:r>
     </w:p>
     <w:p>
@@ -6975,16 +7050,16 @@
             <w:shd w:fill="183B63" w:val="clear"/>
             <w:vAlign w:val="center"/>
             <w:tcMar>
-              <w:top w:w="70" w:type="dxa"/>
-              <w:start w:w="90" w:type="dxa"/>
-              <w:bottom w:w="70" w:type="dxa"/>
-              <w:end w:w="90" w:type="dxa"/>
+              <w:top w:w="80" w:type="dxa"/>
+              <w:start w:w="100" w:type="dxa"/>
+              <w:bottom w:w="80" w:type="dxa"/>
+              <w:end w:w="100" w:type="dxa"/>
             </w:tcMar>
           </w:tcPr>
           <w:p>
             <w:pPr>
               <w:pStyle w:val="Normal"/>
-              <w:spacing w:lineRule="auto" w:line="274" w:before="0" w:after="46"/>
+              <w:spacing w:lineRule="auto" w:line="269" w:before="0" w:after="70"/>
               <w:ind w:start="0" w:end="0"/>
               <w:jc w:val="center"/>
               <w:rPr/>
@@ -6993,8 +7068,8 @@
               <w:rPr>
                 <w:rFonts w:ascii="Noto Sans KR" w:hAnsi="Noto Sans KR" w:cs="Noto Sans KR" w:eastAsia="Noto Sans KR"/>
                 <w:b/>
+                <w:sz w:val="19"/>
                 <w:color w:val="FFFFFF"/>
-                <w:sz w:val="18"/>
               </w:rPr>
               <w:t>개념</w:t>
             </w:r>
@@ -7012,16 +7087,16 @@
             <w:shd w:fill="183B63" w:val="clear"/>
             <w:vAlign w:val="center"/>
             <w:tcMar>
-              <w:top w:w="70" w:type="dxa"/>
-              <w:start w:w="90" w:type="dxa"/>
-              <w:bottom w:w="70" w:type="dxa"/>
-              <w:end w:w="90" w:type="dxa"/>
+              <w:top w:w="80" w:type="dxa"/>
+              <w:start w:w="100" w:type="dxa"/>
+              <w:bottom w:w="80" w:type="dxa"/>
+              <w:end w:w="100" w:type="dxa"/>
             </w:tcMar>
           </w:tcPr>
           <w:p>
             <w:pPr>
               <w:pStyle w:val="Normal"/>
-              <w:spacing w:lineRule="auto" w:line="274" w:before="0" w:after="46"/>
+              <w:spacing w:lineRule="auto" w:line="269" w:before="0" w:after="70"/>
               <w:ind w:start="0" w:end="0"/>
               <w:jc w:val="center"/>
               <w:rPr/>
@@ -7030,8 +7105,8 @@
               <w:rPr>
                 <w:rFonts w:ascii="Noto Sans KR" w:hAnsi="Noto Sans KR" w:cs="Noto Sans KR" w:eastAsia="Noto Sans KR"/>
                 <w:b/>
+                <w:sz w:val="19"/>
                 <w:color w:val="FFFFFF"/>
-                <w:sz w:val="18"/>
               </w:rPr>
               <w:t>개발</w:t>
             </w:r>
@@ -7039,8 +7114,8 @@
               <w:rPr>
                 <w:rFonts w:eastAsia="Noto Sans KR" w:cs="Noto Sans KR" w:ascii="Noto Sans KR" w:hAnsi="Noto Sans KR"/>
                 <w:b/>
+                <w:sz w:val="19"/>
                 <w:color w:val="FFFFFF"/>
-                <w:sz w:val="18"/>
               </w:rPr>
               <w:t xml:space="preserve">/Runtime </w:t>
             </w:r>
@@ -7048,8 +7123,8 @@
               <w:rPr>
                 <w:rFonts w:ascii="Noto Sans KR" w:hAnsi="Noto Sans KR" w:cs="Noto Sans KR" w:eastAsia="Noto Sans KR"/>
                 <w:b/>
+                <w:sz w:val="19"/>
                 <w:color w:val="FFFFFF"/>
-                <w:sz w:val="18"/>
               </w:rPr>
               <w:t>계약</w:t>
             </w:r>
@@ -7067,16 +7142,16 @@
             <w:shd w:fill="183B63" w:val="clear"/>
             <w:vAlign w:val="center"/>
             <w:tcMar>
-              <w:top w:w="70" w:type="dxa"/>
-              <w:start w:w="90" w:type="dxa"/>
-              <w:bottom w:w="70" w:type="dxa"/>
-              <w:end w:w="90" w:type="dxa"/>
+              <w:top w:w="80" w:type="dxa"/>
+              <w:start w:w="100" w:type="dxa"/>
+              <w:bottom w:w="80" w:type="dxa"/>
+              <w:end w:w="100" w:type="dxa"/>
             </w:tcMar>
           </w:tcPr>
           <w:p>
             <w:pPr>
               <w:pStyle w:val="Normal"/>
-              <w:spacing w:lineRule="auto" w:line="274" w:before="0" w:after="46"/>
+              <w:spacing w:lineRule="auto" w:line="269" w:before="0" w:after="70"/>
               <w:ind w:start="0" w:end="0"/>
               <w:jc w:val="center"/>
               <w:rPr/>
@@ -7085,8 +7160,8 @@
               <w:rPr>
                 <w:rFonts w:ascii="Noto Sans KR" w:hAnsi="Noto Sans KR" w:cs="Noto Sans KR" w:eastAsia="Noto Sans KR"/>
                 <w:b/>
+                <w:sz w:val="19"/>
                 <w:color w:val="FFFFFF"/>
-                <w:sz w:val="18"/>
               </w:rPr>
               <w:t>실패 시</w:t>
             </w:r>
@@ -7110,16 +7185,16 @@
             <w:shd w:fill="FFFFFF" w:val="clear"/>
             <w:vAlign w:val="center"/>
             <w:tcMar>
-              <w:top w:w="58" w:type="dxa"/>
-              <w:start w:w="90" w:type="dxa"/>
-              <w:bottom w:w="58" w:type="dxa"/>
-              <w:end w:w="90" w:type="dxa"/>
+              <w:top w:w="80" w:type="dxa"/>
+              <w:start w:w="100" w:type="dxa"/>
+              <w:bottom w:w="80" w:type="dxa"/>
+              <w:end w:w="100" w:type="dxa"/>
             </w:tcMar>
           </w:tcPr>
           <w:p>
             <w:pPr>
               <w:pStyle w:val="Normal"/>
-              <w:spacing w:lineRule="auto" w:line="274" w:before="0" w:after="46"/>
+              <w:spacing w:lineRule="auto" w:line="269" w:before="0" w:after="70"/>
               <w:ind w:start="0" w:end="0"/>
               <w:jc w:val="left"/>
               <w:rPr/>
@@ -7147,16 +7222,16 @@
             <w:shd w:fill="FFFFFF" w:val="clear"/>
             <w:vAlign w:val="center"/>
             <w:tcMar>
-              <w:top w:w="58" w:type="dxa"/>
-              <w:start w:w="90" w:type="dxa"/>
-              <w:bottom w:w="58" w:type="dxa"/>
-              <w:end w:w="90" w:type="dxa"/>
+              <w:top w:w="80" w:type="dxa"/>
+              <w:start w:w="100" w:type="dxa"/>
+              <w:bottom w:w="80" w:type="dxa"/>
+              <w:end w:w="100" w:type="dxa"/>
             </w:tcMar>
           </w:tcPr>
           <w:p>
             <w:pPr>
               <w:pStyle w:val="Normal"/>
-              <w:spacing w:lineRule="auto" w:line="274" w:before="0" w:after="46"/>
+              <w:spacing w:lineRule="auto" w:line="269" w:before="0" w:after="70"/>
               <w:ind w:start="0" w:end="0"/>
               <w:jc w:val="left"/>
               <w:rPr/>
@@ -7202,16 +7277,16 @@
             <w:shd w:fill="FFFFFF" w:val="clear"/>
             <w:vAlign w:val="center"/>
             <w:tcMar>
-              <w:top w:w="58" w:type="dxa"/>
-              <w:start w:w="90" w:type="dxa"/>
-              <w:bottom w:w="58" w:type="dxa"/>
-              <w:end w:w="90" w:type="dxa"/>
+              <w:top w:w="80" w:type="dxa"/>
+              <w:start w:w="100" w:type="dxa"/>
+              <w:bottom w:w="80" w:type="dxa"/>
+              <w:end w:w="100" w:type="dxa"/>
             </w:tcMar>
           </w:tcPr>
           <w:p>
             <w:pPr>
               <w:pStyle w:val="Normal"/>
-              <w:spacing w:lineRule="auto" w:line="274" w:before="0" w:after="46"/>
+              <w:spacing w:lineRule="auto" w:line="269" w:before="0" w:after="70"/>
               <w:ind w:start="0" w:end="0"/>
               <w:jc w:val="left"/>
               <w:rPr/>
@@ -7263,16 +7338,16 @@
             <w:shd w:fill="F4F7FB" w:val="clear"/>
             <w:vAlign w:val="center"/>
             <w:tcMar>
-              <w:top w:w="58" w:type="dxa"/>
-              <w:start w:w="90" w:type="dxa"/>
-              <w:bottom w:w="58" w:type="dxa"/>
-              <w:end w:w="90" w:type="dxa"/>
+              <w:top w:w="80" w:type="dxa"/>
+              <w:start w:w="100" w:type="dxa"/>
+              <w:bottom w:w="80" w:type="dxa"/>
+              <w:end w:w="100" w:type="dxa"/>
             </w:tcMar>
           </w:tcPr>
           <w:p>
             <w:pPr>
               <w:pStyle w:val="Normal"/>
-              <w:spacing w:lineRule="auto" w:line="274" w:before="0" w:after="46"/>
+              <w:spacing w:lineRule="auto" w:line="269" w:before="0" w:after="70"/>
               <w:ind w:start="0" w:end="0"/>
               <w:jc w:val="left"/>
               <w:rPr/>
@@ -7300,16 +7375,16 @@
             <w:shd w:fill="F4F7FB" w:val="clear"/>
             <w:vAlign w:val="center"/>
             <w:tcMar>
-              <w:top w:w="58" w:type="dxa"/>
-              <w:start w:w="90" w:type="dxa"/>
-              <w:bottom w:w="58" w:type="dxa"/>
-              <w:end w:w="90" w:type="dxa"/>
+              <w:top w:w="80" w:type="dxa"/>
+              <w:start w:w="100" w:type="dxa"/>
+              <w:bottom w:w="80" w:type="dxa"/>
+              <w:end w:w="100" w:type="dxa"/>
             </w:tcMar>
           </w:tcPr>
           <w:p>
             <w:pPr>
               <w:pStyle w:val="Normal"/>
-              <w:spacing w:lineRule="auto" w:line="274" w:before="0" w:after="46"/>
+              <w:spacing w:lineRule="auto" w:line="269" w:before="0" w:after="70"/>
               <w:ind w:start="0" w:end="0"/>
               <w:jc w:val="left"/>
               <w:rPr/>
@@ -7382,16 +7457,16 @@
             <w:shd w:fill="F4F7FB" w:val="clear"/>
             <w:vAlign w:val="center"/>
             <w:tcMar>
-              <w:top w:w="58" w:type="dxa"/>
-              <w:start w:w="90" w:type="dxa"/>
-              <w:bottom w:w="58" w:type="dxa"/>
-              <w:end w:w="90" w:type="dxa"/>
+              <w:top w:w="80" w:type="dxa"/>
+              <w:start w:w="100" w:type="dxa"/>
+              <w:bottom w:w="80" w:type="dxa"/>
+              <w:end w:w="100" w:type="dxa"/>
             </w:tcMar>
           </w:tcPr>
           <w:p>
             <w:pPr>
               <w:pStyle w:val="Normal"/>
-              <w:spacing w:lineRule="auto" w:line="274" w:before="0" w:after="46"/>
+              <w:spacing w:lineRule="auto" w:line="269" w:before="0" w:after="70"/>
               <w:ind w:start="0" w:end="0"/>
               <w:jc w:val="left"/>
               <w:rPr/>
@@ -7434,16 +7509,16 @@
             <w:shd w:fill="FFFFFF" w:val="clear"/>
             <w:vAlign w:val="center"/>
             <w:tcMar>
-              <w:top w:w="58" w:type="dxa"/>
-              <w:start w:w="90" w:type="dxa"/>
-              <w:bottom w:w="58" w:type="dxa"/>
-              <w:end w:w="90" w:type="dxa"/>
+              <w:top w:w="80" w:type="dxa"/>
+              <w:start w:w="100" w:type="dxa"/>
+              <w:bottom w:w="80" w:type="dxa"/>
+              <w:end w:w="100" w:type="dxa"/>
             </w:tcMar>
           </w:tcPr>
           <w:p>
             <w:pPr>
               <w:pStyle w:val="Normal"/>
-              <w:spacing w:lineRule="auto" w:line="274" w:before="0" w:after="46"/>
+              <w:spacing w:lineRule="auto" w:line="269" w:before="0" w:after="70"/>
               <w:ind w:start="0" w:end="0"/>
               <w:jc w:val="left"/>
               <w:rPr/>
@@ -7471,16 +7546,16 @@
             <w:shd w:fill="FFFFFF" w:val="clear"/>
             <w:vAlign w:val="center"/>
             <w:tcMar>
-              <w:top w:w="58" w:type="dxa"/>
-              <w:start w:w="90" w:type="dxa"/>
-              <w:bottom w:w="58" w:type="dxa"/>
-              <w:end w:w="90" w:type="dxa"/>
+              <w:top w:w="80" w:type="dxa"/>
+              <w:start w:w="100" w:type="dxa"/>
+              <w:bottom w:w="80" w:type="dxa"/>
+              <w:end w:w="100" w:type="dxa"/>
             </w:tcMar>
           </w:tcPr>
           <w:p>
             <w:pPr>
               <w:pStyle w:val="Normal"/>
-              <w:spacing w:lineRule="auto" w:line="274" w:before="0" w:after="46"/>
+              <w:spacing w:lineRule="auto" w:line="269" w:before="0" w:after="70"/>
               <w:ind w:start="0" w:end="0"/>
               <w:jc w:val="left"/>
               <w:rPr/>
@@ -7535,16 +7610,16 @@
             <w:shd w:fill="FFFFFF" w:val="clear"/>
             <w:vAlign w:val="center"/>
             <w:tcMar>
-              <w:top w:w="58" w:type="dxa"/>
-              <w:start w:w="90" w:type="dxa"/>
-              <w:bottom w:w="58" w:type="dxa"/>
-              <w:end w:w="90" w:type="dxa"/>
+              <w:top w:w="80" w:type="dxa"/>
+              <w:start w:w="100" w:type="dxa"/>
+              <w:bottom w:w="80" w:type="dxa"/>
+              <w:end w:w="100" w:type="dxa"/>
             </w:tcMar>
           </w:tcPr>
           <w:p>
             <w:pPr>
               <w:pStyle w:val="Normal"/>
-              <w:spacing w:lineRule="auto" w:line="274" w:before="0" w:after="46"/>
+              <w:spacing w:lineRule="auto" w:line="269" w:before="0" w:after="70"/>
               <w:ind w:start="0" w:end="0"/>
               <w:jc w:val="left"/>
               <w:rPr/>
@@ -7596,16 +7671,16 @@
             <w:shd w:fill="F4F7FB" w:val="clear"/>
             <w:vAlign w:val="center"/>
             <w:tcMar>
-              <w:top w:w="58" w:type="dxa"/>
-              <w:start w:w="90" w:type="dxa"/>
-              <w:bottom w:w="58" w:type="dxa"/>
-              <w:end w:w="90" w:type="dxa"/>
+              <w:top w:w="80" w:type="dxa"/>
+              <w:start w:w="100" w:type="dxa"/>
+              <w:bottom w:w="80" w:type="dxa"/>
+              <w:end w:w="100" w:type="dxa"/>
             </w:tcMar>
           </w:tcPr>
           <w:p>
             <w:pPr>
               <w:pStyle w:val="Normal"/>
-              <w:spacing w:lineRule="auto" w:line="274" w:before="0" w:after="46"/>
+              <w:spacing w:lineRule="auto" w:line="269" w:before="0" w:after="70"/>
               <w:ind w:start="0" w:end="0"/>
               <w:jc w:val="left"/>
               <w:rPr/>
@@ -7633,16 +7708,16 @@
             <w:shd w:fill="F4F7FB" w:val="clear"/>
             <w:vAlign w:val="center"/>
             <w:tcMar>
-              <w:top w:w="58" w:type="dxa"/>
-              <w:start w:w="90" w:type="dxa"/>
-              <w:bottom w:w="58" w:type="dxa"/>
-              <w:end w:w="90" w:type="dxa"/>
+              <w:top w:w="80" w:type="dxa"/>
+              <w:start w:w="100" w:type="dxa"/>
+              <w:bottom w:w="80" w:type="dxa"/>
+              <w:end w:w="100" w:type="dxa"/>
             </w:tcMar>
           </w:tcPr>
           <w:p>
             <w:pPr>
               <w:pStyle w:val="Normal"/>
-              <w:spacing w:lineRule="auto" w:line="274" w:before="0" w:after="46"/>
+              <w:spacing w:lineRule="auto" w:line="269" w:before="0" w:after="70"/>
               <w:ind w:start="0" w:end="0"/>
               <w:jc w:val="left"/>
               <w:rPr/>
@@ -7706,16 +7781,16 @@
             <w:shd w:fill="F4F7FB" w:val="clear"/>
             <w:vAlign w:val="center"/>
             <w:tcMar>
-              <w:top w:w="58" w:type="dxa"/>
-              <w:start w:w="90" w:type="dxa"/>
-              <w:bottom w:w="58" w:type="dxa"/>
-              <w:end w:w="90" w:type="dxa"/>
+              <w:top w:w="80" w:type="dxa"/>
+              <w:start w:w="100" w:type="dxa"/>
+              <w:bottom w:w="80" w:type="dxa"/>
+              <w:end w:w="100" w:type="dxa"/>
             </w:tcMar>
           </w:tcPr>
           <w:p>
             <w:pPr>
               <w:pStyle w:val="Normal"/>
-              <w:spacing w:lineRule="auto" w:line="274" w:before="0" w:after="46"/>
+              <w:spacing w:lineRule="auto" w:line="269" w:before="0" w:after="70"/>
               <w:ind w:start="0" w:end="0"/>
               <w:jc w:val="left"/>
               <w:rPr/>
@@ -7875,16 +7950,16 @@
             <w:shd w:fill="183B63" w:val="clear"/>
             <w:vAlign w:val="center"/>
             <w:tcMar>
-              <w:top w:w="70" w:type="dxa"/>
-              <w:start w:w="90" w:type="dxa"/>
-              <w:bottom w:w="70" w:type="dxa"/>
-              <w:end w:w="90" w:type="dxa"/>
+              <w:top w:w="80" w:type="dxa"/>
+              <w:start w:w="100" w:type="dxa"/>
+              <w:bottom w:w="80" w:type="dxa"/>
+              <w:end w:w="100" w:type="dxa"/>
             </w:tcMar>
           </w:tcPr>
           <w:p>
             <w:pPr>
               <w:pStyle w:val="Normal"/>
-              <w:spacing w:lineRule="auto" w:line="274" w:before="0" w:after="46"/>
+              <w:spacing w:lineRule="auto" w:line="269" w:before="0" w:after="70"/>
               <w:ind w:start="0" w:end="0"/>
               <w:jc w:val="center"/>
               <w:rPr/>
@@ -7893,8 +7968,8 @@
               <w:rPr>
                 <w:rFonts w:ascii="Noto Sans KR" w:hAnsi="Noto Sans KR" w:cs="Noto Sans KR" w:eastAsia="Noto Sans KR"/>
                 <w:b/>
+                <w:sz w:val="19"/>
                 <w:color w:val="FFFFFF"/>
-                <w:sz w:val="17"/>
               </w:rPr>
               <w:t>하려는 일</w:t>
             </w:r>
@@ -7912,16 +7987,16 @@
             <w:shd w:fill="183B63" w:val="clear"/>
             <w:vAlign w:val="center"/>
             <w:tcMar>
-              <w:top w:w="70" w:type="dxa"/>
-              <w:start w:w="90" w:type="dxa"/>
-              <w:bottom w:w="70" w:type="dxa"/>
-              <w:end w:w="90" w:type="dxa"/>
+              <w:top w:w="80" w:type="dxa"/>
+              <w:start w:w="100" w:type="dxa"/>
+              <w:bottom w:w="80" w:type="dxa"/>
+              <w:end w:w="100" w:type="dxa"/>
             </w:tcMar>
           </w:tcPr>
           <w:p>
             <w:pPr>
               <w:pStyle w:val="Normal"/>
-              <w:spacing w:lineRule="auto" w:line="274" w:before="0" w:after="46"/>
+              <w:spacing w:lineRule="auto" w:line="269" w:before="0" w:after="70"/>
               <w:ind w:start="0" w:end="0"/>
               <w:jc w:val="center"/>
               <w:rPr/>
@@ -7930,8 +8005,8 @@
               <w:rPr>
                 <w:rFonts w:eastAsia="Noto Sans KR" w:cs="Noto Sans KR" w:ascii="Noto Sans KR" w:hAnsi="Noto Sans KR"/>
                 <w:b/>
+                <w:sz w:val="19"/>
                 <w:color w:val="FFFFFF"/>
-                <w:sz w:val="17"/>
               </w:rPr>
               <w:t>Public API / Annotation</w:t>
             </w:r>
@@ -7949,16 +8024,16 @@
             <w:shd w:fill="183B63" w:val="clear"/>
             <w:vAlign w:val="center"/>
             <w:tcMar>
-              <w:top w:w="70" w:type="dxa"/>
-              <w:start w:w="90" w:type="dxa"/>
-              <w:bottom w:w="70" w:type="dxa"/>
-              <w:end w:w="90" w:type="dxa"/>
+              <w:top w:w="80" w:type="dxa"/>
+              <w:start w:w="100" w:type="dxa"/>
+              <w:bottom w:w="80" w:type="dxa"/>
+              <w:end w:w="100" w:type="dxa"/>
             </w:tcMar>
           </w:tcPr>
           <w:p>
             <w:pPr>
               <w:pStyle w:val="Normal"/>
-              <w:spacing w:lineRule="auto" w:line="274" w:before="0" w:after="46"/>
+              <w:spacing w:lineRule="auto" w:line="269" w:before="0" w:after="70"/>
               <w:ind w:start="0" w:end="0"/>
               <w:jc w:val="center"/>
               <w:rPr/>
@@ -7967,8 +8042,8 @@
               <w:rPr>
                 <w:rFonts w:ascii="Noto Sans KR" w:hAnsi="Noto Sans KR" w:cs="Noto Sans KR" w:eastAsia="Noto Sans KR"/>
                 <w:b/>
+                <w:sz w:val="19"/>
                 <w:color w:val="FFFFFF"/>
-                <w:sz w:val="17"/>
               </w:rPr>
               <w:t>핵심 옵션</w:t>
             </w:r>
@@ -7986,16 +8061,16 @@
             <w:shd w:fill="183B63" w:val="clear"/>
             <w:vAlign w:val="center"/>
             <w:tcMar>
-              <w:top w:w="70" w:type="dxa"/>
-              <w:start w:w="90" w:type="dxa"/>
-              <w:bottom w:w="70" w:type="dxa"/>
-              <w:end w:w="90" w:type="dxa"/>
+              <w:top w:w="80" w:type="dxa"/>
+              <w:start w:w="100" w:type="dxa"/>
+              <w:bottom w:w="80" w:type="dxa"/>
+              <w:end w:w="100" w:type="dxa"/>
             </w:tcMar>
           </w:tcPr>
           <w:p>
             <w:pPr>
               <w:pStyle w:val="Normal"/>
-              <w:spacing w:lineRule="auto" w:line="274" w:before="0" w:after="46"/>
+              <w:spacing w:lineRule="auto" w:line="269" w:before="0" w:after="70"/>
               <w:ind w:start="0" w:end="0"/>
               <w:jc w:val="center"/>
               <w:rPr/>
@@ -8004,8 +8079,8 @@
               <w:rPr>
                 <w:rFonts w:ascii="Noto Sans KR" w:hAnsi="Noto Sans KR" w:cs="Noto Sans KR" w:eastAsia="Noto Sans KR"/>
                 <w:b/>
+                <w:sz w:val="19"/>
                 <w:color w:val="FFFFFF"/>
-                <w:sz w:val="17"/>
               </w:rPr>
               <w:t>언제 선택</w:t>
             </w:r>
@@ -8023,16 +8098,16 @@
             <w:shd w:fill="183B63" w:val="clear"/>
             <w:vAlign w:val="center"/>
             <w:tcMar>
-              <w:top w:w="70" w:type="dxa"/>
-              <w:start w:w="90" w:type="dxa"/>
-              <w:bottom w:w="70" w:type="dxa"/>
-              <w:end w:w="90" w:type="dxa"/>
+              <w:top w:w="80" w:type="dxa"/>
+              <w:start w:w="100" w:type="dxa"/>
+              <w:bottom w:w="80" w:type="dxa"/>
+              <w:end w:w="100" w:type="dxa"/>
             </w:tcMar>
           </w:tcPr>
           <w:p>
             <w:pPr>
               <w:pStyle w:val="Normal"/>
-              <w:spacing w:lineRule="auto" w:line="274" w:before="0" w:after="46"/>
+              <w:spacing w:lineRule="auto" w:line="269" w:before="0" w:after="70"/>
               <w:ind w:start="0" w:end="0"/>
               <w:jc w:val="center"/>
               <w:rPr/>
@@ -8041,8 +8116,8 @@
               <w:rPr>
                 <w:rFonts w:ascii="Noto Sans KR" w:hAnsi="Noto Sans KR" w:cs="Noto Sans KR" w:eastAsia="Noto Sans KR"/>
                 <w:b/>
+                <w:sz w:val="19"/>
                 <w:color w:val="FFFFFF"/>
-                <w:sz w:val="17"/>
               </w:rPr>
               <w:t>실패</w:t>
             </w:r>
@@ -8050,8 +8125,8 @@
               <w:rPr>
                 <w:rFonts w:eastAsia="Noto Sans KR" w:cs="Noto Sans KR" w:ascii="Noto Sans KR" w:hAnsi="Noto Sans KR"/>
                 <w:b/>
+                <w:sz w:val="19"/>
                 <w:color w:val="FFFFFF"/>
-                <w:sz w:val="17"/>
               </w:rPr>
               <w:t>·</w:t>
             </w:r>
@@ -8059,8 +8134,8 @@
               <w:rPr>
                 <w:rFonts w:ascii="Noto Sans KR" w:hAnsi="Noto Sans KR" w:cs="Noto Sans KR" w:eastAsia="Noto Sans KR"/>
                 <w:b/>
+                <w:sz w:val="19"/>
                 <w:color w:val="FFFFFF"/>
-                <w:sz w:val="17"/>
               </w:rPr>
               <w:t>복구</w:t>
             </w:r>
@@ -8084,16 +8159,16 @@
             <w:shd w:fill="FFFFFF" w:val="clear"/>
             <w:vAlign w:val="center"/>
             <w:tcMar>
-              <w:top w:w="58" w:type="dxa"/>
-              <w:start w:w="90" w:type="dxa"/>
-              <w:bottom w:w="58" w:type="dxa"/>
-              <w:end w:w="90" w:type="dxa"/>
+              <w:top w:w="80" w:type="dxa"/>
+              <w:start w:w="100" w:type="dxa"/>
+              <w:bottom w:w="80" w:type="dxa"/>
+              <w:end w:w="100" w:type="dxa"/>
             </w:tcMar>
           </w:tcPr>
           <w:p>
             <w:pPr>
               <w:pStyle w:val="Normal"/>
-              <w:spacing w:lineRule="auto" w:line="274" w:before="0" w:after="46"/>
+              <w:spacing w:lineRule="auto" w:line="269" w:before="0" w:after="70"/>
               <w:ind w:start="0" w:end="0"/>
               <w:jc w:val="left"/>
               <w:rPr/>
@@ -8103,7 +8178,7 @@
                 <w:rFonts w:ascii="Noto Sans KR" w:hAnsi="Noto Sans KR" w:cs="Noto Sans KR" w:eastAsia="Noto Sans KR"/>
                 <w:b w:val="false"/>
                 <w:color w:val="1C3553"/>
-                <w:sz w:val="17"/>
+                <w:sz w:val="18"/>
               </w:rPr>
               <w:t>현재 실행권 검증</w:t>
             </w:r>
@@ -8121,16 +8196,16 @@
             <w:shd w:fill="FFFFFF" w:val="clear"/>
             <w:vAlign w:val="center"/>
             <w:tcMar>
-              <w:top w:w="58" w:type="dxa"/>
-              <w:start w:w="90" w:type="dxa"/>
-              <w:bottom w:w="58" w:type="dxa"/>
-              <w:end w:w="90" w:type="dxa"/>
+              <w:top w:w="80" w:type="dxa"/>
+              <w:start w:w="100" w:type="dxa"/>
+              <w:bottom w:w="80" w:type="dxa"/>
+              <w:end w:w="100" w:type="dxa"/>
             </w:tcMar>
           </w:tcPr>
           <w:p>
             <w:pPr>
               <w:pStyle w:val="Normal"/>
-              <w:spacing w:lineRule="auto" w:line="274" w:before="0" w:after="46"/>
+              <w:spacing w:lineRule="auto" w:line="269" w:before="0" w:after="70"/>
               <w:ind w:start="0" w:end="0"/>
               <w:jc w:val="left"/>
               <w:rPr/>
@@ -8140,7 +8215,7 @@
                 <w:rFonts w:eastAsia="Noto Sans KR" w:cs="Noto Sans KR" w:ascii="Noto Sans KR" w:hAnsi="Noto Sans KR"/>
                 <w:b w:val="false"/>
                 <w:color w:val="1C3553"/>
-                <w:sz w:val="17"/>
+                <w:sz w:val="18"/>
               </w:rPr>
               <w:t>BatchFencingPort.assertCurrent</w:t>
             </w:r>
@@ -8158,16 +8233,16 @@
             <w:shd w:fill="FFFFFF" w:val="clear"/>
             <w:vAlign w:val="center"/>
             <w:tcMar>
-              <w:top w:w="58" w:type="dxa"/>
-              <w:start w:w="90" w:type="dxa"/>
-              <w:bottom w:w="58" w:type="dxa"/>
-              <w:end w:w="90" w:type="dxa"/>
+              <w:top w:w="80" w:type="dxa"/>
+              <w:start w:w="100" w:type="dxa"/>
+              <w:bottom w:w="80" w:type="dxa"/>
+              <w:end w:w="100" w:type="dxa"/>
             </w:tcMar>
           </w:tcPr>
           <w:p>
             <w:pPr>
               <w:pStyle w:val="Normal"/>
-              <w:spacing w:lineRule="auto" w:line="274" w:before="0" w:after="46"/>
+              <w:spacing w:lineRule="auto" w:line="269" w:before="0" w:after="70"/>
               <w:ind w:start="0" w:end="0"/>
               <w:jc w:val="left"/>
               <w:rPr/>
@@ -8177,7 +8252,7 @@
                 <w:rFonts w:eastAsia="Noto Sans KR" w:cs="Noto Sans KR" w:ascii="Noto Sans KR" w:hAnsi="Noto Sans KR"/>
                 <w:b w:val="false"/>
                 <w:color w:val="1C3553"/>
-                <w:sz w:val="17"/>
+                <w:sz w:val="18"/>
               </w:rPr>
               <w:t>execution/token</w:t>
             </w:r>
@@ -8195,16 +8270,16 @@
             <w:shd w:fill="FFFFFF" w:val="clear"/>
             <w:vAlign w:val="center"/>
             <w:tcMar>
-              <w:top w:w="58" w:type="dxa"/>
-              <w:start w:w="90" w:type="dxa"/>
-              <w:bottom w:w="58" w:type="dxa"/>
-              <w:end w:w="90" w:type="dxa"/>
+              <w:top w:w="80" w:type="dxa"/>
+              <w:start w:w="100" w:type="dxa"/>
+              <w:bottom w:w="80" w:type="dxa"/>
+              <w:end w:w="100" w:type="dxa"/>
             </w:tcMar>
           </w:tcPr>
           <w:p>
             <w:pPr>
               <w:pStyle w:val="Normal"/>
-              <w:spacing w:lineRule="auto" w:line="274" w:before="0" w:after="46"/>
+              <w:spacing w:lineRule="auto" w:line="269" w:before="0" w:after="70"/>
               <w:ind w:start="0" w:end="0"/>
               <w:jc w:val="left"/>
               <w:rPr/>
@@ -8214,7 +8289,7 @@
                 <w:rFonts w:eastAsia="Noto Sans KR" w:cs="Noto Sans KR" w:ascii="Noto Sans KR" w:hAnsi="Noto Sans KR"/>
                 <w:b w:val="false"/>
                 <w:color w:val="1C3553"/>
-                <w:sz w:val="17"/>
+                <w:sz w:val="18"/>
               </w:rPr>
               <w:t>DB/</w:t>
             </w:r>
@@ -8223,7 +8298,7 @@
                 <w:rFonts w:ascii="Noto Sans KR" w:hAnsi="Noto Sans KR" w:cs="Noto Sans KR" w:eastAsia="Noto Sans KR"/>
                 <w:b w:val="false"/>
                 <w:color w:val="1C3553"/>
-                <w:sz w:val="17"/>
+                <w:sz w:val="18"/>
               </w:rPr>
               <w:t>외부 쓰기 직전</w:t>
             </w:r>
@@ -8241,16 +8316,16 @@
             <w:shd w:fill="FFFFFF" w:val="clear"/>
             <w:vAlign w:val="center"/>
             <w:tcMar>
-              <w:top w:w="58" w:type="dxa"/>
-              <w:start w:w="90" w:type="dxa"/>
-              <w:bottom w:w="58" w:type="dxa"/>
-              <w:end w:w="90" w:type="dxa"/>
+              <w:top w:w="80" w:type="dxa"/>
+              <w:start w:w="100" w:type="dxa"/>
+              <w:bottom w:w="80" w:type="dxa"/>
+              <w:end w:w="100" w:type="dxa"/>
             </w:tcMar>
           </w:tcPr>
           <w:p>
             <w:pPr>
               <w:pStyle w:val="Normal"/>
-              <w:spacing w:lineRule="auto" w:line="274" w:before="0" w:after="46"/>
+              <w:spacing w:lineRule="auto" w:line="269" w:before="0" w:after="70"/>
               <w:ind w:start="0" w:end="0"/>
               <w:jc w:val="left"/>
               <w:rPr/>
@@ -8260,7 +8335,7 @@
                 <w:rFonts w:eastAsia="Noto Sans KR" w:cs="Noto Sans KR" w:ascii="Noto Sans KR" w:hAnsi="Noto Sans KR"/>
                 <w:b w:val="false"/>
                 <w:color w:val="1C3553"/>
-                <w:sz w:val="17"/>
+                <w:sz w:val="18"/>
               </w:rPr>
               <w:t>stale token</w:t>
             </w:r>
@@ -8269,7 +8344,7 @@
                 <w:rFonts w:ascii="Noto Sans KR" w:hAnsi="Noto Sans KR" w:cs="Noto Sans KR" w:eastAsia="Noto Sans KR"/>
                 <w:b w:val="false"/>
                 <w:color w:val="1C3553"/>
-                <w:sz w:val="17"/>
+                <w:sz w:val="18"/>
               </w:rPr>
               <w:t>이면 실행 차단</w:t>
             </w:r>
@@ -8293,16 +8368,16 @@
             <w:shd w:fill="F4F7FB" w:val="clear"/>
             <w:vAlign w:val="center"/>
             <w:tcMar>
-              <w:top w:w="58" w:type="dxa"/>
-              <w:start w:w="90" w:type="dxa"/>
-              <w:bottom w:w="58" w:type="dxa"/>
-              <w:end w:w="90" w:type="dxa"/>
+              <w:top w:w="80" w:type="dxa"/>
+              <w:start w:w="100" w:type="dxa"/>
+              <w:bottom w:w="80" w:type="dxa"/>
+              <w:end w:w="100" w:type="dxa"/>
             </w:tcMar>
           </w:tcPr>
           <w:p>
             <w:pPr>
               <w:pStyle w:val="Normal"/>
-              <w:spacing w:lineRule="auto" w:line="274" w:before="0" w:after="46"/>
+              <w:spacing w:lineRule="auto" w:line="269" w:before="0" w:after="70"/>
               <w:ind w:start="0" w:end="0"/>
               <w:jc w:val="left"/>
               <w:rPr/>
@@ -8312,7 +8387,7 @@
                 <w:rFonts w:ascii="Noto Sans KR" w:hAnsi="Noto Sans KR" w:cs="Noto Sans KR" w:eastAsia="Noto Sans KR"/>
                 <w:b w:val="false"/>
                 <w:color w:val="1C3553"/>
-                <w:sz w:val="17"/>
+                <w:sz w:val="18"/>
               </w:rPr>
               <w:t>실행 예약</w:t>
             </w:r>
@@ -8330,16 +8405,16 @@
             <w:shd w:fill="F4F7FB" w:val="clear"/>
             <w:vAlign w:val="center"/>
             <w:tcMar>
-              <w:top w:w="58" w:type="dxa"/>
-              <w:start w:w="90" w:type="dxa"/>
-              <w:bottom w:w="58" w:type="dxa"/>
-              <w:end w:w="90" w:type="dxa"/>
+              <w:top w:w="80" w:type="dxa"/>
+              <w:start w:w="100" w:type="dxa"/>
+              <w:bottom w:w="80" w:type="dxa"/>
+              <w:end w:w="100" w:type="dxa"/>
             </w:tcMar>
           </w:tcPr>
           <w:p>
             <w:pPr>
               <w:pStyle w:val="Normal"/>
-              <w:spacing w:lineRule="auto" w:line="274" w:before="0" w:after="46"/>
+              <w:spacing w:lineRule="auto" w:line="269" w:before="0" w:after="70"/>
               <w:ind w:start="0" w:end="0"/>
               <w:jc w:val="left"/>
               <w:rPr/>
@@ -8349,7 +8424,7 @@
                 <w:rFonts w:eastAsia="Noto Sans KR" w:cs="Noto Sans KR" w:ascii="Noto Sans KR" w:hAnsi="Noto Sans KR"/>
                 <w:b w:val="false"/>
                 <w:color w:val="1C3553"/>
-                <w:sz w:val="17"/>
+                <w:sz w:val="18"/>
               </w:rPr>
               <w:t>BatchExecutionLedgerPort.reserve</w:t>
             </w:r>
@@ -8367,16 +8442,16 @@
             <w:shd w:fill="F4F7FB" w:val="clear"/>
             <w:vAlign w:val="center"/>
             <w:tcMar>
-              <w:top w:w="58" w:type="dxa"/>
-              <w:start w:w="90" w:type="dxa"/>
-              <w:bottom w:w="58" w:type="dxa"/>
-              <w:end w:w="90" w:type="dxa"/>
+              <w:top w:w="80" w:type="dxa"/>
+              <w:start w:w="100" w:type="dxa"/>
+              <w:bottom w:w="80" w:type="dxa"/>
+              <w:end w:w="100" w:type="dxa"/>
             </w:tcMar>
           </w:tcPr>
           <w:p>
             <w:pPr>
               <w:pStyle w:val="Normal"/>
-              <w:spacing w:lineRule="auto" w:line="274" w:before="0" w:after="46"/>
+              <w:spacing w:lineRule="auto" w:line="269" w:before="0" w:after="70"/>
               <w:ind w:start="0" w:end="0"/>
               <w:jc w:val="left"/>
               <w:rPr/>
@@ -8386,7 +8461,7 @@
                 <w:rFonts w:eastAsia="Noto Sans KR" w:cs="Noto Sans KR" w:ascii="Noto Sans KR" w:hAnsi="Noto Sans KR"/>
                 <w:b w:val="false"/>
                 <w:color w:val="1C3553"/>
-                <w:sz w:val="17"/>
+                <w:sz w:val="18"/>
               </w:rPr>
               <w:t>business/execution key</w:t>
             </w:r>
@@ -8404,16 +8479,16 @@
             <w:shd w:fill="F4F7FB" w:val="clear"/>
             <w:vAlign w:val="center"/>
             <w:tcMar>
-              <w:top w:w="58" w:type="dxa"/>
-              <w:start w:w="90" w:type="dxa"/>
-              <w:bottom w:w="58" w:type="dxa"/>
-              <w:end w:w="90" w:type="dxa"/>
+              <w:top w:w="80" w:type="dxa"/>
+              <w:start w:w="100" w:type="dxa"/>
+              <w:bottom w:w="80" w:type="dxa"/>
+              <w:end w:w="100" w:type="dxa"/>
             </w:tcMar>
           </w:tcPr>
           <w:p>
             <w:pPr>
               <w:pStyle w:val="Normal"/>
-              <w:spacing w:lineRule="auto" w:line="274" w:before="0" w:after="46"/>
+              <w:spacing w:lineRule="auto" w:line="269" w:before="0" w:after="70"/>
               <w:ind w:start="0" w:end="0"/>
               <w:jc w:val="left"/>
               <w:rPr/>
@@ -8423,7 +8498,7 @@
                 <w:rFonts w:ascii="Noto Sans KR" w:hAnsi="Noto Sans KR" w:cs="Noto Sans KR" w:eastAsia="Noto Sans KR"/>
                 <w:b w:val="false"/>
                 <w:color w:val="1C3553"/>
-                <w:sz w:val="17"/>
+                <w:sz w:val="18"/>
               </w:rPr>
               <w:t xml:space="preserve">중복 </w:t>
             </w:r>
@@ -8432,7 +8507,7 @@
                 <w:rFonts w:eastAsia="Noto Sans KR" w:cs="Noto Sans KR" w:ascii="Noto Sans KR" w:hAnsi="Noto Sans KR"/>
                 <w:b w:val="false"/>
                 <w:color w:val="1C3553"/>
-                <w:sz w:val="17"/>
+                <w:sz w:val="18"/>
               </w:rPr>
               <w:t xml:space="preserve">Job </w:t>
             </w:r>
@@ -8441,7 +8516,7 @@
                 <w:rFonts w:ascii="Noto Sans KR" w:hAnsi="Noto Sans KR" w:cs="Noto Sans KR" w:eastAsia="Noto Sans KR"/>
                 <w:b w:val="false"/>
                 <w:color w:val="1C3553"/>
-                <w:sz w:val="17"/>
+                <w:sz w:val="18"/>
               </w:rPr>
               <w:t>방지</w:t>
             </w:r>
@@ -8459,16 +8534,16 @@
             <w:shd w:fill="F4F7FB" w:val="clear"/>
             <w:vAlign w:val="center"/>
             <w:tcMar>
-              <w:top w:w="58" w:type="dxa"/>
-              <w:start w:w="90" w:type="dxa"/>
-              <w:bottom w:w="58" w:type="dxa"/>
-              <w:end w:w="90" w:type="dxa"/>
+              <w:top w:w="80" w:type="dxa"/>
+              <w:start w:w="100" w:type="dxa"/>
+              <w:bottom w:w="80" w:type="dxa"/>
+              <w:end w:w="100" w:type="dxa"/>
             </w:tcMar>
           </w:tcPr>
           <w:p>
             <w:pPr>
               <w:pStyle w:val="Normal"/>
-              <w:spacing w:lineRule="auto" w:line="274" w:before="0" w:after="46"/>
+              <w:spacing w:lineRule="auto" w:line="269" w:before="0" w:after="70"/>
               <w:ind w:start="0" w:end="0"/>
               <w:jc w:val="left"/>
               <w:rPr/>
@@ -8478,7 +8553,7 @@
                 <w:rFonts w:ascii="Noto Sans KR" w:hAnsi="Noto Sans KR" w:cs="Noto Sans KR" w:eastAsia="Noto Sans KR"/>
                 <w:b w:val="false"/>
                 <w:color w:val="1C3553"/>
-                <w:sz w:val="17"/>
+                <w:sz w:val="18"/>
               </w:rPr>
               <w:t>충돌이면 기존 상태 확인</w:t>
             </w:r>
@@ -8502,16 +8577,16 @@
             <w:shd w:fill="FFFFFF" w:val="clear"/>
             <w:vAlign w:val="center"/>
             <w:tcMar>
-              <w:top w:w="58" w:type="dxa"/>
-              <w:start w:w="90" w:type="dxa"/>
-              <w:bottom w:w="58" w:type="dxa"/>
-              <w:end w:w="90" w:type="dxa"/>
+              <w:top w:w="80" w:type="dxa"/>
+              <w:start w:w="100" w:type="dxa"/>
+              <w:bottom w:w="80" w:type="dxa"/>
+              <w:end w:w="100" w:type="dxa"/>
             </w:tcMar>
           </w:tcPr>
           <w:p>
             <w:pPr>
               <w:pStyle w:val="Normal"/>
-              <w:spacing w:lineRule="auto" w:line="274" w:before="0" w:after="46"/>
+              <w:spacing w:lineRule="auto" w:line="269" w:before="0" w:after="70"/>
               <w:ind w:start="0" w:end="0"/>
               <w:jc w:val="left"/>
               <w:rPr/>
@@ -8521,7 +8596,7 @@
                 <w:rFonts w:ascii="Noto Sans KR" w:hAnsi="Noto Sans KR" w:cs="Noto Sans KR" w:eastAsia="Noto Sans KR"/>
                 <w:b w:val="false"/>
                 <w:color w:val="1C3553"/>
-                <w:sz w:val="17"/>
+                <w:sz w:val="18"/>
               </w:rPr>
               <w:t>상태 전이</w:t>
             </w:r>
@@ -8539,16 +8614,16 @@
             <w:shd w:fill="FFFFFF" w:val="clear"/>
             <w:vAlign w:val="center"/>
             <w:tcMar>
-              <w:top w:w="58" w:type="dxa"/>
-              <w:start w:w="90" w:type="dxa"/>
-              <w:bottom w:w="58" w:type="dxa"/>
-              <w:end w:w="90" w:type="dxa"/>
+              <w:top w:w="80" w:type="dxa"/>
+              <w:start w:w="100" w:type="dxa"/>
+              <w:bottom w:w="80" w:type="dxa"/>
+              <w:end w:w="100" w:type="dxa"/>
             </w:tcMar>
           </w:tcPr>
           <w:p>
             <w:pPr>
               <w:pStyle w:val="Normal"/>
-              <w:spacing w:lineRule="auto" w:line="274" w:before="0" w:after="46"/>
+              <w:spacing w:lineRule="auto" w:line="269" w:before="0" w:after="70"/>
               <w:ind w:start="0" w:end="0"/>
               <w:jc w:val="left"/>
               <w:rPr/>
@@ -8558,7 +8633,7 @@
                 <w:rFonts w:eastAsia="Noto Sans KR" w:cs="Noto Sans KR" w:ascii="Noto Sans KR" w:hAnsi="Noto Sans KR"/>
                 <w:b w:val="false"/>
                 <w:color w:val="1C3553"/>
-                <w:sz w:val="17"/>
+                <w:sz w:val="18"/>
               </w:rPr>
               <w:t>BatchExecutionLedgerPort.transition</w:t>
             </w:r>
@@ -8576,16 +8651,16 @@
             <w:shd w:fill="FFFFFF" w:val="clear"/>
             <w:vAlign w:val="center"/>
             <w:tcMar>
-              <w:top w:w="58" w:type="dxa"/>
-              <w:start w:w="90" w:type="dxa"/>
-              <w:bottom w:w="58" w:type="dxa"/>
-              <w:end w:w="90" w:type="dxa"/>
+              <w:top w:w="80" w:type="dxa"/>
+              <w:start w:w="100" w:type="dxa"/>
+              <w:bottom w:w="80" w:type="dxa"/>
+              <w:end w:w="100" w:type="dxa"/>
             </w:tcMar>
           </w:tcPr>
           <w:p>
             <w:pPr>
               <w:pStyle w:val="Normal"/>
-              <w:spacing w:lineRule="auto" w:line="274" w:before="0" w:after="46"/>
+              <w:spacing w:lineRule="auto" w:line="269" w:before="0" w:after="70"/>
               <w:ind w:start="0" w:end="0"/>
               <w:jc w:val="left"/>
               <w:rPr/>
@@ -8595,7 +8670,7 @@
                 <w:rFonts w:eastAsia="Noto Sans KR" w:cs="Noto Sans KR" w:ascii="Noto Sans KR" w:hAnsi="Noto Sans KR"/>
                 <w:b w:val="false"/>
                 <w:color w:val="1C3553"/>
-                <w:sz w:val="17"/>
+                <w:sz w:val="18"/>
               </w:rPr>
               <w:t>from/to</w:t>
             </w:r>
@@ -8613,16 +8688,16 @@
             <w:shd w:fill="FFFFFF" w:val="clear"/>
             <w:vAlign w:val="center"/>
             <w:tcMar>
-              <w:top w:w="58" w:type="dxa"/>
-              <w:start w:w="90" w:type="dxa"/>
-              <w:bottom w:w="58" w:type="dxa"/>
-              <w:end w:w="90" w:type="dxa"/>
+              <w:top w:w="80" w:type="dxa"/>
+              <w:start w:w="100" w:type="dxa"/>
+              <w:bottom w:w="80" w:type="dxa"/>
+              <w:end w:w="100" w:type="dxa"/>
             </w:tcMar>
           </w:tcPr>
           <w:p>
             <w:pPr>
               <w:pStyle w:val="Normal"/>
-              <w:spacing w:lineRule="auto" w:line="274" w:before="0" w:after="46"/>
+              <w:spacing w:lineRule="auto" w:line="269" w:before="0" w:after="70"/>
               <w:ind w:start="0" w:end="0"/>
               <w:jc w:val="left"/>
               <w:rPr/>
@@ -8632,7 +8707,7 @@
                 <w:rFonts w:eastAsia="Noto Sans KR" w:cs="Noto Sans KR" w:ascii="Noto Sans KR" w:hAnsi="Noto Sans KR"/>
                 <w:b w:val="false"/>
                 <w:color w:val="1C3553"/>
-                <w:sz w:val="17"/>
+                <w:sz w:val="18"/>
               </w:rPr>
               <w:t xml:space="preserve">Lifecycle </w:t>
             </w:r>
@@ -8641,7 +8716,7 @@
                 <w:rFonts w:ascii="Noto Sans KR" w:hAnsi="Noto Sans KR" w:cs="Noto Sans KR" w:eastAsia="Noto Sans KR"/>
                 <w:b w:val="false"/>
                 <w:color w:val="1C3553"/>
-                <w:sz w:val="17"/>
+                <w:sz w:val="18"/>
               </w:rPr>
               <w:t>전이</w:t>
             </w:r>
@@ -8659,16 +8734,16 @@
             <w:shd w:fill="FFFFFF" w:val="clear"/>
             <w:vAlign w:val="center"/>
             <w:tcMar>
-              <w:top w:w="58" w:type="dxa"/>
-              <w:start w:w="90" w:type="dxa"/>
-              <w:bottom w:w="58" w:type="dxa"/>
-              <w:end w:w="90" w:type="dxa"/>
+              <w:top w:w="80" w:type="dxa"/>
+              <w:start w:w="100" w:type="dxa"/>
+              <w:bottom w:w="80" w:type="dxa"/>
+              <w:end w:w="100" w:type="dxa"/>
             </w:tcMar>
           </w:tcPr>
           <w:p>
             <w:pPr>
               <w:pStyle w:val="Normal"/>
-              <w:spacing w:lineRule="auto" w:line="274" w:before="0" w:after="46"/>
+              <w:spacing w:lineRule="auto" w:line="269" w:before="0" w:after="70"/>
               <w:ind w:start="0" w:end="0"/>
               <w:jc w:val="left"/>
               <w:rPr/>
@@ -8678,7 +8753,7 @@
                 <w:rFonts w:eastAsia="Noto Sans KR" w:cs="Noto Sans KR" w:ascii="Noto Sans KR" w:hAnsi="Noto Sans KR"/>
                 <w:b w:val="false"/>
                 <w:color w:val="1C3553"/>
-                <w:sz w:val="17"/>
+                <w:sz w:val="18"/>
               </w:rPr>
               <w:t xml:space="preserve">illegal transition </w:t>
             </w:r>
@@ -8687,7 +8762,7 @@
                 <w:rFonts w:ascii="Noto Sans KR" w:hAnsi="Noto Sans KR" w:cs="Noto Sans KR" w:eastAsia="Noto Sans KR"/>
                 <w:b w:val="false"/>
                 <w:color w:val="1C3553"/>
-                <w:sz w:val="17"/>
+                <w:sz w:val="18"/>
               </w:rPr>
               <w:t>차단</w:t>
             </w:r>
@@ -8711,16 +8786,16 @@
             <w:shd w:fill="F4F7FB" w:val="clear"/>
             <w:vAlign w:val="center"/>
             <w:tcMar>
-              <w:top w:w="58" w:type="dxa"/>
-              <w:start w:w="90" w:type="dxa"/>
-              <w:bottom w:w="58" w:type="dxa"/>
-              <w:end w:w="90" w:type="dxa"/>
+              <w:top w:w="80" w:type="dxa"/>
+              <w:start w:w="100" w:type="dxa"/>
+              <w:bottom w:w="80" w:type="dxa"/>
+              <w:end w:w="100" w:type="dxa"/>
             </w:tcMar>
           </w:tcPr>
           <w:p>
             <w:pPr>
               <w:pStyle w:val="Normal"/>
-              <w:spacing w:lineRule="auto" w:line="274" w:before="0" w:after="46"/>
+              <w:spacing w:lineRule="auto" w:line="269" w:before="0" w:after="70"/>
               <w:ind w:start="0" w:end="0"/>
               <w:jc w:val="left"/>
               <w:rPr/>
@@ -8730,7 +8805,7 @@
                 <w:rFonts w:eastAsia="Noto Sans KR" w:cs="Noto Sans KR" w:ascii="Noto Sans KR" w:hAnsi="Noto Sans KR"/>
                 <w:b w:val="false"/>
                 <w:color w:val="1C3553"/>
-                <w:sz w:val="17"/>
+                <w:sz w:val="18"/>
               </w:rPr>
               <w:t xml:space="preserve">UNKNOWN </w:t>
             </w:r>
@@ -8739,7 +8814,7 @@
                 <w:rFonts w:ascii="Noto Sans KR" w:hAnsi="Noto Sans KR" w:cs="Noto Sans KR" w:eastAsia="Noto Sans KR"/>
                 <w:b w:val="false"/>
                 <w:color w:val="1C3553"/>
-                <w:sz w:val="17"/>
+                <w:sz w:val="18"/>
               </w:rPr>
               <w:t>기록</w:t>
             </w:r>
@@ -8757,16 +8832,16 @@
             <w:shd w:fill="F4F7FB" w:val="clear"/>
             <w:vAlign w:val="center"/>
             <w:tcMar>
-              <w:top w:w="58" w:type="dxa"/>
-              <w:start w:w="90" w:type="dxa"/>
-              <w:bottom w:w="58" w:type="dxa"/>
-              <w:end w:w="90" w:type="dxa"/>
+              <w:top w:w="80" w:type="dxa"/>
+              <w:start w:w="100" w:type="dxa"/>
+              <w:bottom w:w="80" w:type="dxa"/>
+              <w:end w:w="100" w:type="dxa"/>
             </w:tcMar>
           </w:tcPr>
           <w:p>
             <w:pPr>
               <w:pStyle w:val="Normal"/>
-              <w:spacing w:lineRule="auto" w:line="274" w:before="0" w:after="46"/>
+              <w:spacing w:lineRule="auto" w:line="269" w:before="0" w:after="70"/>
               <w:ind w:start="0" w:end="0"/>
               <w:jc w:val="left"/>
               <w:rPr/>
@@ -8776,7 +8851,7 @@
                 <w:rFonts w:eastAsia="Noto Sans KR" w:cs="Noto Sans KR" w:ascii="Noto Sans KR" w:hAnsi="Noto Sans KR"/>
                 <w:b w:val="false"/>
                 <w:color w:val="1C3553"/>
-                <w:sz w:val="17"/>
+                <w:sz w:val="18"/>
               </w:rPr>
               <w:t>BatchExecutionLedgerPort.recordUnknown</w:t>
             </w:r>
@@ -8794,16 +8869,16 @@
             <w:shd w:fill="F4F7FB" w:val="clear"/>
             <w:vAlign w:val="center"/>
             <w:tcMar>
-              <w:top w:w="58" w:type="dxa"/>
-              <w:start w:w="90" w:type="dxa"/>
-              <w:bottom w:w="58" w:type="dxa"/>
-              <w:end w:w="90" w:type="dxa"/>
+              <w:top w:w="80" w:type="dxa"/>
+              <w:start w:w="100" w:type="dxa"/>
+              <w:bottom w:w="80" w:type="dxa"/>
+              <w:end w:w="100" w:type="dxa"/>
             </w:tcMar>
           </w:tcPr>
           <w:p>
             <w:pPr>
               <w:pStyle w:val="Normal"/>
-              <w:spacing w:lineRule="auto" w:line="274" w:before="0" w:after="46"/>
+              <w:spacing w:lineRule="auto" w:line="269" w:before="0" w:after="70"/>
               <w:ind w:start="0" w:end="0"/>
               <w:jc w:val="left"/>
               <w:rPr/>
@@ -8813,7 +8888,7 @@
                 <w:rFonts w:eastAsia="Noto Sans KR" w:cs="Noto Sans KR" w:ascii="Noto Sans KR" w:hAnsi="Noto Sans KR"/>
                 <w:b w:val="false"/>
                 <w:color w:val="1C3553"/>
-                <w:sz w:val="17"/>
+                <w:sz w:val="18"/>
               </w:rPr>
               <w:t>reason</w:t>
             </w:r>
@@ -8831,16 +8906,16 @@
             <w:shd w:fill="F4F7FB" w:val="clear"/>
             <w:vAlign w:val="center"/>
             <w:tcMar>
-              <w:top w:w="58" w:type="dxa"/>
-              <w:start w:w="90" w:type="dxa"/>
-              <w:bottom w:w="58" w:type="dxa"/>
-              <w:end w:w="90" w:type="dxa"/>
+              <w:top w:w="80" w:type="dxa"/>
+              <w:start w:w="100" w:type="dxa"/>
+              <w:bottom w:w="80" w:type="dxa"/>
+              <w:end w:w="100" w:type="dxa"/>
             </w:tcMar>
           </w:tcPr>
           <w:p>
             <w:pPr>
               <w:pStyle w:val="Normal"/>
-              <w:spacing w:lineRule="auto" w:line="274" w:before="0" w:after="46"/>
+              <w:spacing w:lineRule="auto" w:line="269" w:before="0" w:after="70"/>
               <w:ind w:start="0" w:end="0"/>
               <w:jc w:val="left"/>
               <w:rPr/>
@@ -8850,7 +8925,7 @@
                 <w:rFonts w:ascii="Noto Sans KR" w:hAnsi="Noto Sans KR" w:cs="Noto Sans KR" w:eastAsia="Noto Sans KR"/>
                 <w:b w:val="false"/>
                 <w:color w:val="1C3553"/>
-                <w:sz w:val="17"/>
+                <w:sz w:val="18"/>
               </w:rPr>
               <w:t>결과 미확정</w:t>
             </w:r>
@@ -8868,16 +8943,16 @@
             <w:shd w:fill="F4F7FB" w:val="clear"/>
             <w:vAlign w:val="center"/>
             <w:tcMar>
-              <w:top w:w="58" w:type="dxa"/>
-              <w:start w:w="90" w:type="dxa"/>
-              <w:bottom w:w="58" w:type="dxa"/>
-              <w:end w:w="90" w:type="dxa"/>
+              <w:top w:w="80" w:type="dxa"/>
+              <w:start w:w="100" w:type="dxa"/>
+              <w:bottom w:w="80" w:type="dxa"/>
+              <w:end w:w="100" w:type="dxa"/>
             </w:tcMar>
           </w:tcPr>
           <w:p>
             <w:pPr>
               <w:pStyle w:val="Normal"/>
-              <w:spacing w:lineRule="auto" w:line="274" w:before="0" w:after="46"/>
+              <w:spacing w:lineRule="auto" w:line="269" w:before="0" w:after="70"/>
               <w:ind w:start="0" w:end="0"/>
               <w:jc w:val="left"/>
               <w:rPr/>
@@ -8887,7 +8962,7 @@
                 <w:rFonts w:eastAsia="Noto Sans KR" w:cs="Noto Sans KR" w:ascii="Noto Sans KR" w:hAnsi="Noto Sans KR"/>
                 <w:b w:val="false"/>
                 <w:color w:val="1C3553"/>
-                <w:sz w:val="17"/>
+                <w:sz w:val="18"/>
               </w:rPr>
               <w:t>reconcile queue/</w:t>
             </w:r>
@@ -8896,7 +8971,7 @@
                 <w:rFonts w:ascii="Noto Sans KR" w:hAnsi="Noto Sans KR" w:cs="Noto Sans KR" w:eastAsia="Noto Sans KR"/>
                 <w:b w:val="false"/>
                 <w:color w:val="1C3553"/>
-                <w:sz w:val="17"/>
+                <w:sz w:val="18"/>
               </w:rPr>
               <w:t>운영 추적</w:t>
             </w:r>
@@ -8906,8 +8981,47 @@
     </w:tbl>
     <w:p>
       <w:pPr>
+        <w:pStyle w:val="Heading2"/>
+      </w:pPr>
+      <w:r>
+        <w:t>다중 Worker 검증 순서</w:t>
+      </w:r>
+    </w:p>
+    <w:p>
+      <w:pPr/>
+      <w:r>
+        <w:t>Lease/Fencing은 API 이름이 아니라 stale Worker가 실제 쓰기를 못 하는지로 검증합니다.</w:t>
+      </w:r>
+    </w:p>
+    <w:p>
+      <w:pPr>
+        <w:pStyle w:val="ListNumber"/>
+      </w:pPr>
+      <w:r>
+        <w:t>두 Worker가 같은 Job을 경쟁하도록 기동해 Lease Owner가 하나인지 확인합니다.</w:t>
+      </w:r>
+    </w:p>
+    <w:p>
+      <w:pPr>
+        <w:pStyle w:val="ListNumber"/>
+      </w:pPr>
+      <w:r>
+        <w:t>Owner Worker를 종료하고 새 Worker가 fence token을 갱신해 이어받는지 확인합니다.</w:t>
+      </w:r>
+    </w:p>
+    <w:p>
+      <w:pPr>
+        <w:pStyle w:val="ListNumber"/>
+      </w:pPr>
+      <w:r>
+        <w:t>이전 Worker가 복귀해도 stale fence token으로 DB/Side Effect를 갱신하지 못해야 합니다.</w:t>
+      </w:r>
+    </w:p>
+    <w:p>
+      <w:pPr>
         <w:pStyle w:val="Heading1"/>
         <w:keepNext w:val="true"/>
+        <w:pageBreakBefore/>
         <w:rPr/>
       </w:pPr>
       <w:bookmarkStart w:id="9" w:name="__RefHeading___Toc2936_1421710836"/>
@@ -9073,16 +9187,16 @@
             <w:shd w:fill="183B63" w:val="clear"/>
             <w:vAlign w:val="center"/>
             <w:tcMar>
-              <w:top w:w="70" w:type="dxa"/>
-              <w:start w:w="90" w:type="dxa"/>
-              <w:bottom w:w="70" w:type="dxa"/>
-              <w:end w:w="90" w:type="dxa"/>
+              <w:top w:w="80" w:type="dxa"/>
+              <w:start w:w="100" w:type="dxa"/>
+              <w:bottom w:w="80" w:type="dxa"/>
+              <w:end w:w="100" w:type="dxa"/>
             </w:tcMar>
           </w:tcPr>
           <w:p>
             <w:pPr>
               <w:pStyle w:val="Normal"/>
-              <w:spacing w:lineRule="auto" w:line="274" w:before="0" w:after="46"/>
+              <w:spacing w:lineRule="auto" w:line="269" w:before="0" w:after="70"/>
               <w:ind w:start="0" w:end="0"/>
               <w:jc w:val="center"/>
               <w:rPr/>
@@ -9091,8 +9205,8 @@
               <w:rPr>
                 <w:rFonts w:eastAsia="Noto Sans KR" w:cs="Noto Sans KR" w:ascii="Noto Sans KR" w:hAnsi="Noto Sans KR"/>
                 <w:b/>
+                <w:sz w:val="19"/>
                 <w:color w:val="FFFFFF"/>
-                <w:sz w:val="17"/>
               </w:rPr>
               <w:t>API</w:t>
             </w:r>
@@ -9110,16 +9224,16 @@
             <w:shd w:fill="183B63" w:val="clear"/>
             <w:vAlign w:val="center"/>
             <w:tcMar>
-              <w:top w:w="70" w:type="dxa"/>
-              <w:start w:w="90" w:type="dxa"/>
-              <w:bottom w:w="70" w:type="dxa"/>
-              <w:end w:w="90" w:type="dxa"/>
+              <w:top w:w="80" w:type="dxa"/>
+              <w:start w:w="100" w:type="dxa"/>
+              <w:bottom w:w="80" w:type="dxa"/>
+              <w:end w:w="100" w:type="dxa"/>
             </w:tcMar>
           </w:tcPr>
           <w:p>
             <w:pPr>
               <w:pStyle w:val="Normal"/>
-              <w:spacing w:lineRule="auto" w:line="274" w:before="0" w:after="46"/>
+              <w:spacing w:lineRule="auto" w:line="269" w:before="0" w:after="70"/>
               <w:ind w:start="0" w:end="0"/>
               <w:jc w:val="center"/>
               <w:rPr/>
@@ -9128,8 +9242,8 @@
               <w:rPr>
                 <w:rFonts w:ascii="Noto Sans KR" w:hAnsi="Noto Sans KR" w:cs="Noto Sans KR" w:eastAsia="Noto Sans KR"/>
                 <w:b/>
+                <w:sz w:val="19"/>
                 <w:color w:val="FFFFFF"/>
-                <w:sz w:val="17"/>
               </w:rPr>
               <w:t>옵션</w:t>
             </w:r>
@@ -9147,16 +9261,16 @@
             <w:shd w:fill="183B63" w:val="clear"/>
             <w:vAlign w:val="center"/>
             <w:tcMar>
-              <w:top w:w="70" w:type="dxa"/>
-              <w:start w:w="90" w:type="dxa"/>
-              <w:bottom w:w="70" w:type="dxa"/>
-              <w:end w:w="90" w:type="dxa"/>
+              <w:top w:w="80" w:type="dxa"/>
+              <w:start w:w="100" w:type="dxa"/>
+              <w:bottom w:w="80" w:type="dxa"/>
+              <w:end w:w="100" w:type="dxa"/>
             </w:tcMar>
           </w:tcPr>
           <w:p>
             <w:pPr>
               <w:pStyle w:val="Normal"/>
-              <w:spacing w:lineRule="auto" w:line="274" w:before="0" w:after="46"/>
+              <w:spacing w:lineRule="auto" w:line="269" w:before="0" w:after="70"/>
               <w:ind w:start="0" w:end="0"/>
               <w:jc w:val="center"/>
               <w:rPr/>
@@ -9165,8 +9279,8 @@
               <w:rPr>
                 <w:rFonts w:ascii="Noto Sans KR" w:hAnsi="Noto Sans KR" w:cs="Noto Sans KR" w:eastAsia="Noto Sans KR"/>
                 <w:b/>
+                <w:sz w:val="19"/>
                 <w:color w:val="FFFFFF"/>
-                <w:sz w:val="17"/>
               </w:rPr>
               <w:t>필수</w:t>
             </w:r>
@@ -9174,8 +9288,8 @@
               <w:rPr>
                 <w:rFonts w:eastAsia="Noto Sans KR" w:cs="Noto Sans KR" w:ascii="Noto Sans KR" w:hAnsi="Noto Sans KR"/>
                 <w:b/>
+                <w:sz w:val="19"/>
                 <w:color w:val="FFFFFF"/>
-                <w:sz w:val="17"/>
               </w:rPr>
               <w:t>/</w:t>
             </w:r>
@@ -9183,8 +9297,8 @@
               <w:rPr>
                 <w:rFonts w:ascii="Noto Sans KR" w:hAnsi="Noto Sans KR" w:cs="Noto Sans KR" w:eastAsia="Noto Sans KR"/>
                 <w:b/>
+                <w:sz w:val="19"/>
                 <w:color w:val="FFFFFF"/>
-                <w:sz w:val="17"/>
               </w:rPr>
               <w:t>기본값</w:t>
             </w:r>
@@ -9202,16 +9316,16 @@
             <w:shd w:fill="183B63" w:val="clear"/>
             <w:vAlign w:val="center"/>
             <w:tcMar>
-              <w:top w:w="70" w:type="dxa"/>
-              <w:start w:w="90" w:type="dxa"/>
-              <w:bottom w:w="70" w:type="dxa"/>
-              <w:end w:w="90" w:type="dxa"/>
+              <w:top w:w="80" w:type="dxa"/>
+              <w:start w:w="100" w:type="dxa"/>
+              <w:bottom w:w="80" w:type="dxa"/>
+              <w:end w:w="100" w:type="dxa"/>
             </w:tcMar>
           </w:tcPr>
           <w:p>
             <w:pPr>
               <w:pStyle w:val="Normal"/>
-              <w:spacing w:lineRule="auto" w:line="274" w:before="0" w:after="46"/>
+              <w:spacing w:lineRule="auto" w:line="269" w:before="0" w:after="70"/>
               <w:ind w:start="0" w:end="0"/>
               <w:jc w:val="center"/>
               <w:rPr/>
@@ -9220,8 +9334,8 @@
               <w:rPr>
                 <w:rFonts w:ascii="Noto Sans KR" w:hAnsi="Noto Sans KR" w:cs="Noto Sans KR" w:eastAsia="Noto Sans KR"/>
                 <w:b/>
+                <w:sz w:val="19"/>
                 <w:color w:val="FFFFFF"/>
-                <w:sz w:val="17"/>
               </w:rPr>
               <w:t>언제 변경</w:t>
             </w:r>
@@ -9239,16 +9353,16 @@
             <w:shd w:fill="183B63" w:val="clear"/>
             <w:vAlign w:val="center"/>
             <w:tcMar>
-              <w:top w:w="70" w:type="dxa"/>
-              <w:start w:w="90" w:type="dxa"/>
-              <w:bottom w:w="70" w:type="dxa"/>
-              <w:end w:w="90" w:type="dxa"/>
+              <w:top w:w="80" w:type="dxa"/>
+              <w:start w:w="100" w:type="dxa"/>
+              <w:bottom w:w="80" w:type="dxa"/>
+              <w:end w:w="100" w:type="dxa"/>
             </w:tcMar>
           </w:tcPr>
           <w:p>
             <w:pPr>
               <w:pStyle w:val="Normal"/>
-              <w:spacing w:lineRule="auto" w:line="274" w:before="0" w:after="46"/>
+              <w:spacing w:lineRule="auto" w:line="269" w:before="0" w:after="70"/>
               <w:ind w:start="0" w:end="0"/>
               <w:jc w:val="center"/>
               <w:rPr/>
@@ -9257,8 +9371,8 @@
               <w:rPr>
                 <w:rFonts w:ascii="Noto Sans KR" w:hAnsi="Noto Sans KR" w:cs="Noto Sans KR" w:eastAsia="Noto Sans KR"/>
                 <w:b/>
+                <w:sz w:val="19"/>
                 <w:color w:val="FFFFFF"/>
-                <w:sz w:val="17"/>
               </w:rPr>
               <w:t>주의</w:t>
             </w:r>
@@ -9282,16 +9396,16 @@
             <w:shd w:fill="FFFFFF" w:val="clear"/>
             <w:vAlign w:val="center"/>
             <w:tcMar>
-              <w:top w:w="58" w:type="dxa"/>
-              <w:start w:w="90" w:type="dxa"/>
-              <w:bottom w:w="58" w:type="dxa"/>
-              <w:end w:w="90" w:type="dxa"/>
+              <w:top w:w="80" w:type="dxa"/>
+              <w:start w:w="100" w:type="dxa"/>
+              <w:bottom w:w="80" w:type="dxa"/>
+              <w:end w:w="100" w:type="dxa"/>
             </w:tcMar>
           </w:tcPr>
           <w:p>
             <w:pPr>
               <w:pStyle w:val="Normal"/>
-              <w:spacing w:lineRule="auto" w:line="274" w:before="0" w:after="46"/>
+              <w:spacing w:lineRule="auto" w:line="269" w:before="0" w:after="70"/>
               <w:ind w:start="0" w:end="0"/>
               <w:jc w:val="left"/>
               <w:rPr/>
@@ -9301,7 +9415,7 @@
                 <w:rFonts w:eastAsia="Noto Sans KR" w:cs="Noto Sans KR" w:ascii="Noto Sans KR" w:hAnsi="Noto Sans KR"/>
                 <w:b w:val="false"/>
                 <w:color w:val="1C3553"/>
-                <w:sz w:val="17"/>
+                <w:sz w:val="18"/>
               </w:rPr>
               <w:t>BatchExecutionPolicy</w:t>
             </w:r>
@@ -9319,16 +9433,16 @@
             <w:shd w:fill="FFFFFF" w:val="clear"/>
             <w:vAlign w:val="center"/>
             <w:tcMar>
-              <w:top w:w="58" w:type="dxa"/>
-              <w:start w:w="90" w:type="dxa"/>
-              <w:bottom w:w="58" w:type="dxa"/>
-              <w:end w:w="90" w:type="dxa"/>
+              <w:top w:w="80" w:type="dxa"/>
+              <w:start w:w="100" w:type="dxa"/>
+              <w:bottom w:w="80" w:type="dxa"/>
+              <w:end w:w="100" w:type="dxa"/>
             </w:tcMar>
           </w:tcPr>
           <w:p>
             <w:pPr>
               <w:pStyle w:val="Normal"/>
-              <w:spacing w:lineRule="auto" w:line="274" w:before="0" w:after="46"/>
+              <w:spacing w:lineRule="auto" w:line="269" w:before="0" w:after="70"/>
               <w:ind w:start="0" w:end="0"/>
               <w:jc w:val="left"/>
               <w:rPr/>
@@ -9338,7 +9452,7 @@
                 <w:rFonts w:eastAsia="Noto Sans KR" w:cs="Noto Sans KR" w:ascii="Noto Sans KR" w:hAnsi="Noto Sans KR"/>
                 <w:b w:val="false"/>
                 <w:color w:val="1C3553"/>
-                <w:sz w:val="17"/>
+                <w:sz w:val="18"/>
               </w:rPr>
               <w:t>timeout</w:t>
             </w:r>
@@ -9356,16 +9470,16 @@
             <w:shd w:fill="FFFFFF" w:val="clear"/>
             <w:vAlign w:val="center"/>
             <w:tcMar>
-              <w:top w:w="58" w:type="dxa"/>
-              <w:start w:w="90" w:type="dxa"/>
-              <w:bottom w:w="58" w:type="dxa"/>
-              <w:end w:w="90" w:type="dxa"/>
+              <w:top w:w="80" w:type="dxa"/>
+              <w:start w:w="100" w:type="dxa"/>
+              <w:bottom w:w="80" w:type="dxa"/>
+              <w:end w:w="100" w:type="dxa"/>
             </w:tcMar>
           </w:tcPr>
           <w:p>
             <w:pPr>
               <w:pStyle w:val="Normal"/>
-              <w:spacing w:lineRule="auto" w:line="274" w:before="0" w:after="46"/>
+              <w:spacing w:lineRule="auto" w:line="269" w:before="0" w:after="70"/>
               <w:ind w:start="0" w:end="0"/>
               <w:jc w:val="left"/>
               <w:rPr/>
@@ -9375,7 +9489,7 @@
                 <w:rFonts w:ascii="Noto Sans KR" w:hAnsi="Noto Sans KR" w:cs="Noto Sans KR" w:eastAsia="Noto Sans KR"/>
                 <w:b w:val="false"/>
                 <w:color w:val="1C3553"/>
-                <w:sz w:val="17"/>
+                <w:sz w:val="18"/>
               </w:rPr>
               <w:t xml:space="preserve">기본 </w:t>
             </w:r>
@@ -9384,7 +9498,7 @@
                 <w:rFonts w:eastAsia="Noto Sans KR" w:cs="Noto Sans KR" w:ascii="Noto Sans KR" w:hAnsi="Noto Sans KR"/>
                 <w:b w:val="false"/>
                 <w:color w:val="1C3553"/>
-                <w:sz w:val="17"/>
+                <w:sz w:val="18"/>
               </w:rPr>
               <w:t>1</w:t>
             </w:r>
@@ -9393,7 +9507,7 @@
                 <w:rFonts w:ascii="Noto Sans KR" w:hAnsi="Noto Sans KR" w:cs="Noto Sans KR" w:eastAsia="Noto Sans KR"/>
                 <w:b w:val="false"/>
                 <w:color w:val="1C3553"/>
-                <w:sz w:val="17"/>
+                <w:sz w:val="18"/>
               </w:rPr>
               <w:t>시간</w:t>
             </w:r>
@@ -9411,16 +9525,16 @@
             <w:shd w:fill="FFFFFF" w:val="clear"/>
             <w:vAlign w:val="center"/>
             <w:tcMar>
-              <w:top w:w="58" w:type="dxa"/>
-              <w:start w:w="90" w:type="dxa"/>
-              <w:bottom w:w="58" w:type="dxa"/>
-              <w:end w:w="90" w:type="dxa"/>
+              <w:top w:w="80" w:type="dxa"/>
+              <w:start w:w="100" w:type="dxa"/>
+              <w:bottom w:w="80" w:type="dxa"/>
+              <w:end w:w="100" w:type="dxa"/>
             </w:tcMar>
           </w:tcPr>
           <w:p>
             <w:pPr>
               <w:pStyle w:val="Normal"/>
-              <w:spacing w:lineRule="auto" w:line="274" w:before="0" w:after="46"/>
+              <w:spacing w:lineRule="auto" w:line="269" w:before="0" w:after="70"/>
               <w:ind w:start="0" w:end="0"/>
               <w:jc w:val="left"/>
               <w:rPr/>
@@ -9430,7 +9544,7 @@
                 <w:rFonts w:eastAsia="Noto Sans KR" w:cs="Noto Sans KR" w:ascii="Noto Sans KR" w:hAnsi="Noto Sans KR"/>
                 <w:b w:val="false"/>
                 <w:color w:val="1C3553"/>
-                <w:sz w:val="17"/>
+                <w:sz w:val="18"/>
               </w:rPr>
               <w:t>SLA/</w:t>
             </w:r>
@@ -9439,7 +9553,7 @@
                 <w:rFonts w:ascii="Noto Sans KR" w:hAnsi="Noto Sans KR" w:cs="Noto Sans KR" w:eastAsia="Noto Sans KR"/>
                 <w:b w:val="false"/>
                 <w:color w:val="1C3553"/>
-                <w:sz w:val="17"/>
+                <w:sz w:val="18"/>
               </w:rPr>
               <w:t>업무량에 맞춤</w:t>
             </w:r>
@@ -9457,16 +9571,16 @@
             <w:shd w:fill="FFFFFF" w:val="clear"/>
             <w:vAlign w:val="center"/>
             <w:tcMar>
-              <w:top w:w="58" w:type="dxa"/>
-              <w:start w:w="90" w:type="dxa"/>
-              <w:bottom w:w="58" w:type="dxa"/>
-              <w:end w:w="90" w:type="dxa"/>
+              <w:top w:w="80" w:type="dxa"/>
+              <w:start w:w="100" w:type="dxa"/>
+              <w:bottom w:w="80" w:type="dxa"/>
+              <w:end w:w="100" w:type="dxa"/>
             </w:tcMar>
           </w:tcPr>
           <w:p>
             <w:pPr>
               <w:pStyle w:val="Normal"/>
-              <w:spacing w:lineRule="auto" w:line="274" w:before="0" w:after="46"/>
+              <w:spacing w:lineRule="auto" w:line="269" w:before="0" w:after="70"/>
               <w:ind w:start="0" w:end="0"/>
               <w:jc w:val="left"/>
               <w:rPr/>
@@ -9476,7 +9590,7 @@
                 <w:rFonts w:ascii="Noto Sans KR" w:hAnsi="Noto Sans KR" w:cs="Noto Sans KR" w:eastAsia="Noto Sans KR"/>
                 <w:b w:val="false"/>
                 <w:color w:val="1C3553"/>
-                <w:sz w:val="17"/>
+                <w:sz w:val="18"/>
               </w:rPr>
               <w:t>무제한 실행 금지</w:t>
             </w:r>
@@ -9500,16 +9614,16 @@
             <w:shd w:fill="F4F7FB" w:val="clear"/>
             <w:vAlign w:val="center"/>
             <w:tcMar>
-              <w:top w:w="58" w:type="dxa"/>
-              <w:start w:w="90" w:type="dxa"/>
-              <w:bottom w:w="58" w:type="dxa"/>
-              <w:end w:w="90" w:type="dxa"/>
+              <w:top w:w="80" w:type="dxa"/>
+              <w:start w:w="100" w:type="dxa"/>
+              <w:bottom w:w="80" w:type="dxa"/>
+              <w:end w:w="100" w:type="dxa"/>
             </w:tcMar>
           </w:tcPr>
           <w:p>
             <w:pPr>
               <w:pStyle w:val="Normal"/>
-              <w:spacing w:lineRule="auto" w:line="274" w:before="0" w:after="46"/>
+              <w:spacing w:lineRule="auto" w:line="269" w:before="0" w:after="70"/>
               <w:ind w:start="0" w:end="0"/>
               <w:jc w:val="left"/>
               <w:rPr/>
@@ -9519,7 +9633,7 @@
                 <w:rFonts w:eastAsia="Noto Sans KR" w:cs="Noto Sans KR" w:ascii="Noto Sans KR" w:hAnsi="Noto Sans KR"/>
                 <w:b w:val="false"/>
                 <w:color w:val="1C3553"/>
-                <w:sz w:val="17"/>
+                <w:sz w:val="18"/>
               </w:rPr>
               <w:t>BatchExecutionPolicy</w:t>
             </w:r>
@@ -9537,16 +9651,16 @@
             <w:shd w:fill="F4F7FB" w:val="clear"/>
             <w:vAlign w:val="center"/>
             <w:tcMar>
-              <w:top w:w="58" w:type="dxa"/>
-              <w:start w:w="90" w:type="dxa"/>
-              <w:bottom w:w="58" w:type="dxa"/>
-              <w:end w:w="90" w:type="dxa"/>
+              <w:top w:w="80" w:type="dxa"/>
+              <w:start w:w="100" w:type="dxa"/>
+              <w:bottom w:w="80" w:type="dxa"/>
+              <w:end w:w="100" w:type="dxa"/>
             </w:tcMar>
           </w:tcPr>
           <w:p>
             <w:pPr>
               <w:pStyle w:val="Normal"/>
-              <w:spacing w:lineRule="auto" w:line="274" w:before="0" w:after="46"/>
+              <w:spacing w:lineRule="auto" w:line="269" w:before="0" w:after="70"/>
               <w:ind w:start="0" w:end="0"/>
               <w:jc w:val="left"/>
               <w:rPr/>
@@ -9556,7 +9670,7 @@
                 <w:rFonts w:eastAsia="Noto Sans KR" w:cs="Noto Sans KR" w:ascii="Noto Sans KR" w:hAnsi="Noto Sans KR"/>
                 <w:b w:val="false"/>
                 <w:color w:val="1C3553"/>
-                <w:sz w:val="17"/>
+                <w:sz w:val="18"/>
               </w:rPr>
               <w:t>maxRetries</w:t>
             </w:r>
@@ -9574,16 +9688,16 @@
             <w:shd w:fill="F4F7FB" w:val="clear"/>
             <w:vAlign w:val="center"/>
             <w:tcMar>
-              <w:top w:w="58" w:type="dxa"/>
-              <w:start w:w="90" w:type="dxa"/>
-              <w:bottom w:w="58" w:type="dxa"/>
-              <w:end w:w="90" w:type="dxa"/>
+              <w:top w:w="80" w:type="dxa"/>
+              <w:start w:w="100" w:type="dxa"/>
+              <w:bottom w:w="80" w:type="dxa"/>
+              <w:end w:w="100" w:type="dxa"/>
             </w:tcMar>
           </w:tcPr>
           <w:p>
             <w:pPr>
               <w:pStyle w:val="Normal"/>
-              <w:spacing w:lineRule="auto" w:line="274" w:before="0" w:after="46"/>
+              <w:spacing w:lineRule="auto" w:line="269" w:before="0" w:after="70"/>
               <w:ind w:start="0" w:end="0"/>
               <w:jc w:val="left"/>
               <w:rPr/>
@@ -9593,7 +9707,7 @@
                 <w:rFonts w:eastAsia="Noto Sans KR" w:cs="Noto Sans KR" w:ascii="Noto Sans KR" w:hAnsi="Noto Sans KR"/>
                 <w:b w:val="false"/>
                 <w:color w:val="1C3553"/>
-                <w:sz w:val="17"/>
+                <w:sz w:val="18"/>
               </w:rPr>
               <w:t>0</w:t>
             </w:r>
@@ -9611,16 +9725,16 @@
             <w:shd w:fill="F4F7FB" w:val="clear"/>
             <w:vAlign w:val="center"/>
             <w:tcMar>
-              <w:top w:w="58" w:type="dxa"/>
-              <w:start w:w="90" w:type="dxa"/>
-              <w:bottom w:w="58" w:type="dxa"/>
-              <w:end w:w="90" w:type="dxa"/>
+              <w:top w:w="80" w:type="dxa"/>
+              <w:start w:w="100" w:type="dxa"/>
+              <w:bottom w:w="80" w:type="dxa"/>
+              <w:end w:w="100" w:type="dxa"/>
             </w:tcMar>
           </w:tcPr>
           <w:p>
             <w:pPr>
               <w:pStyle w:val="Normal"/>
-              <w:spacing w:lineRule="auto" w:line="274" w:before="0" w:after="46"/>
+              <w:spacing w:lineRule="auto" w:line="269" w:before="0" w:after="70"/>
               <w:ind w:start="0" w:end="0"/>
               <w:jc w:val="left"/>
               <w:rPr/>
@@ -9630,7 +9744,7 @@
                 <w:rFonts w:eastAsia="Noto Sans KR" w:cs="Noto Sans KR" w:ascii="Noto Sans KR" w:hAnsi="Noto Sans KR"/>
                 <w:b w:val="false"/>
                 <w:color w:val="1C3553"/>
-                <w:sz w:val="17"/>
+                <w:sz w:val="18"/>
               </w:rPr>
               <w:t xml:space="preserve">Retry-safe </w:t>
             </w:r>
@@ -9639,7 +9753,7 @@
                 <w:rFonts w:ascii="Noto Sans KR" w:hAnsi="Noto Sans KR" w:cs="Noto Sans KR" w:eastAsia="Noto Sans KR"/>
                 <w:b w:val="false"/>
                 <w:color w:val="1C3553"/>
-                <w:sz w:val="17"/>
+                <w:sz w:val="18"/>
               </w:rPr>
               <w:t>기술 실패</w:t>
             </w:r>
@@ -9657,16 +9771,16 @@
             <w:shd w:fill="F4F7FB" w:val="clear"/>
             <w:vAlign w:val="center"/>
             <w:tcMar>
-              <w:top w:w="58" w:type="dxa"/>
-              <w:start w:w="90" w:type="dxa"/>
-              <w:bottom w:w="58" w:type="dxa"/>
-              <w:end w:w="90" w:type="dxa"/>
+              <w:top w:w="80" w:type="dxa"/>
+              <w:start w:w="100" w:type="dxa"/>
+              <w:bottom w:w="80" w:type="dxa"/>
+              <w:end w:w="100" w:type="dxa"/>
             </w:tcMar>
           </w:tcPr>
           <w:p>
             <w:pPr>
               <w:pStyle w:val="Normal"/>
-              <w:spacing w:lineRule="auto" w:line="274" w:before="0" w:after="46"/>
+              <w:spacing w:lineRule="auto" w:line="269" w:before="0" w:after="70"/>
               <w:ind w:start="0" w:end="0"/>
               <w:jc w:val="left"/>
               <w:rPr/>
@@ -9676,7 +9790,7 @@
                 <w:rFonts w:eastAsia="Noto Sans KR" w:cs="Noto Sans KR" w:ascii="Noto Sans KR" w:hAnsi="Noto Sans KR"/>
                 <w:b w:val="false"/>
                 <w:color w:val="1C3553"/>
-                <w:sz w:val="17"/>
+                <w:sz w:val="18"/>
               </w:rPr>
               <w:t xml:space="preserve">side effect </w:t>
             </w:r>
@@ -9685,7 +9799,7 @@
                 <w:rFonts w:ascii="Noto Sans KR" w:hAnsi="Noto Sans KR" w:cs="Noto Sans KR" w:eastAsia="Noto Sans KR"/>
                 <w:b w:val="false"/>
                 <w:color w:val="1C3553"/>
-                <w:sz w:val="17"/>
+                <w:sz w:val="18"/>
               </w:rPr>
               <w:t>중복 위험</w:t>
             </w:r>
@@ -9709,16 +9823,16 @@
             <w:shd w:fill="FFFFFF" w:val="clear"/>
             <w:vAlign w:val="center"/>
             <w:tcMar>
-              <w:top w:w="58" w:type="dxa"/>
-              <w:start w:w="90" w:type="dxa"/>
-              <w:bottom w:w="58" w:type="dxa"/>
-              <w:end w:w="90" w:type="dxa"/>
+              <w:top w:w="80" w:type="dxa"/>
+              <w:start w:w="100" w:type="dxa"/>
+              <w:bottom w:w="80" w:type="dxa"/>
+              <w:end w:w="100" w:type="dxa"/>
             </w:tcMar>
           </w:tcPr>
           <w:p>
             <w:pPr>
               <w:pStyle w:val="Normal"/>
-              <w:spacing w:lineRule="auto" w:line="274" w:before="0" w:after="46"/>
+              <w:spacing w:lineRule="auto" w:line="269" w:before="0" w:after="70"/>
               <w:ind w:start="0" w:end="0"/>
               <w:jc w:val="left"/>
               <w:rPr/>
@@ -9728,7 +9842,7 @@
                 <w:rFonts w:eastAsia="Noto Sans KR" w:cs="Noto Sans KR" w:ascii="Noto Sans KR" w:hAnsi="Noto Sans KR"/>
                 <w:b w:val="false"/>
                 <w:color w:val="1C3553"/>
-                <w:sz w:val="17"/>
+                <w:sz w:val="18"/>
               </w:rPr>
               <w:t>BatchExecutionPolicy</w:t>
             </w:r>
@@ -9746,16 +9860,16 @@
             <w:shd w:fill="FFFFFF" w:val="clear"/>
             <w:vAlign w:val="center"/>
             <w:tcMar>
-              <w:top w:w="58" w:type="dxa"/>
-              <w:start w:w="90" w:type="dxa"/>
-              <w:bottom w:w="58" w:type="dxa"/>
-              <w:end w:w="90" w:type="dxa"/>
+              <w:top w:w="80" w:type="dxa"/>
+              <w:start w:w="100" w:type="dxa"/>
+              <w:bottom w:w="80" w:type="dxa"/>
+              <w:end w:w="100" w:type="dxa"/>
             </w:tcMar>
           </w:tcPr>
           <w:p>
             <w:pPr>
               <w:pStyle w:val="Normal"/>
-              <w:spacing w:lineRule="auto" w:line="274" w:before="0" w:after="46"/>
+              <w:spacing w:lineRule="auto" w:line="269" w:before="0" w:after="70"/>
               <w:ind w:start="0" w:end="0"/>
               <w:jc w:val="left"/>
               <w:rPr/>
@@ -9765,7 +9879,7 @@
                 <w:rFonts w:eastAsia="Noto Sans KR" w:cs="Noto Sans KR" w:ascii="Noto Sans KR" w:hAnsi="Noto Sans KR"/>
                 <w:b w:val="false"/>
                 <w:color w:val="1C3553"/>
-                <w:sz w:val="17"/>
+                <w:sz w:val="18"/>
               </w:rPr>
               <w:t>skipLimit</w:t>
             </w:r>
@@ -9783,16 +9897,16 @@
             <w:shd w:fill="FFFFFF" w:val="clear"/>
             <w:vAlign w:val="center"/>
             <w:tcMar>
-              <w:top w:w="58" w:type="dxa"/>
-              <w:start w:w="90" w:type="dxa"/>
-              <w:bottom w:w="58" w:type="dxa"/>
-              <w:end w:w="90" w:type="dxa"/>
+              <w:top w:w="80" w:type="dxa"/>
+              <w:start w:w="100" w:type="dxa"/>
+              <w:bottom w:w="80" w:type="dxa"/>
+              <w:end w:w="100" w:type="dxa"/>
             </w:tcMar>
           </w:tcPr>
           <w:p>
             <w:pPr>
               <w:pStyle w:val="Normal"/>
-              <w:spacing w:lineRule="auto" w:line="274" w:before="0" w:after="46"/>
+              <w:spacing w:lineRule="auto" w:line="269" w:before="0" w:after="70"/>
               <w:ind w:start="0" w:end="0"/>
               <w:jc w:val="left"/>
               <w:rPr/>
@@ -9802,7 +9916,7 @@
                 <w:rFonts w:eastAsia="Noto Sans KR" w:cs="Noto Sans KR" w:ascii="Noto Sans KR" w:hAnsi="Noto Sans KR"/>
                 <w:b w:val="false"/>
                 <w:color w:val="1C3553"/>
-                <w:sz w:val="17"/>
+                <w:sz w:val="18"/>
               </w:rPr>
               <w:t>0</w:t>
             </w:r>
@@ -9820,16 +9934,16 @@
             <w:shd w:fill="FFFFFF" w:val="clear"/>
             <w:vAlign w:val="center"/>
             <w:tcMar>
-              <w:top w:w="58" w:type="dxa"/>
-              <w:start w:w="90" w:type="dxa"/>
-              <w:bottom w:w="58" w:type="dxa"/>
-              <w:end w:w="90" w:type="dxa"/>
+              <w:top w:w="80" w:type="dxa"/>
+              <w:start w:w="100" w:type="dxa"/>
+              <w:bottom w:w="80" w:type="dxa"/>
+              <w:end w:w="100" w:type="dxa"/>
             </w:tcMar>
           </w:tcPr>
           <w:p>
             <w:pPr>
               <w:pStyle w:val="Normal"/>
-              <w:spacing w:lineRule="auto" w:line="274" w:before="0" w:after="46"/>
+              <w:spacing w:lineRule="auto" w:line="269" w:before="0" w:after="70"/>
               <w:ind w:start="0" w:end="0"/>
               <w:jc w:val="left"/>
               <w:rPr/>
@@ -9839,7 +9953,7 @@
                 <w:rFonts w:ascii="Noto Sans KR" w:hAnsi="Noto Sans KR" w:cs="Noto Sans KR" w:eastAsia="Noto Sans KR"/>
                 <w:b w:val="false"/>
                 <w:color w:val="1C3553"/>
-                <w:sz w:val="17"/>
+                <w:sz w:val="18"/>
               </w:rPr>
               <w:t xml:space="preserve">개별 불량 레코드 </w:t>
             </w:r>
@@ -9848,7 +9962,7 @@
                 <w:rFonts w:eastAsia="Noto Sans KR" w:cs="Noto Sans KR" w:ascii="Noto Sans KR" w:hAnsi="Noto Sans KR"/>
                 <w:b w:val="false"/>
                 <w:color w:val="1C3553"/>
-                <w:sz w:val="17"/>
+                <w:sz w:val="18"/>
               </w:rPr>
               <w:t xml:space="preserve">Skip </w:t>
             </w:r>
@@ -9857,7 +9971,7 @@
                 <w:rFonts w:ascii="Noto Sans KR" w:hAnsi="Noto Sans KR" w:cs="Noto Sans KR" w:eastAsia="Noto Sans KR"/>
                 <w:b w:val="false"/>
                 <w:color w:val="1C3553"/>
-                <w:sz w:val="17"/>
+                <w:sz w:val="18"/>
               </w:rPr>
               <w:t>허용</w:t>
             </w:r>
@@ -9875,16 +9989,16 @@
             <w:shd w:fill="FFFFFF" w:val="clear"/>
             <w:vAlign w:val="center"/>
             <w:tcMar>
-              <w:top w:w="58" w:type="dxa"/>
-              <w:start w:w="90" w:type="dxa"/>
-              <w:bottom w:w="58" w:type="dxa"/>
-              <w:end w:w="90" w:type="dxa"/>
+              <w:top w:w="80" w:type="dxa"/>
+              <w:start w:w="100" w:type="dxa"/>
+              <w:bottom w:w="80" w:type="dxa"/>
+              <w:end w:w="100" w:type="dxa"/>
             </w:tcMar>
           </w:tcPr>
           <w:p>
             <w:pPr>
               <w:pStyle w:val="Normal"/>
-              <w:spacing w:lineRule="auto" w:line="274" w:before="0" w:after="46"/>
+              <w:spacing w:lineRule="auto" w:line="269" w:before="0" w:after="70"/>
               <w:ind w:start="0" w:end="0"/>
               <w:jc w:val="left"/>
               <w:rPr/>
@@ -9894,7 +10008,7 @@
                 <w:rFonts w:ascii="Noto Sans KR" w:hAnsi="Noto Sans KR" w:cs="Noto Sans KR" w:eastAsia="Noto Sans KR"/>
                 <w:b w:val="false"/>
                 <w:color w:val="1C3553"/>
-                <w:sz w:val="17"/>
+                <w:sz w:val="18"/>
               </w:rPr>
               <w:t xml:space="preserve">무제한 </w:t>
             </w:r>
@@ -9903,7 +10017,7 @@
                 <w:rFonts w:eastAsia="Noto Sans KR" w:cs="Noto Sans KR" w:ascii="Noto Sans KR" w:hAnsi="Noto Sans KR"/>
                 <w:b w:val="false"/>
                 <w:color w:val="1C3553"/>
-                <w:sz w:val="17"/>
+                <w:sz w:val="18"/>
               </w:rPr>
               <w:t xml:space="preserve">Skip </w:t>
             </w:r>
@@ -9912,7 +10026,7 @@
                 <w:rFonts w:ascii="Noto Sans KR" w:hAnsi="Noto Sans KR" w:cs="Noto Sans KR" w:eastAsia="Noto Sans KR"/>
                 <w:b w:val="false"/>
                 <w:color w:val="1C3553"/>
-                <w:sz w:val="17"/>
+                <w:sz w:val="18"/>
               </w:rPr>
               <w:t>금지</w:t>
             </w:r>
@@ -9936,16 +10050,16 @@
             <w:shd w:fill="F4F7FB" w:val="clear"/>
             <w:vAlign w:val="center"/>
             <w:tcMar>
-              <w:top w:w="58" w:type="dxa"/>
-              <w:start w:w="90" w:type="dxa"/>
-              <w:bottom w:w="58" w:type="dxa"/>
-              <w:end w:w="90" w:type="dxa"/>
+              <w:top w:w="80" w:type="dxa"/>
+              <w:start w:w="100" w:type="dxa"/>
+              <w:bottom w:w="80" w:type="dxa"/>
+              <w:end w:w="100" w:type="dxa"/>
             </w:tcMar>
           </w:tcPr>
           <w:p>
             <w:pPr>
               <w:pStyle w:val="Normal"/>
-              <w:spacing w:lineRule="auto" w:line="274" w:before="0" w:after="46"/>
+              <w:spacing w:lineRule="auto" w:line="269" w:before="0" w:after="70"/>
               <w:ind w:start="0" w:end="0"/>
               <w:jc w:val="left"/>
               <w:rPr/>
@@ -9955,7 +10069,7 @@
                 <w:rFonts w:eastAsia="Noto Sans KR" w:cs="Noto Sans KR" w:ascii="Noto Sans KR" w:hAnsi="Noto Sans KR"/>
                 <w:b w:val="false"/>
                 <w:color w:val="1C3553"/>
-                <w:sz w:val="17"/>
+                <w:sz w:val="18"/>
               </w:rPr>
               <w:t>BatchExecutionPolicy</w:t>
             </w:r>
@@ -9973,16 +10087,16 @@
             <w:shd w:fill="F4F7FB" w:val="clear"/>
             <w:vAlign w:val="center"/>
             <w:tcMar>
-              <w:top w:w="58" w:type="dxa"/>
-              <w:start w:w="90" w:type="dxa"/>
-              <w:bottom w:w="58" w:type="dxa"/>
-              <w:end w:w="90" w:type="dxa"/>
+              <w:top w:w="80" w:type="dxa"/>
+              <w:start w:w="100" w:type="dxa"/>
+              <w:bottom w:w="80" w:type="dxa"/>
+              <w:end w:w="100" w:type="dxa"/>
             </w:tcMar>
           </w:tcPr>
           <w:p>
             <w:pPr>
               <w:pStyle w:val="Normal"/>
-              <w:spacing w:lineRule="auto" w:line="274" w:before="0" w:after="46"/>
+              <w:spacing w:lineRule="auto" w:line="269" w:before="0" w:after="70"/>
               <w:ind w:start="0" w:end="0"/>
               <w:jc w:val="left"/>
               <w:rPr/>
@@ -9992,7 +10106,7 @@
                 <w:rFonts w:eastAsia="Noto Sans KR" w:cs="Noto Sans KR" w:ascii="Noto Sans KR" w:hAnsi="Noto Sans KR"/>
                 <w:b w:val="false"/>
                 <w:color w:val="1C3553"/>
-                <w:sz w:val="17"/>
+                <w:sz w:val="18"/>
               </w:rPr>
               <w:t>errorThreshold</w:t>
             </w:r>
@@ -10010,16 +10124,16 @@
             <w:shd w:fill="F4F7FB" w:val="clear"/>
             <w:vAlign w:val="center"/>
             <w:tcMar>
-              <w:top w:w="58" w:type="dxa"/>
-              <w:start w:w="90" w:type="dxa"/>
-              <w:bottom w:w="58" w:type="dxa"/>
-              <w:end w:w="90" w:type="dxa"/>
+              <w:top w:w="80" w:type="dxa"/>
+              <w:start w:w="100" w:type="dxa"/>
+              <w:bottom w:w="80" w:type="dxa"/>
+              <w:end w:w="100" w:type="dxa"/>
             </w:tcMar>
           </w:tcPr>
           <w:p>
             <w:pPr>
               <w:pStyle w:val="Normal"/>
-              <w:spacing w:lineRule="auto" w:line="274" w:before="0" w:after="46"/>
+              <w:spacing w:lineRule="auto" w:line="269" w:before="0" w:after="70"/>
               <w:ind w:start="0" w:end="0"/>
               <w:jc w:val="left"/>
               <w:rPr/>
@@ -10029,7 +10143,7 @@
                 <w:rFonts w:eastAsia="Noto Sans KR" w:cs="Noto Sans KR" w:ascii="Noto Sans KR" w:hAnsi="Noto Sans KR"/>
                 <w:b w:val="false"/>
                 <w:color w:val="1C3553"/>
-                <w:sz w:val="17"/>
+                <w:sz w:val="18"/>
               </w:rPr>
               <w:t>1</w:t>
             </w:r>
@@ -10047,16 +10161,16 @@
             <w:shd w:fill="F4F7FB" w:val="clear"/>
             <w:vAlign w:val="center"/>
             <w:tcMar>
-              <w:top w:w="58" w:type="dxa"/>
-              <w:start w:w="90" w:type="dxa"/>
-              <w:bottom w:w="58" w:type="dxa"/>
-              <w:end w:w="90" w:type="dxa"/>
+              <w:top w:w="80" w:type="dxa"/>
+              <w:start w:w="100" w:type="dxa"/>
+              <w:bottom w:w="80" w:type="dxa"/>
+              <w:end w:w="100" w:type="dxa"/>
             </w:tcMar>
           </w:tcPr>
           <w:p>
             <w:pPr>
               <w:pStyle w:val="Normal"/>
-              <w:spacing w:lineRule="auto" w:line="274" w:before="0" w:after="46"/>
+              <w:spacing w:lineRule="auto" w:line="269" w:before="0" w:after="70"/>
               <w:ind w:start="0" w:end="0"/>
               <w:jc w:val="left"/>
               <w:rPr/>
@@ -10066,7 +10180,7 @@
                 <w:rFonts w:ascii="Noto Sans KR" w:hAnsi="Noto Sans KR" w:cs="Noto Sans KR" w:eastAsia="Noto Sans KR"/>
                 <w:b w:val="false"/>
                 <w:color w:val="1C3553"/>
-                <w:sz w:val="17"/>
+                <w:sz w:val="18"/>
               </w:rPr>
               <w:t>오류 임계치 정책</w:t>
             </w:r>
@@ -10084,16 +10198,16 @@
             <w:shd w:fill="F4F7FB" w:val="clear"/>
             <w:vAlign w:val="center"/>
             <w:tcMar>
-              <w:top w:w="58" w:type="dxa"/>
-              <w:start w:w="90" w:type="dxa"/>
-              <w:bottom w:w="58" w:type="dxa"/>
-              <w:end w:w="90" w:type="dxa"/>
+              <w:top w:w="80" w:type="dxa"/>
+              <w:start w:w="100" w:type="dxa"/>
+              <w:bottom w:w="80" w:type="dxa"/>
+              <w:end w:w="100" w:type="dxa"/>
             </w:tcMar>
           </w:tcPr>
           <w:p>
             <w:pPr>
               <w:pStyle w:val="Normal"/>
-              <w:spacing w:lineRule="auto" w:line="274" w:before="0" w:after="46"/>
+              <w:spacing w:lineRule="auto" w:line="269" w:before="0" w:after="70"/>
               <w:ind w:start="0" w:end="0"/>
               <w:jc w:val="left"/>
               <w:rPr/>
@@ -10103,7 +10217,7 @@
                 <w:rFonts w:ascii="Noto Sans KR" w:hAnsi="Noto Sans KR" w:cs="Noto Sans KR" w:eastAsia="Noto Sans KR"/>
                 <w:b w:val="false"/>
                 <w:color w:val="1C3553"/>
-                <w:sz w:val="17"/>
+                <w:sz w:val="18"/>
               </w:rPr>
               <w:t xml:space="preserve">운영 </w:t>
             </w:r>
@@ -10112,7 +10226,7 @@
                 <w:rFonts w:eastAsia="Noto Sans KR" w:cs="Noto Sans KR" w:ascii="Noto Sans KR" w:hAnsi="Noto Sans KR"/>
                 <w:b w:val="false"/>
                 <w:color w:val="1C3553"/>
-                <w:sz w:val="17"/>
+                <w:sz w:val="18"/>
               </w:rPr>
               <w:t>Alert</w:t>
             </w:r>
@@ -10121,7 +10235,7 @@
                 <w:rFonts w:ascii="Noto Sans KR" w:hAnsi="Noto Sans KR" w:cs="Noto Sans KR" w:eastAsia="Noto Sans KR"/>
                 <w:b w:val="false"/>
                 <w:color w:val="1C3553"/>
-                <w:sz w:val="17"/>
+                <w:sz w:val="18"/>
               </w:rPr>
               <w:t>와 일치</w:t>
             </w:r>
@@ -10145,16 +10259,16 @@
             <w:shd w:fill="FFFFFF" w:val="clear"/>
             <w:vAlign w:val="center"/>
             <w:tcMar>
-              <w:top w:w="58" w:type="dxa"/>
-              <w:start w:w="90" w:type="dxa"/>
-              <w:bottom w:w="58" w:type="dxa"/>
-              <w:end w:w="90" w:type="dxa"/>
+              <w:top w:w="80" w:type="dxa"/>
+              <w:start w:w="100" w:type="dxa"/>
+              <w:bottom w:w="80" w:type="dxa"/>
+              <w:end w:w="100" w:type="dxa"/>
             </w:tcMar>
           </w:tcPr>
           <w:p>
             <w:pPr>
               <w:pStyle w:val="Normal"/>
-              <w:spacing w:lineRule="auto" w:line="274" w:before="0" w:after="46"/>
+              <w:spacing w:lineRule="auto" w:line="269" w:before="0" w:after="70"/>
               <w:ind w:start="0" w:end="0"/>
               <w:jc w:val="left"/>
               <w:rPr/>
@@ -10164,7 +10278,7 @@
                 <w:rFonts w:eastAsia="Noto Sans KR" w:cs="Noto Sans KR" w:ascii="Noto Sans KR" w:hAnsi="Noto Sans KR"/>
                 <w:b w:val="false"/>
                 <w:color w:val="1C3553"/>
-                <w:sz w:val="17"/>
+                <w:sz w:val="18"/>
               </w:rPr>
               <w:t>BatchExecutionPolicy</w:t>
             </w:r>
@@ -10182,16 +10296,16 @@
             <w:shd w:fill="FFFFFF" w:val="clear"/>
             <w:vAlign w:val="center"/>
             <w:tcMar>
-              <w:top w:w="58" w:type="dxa"/>
-              <w:start w:w="90" w:type="dxa"/>
-              <w:bottom w:w="58" w:type="dxa"/>
-              <w:end w:w="90" w:type="dxa"/>
+              <w:top w:w="80" w:type="dxa"/>
+              <w:start w:w="100" w:type="dxa"/>
+              <w:bottom w:w="80" w:type="dxa"/>
+              <w:end w:w="100" w:type="dxa"/>
             </w:tcMar>
           </w:tcPr>
           <w:p>
             <w:pPr>
               <w:pStyle w:val="Normal"/>
-              <w:spacing w:lineRule="auto" w:line="274" w:before="0" w:after="46"/>
+              <w:spacing w:lineRule="auto" w:line="269" w:before="0" w:after="70"/>
               <w:ind w:start="0" w:end="0"/>
               <w:jc w:val="left"/>
               <w:rPr/>
@@ -10201,7 +10315,7 @@
                 <w:rFonts w:eastAsia="Noto Sans KR" w:cs="Noto Sans KR" w:ascii="Noto Sans KR" w:hAnsi="Noto Sans KR"/>
                 <w:b w:val="false"/>
                 <w:color w:val="1C3553"/>
-                <w:sz w:val="17"/>
+                <w:sz w:val="18"/>
               </w:rPr>
               <w:t>rollbackOnFailure</w:t>
             </w:r>
@@ -10219,16 +10333,16 @@
             <w:shd w:fill="FFFFFF" w:val="clear"/>
             <w:vAlign w:val="center"/>
             <w:tcMar>
-              <w:top w:w="58" w:type="dxa"/>
-              <w:start w:w="90" w:type="dxa"/>
-              <w:bottom w:w="58" w:type="dxa"/>
-              <w:end w:w="90" w:type="dxa"/>
+              <w:top w:w="80" w:type="dxa"/>
+              <w:start w:w="100" w:type="dxa"/>
+              <w:bottom w:w="80" w:type="dxa"/>
+              <w:end w:w="100" w:type="dxa"/>
             </w:tcMar>
           </w:tcPr>
           <w:p>
             <w:pPr>
               <w:pStyle w:val="Normal"/>
-              <w:spacing w:lineRule="auto" w:line="274" w:before="0" w:after="46"/>
+              <w:spacing w:lineRule="auto" w:line="269" w:before="0" w:after="70"/>
               <w:ind w:start="0" w:end="0"/>
               <w:jc w:val="left"/>
               <w:rPr/>
@@ -10238,7 +10352,7 @@
                 <w:rFonts w:eastAsia="Noto Sans KR" w:cs="Noto Sans KR" w:ascii="Noto Sans KR" w:hAnsi="Noto Sans KR"/>
                 <w:b w:val="false"/>
                 <w:color w:val="1C3553"/>
-                <w:sz w:val="17"/>
+                <w:sz w:val="18"/>
               </w:rPr>
               <w:t>true</w:t>
             </w:r>
@@ -10256,16 +10370,16 @@
             <w:shd w:fill="FFFFFF" w:val="clear"/>
             <w:vAlign w:val="center"/>
             <w:tcMar>
-              <w:top w:w="58" w:type="dxa"/>
-              <w:start w:w="90" w:type="dxa"/>
-              <w:bottom w:w="58" w:type="dxa"/>
-              <w:end w:w="90" w:type="dxa"/>
+              <w:top w:w="80" w:type="dxa"/>
+              <w:start w:w="100" w:type="dxa"/>
+              <w:bottom w:w="80" w:type="dxa"/>
+              <w:end w:w="100" w:type="dxa"/>
             </w:tcMar>
           </w:tcPr>
           <w:p>
             <w:pPr>
               <w:pStyle w:val="Normal"/>
-              <w:spacing w:lineRule="auto" w:line="274" w:before="0" w:after="46"/>
+              <w:spacing w:lineRule="auto" w:line="269" w:before="0" w:after="70"/>
               <w:ind w:start="0" w:end="0"/>
               <w:jc w:val="left"/>
               <w:rPr/>
@@ -10275,7 +10389,7 @@
                 <w:rFonts w:ascii="Noto Sans KR" w:hAnsi="Noto Sans KR" w:cs="Noto Sans KR" w:eastAsia="Noto Sans KR"/>
                 <w:b w:val="false"/>
                 <w:color w:val="1C3553"/>
-                <w:sz w:val="17"/>
+                <w:sz w:val="18"/>
               </w:rPr>
               <w:t xml:space="preserve">부분 </w:t>
             </w:r>
@@ -10284,7 +10398,7 @@
                 <w:rFonts w:eastAsia="Noto Sans KR" w:cs="Noto Sans KR" w:ascii="Noto Sans KR" w:hAnsi="Noto Sans KR"/>
                 <w:b w:val="false"/>
                 <w:color w:val="1C3553"/>
-                <w:sz w:val="17"/>
+                <w:sz w:val="18"/>
               </w:rPr>
               <w:t>commit</w:t>
             </w:r>
@@ -10293,7 +10407,7 @@
                 <w:rFonts w:ascii="Noto Sans KR" w:hAnsi="Noto Sans KR" w:cs="Noto Sans KR" w:eastAsia="Noto Sans KR"/>
                 <w:b w:val="false"/>
                 <w:color w:val="1C3553"/>
-                <w:sz w:val="17"/>
+                <w:sz w:val="18"/>
               </w:rPr>
               <w:t>이 명시 요구될 때만</w:t>
             </w:r>
@@ -10311,16 +10425,16 @@
             <w:shd w:fill="FFFFFF" w:val="clear"/>
             <w:vAlign w:val="center"/>
             <w:tcMar>
-              <w:top w:w="58" w:type="dxa"/>
-              <w:start w:w="90" w:type="dxa"/>
-              <w:bottom w:w="58" w:type="dxa"/>
-              <w:end w:w="90" w:type="dxa"/>
+              <w:top w:w="80" w:type="dxa"/>
+              <w:start w:w="100" w:type="dxa"/>
+              <w:bottom w:w="80" w:type="dxa"/>
+              <w:end w:w="100" w:type="dxa"/>
             </w:tcMar>
           </w:tcPr>
           <w:p>
             <w:pPr>
               <w:pStyle w:val="Normal"/>
-              <w:spacing w:lineRule="auto" w:line="274" w:before="0" w:after="46"/>
+              <w:spacing w:lineRule="auto" w:line="269" w:before="0" w:after="70"/>
               <w:ind w:start="0" w:end="0"/>
               <w:jc w:val="left"/>
               <w:rPr/>
@@ -10330,7 +10444,7 @@
                 <w:rFonts w:ascii="Noto Sans KR" w:hAnsi="Noto Sans KR" w:cs="Noto Sans KR" w:eastAsia="Noto Sans KR"/>
                 <w:b w:val="false"/>
                 <w:color w:val="1C3553"/>
-                <w:sz w:val="17"/>
+                <w:sz w:val="18"/>
               </w:rPr>
               <w:t>원장 정합성 우선</w:t>
             </w:r>
@@ -10354,16 +10468,16 @@
             <w:shd w:fill="F4F7FB" w:val="clear"/>
             <w:vAlign w:val="center"/>
             <w:tcMar>
-              <w:top w:w="58" w:type="dxa"/>
-              <w:start w:w="90" w:type="dxa"/>
-              <w:bottom w:w="58" w:type="dxa"/>
-              <w:end w:w="90" w:type="dxa"/>
+              <w:top w:w="80" w:type="dxa"/>
+              <w:start w:w="100" w:type="dxa"/>
+              <w:bottom w:w="80" w:type="dxa"/>
+              <w:end w:w="100" w:type="dxa"/>
             </w:tcMar>
           </w:tcPr>
           <w:p>
             <w:pPr>
               <w:pStyle w:val="Normal"/>
-              <w:spacing w:lineRule="auto" w:line="274" w:before="0" w:after="46"/>
+              <w:spacing w:lineRule="auto" w:line="269" w:before="0" w:after="70"/>
               <w:ind w:start="0" w:end="0"/>
               <w:jc w:val="left"/>
               <w:rPr/>
@@ -10373,7 +10487,7 @@
                 <w:rFonts w:eastAsia="Noto Sans KR" w:cs="Noto Sans KR" w:ascii="Noto Sans KR" w:hAnsi="Noto Sans KR"/>
                 <w:b w:val="false"/>
                 <w:color w:val="1C3553"/>
-                <w:sz w:val="17"/>
+                <w:sz w:val="18"/>
               </w:rPr>
               <w:t>BatchExecutionPolicy</w:t>
             </w:r>
@@ -10391,16 +10505,16 @@
             <w:shd w:fill="F4F7FB" w:val="clear"/>
             <w:vAlign w:val="center"/>
             <w:tcMar>
-              <w:top w:w="58" w:type="dxa"/>
-              <w:start w:w="90" w:type="dxa"/>
-              <w:bottom w:w="58" w:type="dxa"/>
-              <w:end w:w="90" w:type="dxa"/>
+              <w:top w:w="80" w:type="dxa"/>
+              <w:start w:w="100" w:type="dxa"/>
+              <w:bottom w:w="80" w:type="dxa"/>
+              <w:end w:w="100" w:type="dxa"/>
             </w:tcMar>
           </w:tcPr>
           <w:p>
             <w:pPr>
               <w:pStyle w:val="Normal"/>
-              <w:spacing w:lineRule="auto" w:line="274" w:before="0" w:after="46"/>
+              <w:spacing w:lineRule="auto" w:line="269" w:before="0" w:after="70"/>
               <w:ind w:start="0" w:end="0"/>
               <w:jc w:val="left"/>
               <w:rPr/>
@@ -10410,7 +10524,7 @@
                 <w:rFonts w:eastAsia="Noto Sans KR" w:cs="Noto Sans KR" w:ascii="Noto Sans KR" w:hAnsi="Noto Sans KR"/>
                 <w:b w:val="false"/>
                 <w:color w:val="1C3553"/>
-                <w:sz w:val="17"/>
+                <w:sz w:val="18"/>
               </w:rPr>
               <w:t>checkpointRequired</w:t>
             </w:r>
@@ -10428,16 +10542,16 @@
             <w:shd w:fill="F4F7FB" w:val="clear"/>
             <w:vAlign w:val="center"/>
             <w:tcMar>
-              <w:top w:w="58" w:type="dxa"/>
-              <w:start w:w="90" w:type="dxa"/>
-              <w:bottom w:w="58" w:type="dxa"/>
-              <w:end w:w="90" w:type="dxa"/>
+              <w:top w:w="80" w:type="dxa"/>
+              <w:start w:w="100" w:type="dxa"/>
+              <w:bottom w:w="80" w:type="dxa"/>
+              <w:end w:w="100" w:type="dxa"/>
             </w:tcMar>
           </w:tcPr>
           <w:p>
             <w:pPr>
               <w:pStyle w:val="Normal"/>
-              <w:spacing w:lineRule="auto" w:line="274" w:before="0" w:after="46"/>
+              <w:spacing w:lineRule="auto" w:line="269" w:before="0" w:after="70"/>
               <w:ind w:start="0" w:end="0"/>
               <w:jc w:val="left"/>
               <w:rPr/>
@@ -10447,7 +10561,7 @@
                 <w:rFonts w:eastAsia="Noto Sans KR" w:cs="Noto Sans KR" w:ascii="Noto Sans KR" w:hAnsi="Noto Sans KR"/>
                 <w:b w:val="false"/>
                 <w:color w:val="1C3553"/>
-                <w:sz w:val="17"/>
+                <w:sz w:val="18"/>
               </w:rPr>
               <w:t>true</w:t>
             </w:r>
@@ -10465,16 +10579,16 @@
             <w:shd w:fill="F4F7FB" w:val="clear"/>
             <w:vAlign w:val="center"/>
             <w:tcMar>
-              <w:top w:w="58" w:type="dxa"/>
-              <w:start w:w="90" w:type="dxa"/>
-              <w:bottom w:w="58" w:type="dxa"/>
-              <w:end w:w="90" w:type="dxa"/>
+              <w:top w:w="80" w:type="dxa"/>
+              <w:start w:w="100" w:type="dxa"/>
+              <w:bottom w:w="80" w:type="dxa"/>
+              <w:end w:w="100" w:type="dxa"/>
             </w:tcMar>
           </w:tcPr>
           <w:p>
             <w:pPr>
               <w:pStyle w:val="Normal"/>
-              <w:spacing w:lineRule="auto" w:line="274" w:before="0" w:after="46"/>
+              <w:spacing w:lineRule="auto" w:line="269" w:before="0" w:after="70"/>
               <w:ind w:start="0" w:end="0"/>
               <w:jc w:val="left"/>
               <w:rPr/>
@@ -10484,7 +10598,7 @@
                 <w:rFonts w:eastAsia="Noto Sans KR" w:cs="Noto Sans KR" w:ascii="Noto Sans KR" w:hAnsi="Noto Sans KR"/>
                 <w:b w:val="false"/>
                 <w:color w:val="1C3553"/>
-                <w:sz w:val="17"/>
+                <w:sz w:val="18"/>
               </w:rPr>
               <w:t xml:space="preserve">stateless Job </w:t>
             </w:r>
@@ -10493,7 +10607,7 @@
                 <w:rFonts w:ascii="Noto Sans KR" w:hAnsi="Noto Sans KR" w:cs="Noto Sans KR" w:eastAsia="Noto Sans KR"/>
                 <w:b w:val="false"/>
                 <w:color w:val="1C3553"/>
-                <w:sz w:val="17"/>
+                <w:sz w:val="18"/>
               </w:rPr>
               <w:t>예외</w:t>
             </w:r>
@@ -10511,16 +10625,16 @@
             <w:shd w:fill="F4F7FB" w:val="clear"/>
             <w:vAlign w:val="center"/>
             <w:tcMar>
-              <w:top w:w="58" w:type="dxa"/>
-              <w:start w:w="90" w:type="dxa"/>
-              <w:bottom w:w="58" w:type="dxa"/>
-              <w:end w:w="90" w:type="dxa"/>
+              <w:top w:w="80" w:type="dxa"/>
+              <w:start w:w="100" w:type="dxa"/>
+              <w:bottom w:w="80" w:type="dxa"/>
+              <w:end w:w="100" w:type="dxa"/>
             </w:tcMar>
           </w:tcPr>
           <w:p>
             <w:pPr>
               <w:pStyle w:val="Normal"/>
-              <w:spacing w:lineRule="auto" w:line="274" w:before="0" w:after="46"/>
+              <w:spacing w:lineRule="auto" w:line="269" w:before="0" w:after="70"/>
               <w:ind w:start="0" w:end="0"/>
               <w:jc w:val="left"/>
               <w:rPr/>
@@ -10530,7 +10644,7 @@
                 <w:rFonts w:eastAsia="Noto Sans KR" w:cs="Noto Sans KR" w:ascii="Noto Sans KR" w:hAnsi="Noto Sans KR"/>
                 <w:b w:val="false"/>
                 <w:color w:val="1C3553"/>
-                <w:sz w:val="17"/>
+                <w:sz w:val="18"/>
               </w:rPr>
               <w:t xml:space="preserve">restart </w:t>
             </w:r>
@@ -10539,7 +10653,7 @@
                 <w:rFonts w:ascii="Noto Sans KR" w:hAnsi="Noto Sans KR" w:cs="Noto Sans KR" w:eastAsia="Noto Sans KR"/>
                 <w:b w:val="false"/>
                 <w:color w:val="1C3553"/>
-                <w:sz w:val="17"/>
+                <w:sz w:val="18"/>
               </w:rPr>
               <w:t xml:space="preserve">필요 </w:t>
             </w:r>
@@ -10548,7 +10662,7 @@
                 <w:rFonts w:eastAsia="Noto Sans KR" w:cs="Noto Sans KR" w:ascii="Noto Sans KR" w:hAnsi="Noto Sans KR"/>
                 <w:b w:val="false"/>
                 <w:color w:val="1C3553"/>
-                <w:sz w:val="17"/>
+                <w:sz w:val="18"/>
               </w:rPr>
               <w:t>Job</w:t>
             </w:r>
@@ -10557,7 +10671,7 @@
                 <w:rFonts w:ascii="Noto Sans KR" w:hAnsi="Noto Sans KR" w:cs="Noto Sans KR" w:eastAsia="Noto Sans KR"/>
                 <w:b w:val="false"/>
                 <w:color w:val="1C3553"/>
-                <w:sz w:val="17"/>
+                <w:sz w:val="18"/>
               </w:rPr>
               <w:t xml:space="preserve">은 </w:t>
             </w:r>
@@ -10566,7 +10680,7 @@
                 <w:rFonts w:eastAsia="Noto Sans KR" w:cs="Noto Sans KR" w:ascii="Noto Sans KR" w:hAnsi="Noto Sans KR"/>
                 <w:b w:val="false"/>
                 <w:color w:val="1C3553"/>
-                <w:sz w:val="17"/>
+                <w:sz w:val="18"/>
               </w:rPr>
               <w:t>true</w:t>
             </w:r>
@@ -10590,16 +10704,16 @@
             <w:shd w:fill="FFFFFF" w:val="clear"/>
             <w:vAlign w:val="center"/>
             <w:tcMar>
-              <w:top w:w="58" w:type="dxa"/>
-              <w:start w:w="90" w:type="dxa"/>
-              <w:bottom w:w="58" w:type="dxa"/>
-              <w:end w:w="90" w:type="dxa"/>
+              <w:top w:w="80" w:type="dxa"/>
+              <w:start w:w="100" w:type="dxa"/>
+              <w:bottom w:w="80" w:type="dxa"/>
+              <w:end w:w="100" w:type="dxa"/>
             </w:tcMar>
           </w:tcPr>
           <w:p>
             <w:pPr>
               <w:pStyle w:val="Normal"/>
-              <w:spacing w:lineRule="auto" w:line="274" w:before="0" w:after="46"/>
+              <w:spacing w:lineRule="auto" w:line="269" w:before="0" w:after="70"/>
               <w:ind w:start="0" w:end="0"/>
               <w:jc w:val="left"/>
               <w:rPr/>
@@ -10609,7 +10723,7 @@
                 <w:rFonts w:eastAsia="Noto Sans KR" w:cs="Noto Sans KR" w:ascii="Noto Sans KR" w:hAnsi="Noto Sans KR"/>
                 <w:b w:val="false"/>
                 <w:color w:val="1C3553"/>
-                <w:sz w:val="17"/>
+                <w:sz w:val="18"/>
               </w:rPr>
               <w:t>BatchExecutionPolicy</w:t>
             </w:r>
@@ -10627,16 +10741,16 @@
             <w:shd w:fill="FFFFFF" w:val="clear"/>
             <w:vAlign w:val="center"/>
             <w:tcMar>
-              <w:top w:w="58" w:type="dxa"/>
-              <w:start w:w="90" w:type="dxa"/>
-              <w:bottom w:w="58" w:type="dxa"/>
-              <w:end w:w="90" w:type="dxa"/>
+              <w:top w:w="80" w:type="dxa"/>
+              <w:start w:w="100" w:type="dxa"/>
+              <w:bottom w:w="80" w:type="dxa"/>
+              <w:end w:w="100" w:type="dxa"/>
             </w:tcMar>
           </w:tcPr>
           <w:p>
             <w:pPr>
               <w:pStyle w:val="Normal"/>
-              <w:spacing w:lineRule="auto" w:line="274" w:before="0" w:after="46"/>
+              <w:spacing w:lineRule="auto" w:line="269" w:before="0" w:after="70"/>
               <w:ind w:start="0" w:end="0"/>
               <w:jc w:val="left"/>
               <w:rPr/>
@@ -10646,7 +10760,7 @@
                 <w:rFonts w:eastAsia="Noto Sans KR" w:cs="Noto Sans KR" w:ascii="Noto Sans KR" w:hAnsi="Noto Sans KR"/>
                 <w:b w:val="false"/>
                 <w:color w:val="1C3553"/>
-                <w:sz w:val="17"/>
+                <w:sz w:val="18"/>
               </w:rPr>
               <w:t>pauseSupported</w:t>
             </w:r>
@@ -10664,16 +10778,16 @@
             <w:shd w:fill="FFFFFF" w:val="clear"/>
             <w:vAlign w:val="center"/>
             <w:tcMar>
-              <w:top w:w="58" w:type="dxa"/>
-              <w:start w:w="90" w:type="dxa"/>
-              <w:bottom w:w="58" w:type="dxa"/>
-              <w:end w:w="90" w:type="dxa"/>
+              <w:top w:w="80" w:type="dxa"/>
+              <w:start w:w="100" w:type="dxa"/>
+              <w:bottom w:w="80" w:type="dxa"/>
+              <w:end w:w="100" w:type="dxa"/>
             </w:tcMar>
           </w:tcPr>
           <w:p>
             <w:pPr>
               <w:pStyle w:val="Normal"/>
-              <w:spacing w:lineRule="auto" w:line="274" w:before="0" w:after="46"/>
+              <w:spacing w:lineRule="auto" w:line="269" w:before="0" w:after="70"/>
               <w:ind w:start="0" w:end="0"/>
               <w:jc w:val="left"/>
               <w:rPr/>
@@ -10683,7 +10797,7 @@
                 <w:rFonts w:eastAsia="Noto Sans KR" w:cs="Noto Sans KR" w:ascii="Noto Sans KR" w:hAnsi="Noto Sans KR"/>
                 <w:b w:val="false"/>
                 <w:color w:val="1C3553"/>
-                <w:sz w:val="17"/>
+                <w:sz w:val="18"/>
               </w:rPr>
               <w:t>true</w:t>
             </w:r>
@@ -10701,16 +10815,16 @@
             <w:shd w:fill="FFFFFF" w:val="clear"/>
             <w:vAlign w:val="center"/>
             <w:tcMar>
-              <w:top w:w="58" w:type="dxa"/>
-              <w:start w:w="90" w:type="dxa"/>
-              <w:bottom w:w="58" w:type="dxa"/>
-              <w:end w:w="90" w:type="dxa"/>
+              <w:top w:w="80" w:type="dxa"/>
+              <w:start w:w="100" w:type="dxa"/>
+              <w:bottom w:w="80" w:type="dxa"/>
+              <w:end w:w="100" w:type="dxa"/>
             </w:tcMar>
           </w:tcPr>
           <w:p>
             <w:pPr>
               <w:pStyle w:val="Normal"/>
-              <w:spacing w:lineRule="auto" w:line="274" w:before="0" w:after="46"/>
+              <w:spacing w:lineRule="auto" w:line="269" w:before="0" w:after="70"/>
               <w:ind w:start="0" w:end="0"/>
               <w:jc w:val="left"/>
               <w:rPr/>
@@ -10720,7 +10834,7 @@
                 <w:rFonts w:eastAsia="Noto Sans KR" w:cs="Noto Sans KR" w:ascii="Noto Sans KR" w:hAnsi="Noto Sans KR"/>
                 <w:b w:val="false"/>
                 <w:color w:val="1C3553"/>
-                <w:sz w:val="17"/>
+                <w:sz w:val="18"/>
               </w:rPr>
               <w:t xml:space="preserve">Pause </w:t>
             </w:r>
@@ -10729,7 +10843,7 @@
                 <w:rFonts w:ascii="Noto Sans KR" w:hAnsi="Noto Sans KR" w:cs="Noto Sans KR" w:eastAsia="Noto Sans KR"/>
                 <w:b w:val="false"/>
                 <w:color w:val="1C3553"/>
-                <w:sz w:val="17"/>
+                <w:sz w:val="18"/>
               </w:rPr>
               <w:t xml:space="preserve">불필요 </w:t>
             </w:r>
@@ -10738,7 +10852,7 @@
                 <w:rFonts w:eastAsia="Noto Sans KR" w:cs="Noto Sans KR" w:ascii="Noto Sans KR" w:hAnsi="Noto Sans KR"/>
                 <w:b w:val="false"/>
                 <w:color w:val="1C3553"/>
-                <w:sz w:val="17"/>
+                <w:sz w:val="18"/>
               </w:rPr>
               <w:t xml:space="preserve">Runtime </w:t>
             </w:r>
@@ -10747,7 +10861,7 @@
                 <w:rFonts w:ascii="Noto Sans KR" w:hAnsi="Noto Sans KR" w:cs="Noto Sans KR" w:eastAsia="Noto Sans KR"/>
                 <w:b w:val="false"/>
                 <w:color w:val="1C3553"/>
-                <w:sz w:val="17"/>
+                <w:sz w:val="18"/>
               </w:rPr>
               <w:t>예외</w:t>
             </w:r>
@@ -10765,16 +10879,16 @@
             <w:shd w:fill="FFFFFF" w:val="clear"/>
             <w:vAlign w:val="center"/>
             <w:tcMar>
-              <w:top w:w="58" w:type="dxa"/>
-              <w:start w:w="90" w:type="dxa"/>
-              <w:bottom w:w="58" w:type="dxa"/>
-              <w:end w:w="90" w:type="dxa"/>
+              <w:top w:w="80" w:type="dxa"/>
+              <w:start w:w="100" w:type="dxa"/>
+              <w:bottom w:w="80" w:type="dxa"/>
+              <w:end w:w="100" w:type="dxa"/>
             </w:tcMar>
           </w:tcPr>
           <w:p>
             <w:pPr>
               <w:pStyle w:val="Normal"/>
-              <w:spacing w:lineRule="auto" w:line="274" w:before="0" w:after="46"/>
+              <w:spacing w:lineRule="auto" w:line="269" w:before="0" w:after="70"/>
               <w:ind w:start="0" w:end="0"/>
               <w:jc w:val="left"/>
               <w:rPr/>
@@ -10784,7 +10898,7 @@
                 <w:rFonts w:ascii="Noto Sans KR" w:hAnsi="Noto Sans KR" w:cs="Noto Sans KR" w:eastAsia="Noto Sans KR"/>
                 <w:b w:val="false"/>
                 <w:color w:val="1C3553"/>
-                <w:sz w:val="17"/>
+                <w:sz w:val="18"/>
               </w:rPr>
               <w:t>운영 제어 계약 확인</w:t>
             </w:r>
@@ -10909,16 +11023,16 @@
             <w:shd w:fill="183B63" w:val="clear"/>
             <w:vAlign w:val="center"/>
             <w:tcMar>
-              <w:top w:w="70" w:type="dxa"/>
-              <w:start w:w="90" w:type="dxa"/>
-              <w:bottom w:w="70" w:type="dxa"/>
-              <w:end w:w="90" w:type="dxa"/>
+              <w:top w:w="80" w:type="dxa"/>
+              <w:start w:w="100" w:type="dxa"/>
+              <w:bottom w:w="80" w:type="dxa"/>
+              <w:end w:w="100" w:type="dxa"/>
             </w:tcMar>
           </w:tcPr>
           <w:p>
             <w:pPr>
               <w:pStyle w:val="Normal"/>
-              <w:spacing w:lineRule="auto" w:line="274" w:before="0" w:after="46"/>
+              <w:spacing w:lineRule="auto" w:line="269" w:before="0" w:after="70"/>
               <w:ind w:start="0" w:end="0"/>
               <w:jc w:val="center"/>
               <w:rPr/>
@@ -10927,8 +11041,8 @@
               <w:rPr>
                 <w:rFonts w:ascii="Noto Sans KR" w:hAnsi="Noto Sans KR" w:cs="Noto Sans KR" w:eastAsia="Noto Sans KR"/>
                 <w:b/>
+                <w:sz w:val="19"/>
                 <w:color w:val="FFFFFF"/>
-                <w:sz w:val="18"/>
               </w:rPr>
               <w:t>실패</w:t>
             </w:r>
@@ -10946,16 +11060,16 @@
             <w:shd w:fill="183B63" w:val="clear"/>
             <w:vAlign w:val="center"/>
             <w:tcMar>
-              <w:top w:w="70" w:type="dxa"/>
-              <w:start w:w="90" w:type="dxa"/>
-              <w:bottom w:w="70" w:type="dxa"/>
-              <w:end w:w="90" w:type="dxa"/>
+              <w:top w:w="80" w:type="dxa"/>
+              <w:start w:w="100" w:type="dxa"/>
+              <w:bottom w:w="80" w:type="dxa"/>
+              <w:end w:w="100" w:type="dxa"/>
             </w:tcMar>
           </w:tcPr>
           <w:p>
             <w:pPr>
               <w:pStyle w:val="Normal"/>
-              <w:spacing w:lineRule="auto" w:line="274" w:before="0" w:after="46"/>
+              <w:spacing w:lineRule="auto" w:line="269" w:before="0" w:after="70"/>
               <w:ind w:start="0" w:end="0"/>
               <w:jc w:val="center"/>
               <w:rPr/>
@@ -10964,8 +11078,8 @@
               <w:rPr>
                 <w:rFonts w:ascii="Noto Sans KR" w:hAnsi="Noto Sans KR" w:cs="Noto Sans KR" w:eastAsia="Noto Sans KR"/>
                 <w:b/>
+                <w:sz w:val="19"/>
                 <w:color w:val="FFFFFF"/>
-                <w:sz w:val="18"/>
               </w:rPr>
               <w:t>기본 판단</w:t>
             </w:r>
@@ -10983,16 +11097,16 @@
             <w:shd w:fill="183B63" w:val="clear"/>
             <w:vAlign w:val="center"/>
             <w:tcMar>
-              <w:top w:w="70" w:type="dxa"/>
-              <w:start w:w="90" w:type="dxa"/>
-              <w:bottom w:w="70" w:type="dxa"/>
-              <w:end w:w="90" w:type="dxa"/>
+              <w:top w:w="80" w:type="dxa"/>
+              <w:start w:w="100" w:type="dxa"/>
+              <w:bottom w:w="80" w:type="dxa"/>
+              <w:end w:w="100" w:type="dxa"/>
             </w:tcMar>
           </w:tcPr>
           <w:p>
             <w:pPr>
               <w:pStyle w:val="Normal"/>
-              <w:spacing w:lineRule="auto" w:line="274" w:before="0" w:after="46"/>
+              <w:spacing w:lineRule="auto" w:line="269" w:before="0" w:after="70"/>
               <w:ind w:start="0" w:end="0"/>
               <w:jc w:val="center"/>
               <w:rPr/>
@@ -11001,8 +11115,8 @@
               <w:rPr>
                 <w:rFonts w:eastAsia="Noto Sans KR" w:cs="Noto Sans KR" w:ascii="Noto Sans KR" w:hAnsi="Noto Sans KR"/>
                 <w:b/>
+                <w:sz w:val="19"/>
                 <w:color w:val="FFFFFF"/>
-                <w:sz w:val="18"/>
               </w:rPr>
               <w:t>Retry/Skip</w:t>
             </w:r>
@@ -11020,16 +11134,16 @@
             <w:shd w:fill="183B63" w:val="clear"/>
             <w:vAlign w:val="center"/>
             <w:tcMar>
-              <w:top w:w="70" w:type="dxa"/>
-              <w:start w:w="90" w:type="dxa"/>
-              <w:bottom w:w="70" w:type="dxa"/>
-              <w:end w:w="90" w:type="dxa"/>
+              <w:top w:w="80" w:type="dxa"/>
+              <w:start w:w="100" w:type="dxa"/>
+              <w:bottom w:w="80" w:type="dxa"/>
+              <w:end w:w="100" w:type="dxa"/>
             </w:tcMar>
           </w:tcPr>
           <w:p>
             <w:pPr>
               <w:pStyle w:val="Normal"/>
-              <w:spacing w:lineRule="auto" w:line="274" w:before="0" w:after="46"/>
+              <w:spacing w:lineRule="auto" w:line="269" w:before="0" w:after="70"/>
               <w:ind w:start="0" w:end="0"/>
               <w:jc w:val="center"/>
               <w:rPr/>
@@ -11038,8 +11152,8 @@
               <w:rPr>
                 <w:rFonts w:ascii="Noto Sans KR" w:hAnsi="Noto Sans KR" w:cs="Noto Sans KR" w:eastAsia="Noto Sans KR"/>
                 <w:b/>
+                <w:sz w:val="19"/>
                 <w:color w:val="FFFFFF"/>
-                <w:sz w:val="18"/>
               </w:rPr>
               <w:t>복구</w:t>
             </w:r>
@@ -11063,16 +11177,16 @@
             <w:shd w:fill="FFFFFF" w:val="clear"/>
             <w:vAlign w:val="center"/>
             <w:tcMar>
-              <w:top w:w="58" w:type="dxa"/>
-              <w:start w:w="90" w:type="dxa"/>
-              <w:bottom w:w="58" w:type="dxa"/>
-              <w:end w:w="90" w:type="dxa"/>
+              <w:top w:w="80" w:type="dxa"/>
+              <w:start w:w="100" w:type="dxa"/>
+              <w:bottom w:w="80" w:type="dxa"/>
+              <w:end w:w="100" w:type="dxa"/>
             </w:tcMar>
           </w:tcPr>
           <w:p>
             <w:pPr>
               <w:pStyle w:val="Normal"/>
-              <w:spacing w:lineRule="auto" w:line="274" w:before="0" w:after="46"/>
+              <w:spacing w:lineRule="auto" w:line="269" w:before="0" w:after="70"/>
               <w:ind w:start="0" w:end="0"/>
               <w:jc w:val="left"/>
               <w:rPr/>
@@ -11100,16 +11214,16 @@
             <w:shd w:fill="FFFFFF" w:val="clear"/>
             <w:vAlign w:val="center"/>
             <w:tcMar>
-              <w:top w:w="58" w:type="dxa"/>
-              <w:start w:w="90" w:type="dxa"/>
-              <w:bottom w:w="58" w:type="dxa"/>
-              <w:end w:w="90" w:type="dxa"/>
+              <w:top w:w="80" w:type="dxa"/>
+              <w:start w:w="100" w:type="dxa"/>
+              <w:bottom w:w="80" w:type="dxa"/>
+              <w:end w:w="100" w:type="dxa"/>
             </w:tcMar>
           </w:tcPr>
           <w:p>
             <w:pPr>
               <w:pStyle w:val="Normal"/>
-              <w:spacing w:lineRule="auto" w:line="274" w:before="0" w:after="46"/>
+              <w:spacing w:lineRule="auto" w:line="269" w:before="0" w:after="70"/>
               <w:ind w:start="0" w:end="0"/>
               <w:jc w:val="left"/>
               <w:rPr/>
@@ -11137,16 +11251,16 @@
             <w:shd w:fill="FFFFFF" w:val="clear"/>
             <w:vAlign w:val="center"/>
             <w:tcMar>
-              <w:top w:w="58" w:type="dxa"/>
-              <w:start w:w="90" w:type="dxa"/>
-              <w:bottom w:w="58" w:type="dxa"/>
-              <w:end w:w="90" w:type="dxa"/>
+              <w:top w:w="80" w:type="dxa"/>
+              <w:start w:w="100" w:type="dxa"/>
+              <w:bottom w:w="80" w:type="dxa"/>
+              <w:end w:w="100" w:type="dxa"/>
             </w:tcMar>
           </w:tcPr>
           <w:p>
             <w:pPr>
               <w:pStyle w:val="Normal"/>
-              <w:spacing w:lineRule="auto" w:line="274" w:before="0" w:after="46"/>
+              <w:spacing w:lineRule="auto" w:line="269" w:before="0" w:after="70"/>
               <w:ind w:start="0" w:end="0"/>
               <w:jc w:val="left"/>
               <w:rPr/>
@@ -11183,16 +11297,16 @@
             <w:shd w:fill="FFFFFF" w:val="clear"/>
             <w:vAlign w:val="center"/>
             <w:tcMar>
-              <w:top w:w="58" w:type="dxa"/>
-              <w:start w:w="90" w:type="dxa"/>
-              <w:bottom w:w="58" w:type="dxa"/>
-              <w:end w:w="90" w:type="dxa"/>
+              <w:top w:w="80" w:type="dxa"/>
+              <w:start w:w="100" w:type="dxa"/>
+              <w:bottom w:w="80" w:type="dxa"/>
+              <w:end w:w="100" w:type="dxa"/>
             </w:tcMar>
           </w:tcPr>
           <w:p>
             <w:pPr>
               <w:pStyle w:val="Normal"/>
-              <w:spacing w:lineRule="auto" w:line="274" w:before="0" w:after="46"/>
+              <w:spacing w:lineRule="auto" w:line="269" w:before="0" w:after="70"/>
               <w:ind w:start="0" w:end="0"/>
               <w:jc w:val="left"/>
               <w:rPr/>
@@ -11244,16 +11358,16 @@
             <w:shd w:fill="F4F7FB" w:val="clear"/>
             <w:vAlign w:val="center"/>
             <w:tcMar>
-              <w:top w:w="58" w:type="dxa"/>
-              <w:start w:w="90" w:type="dxa"/>
-              <w:bottom w:w="58" w:type="dxa"/>
-              <w:end w:w="90" w:type="dxa"/>
+              <w:top w:w="80" w:type="dxa"/>
+              <w:start w:w="100" w:type="dxa"/>
+              <w:bottom w:w="80" w:type="dxa"/>
+              <w:end w:w="100" w:type="dxa"/>
             </w:tcMar>
           </w:tcPr>
           <w:p>
             <w:pPr>
               <w:pStyle w:val="Normal"/>
-              <w:spacing w:lineRule="auto" w:line="274" w:before="0" w:after="46"/>
+              <w:spacing w:lineRule="auto" w:line="269" w:before="0" w:after="70"/>
               <w:ind w:start="0" w:end="0"/>
               <w:jc w:val="left"/>
               <w:rPr/>
@@ -11290,16 +11404,16 @@
             <w:shd w:fill="F4F7FB" w:val="clear"/>
             <w:vAlign w:val="center"/>
             <w:tcMar>
-              <w:top w:w="58" w:type="dxa"/>
-              <w:start w:w="90" w:type="dxa"/>
-              <w:bottom w:w="58" w:type="dxa"/>
-              <w:end w:w="90" w:type="dxa"/>
+              <w:top w:w="80" w:type="dxa"/>
+              <w:start w:w="100" w:type="dxa"/>
+              <w:bottom w:w="80" w:type="dxa"/>
+              <w:end w:w="100" w:type="dxa"/>
             </w:tcMar>
           </w:tcPr>
           <w:p>
             <w:pPr>
               <w:pStyle w:val="Normal"/>
-              <w:spacing w:lineRule="auto" w:line="274" w:before="0" w:after="46"/>
+              <w:spacing w:lineRule="auto" w:line="269" w:before="0" w:after="70"/>
               <w:ind w:start="0" w:end="0"/>
               <w:jc w:val="left"/>
               <w:rPr/>
@@ -11327,16 +11441,16 @@
             <w:shd w:fill="F4F7FB" w:val="clear"/>
             <w:vAlign w:val="center"/>
             <w:tcMar>
-              <w:top w:w="58" w:type="dxa"/>
-              <w:start w:w="90" w:type="dxa"/>
-              <w:bottom w:w="58" w:type="dxa"/>
-              <w:end w:w="90" w:type="dxa"/>
+              <w:top w:w="80" w:type="dxa"/>
+              <w:start w:w="100" w:type="dxa"/>
+              <w:bottom w:w="80" w:type="dxa"/>
+              <w:end w:w="100" w:type="dxa"/>
             </w:tcMar>
           </w:tcPr>
           <w:p>
             <w:pPr>
               <w:pStyle w:val="Normal"/>
-              <w:spacing w:lineRule="auto" w:line="274" w:before="0" w:after="46"/>
+              <w:spacing w:lineRule="auto" w:line="269" w:before="0" w:after="70"/>
               <w:ind w:start="0" w:end="0"/>
               <w:jc w:val="left"/>
               <w:rPr/>
@@ -11382,16 +11496,16 @@
             <w:shd w:fill="F4F7FB" w:val="clear"/>
             <w:vAlign w:val="center"/>
             <w:tcMar>
-              <w:top w:w="58" w:type="dxa"/>
-              <w:start w:w="90" w:type="dxa"/>
-              <w:bottom w:w="58" w:type="dxa"/>
-              <w:end w:w="90" w:type="dxa"/>
+              <w:top w:w="80" w:type="dxa"/>
+              <w:start w:w="100" w:type="dxa"/>
+              <w:bottom w:w="80" w:type="dxa"/>
+              <w:end w:w="100" w:type="dxa"/>
             </w:tcMar>
           </w:tcPr>
           <w:p>
             <w:pPr>
               <w:pStyle w:val="Normal"/>
-              <w:spacing w:lineRule="auto" w:line="274" w:before="0" w:after="46"/>
+              <w:spacing w:lineRule="auto" w:line="269" w:before="0" w:after="70"/>
               <w:ind w:start="0" w:end="0"/>
               <w:jc w:val="left"/>
               <w:rPr/>
@@ -11434,16 +11548,16 @@
             <w:shd w:fill="FFFFFF" w:val="clear"/>
             <w:vAlign w:val="center"/>
             <w:tcMar>
-              <w:top w:w="58" w:type="dxa"/>
-              <w:start w:w="90" w:type="dxa"/>
-              <w:bottom w:w="58" w:type="dxa"/>
-              <w:end w:w="90" w:type="dxa"/>
+              <w:top w:w="80" w:type="dxa"/>
+              <w:start w:w="100" w:type="dxa"/>
+              <w:bottom w:w="80" w:type="dxa"/>
+              <w:end w:w="100" w:type="dxa"/>
             </w:tcMar>
           </w:tcPr>
           <w:p>
             <w:pPr>
               <w:pStyle w:val="Normal"/>
-              <w:spacing w:lineRule="auto" w:line="274" w:before="0" w:after="46"/>
+              <w:spacing w:lineRule="auto" w:line="269" w:before="0" w:after="70"/>
               <w:ind w:start="0" w:end="0"/>
               <w:jc w:val="left"/>
               <w:rPr/>
@@ -11480,16 +11594,16 @@
             <w:shd w:fill="FFFFFF" w:val="clear"/>
             <w:vAlign w:val="center"/>
             <w:tcMar>
-              <w:top w:w="58" w:type="dxa"/>
-              <w:start w:w="90" w:type="dxa"/>
-              <w:bottom w:w="58" w:type="dxa"/>
-              <w:end w:w="90" w:type="dxa"/>
+              <w:top w:w="80" w:type="dxa"/>
+              <w:start w:w="100" w:type="dxa"/>
+              <w:bottom w:w="80" w:type="dxa"/>
+              <w:end w:w="100" w:type="dxa"/>
             </w:tcMar>
           </w:tcPr>
           <w:p>
             <w:pPr>
               <w:pStyle w:val="Normal"/>
-              <w:spacing w:lineRule="auto" w:line="274" w:before="0" w:after="46"/>
+              <w:spacing w:lineRule="auto" w:line="269" w:before="0" w:after="70"/>
               <w:ind w:start="0" w:end="0"/>
               <w:jc w:val="left"/>
               <w:rPr/>
@@ -11526,16 +11640,16 @@
             <w:shd w:fill="FFFFFF" w:val="clear"/>
             <w:vAlign w:val="center"/>
             <w:tcMar>
-              <w:top w:w="58" w:type="dxa"/>
-              <w:start w:w="90" w:type="dxa"/>
-              <w:bottom w:w="58" w:type="dxa"/>
-              <w:end w:w="90" w:type="dxa"/>
+              <w:top w:w="80" w:type="dxa"/>
+              <w:start w:w="100" w:type="dxa"/>
+              <w:bottom w:w="80" w:type="dxa"/>
+              <w:end w:w="100" w:type="dxa"/>
             </w:tcMar>
           </w:tcPr>
           <w:p>
             <w:pPr>
               <w:pStyle w:val="Normal"/>
-              <w:spacing w:lineRule="auto" w:line="274" w:before="0" w:after="46"/>
+              <w:spacing w:lineRule="auto" w:line="269" w:before="0" w:after="70"/>
               <w:ind w:start="0" w:end="0"/>
               <w:jc w:val="left"/>
               <w:rPr/>
@@ -11572,16 +11686,16 @@
             <w:shd w:fill="FFFFFF" w:val="clear"/>
             <w:vAlign w:val="center"/>
             <w:tcMar>
-              <w:top w:w="58" w:type="dxa"/>
-              <w:start w:w="90" w:type="dxa"/>
-              <w:bottom w:w="58" w:type="dxa"/>
-              <w:end w:w="90" w:type="dxa"/>
+              <w:top w:w="80" w:type="dxa"/>
+              <w:start w:w="100" w:type="dxa"/>
+              <w:bottom w:w="80" w:type="dxa"/>
+              <w:end w:w="100" w:type="dxa"/>
             </w:tcMar>
           </w:tcPr>
           <w:p>
             <w:pPr>
               <w:pStyle w:val="Normal"/>
-              <w:spacing w:lineRule="auto" w:line="274" w:before="0" w:after="46"/>
+              <w:spacing w:lineRule="auto" w:line="269" w:before="0" w:after="70"/>
               <w:ind w:start="0" w:end="0"/>
               <w:jc w:val="left"/>
               <w:rPr/>
@@ -11615,16 +11729,16 @@
             <w:shd w:fill="F4F7FB" w:val="clear"/>
             <w:vAlign w:val="center"/>
             <w:tcMar>
-              <w:top w:w="58" w:type="dxa"/>
-              <w:start w:w="90" w:type="dxa"/>
-              <w:bottom w:w="58" w:type="dxa"/>
-              <w:end w:w="90" w:type="dxa"/>
+              <w:top w:w="80" w:type="dxa"/>
+              <w:start w:w="100" w:type="dxa"/>
+              <w:bottom w:w="80" w:type="dxa"/>
+              <w:end w:w="100" w:type="dxa"/>
             </w:tcMar>
           </w:tcPr>
           <w:p>
             <w:pPr>
               <w:pStyle w:val="Normal"/>
-              <w:spacing w:lineRule="auto" w:line="274" w:before="0" w:after="46"/>
+              <w:spacing w:lineRule="auto" w:line="269" w:before="0" w:after="70"/>
               <w:ind w:start="0" w:end="0"/>
               <w:jc w:val="left"/>
               <w:rPr/>
@@ -11652,16 +11766,16 @@
             <w:shd w:fill="F4F7FB" w:val="clear"/>
             <w:vAlign w:val="center"/>
             <w:tcMar>
-              <w:top w:w="58" w:type="dxa"/>
-              <w:start w:w="90" w:type="dxa"/>
-              <w:bottom w:w="58" w:type="dxa"/>
-              <w:end w:w="90" w:type="dxa"/>
+              <w:top w:w="80" w:type="dxa"/>
+              <w:start w:w="100" w:type="dxa"/>
+              <w:bottom w:w="80" w:type="dxa"/>
+              <w:end w:w="100" w:type="dxa"/>
             </w:tcMar>
           </w:tcPr>
           <w:p>
             <w:pPr>
               <w:pStyle w:val="Normal"/>
-              <w:spacing w:lineRule="auto" w:line="274" w:before="0" w:after="46"/>
+              <w:spacing w:lineRule="auto" w:line="269" w:before="0" w:after="70"/>
               <w:ind w:start="0" w:end="0"/>
               <w:jc w:val="left"/>
               <w:rPr/>
@@ -11689,16 +11803,16 @@
             <w:shd w:fill="F4F7FB" w:val="clear"/>
             <w:vAlign w:val="center"/>
             <w:tcMar>
-              <w:top w:w="58" w:type="dxa"/>
-              <w:start w:w="90" w:type="dxa"/>
-              <w:bottom w:w="58" w:type="dxa"/>
-              <w:end w:w="90" w:type="dxa"/>
+              <w:top w:w="80" w:type="dxa"/>
+              <w:start w:w="100" w:type="dxa"/>
+              <w:bottom w:w="80" w:type="dxa"/>
+              <w:end w:w="100" w:type="dxa"/>
             </w:tcMar>
           </w:tcPr>
           <w:p>
             <w:pPr>
               <w:pStyle w:val="Normal"/>
-              <w:spacing w:lineRule="auto" w:line="274" w:before="0" w:after="46"/>
+              <w:spacing w:lineRule="auto" w:line="269" w:before="0" w:after="70"/>
               <w:ind w:start="0" w:end="0"/>
               <w:jc w:val="left"/>
               <w:rPr/>
@@ -11762,16 +11876,16 @@
             <w:shd w:fill="F4F7FB" w:val="clear"/>
             <w:vAlign w:val="center"/>
             <w:tcMar>
-              <w:top w:w="58" w:type="dxa"/>
-              <w:start w:w="90" w:type="dxa"/>
-              <w:bottom w:w="58" w:type="dxa"/>
-              <w:end w:w="90" w:type="dxa"/>
+              <w:top w:w="80" w:type="dxa"/>
+              <w:start w:w="100" w:type="dxa"/>
+              <w:bottom w:w="80" w:type="dxa"/>
+              <w:end w:w="100" w:type="dxa"/>
             </w:tcMar>
           </w:tcPr>
           <w:p>
             <w:pPr>
               <w:pStyle w:val="Normal"/>
-              <w:spacing w:lineRule="auto" w:line="274" w:before="0" w:after="46"/>
+              <w:spacing w:lineRule="auto" w:line="269" w:before="0" w:after="70"/>
               <w:ind w:start="0" w:end="0"/>
               <w:jc w:val="left"/>
               <w:rPr/>
@@ -11805,16 +11919,16 @@
             <w:shd w:fill="FFFFFF" w:val="clear"/>
             <w:vAlign w:val="center"/>
             <w:tcMar>
-              <w:top w:w="58" w:type="dxa"/>
-              <w:start w:w="90" w:type="dxa"/>
-              <w:bottom w:w="58" w:type="dxa"/>
-              <w:end w:w="90" w:type="dxa"/>
+              <w:top w:w="80" w:type="dxa"/>
+              <w:start w:w="100" w:type="dxa"/>
+              <w:bottom w:w="80" w:type="dxa"/>
+              <w:end w:w="100" w:type="dxa"/>
             </w:tcMar>
           </w:tcPr>
           <w:p>
             <w:pPr>
               <w:pStyle w:val="Normal"/>
-              <w:spacing w:lineRule="auto" w:line="274" w:before="0" w:after="46"/>
+              <w:spacing w:lineRule="auto" w:line="269" w:before="0" w:after="70"/>
               <w:ind w:start="0" w:end="0"/>
               <w:jc w:val="left"/>
               <w:rPr/>
@@ -11842,16 +11956,16 @@
             <w:shd w:fill="FFFFFF" w:val="clear"/>
             <w:vAlign w:val="center"/>
             <w:tcMar>
-              <w:top w:w="58" w:type="dxa"/>
-              <w:start w:w="90" w:type="dxa"/>
-              <w:bottom w:w="58" w:type="dxa"/>
-              <w:end w:w="90" w:type="dxa"/>
+              <w:top w:w="80" w:type="dxa"/>
+              <w:start w:w="100" w:type="dxa"/>
+              <w:bottom w:w="80" w:type="dxa"/>
+              <w:end w:w="100" w:type="dxa"/>
             </w:tcMar>
           </w:tcPr>
           <w:p>
             <w:pPr>
               <w:pStyle w:val="Normal"/>
-              <w:spacing w:lineRule="auto" w:line="274" w:before="0" w:after="46"/>
+              <w:spacing w:lineRule="auto" w:line="269" w:before="0" w:after="70"/>
               <w:ind w:start="0" w:end="0"/>
               <w:jc w:val="left"/>
               <w:rPr/>
@@ -11879,16 +11993,16 @@
             <w:shd w:fill="FFFFFF" w:val="clear"/>
             <w:vAlign w:val="center"/>
             <w:tcMar>
-              <w:top w:w="58" w:type="dxa"/>
-              <w:start w:w="90" w:type="dxa"/>
-              <w:bottom w:w="58" w:type="dxa"/>
-              <w:end w:w="90" w:type="dxa"/>
+              <w:top w:w="80" w:type="dxa"/>
+              <w:start w:w="100" w:type="dxa"/>
+              <w:bottom w:w="80" w:type="dxa"/>
+              <w:end w:w="100" w:type="dxa"/>
             </w:tcMar>
           </w:tcPr>
           <w:p>
             <w:pPr>
               <w:pStyle w:val="Normal"/>
-              <w:spacing w:lineRule="auto" w:line="274" w:before="0" w:after="46"/>
+              <w:spacing w:lineRule="auto" w:line="269" w:before="0" w:after="70"/>
               <w:ind w:start="0" w:end="0"/>
               <w:jc w:val="left"/>
               <w:rPr/>
@@ -11916,16 +12030,16 @@
             <w:shd w:fill="FFFFFF" w:val="clear"/>
             <w:vAlign w:val="center"/>
             <w:tcMar>
-              <w:top w:w="58" w:type="dxa"/>
-              <w:start w:w="90" w:type="dxa"/>
-              <w:bottom w:w="58" w:type="dxa"/>
-              <w:end w:w="90" w:type="dxa"/>
+              <w:top w:w="80" w:type="dxa"/>
+              <w:start w:w="100" w:type="dxa"/>
+              <w:bottom w:w="80" w:type="dxa"/>
+              <w:end w:w="100" w:type="dxa"/>
             </w:tcMar>
           </w:tcPr>
           <w:p>
             <w:pPr>
               <w:pStyle w:val="Normal"/>
-              <w:spacing w:lineRule="auto" w:line="274" w:before="0" w:after="46"/>
+              <w:spacing w:lineRule="auto" w:line="269" w:before="0" w:after="70"/>
               <w:ind w:start="0" w:end="0"/>
               <w:jc w:val="left"/>
               <w:rPr/>
@@ -11963,8 +12077,47 @@
     </w:tbl>
     <w:p>
       <w:pPr>
+        <w:pStyle w:val="Heading2"/>
+      </w:pPr>
+      <w:r>
+        <w:t>정책 적용 순서</w:t>
+      </w:r>
+    </w:p>
+    <w:p>
+      <w:pPr/>
+      <w:r>
+        <w:t>Retry·Skip·Rollback은 오류 종류와 Side Effect 특성에 따라 Step에 명시하고 실패 시 결과를 검증합니다.</w:t>
+      </w:r>
+    </w:p>
+    <w:p>
+      <w:pPr>
+        <w:pStyle w:val="ListNumber"/>
+      </w:pPr>
+      <w:r>
+        <w:t>Retry-safe 기술 오류만 bounded retry 대상으로 둡니다.</w:t>
+      </w:r>
+    </w:p>
+    <w:p>
+      <w:pPr>
+        <w:pStyle w:val="ListNumber"/>
+      </w:pPr>
+      <w:r>
+        <w:t>업무 데이터 오류의 Skip 기준과 Skip limit를 정하고 누락 건을 Evidence로 남깁니다.</w:t>
+      </w:r>
+    </w:p>
+    <w:p>
+      <w:pPr>
+        <w:pStyle w:val="ListNumber"/>
+      </w:pPr>
+      <w:r>
+        <w:t>외부 Side Effect가 UNKNOWN이면 blind retry하지 않고 Reconcile 경로로 전환합니다.</w:t>
+      </w:r>
+    </w:p>
+    <w:p>
+      <w:pPr>
         <w:pStyle w:val="Heading1"/>
         <w:keepNext w:val="true"/>
+        <w:pageBreakBefore/>
         <w:rPr/>
       </w:pPr>
       <w:bookmarkStart w:id="12" w:name="__RefHeading___Toc2942_1421710836"/>
@@ -12176,16 +12329,16 @@
             <w:shd w:fill="183B63" w:val="clear"/>
             <w:vAlign w:val="center"/>
             <w:tcMar>
-              <w:top w:w="70" w:type="dxa"/>
-              <w:start w:w="90" w:type="dxa"/>
-              <w:bottom w:w="70" w:type="dxa"/>
-              <w:end w:w="90" w:type="dxa"/>
+              <w:top w:w="80" w:type="dxa"/>
+              <w:start w:w="100" w:type="dxa"/>
+              <w:bottom w:w="80" w:type="dxa"/>
+              <w:end w:w="100" w:type="dxa"/>
             </w:tcMar>
           </w:tcPr>
           <w:p>
             <w:pPr>
               <w:pStyle w:val="Normal"/>
-              <w:spacing w:lineRule="auto" w:line="274" w:before="0" w:after="46"/>
+              <w:spacing w:lineRule="auto" w:line="269" w:before="0" w:after="70"/>
               <w:ind w:start="0" w:end="0"/>
               <w:jc w:val="center"/>
               <w:rPr/>
@@ -12194,8 +12347,8 @@
               <w:rPr>
                 <w:rFonts w:ascii="Noto Sans KR" w:hAnsi="Noto Sans KR" w:cs="Noto Sans KR" w:eastAsia="Noto Sans KR"/>
                 <w:b/>
+                <w:sz w:val="19"/>
                 <w:color w:val="FFFFFF"/>
-                <w:sz w:val="18"/>
               </w:rPr>
               <w:t>영역</w:t>
             </w:r>
@@ -12213,16 +12366,16 @@
             <w:shd w:fill="183B63" w:val="clear"/>
             <w:vAlign w:val="center"/>
             <w:tcMar>
-              <w:top w:w="70" w:type="dxa"/>
-              <w:start w:w="90" w:type="dxa"/>
-              <w:bottom w:w="70" w:type="dxa"/>
-              <w:end w:w="90" w:type="dxa"/>
+              <w:top w:w="80" w:type="dxa"/>
+              <w:start w:w="100" w:type="dxa"/>
+              <w:bottom w:w="80" w:type="dxa"/>
+              <w:end w:w="100" w:type="dxa"/>
             </w:tcMar>
           </w:tcPr>
           <w:p>
             <w:pPr>
               <w:pStyle w:val="Normal"/>
-              <w:spacing w:lineRule="auto" w:line="274" w:before="0" w:after="46"/>
+              <w:spacing w:lineRule="auto" w:line="269" w:before="0" w:after="70"/>
               <w:ind w:start="0" w:end="0"/>
               <w:jc w:val="center"/>
               <w:rPr/>
@@ -12231,8 +12384,8 @@
               <w:rPr>
                 <w:rFonts w:ascii="Noto Sans KR" w:hAnsi="Noto Sans KR" w:cs="Noto Sans KR" w:eastAsia="Noto Sans KR"/>
                 <w:b/>
+                <w:sz w:val="19"/>
                 <w:color w:val="FFFFFF"/>
-                <w:sz w:val="18"/>
               </w:rPr>
               <w:t>확인할 것</w:t>
             </w:r>
@@ -12250,16 +12403,16 @@
             <w:shd w:fill="183B63" w:val="clear"/>
             <w:vAlign w:val="center"/>
             <w:tcMar>
-              <w:top w:w="70" w:type="dxa"/>
-              <w:start w:w="90" w:type="dxa"/>
-              <w:bottom w:w="70" w:type="dxa"/>
-              <w:end w:w="90" w:type="dxa"/>
+              <w:top w:w="80" w:type="dxa"/>
+              <w:start w:w="100" w:type="dxa"/>
+              <w:bottom w:w="80" w:type="dxa"/>
+              <w:end w:w="100" w:type="dxa"/>
             </w:tcMar>
           </w:tcPr>
           <w:p>
             <w:pPr>
               <w:pStyle w:val="Normal"/>
-              <w:spacing w:lineRule="auto" w:line="274" w:before="0" w:after="46"/>
+              <w:spacing w:lineRule="auto" w:line="269" w:before="0" w:after="70"/>
               <w:ind w:start="0" w:end="0"/>
               <w:jc w:val="center"/>
               <w:rPr/>
@@ -12268,8 +12421,8 @@
               <w:rPr>
                 <w:rFonts w:ascii="Noto Sans KR" w:hAnsi="Noto Sans KR" w:cs="Noto Sans KR" w:eastAsia="Noto Sans KR"/>
                 <w:b/>
+                <w:sz w:val="19"/>
                 <w:color w:val="FFFFFF"/>
-                <w:sz w:val="18"/>
               </w:rPr>
               <w:t>피해야 할 것</w:t>
             </w:r>
@@ -12293,16 +12446,16 @@
             <w:shd w:fill="FFFFFF" w:val="clear"/>
             <w:vAlign w:val="center"/>
             <w:tcMar>
-              <w:top w:w="58" w:type="dxa"/>
-              <w:start w:w="90" w:type="dxa"/>
-              <w:bottom w:w="58" w:type="dxa"/>
-              <w:end w:w="90" w:type="dxa"/>
+              <w:top w:w="80" w:type="dxa"/>
+              <w:start w:w="100" w:type="dxa"/>
+              <w:bottom w:w="80" w:type="dxa"/>
+              <w:end w:w="100" w:type="dxa"/>
             </w:tcMar>
           </w:tcPr>
           <w:p>
             <w:pPr>
               <w:pStyle w:val="Normal"/>
-              <w:spacing w:lineRule="auto" w:line="274" w:before="0" w:after="46"/>
+              <w:spacing w:lineRule="auto" w:line="269" w:before="0" w:after="70"/>
               <w:ind w:start="0" w:end="0"/>
               <w:jc w:val="left"/>
               <w:rPr/>
@@ -12330,16 +12483,16 @@
             <w:shd w:fill="FFFFFF" w:val="clear"/>
             <w:vAlign w:val="center"/>
             <w:tcMar>
-              <w:top w:w="58" w:type="dxa"/>
-              <w:start w:w="90" w:type="dxa"/>
-              <w:bottom w:w="58" w:type="dxa"/>
-              <w:end w:w="90" w:type="dxa"/>
+              <w:top w:w="80" w:type="dxa"/>
+              <w:start w:w="100" w:type="dxa"/>
+              <w:bottom w:w="80" w:type="dxa"/>
+              <w:end w:w="100" w:type="dxa"/>
             </w:tcMar>
           </w:tcPr>
           <w:p>
             <w:pPr>
               <w:pStyle w:val="Normal"/>
-              <w:spacing w:lineRule="auto" w:line="274" w:before="0" w:after="46"/>
+              <w:spacing w:lineRule="auto" w:line="269" w:before="0" w:after="70"/>
               <w:ind w:start="0" w:end="0"/>
               <w:jc w:val="left"/>
               <w:rPr/>
@@ -12394,16 +12547,16 @@
             <w:shd w:fill="FFFFFF" w:val="clear"/>
             <w:vAlign w:val="center"/>
             <w:tcMar>
-              <w:top w:w="58" w:type="dxa"/>
-              <w:start w:w="90" w:type="dxa"/>
-              <w:bottom w:w="58" w:type="dxa"/>
-              <w:end w:w="90" w:type="dxa"/>
+              <w:top w:w="80" w:type="dxa"/>
+              <w:start w:w="100" w:type="dxa"/>
+              <w:bottom w:w="80" w:type="dxa"/>
+              <w:end w:w="100" w:type="dxa"/>
             </w:tcMar>
           </w:tcPr>
           <w:p>
             <w:pPr>
               <w:pStyle w:val="Normal"/>
-              <w:spacing w:lineRule="auto" w:line="274" w:before="0" w:after="46"/>
+              <w:spacing w:lineRule="auto" w:line="269" w:before="0" w:after="70"/>
               <w:ind w:start="0" w:end="0"/>
               <w:jc w:val="left"/>
               <w:rPr/>
@@ -12473,16 +12626,16 @@
             <w:shd w:fill="F4F7FB" w:val="clear"/>
             <w:vAlign w:val="center"/>
             <w:tcMar>
-              <w:top w:w="58" w:type="dxa"/>
-              <w:start w:w="90" w:type="dxa"/>
-              <w:bottom w:w="58" w:type="dxa"/>
-              <w:end w:w="90" w:type="dxa"/>
+              <w:top w:w="80" w:type="dxa"/>
+              <w:start w:w="100" w:type="dxa"/>
+              <w:bottom w:w="80" w:type="dxa"/>
+              <w:end w:w="100" w:type="dxa"/>
             </w:tcMar>
           </w:tcPr>
           <w:p>
             <w:pPr>
               <w:pStyle w:val="Normal"/>
-              <w:spacing w:lineRule="auto" w:line="274" w:before="0" w:after="46"/>
+              <w:spacing w:lineRule="auto" w:line="269" w:before="0" w:after="70"/>
               <w:ind w:start="0" w:end="0"/>
               <w:jc w:val="left"/>
               <w:rPr/>
@@ -12510,16 +12663,16 @@
             <w:shd w:fill="F4F7FB" w:val="clear"/>
             <w:vAlign w:val="center"/>
             <w:tcMar>
-              <w:top w:w="58" w:type="dxa"/>
-              <w:start w:w="90" w:type="dxa"/>
-              <w:bottom w:w="58" w:type="dxa"/>
-              <w:end w:w="90" w:type="dxa"/>
+              <w:top w:w="80" w:type="dxa"/>
+              <w:start w:w="100" w:type="dxa"/>
+              <w:bottom w:w="80" w:type="dxa"/>
+              <w:end w:w="100" w:type="dxa"/>
             </w:tcMar>
           </w:tcPr>
           <w:p>
             <w:pPr>
               <w:pStyle w:val="Normal"/>
-              <w:spacing w:lineRule="auto" w:line="274" w:before="0" w:after="46"/>
+              <w:spacing w:lineRule="auto" w:line="269" w:before="0" w:after="70"/>
               <w:ind w:start="0" w:end="0"/>
               <w:jc w:val="left"/>
               <w:rPr/>
@@ -12601,16 +12754,16 @@
             <w:shd w:fill="F4F7FB" w:val="clear"/>
             <w:vAlign w:val="center"/>
             <w:tcMar>
-              <w:top w:w="58" w:type="dxa"/>
-              <w:start w:w="90" w:type="dxa"/>
-              <w:bottom w:w="58" w:type="dxa"/>
-              <w:end w:w="90" w:type="dxa"/>
+              <w:top w:w="80" w:type="dxa"/>
+              <w:start w:w="100" w:type="dxa"/>
+              <w:bottom w:w="80" w:type="dxa"/>
+              <w:end w:w="100" w:type="dxa"/>
             </w:tcMar>
           </w:tcPr>
           <w:p>
             <w:pPr>
               <w:pStyle w:val="Normal"/>
-              <w:spacing w:lineRule="auto" w:line="274" w:before="0" w:after="46"/>
+              <w:spacing w:lineRule="auto" w:line="269" w:before="0" w:after="70"/>
               <w:ind w:start="0" w:end="0"/>
               <w:jc w:val="left"/>
               <w:rPr/>
@@ -12653,16 +12806,16 @@
             <w:shd w:fill="FFFFFF" w:val="clear"/>
             <w:vAlign w:val="center"/>
             <w:tcMar>
-              <w:top w:w="58" w:type="dxa"/>
-              <w:start w:w="90" w:type="dxa"/>
-              <w:bottom w:w="58" w:type="dxa"/>
-              <w:end w:w="90" w:type="dxa"/>
+              <w:top w:w="80" w:type="dxa"/>
+              <w:start w:w="100" w:type="dxa"/>
+              <w:bottom w:w="80" w:type="dxa"/>
+              <w:end w:w="100" w:type="dxa"/>
             </w:tcMar>
           </w:tcPr>
           <w:p>
             <w:pPr>
               <w:pStyle w:val="Normal"/>
-              <w:spacing w:lineRule="auto" w:line="274" w:before="0" w:after="46"/>
+              <w:spacing w:lineRule="auto" w:line="269" w:before="0" w:after="70"/>
               <w:ind w:start="0" w:end="0"/>
               <w:jc w:val="left"/>
               <w:rPr/>
@@ -12690,16 +12843,16 @@
             <w:shd w:fill="FFFFFF" w:val="clear"/>
             <w:vAlign w:val="center"/>
             <w:tcMar>
-              <w:top w:w="58" w:type="dxa"/>
-              <w:start w:w="90" w:type="dxa"/>
-              <w:bottom w:w="58" w:type="dxa"/>
-              <w:end w:w="90" w:type="dxa"/>
+              <w:top w:w="80" w:type="dxa"/>
+              <w:start w:w="100" w:type="dxa"/>
+              <w:bottom w:w="80" w:type="dxa"/>
+              <w:end w:w="100" w:type="dxa"/>
             </w:tcMar>
           </w:tcPr>
           <w:p>
             <w:pPr>
               <w:pStyle w:val="Normal"/>
-              <w:spacing w:lineRule="auto" w:line="274" w:before="0" w:after="46"/>
+              <w:spacing w:lineRule="auto" w:line="269" w:before="0" w:after="70"/>
               <w:ind w:start="0" w:end="0"/>
               <w:jc w:val="left"/>
               <w:rPr/>
@@ -12727,16 +12880,16 @@
             <w:shd w:fill="FFFFFF" w:val="clear"/>
             <w:vAlign w:val="center"/>
             <w:tcMar>
-              <w:top w:w="58" w:type="dxa"/>
-              <w:start w:w="90" w:type="dxa"/>
-              <w:bottom w:w="58" w:type="dxa"/>
-              <w:end w:w="90" w:type="dxa"/>
+              <w:top w:w="80" w:type="dxa"/>
+              <w:start w:w="100" w:type="dxa"/>
+              <w:bottom w:w="80" w:type="dxa"/>
+              <w:end w:w="100" w:type="dxa"/>
             </w:tcMar>
           </w:tcPr>
           <w:p>
             <w:pPr>
               <w:pStyle w:val="Normal"/>
-              <w:spacing w:lineRule="auto" w:line="274" w:before="0" w:after="46"/>
+              <w:spacing w:lineRule="auto" w:line="269" w:before="0" w:after="70"/>
               <w:ind w:start="0" w:end="0"/>
               <w:jc w:val="left"/>
               <w:rPr/>
@@ -12788,16 +12941,16 @@
             <w:shd w:fill="F4F7FB" w:val="clear"/>
             <w:vAlign w:val="center"/>
             <w:tcMar>
-              <w:top w:w="58" w:type="dxa"/>
-              <w:start w:w="90" w:type="dxa"/>
-              <w:bottom w:w="58" w:type="dxa"/>
-              <w:end w:w="90" w:type="dxa"/>
+              <w:top w:w="80" w:type="dxa"/>
+              <w:start w:w="100" w:type="dxa"/>
+              <w:bottom w:w="80" w:type="dxa"/>
+              <w:end w:w="100" w:type="dxa"/>
             </w:tcMar>
           </w:tcPr>
           <w:p>
             <w:pPr>
               <w:pStyle w:val="Normal"/>
-              <w:spacing w:lineRule="auto" w:line="274" w:before="0" w:after="46"/>
+              <w:spacing w:lineRule="auto" w:line="269" w:before="0" w:after="70"/>
               <w:ind w:start="0" w:end="0"/>
               <w:jc w:val="left"/>
               <w:rPr/>
@@ -12825,16 +12978,16 @@
             <w:shd w:fill="F4F7FB" w:val="clear"/>
             <w:vAlign w:val="center"/>
             <w:tcMar>
-              <w:top w:w="58" w:type="dxa"/>
-              <w:start w:w="90" w:type="dxa"/>
-              <w:bottom w:w="58" w:type="dxa"/>
-              <w:end w:w="90" w:type="dxa"/>
+              <w:top w:w="80" w:type="dxa"/>
+              <w:start w:w="100" w:type="dxa"/>
+              <w:bottom w:w="80" w:type="dxa"/>
+              <w:end w:w="100" w:type="dxa"/>
             </w:tcMar>
           </w:tcPr>
           <w:p>
             <w:pPr>
               <w:pStyle w:val="Normal"/>
-              <w:spacing w:lineRule="auto" w:line="274" w:before="0" w:after="46"/>
+              <w:spacing w:lineRule="auto" w:line="269" w:before="0" w:after="70"/>
               <w:ind w:start="0" w:end="0"/>
               <w:jc w:val="left"/>
               <w:rPr/>
@@ -12889,16 +13042,16 @@
             <w:shd w:fill="F4F7FB" w:val="clear"/>
             <w:vAlign w:val="center"/>
             <w:tcMar>
-              <w:top w:w="58" w:type="dxa"/>
-              <w:start w:w="90" w:type="dxa"/>
-              <w:bottom w:w="58" w:type="dxa"/>
-              <w:end w:w="90" w:type="dxa"/>
+              <w:top w:w="80" w:type="dxa"/>
+              <w:start w:w="100" w:type="dxa"/>
+              <w:bottom w:w="80" w:type="dxa"/>
+              <w:end w:w="100" w:type="dxa"/>
             </w:tcMar>
           </w:tcPr>
           <w:p>
             <w:pPr>
               <w:pStyle w:val="Normal"/>
-              <w:spacing w:lineRule="auto" w:line="274" w:before="0" w:after="46"/>
+              <w:spacing w:lineRule="auto" w:line="269" w:before="0" w:after="70"/>
               <w:ind w:start="0" w:end="0"/>
               <w:jc w:val="left"/>
               <w:rPr/>
@@ -12941,16 +13094,16 @@
             <w:shd w:fill="FFFFFF" w:val="clear"/>
             <w:vAlign w:val="center"/>
             <w:tcMar>
-              <w:top w:w="58" w:type="dxa"/>
-              <w:start w:w="90" w:type="dxa"/>
-              <w:bottom w:w="58" w:type="dxa"/>
-              <w:end w:w="90" w:type="dxa"/>
+              <w:top w:w="80" w:type="dxa"/>
+              <w:start w:w="100" w:type="dxa"/>
+              <w:bottom w:w="80" w:type="dxa"/>
+              <w:end w:w="100" w:type="dxa"/>
             </w:tcMar>
           </w:tcPr>
           <w:p>
             <w:pPr>
               <w:pStyle w:val="Normal"/>
-              <w:spacing w:lineRule="auto" w:line="274" w:before="0" w:after="46"/>
+              <w:spacing w:lineRule="auto" w:line="269" w:before="0" w:after="70"/>
               <w:ind w:start="0" w:end="0"/>
               <w:jc w:val="left"/>
               <w:rPr/>
@@ -12978,16 +13131,16 @@
             <w:shd w:fill="FFFFFF" w:val="clear"/>
             <w:vAlign w:val="center"/>
             <w:tcMar>
-              <w:top w:w="58" w:type="dxa"/>
-              <w:start w:w="90" w:type="dxa"/>
-              <w:bottom w:w="58" w:type="dxa"/>
-              <w:end w:w="90" w:type="dxa"/>
+              <w:top w:w="80" w:type="dxa"/>
+              <w:start w:w="100" w:type="dxa"/>
+              <w:bottom w:w="80" w:type="dxa"/>
+              <w:end w:w="100" w:type="dxa"/>
             </w:tcMar>
           </w:tcPr>
           <w:p>
             <w:pPr>
               <w:pStyle w:val="Normal"/>
-              <w:spacing w:lineRule="auto" w:line="274" w:before="0" w:after="46"/>
+              <w:spacing w:lineRule="auto" w:line="269" w:before="0" w:after="70"/>
               <w:ind w:start="0" w:end="0"/>
               <w:jc w:val="left"/>
               <w:rPr/>
@@ -13015,16 +13168,16 @@
             <w:shd w:fill="FFFFFF" w:val="clear"/>
             <w:vAlign w:val="center"/>
             <w:tcMar>
-              <w:top w:w="58" w:type="dxa"/>
-              <w:start w:w="90" w:type="dxa"/>
-              <w:bottom w:w="58" w:type="dxa"/>
-              <w:end w:w="90" w:type="dxa"/>
+              <w:top w:w="80" w:type="dxa"/>
+              <w:start w:w="100" w:type="dxa"/>
+              <w:bottom w:w="80" w:type="dxa"/>
+              <w:end w:w="100" w:type="dxa"/>
             </w:tcMar>
           </w:tcPr>
           <w:p>
             <w:pPr>
               <w:pStyle w:val="Normal"/>
-              <w:spacing w:lineRule="auto" w:line="274" w:before="0" w:after="46"/>
+              <w:spacing w:lineRule="auto" w:line="269" w:before="0" w:after="70"/>
               <w:ind w:start="0" w:end="0"/>
               <w:jc w:val="left"/>
               <w:rPr/>
@@ -13129,6 +13282,7 @@
       <w:pPr>
         <w:pStyle w:val="Heading1"/>
         <w:keepNext w:val="true"/>
+        <w:pageBreakBefore/>
         <w:rPr/>
       </w:pPr>
       <w:bookmarkStart w:id="14" w:name="__RefHeading___Toc2946_1421710836"/>
@@ -13334,16 +13488,16 @@
             <w:shd w:fill="183B63" w:val="clear"/>
             <w:vAlign w:val="center"/>
             <w:tcMar>
-              <w:top w:w="70" w:type="dxa"/>
-              <w:start w:w="90" w:type="dxa"/>
-              <w:bottom w:w="70" w:type="dxa"/>
-              <w:end w:w="90" w:type="dxa"/>
+              <w:top w:w="80" w:type="dxa"/>
+              <w:start w:w="100" w:type="dxa"/>
+              <w:bottom w:w="80" w:type="dxa"/>
+              <w:end w:w="100" w:type="dxa"/>
             </w:tcMar>
           </w:tcPr>
           <w:p>
             <w:pPr>
               <w:pStyle w:val="Normal"/>
-              <w:spacing w:lineRule="auto" w:line="274" w:before="0" w:after="46"/>
+              <w:spacing w:lineRule="auto" w:line="269" w:before="0" w:after="70"/>
               <w:ind w:start="0" w:end="0"/>
               <w:jc w:val="center"/>
               <w:rPr/>
@@ -13352,8 +13506,8 @@
               <w:rPr>
                 <w:rFonts w:ascii="Noto Sans KR" w:hAnsi="Noto Sans KR" w:cs="Noto Sans KR" w:eastAsia="Noto Sans KR"/>
                 <w:b/>
+                <w:sz w:val="19"/>
                 <w:color w:val="FFFFFF"/>
-                <w:sz w:val="18"/>
               </w:rPr>
               <w:t>액션</w:t>
             </w:r>
@@ -13371,16 +13525,16 @@
             <w:shd w:fill="183B63" w:val="clear"/>
             <w:vAlign w:val="center"/>
             <w:tcMar>
-              <w:top w:w="70" w:type="dxa"/>
-              <w:start w:w="90" w:type="dxa"/>
-              <w:bottom w:w="70" w:type="dxa"/>
-              <w:end w:w="90" w:type="dxa"/>
+              <w:top w:w="80" w:type="dxa"/>
+              <w:start w:w="100" w:type="dxa"/>
+              <w:bottom w:w="80" w:type="dxa"/>
+              <w:end w:w="100" w:type="dxa"/>
             </w:tcMar>
           </w:tcPr>
           <w:p>
             <w:pPr>
               <w:pStyle w:val="Normal"/>
-              <w:spacing w:lineRule="auto" w:line="274" w:before="0" w:after="46"/>
+              <w:spacing w:lineRule="auto" w:line="269" w:before="0" w:after="70"/>
               <w:ind w:start="0" w:end="0"/>
               <w:jc w:val="center"/>
               <w:rPr/>
@@ -13389,8 +13543,8 @@
               <w:rPr>
                 <w:rFonts w:ascii="Noto Sans KR" w:hAnsi="Noto Sans KR" w:cs="Noto Sans KR" w:eastAsia="Noto Sans KR"/>
                 <w:b/>
+                <w:sz w:val="19"/>
                 <w:color w:val="FFFFFF"/>
-                <w:sz w:val="18"/>
               </w:rPr>
               <w:t>필수 보호</w:t>
             </w:r>
@@ -13408,16 +13562,16 @@
             <w:shd w:fill="183B63" w:val="clear"/>
             <w:vAlign w:val="center"/>
             <w:tcMar>
-              <w:top w:w="70" w:type="dxa"/>
-              <w:start w:w="90" w:type="dxa"/>
-              <w:bottom w:w="70" w:type="dxa"/>
-              <w:end w:w="90" w:type="dxa"/>
+              <w:top w:w="80" w:type="dxa"/>
+              <w:start w:w="100" w:type="dxa"/>
+              <w:bottom w:w="80" w:type="dxa"/>
+              <w:end w:w="100" w:type="dxa"/>
             </w:tcMar>
           </w:tcPr>
           <w:p>
             <w:pPr>
               <w:pStyle w:val="Normal"/>
-              <w:spacing w:lineRule="auto" w:line="274" w:before="0" w:after="46"/>
+              <w:spacing w:lineRule="auto" w:line="269" w:before="0" w:after="70"/>
               <w:ind w:start="0" w:end="0"/>
               <w:jc w:val="center"/>
               <w:rPr/>
@@ -13426,8 +13580,8 @@
               <w:rPr>
                 <w:rFonts w:ascii="Noto Sans KR" w:hAnsi="Noto Sans KR" w:cs="Noto Sans KR" w:eastAsia="Noto Sans KR"/>
                 <w:b/>
+                <w:sz w:val="19"/>
                 <w:color w:val="FFFFFF"/>
-                <w:sz w:val="18"/>
               </w:rPr>
               <w:t xml:space="preserve">확인 </w:t>
             </w:r>
@@ -13435,8 +13589,8 @@
               <w:rPr>
                 <w:rFonts w:eastAsia="Noto Sans KR" w:cs="Noto Sans KR" w:ascii="Noto Sans KR" w:hAnsi="Noto Sans KR"/>
                 <w:b/>
+                <w:sz w:val="19"/>
                 <w:color w:val="FFFFFF"/>
-                <w:sz w:val="18"/>
               </w:rPr>
               <w:t>Evidence</w:t>
             </w:r>
@@ -13460,16 +13614,16 @@
             <w:shd w:fill="FFFFFF" w:val="clear"/>
             <w:vAlign w:val="center"/>
             <w:tcMar>
-              <w:top w:w="58" w:type="dxa"/>
-              <w:start w:w="90" w:type="dxa"/>
-              <w:bottom w:w="58" w:type="dxa"/>
-              <w:end w:w="90" w:type="dxa"/>
+              <w:top w:w="80" w:type="dxa"/>
+              <w:start w:w="100" w:type="dxa"/>
+              <w:bottom w:w="80" w:type="dxa"/>
+              <w:end w:w="100" w:type="dxa"/>
             </w:tcMar>
           </w:tcPr>
           <w:p>
             <w:pPr>
               <w:pStyle w:val="Normal"/>
-              <w:spacing w:lineRule="auto" w:line="274" w:before="0" w:after="46"/>
+              <w:spacing w:lineRule="auto" w:line="269" w:before="0" w:after="70"/>
               <w:ind w:start="0" w:end="0"/>
               <w:jc w:val="left"/>
               <w:rPr/>
@@ -13497,16 +13651,16 @@
             <w:shd w:fill="FFFFFF" w:val="clear"/>
             <w:vAlign w:val="center"/>
             <w:tcMar>
-              <w:top w:w="58" w:type="dxa"/>
-              <w:start w:w="90" w:type="dxa"/>
-              <w:bottom w:w="58" w:type="dxa"/>
-              <w:end w:w="90" w:type="dxa"/>
+              <w:top w:w="80" w:type="dxa"/>
+              <w:start w:w="100" w:type="dxa"/>
+              <w:bottom w:w="80" w:type="dxa"/>
+              <w:end w:w="100" w:type="dxa"/>
             </w:tcMar>
           </w:tcPr>
           <w:p>
             <w:pPr>
               <w:pStyle w:val="Normal"/>
-              <w:spacing w:lineRule="auto" w:line="274" w:before="0" w:after="46"/>
+              <w:spacing w:lineRule="auto" w:line="269" w:before="0" w:after="70"/>
               <w:ind w:start="0" w:end="0"/>
               <w:jc w:val="left"/>
               <w:rPr/>
@@ -13534,16 +13688,16 @@
             <w:shd w:fill="FFFFFF" w:val="clear"/>
             <w:vAlign w:val="center"/>
             <w:tcMar>
-              <w:top w:w="58" w:type="dxa"/>
-              <w:start w:w="90" w:type="dxa"/>
-              <w:bottom w:w="58" w:type="dxa"/>
-              <w:end w:w="90" w:type="dxa"/>
+              <w:top w:w="80" w:type="dxa"/>
+              <w:start w:w="100" w:type="dxa"/>
+              <w:bottom w:w="80" w:type="dxa"/>
+              <w:end w:w="100" w:type="dxa"/>
             </w:tcMar>
           </w:tcPr>
           <w:p>
             <w:pPr>
               <w:pStyle w:val="Normal"/>
-              <w:spacing w:lineRule="auto" w:line="274" w:before="0" w:after="46"/>
+              <w:spacing w:lineRule="auto" w:line="269" w:before="0" w:after="70"/>
               <w:ind w:start="0" w:end="0"/>
               <w:jc w:val="left"/>
               <w:rPr/>
@@ -13577,16 +13731,16 @@
             <w:shd w:fill="F4F7FB" w:val="clear"/>
             <w:vAlign w:val="center"/>
             <w:tcMar>
-              <w:top w:w="58" w:type="dxa"/>
-              <w:start w:w="90" w:type="dxa"/>
-              <w:bottom w:w="58" w:type="dxa"/>
-              <w:end w:w="90" w:type="dxa"/>
+              <w:top w:w="80" w:type="dxa"/>
+              <w:start w:w="100" w:type="dxa"/>
+              <w:bottom w:w="80" w:type="dxa"/>
+              <w:end w:w="100" w:type="dxa"/>
             </w:tcMar>
           </w:tcPr>
           <w:p>
             <w:pPr>
               <w:pStyle w:val="Normal"/>
-              <w:spacing w:lineRule="auto" w:line="274" w:before="0" w:after="46"/>
+              <w:spacing w:lineRule="auto" w:line="269" w:before="0" w:after="70"/>
               <w:ind w:start="0" w:end="0"/>
               <w:jc w:val="left"/>
               <w:rPr/>
@@ -13632,16 +13786,16 @@
             <w:shd w:fill="F4F7FB" w:val="clear"/>
             <w:vAlign w:val="center"/>
             <w:tcMar>
-              <w:top w:w="58" w:type="dxa"/>
-              <w:start w:w="90" w:type="dxa"/>
-              <w:bottom w:w="58" w:type="dxa"/>
-              <w:end w:w="90" w:type="dxa"/>
+              <w:top w:w="80" w:type="dxa"/>
+              <w:start w:w="100" w:type="dxa"/>
+              <w:bottom w:w="80" w:type="dxa"/>
+              <w:end w:w="100" w:type="dxa"/>
             </w:tcMar>
           </w:tcPr>
           <w:p>
             <w:pPr>
               <w:pStyle w:val="Normal"/>
-              <w:spacing w:lineRule="auto" w:line="274" w:before="0" w:after="46"/>
+              <w:spacing w:lineRule="auto" w:line="269" w:before="0" w:after="70"/>
               <w:ind w:start="0" w:end="0"/>
               <w:jc w:val="left"/>
               <w:rPr/>
@@ -13687,16 +13841,16 @@
             <w:shd w:fill="F4F7FB" w:val="clear"/>
             <w:vAlign w:val="center"/>
             <w:tcMar>
-              <w:top w:w="58" w:type="dxa"/>
-              <w:start w:w="90" w:type="dxa"/>
-              <w:bottom w:w="58" w:type="dxa"/>
-              <w:end w:w="90" w:type="dxa"/>
+              <w:top w:w="80" w:type="dxa"/>
+              <w:start w:w="100" w:type="dxa"/>
+              <w:bottom w:w="80" w:type="dxa"/>
+              <w:end w:w="100" w:type="dxa"/>
             </w:tcMar>
           </w:tcPr>
           <w:p>
             <w:pPr>
               <w:pStyle w:val="Normal"/>
-              <w:spacing w:lineRule="auto" w:line="274" w:before="0" w:after="46"/>
+              <w:spacing w:lineRule="auto" w:line="269" w:before="0" w:after="70"/>
               <w:ind w:start="0" w:end="0"/>
               <w:jc w:val="left"/>
               <w:rPr/>
@@ -13730,16 +13884,16 @@
             <w:shd w:fill="FFFFFF" w:val="clear"/>
             <w:vAlign w:val="center"/>
             <w:tcMar>
-              <w:top w:w="58" w:type="dxa"/>
-              <w:start w:w="90" w:type="dxa"/>
-              <w:bottom w:w="58" w:type="dxa"/>
-              <w:end w:w="90" w:type="dxa"/>
+              <w:top w:w="80" w:type="dxa"/>
+              <w:start w:w="100" w:type="dxa"/>
+              <w:bottom w:w="80" w:type="dxa"/>
+              <w:end w:w="100" w:type="dxa"/>
             </w:tcMar>
           </w:tcPr>
           <w:p>
             <w:pPr>
               <w:pStyle w:val="Normal"/>
-              <w:spacing w:lineRule="auto" w:line="274" w:before="0" w:after="46"/>
+              <w:spacing w:lineRule="auto" w:line="269" w:before="0" w:after="70"/>
               <w:ind w:start="0" w:end="0"/>
               <w:jc w:val="left"/>
               <w:rPr/>
@@ -13767,16 +13921,16 @@
             <w:shd w:fill="FFFFFF" w:val="clear"/>
             <w:vAlign w:val="center"/>
             <w:tcMar>
-              <w:top w:w="58" w:type="dxa"/>
-              <w:start w:w="90" w:type="dxa"/>
-              <w:bottom w:w="58" w:type="dxa"/>
-              <w:end w:w="90" w:type="dxa"/>
+              <w:top w:w="80" w:type="dxa"/>
+              <w:start w:w="100" w:type="dxa"/>
+              <w:bottom w:w="80" w:type="dxa"/>
+              <w:end w:w="100" w:type="dxa"/>
             </w:tcMar>
           </w:tcPr>
           <w:p>
             <w:pPr>
               <w:pStyle w:val="Normal"/>
-              <w:spacing w:lineRule="auto" w:line="274" w:before="0" w:after="46"/>
+              <w:spacing w:lineRule="auto" w:line="269" w:before="0" w:after="70"/>
               <w:ind w:start="0" w:end="0"/>
               <w:jc w:val="left"/>
               <w:rPr/>
@@ -13813,16 +13967,16 @@
             <w:shd w:fill="FFFFFF" w:val="clear"/>
             <w:vAlign w:val="center"/>
             <w:tcMar>
-              <w:top w:w="58" w:type="dxa"/>
-              <w:start w:w="90" w:type="dxa"/>
-              <w:bottom w:w="58" w:type="dxa"/>
-              <w:end w:w="90" w:type="dxa"/>
+              <w:top w:w="80" w:type="dxa"/>
+              <w:start w:w="100" w:type="dxa"/>
+              <w:bottom w:w="80" w:type="dxa"/>
+              <w:end w:w="100" w:type="dxa"/>
             </w:tcMar>
           </w:tcPr>
           <w:p>
             <w:pPr>
               <w:pStyle w:val="Normal"/>
-              <w:spacing w:lineRule="auto" w:line="274" w:before="0" w:after="46"/>
+              <w:spacing w:lineRule="auto" w:line="269" w:before="0" w:after="70"/>
               <w:ind w:start="0" w:end="0"/>
               <w:jc w:val="left"/>
               <w:rPr/>
@@ -13892,16 +14046,16 @@
             <w:shd w:fill="F4F7FB" w:val="clear"/>
             <w:vAlign w:val="center"/>
             <w:tcMar>
-              <w:top w:w="58" w:type="dxa"/>
-              <w:start w:w="90" w:type="dxa"/>
-              <w:bottom w:w="58" w:type="dxa"/>
-              <w:end w:w="90" w:type="dxa"/>
+              <w:top w:w="80" w:type="dxa"/>
+              <w:start w:w="100" w:type="dxa"/>
+              <w:bottom w:w="80" w:type="dxa"/>
+              <w:end w:w="100" w:type="dxa"/>
             </w:tcMar>
           </w:tcPr>
           <w:p>
             <w:pPr>
               <w:pStyle w:val="Normal"/>
-              <w:spacing w:lineRule="auto" w:line="274" w:before="0" w:after="46"/>
+              <w:spacing w:lineRule="auto" w:line="269" w:before="0" w:after="70"/>
               <w:ind w:start="0" w:end="0"/>
               <w:jc w:val="left"/>
               <w:rPr/>
@@ -13929,16 +14083,16 @@
             <w:shd w:fill="F4F7FB" w:val="clear"/>
             <w:vAlign w:val="center"/>
             <w:tcMar>
-              <w:top w:w="58" w:type="dxa"/>
-              <w:start w:w="90" w:type="dxa"/>
-              <w:bottom w:w="58" w:type="dxa"/>
-              <w:end w:w="90" w:type="dxa"/>
+              <w:top w:w="80" w:type="dxa"/>
+              <w:start w:w="100" w:type="dxa"/>
+              <w:bottom w:w="80" w:type="dxa"/>
+              <w:end w:w="100" w:type="dxa"/>
             </w:tcMar>
           </w:tcPr>
           <w:p>
             <w:pPr>
               <w:pStyle w:val="Normal"/>
-              <w:spacing w:lineRule="auto" w:line="274" w:before="0" w:after="46"/>
+              <w:spacing w:lineRule="auto" w:line="269" w:before="0" w:after="70"/>
               <w:ind w:start="0" w:end="0"/>
               <w:jc w:val="left"/>
               <w:rPr/>
@@ -13993,16 +14147,16 @@
             <w:shd w:fill="F4F7FB" w:val="clear"/>
             <w:vAlign w:val="center"/>
             <w:tcMar>
-              <w:top w:w="58" w:type="dxa"/>
-              <w:start w:w="90" w:type="dxa"/>
-              <w:bottom w:w="58" w:type="dxa"/>
-              <w:end w:w="90" w:type="dxa"/>
+              <w:top w:w="80" w:type="dxa"/>
+              <w:start w:w="100" w:type="dxa"/>
+              <w:bottom w:w="80" w:type="dxa"/>
+              <w:end w:w="100" w:type="dxa"/>
             </w:tcMar>
           </w:tcPr>
           <w:p>
             <w:pPr>
               <w:pStyle w:val="Normal"/>
-              <w:spacing w:lineRule="auto" w:line="274" w:before="0" w:after="46"/>
+              <w:spacing w:lineRule="auto" w:line="269" w:before="0" w:after="70"/>
               <w:ind w:start="0" w:end="0"/>
               <w:jc w:val="left"/>
               <w:rPr/>
@@ -14036,16 +14190,16 @@
             <w:shd w:fill="FFFFFF" w:val="clear"/>
             <w:vAlign w:val="center"/>
             <w:tcMar>
-              <w:top w:w="58" w:type="dxa"/>
-              <w:start w:w="90" w:type="dxa"/>
-              <w:bottom w:w="58" w:type="dxa"/>
-              <w:end w:w="90" w:type="dxa"/>
+              <w:top w:w="80" w:type="dxa"/>
+              <w:start w:w="100" w:type="dxa"/>
+              <w:bottom w:w="80" w:type="dxa"/>
+              <w:end w:w="100" w:type="dxa"/>
             </w:tcMar>
           </w:tcPr>
           <w:p>
             <w:pPr>
               <w:pStyle w:val="Normal"/>
-              <w:spacing w:lineRule="auto" w:line="274" w:before="0" w:after="46"/>
+              <w:spacing w:lineRule="auto" w:line="269" w:before="0" w:after="70"/>
               <w:ind w:start="0" w:end="0"/>
               <w:jc w:val="left"/>
               <w:rPr/>
@@ -14073,16 +14227,16 @@
             <w:shd w:fill="FFFFFF" w:val="clear"/>
             <w:vAlign w:val="center"/>
             <w:tcMar>
-              <w:top w:w="58" w:type="dxa"/>
-              <w:start w:w="90" w:type="dxa"/>
-              <w:bottom w:w="58" w:type="dxa"/>
-              <w:end w:w="90" w:type="dxa"/>
+              <w:top w:w="80" w:type="dxa"/>
+              <w:start w:w="100" w:type="dxa"/>
+              <w:bottom w:w="80" w:type="dxa"/>
+              <w:end w:w="100" w:type="dxa"/>
             </w:tcMar>
           </w:tcPr>
           <w:p>
             <w:pPr>
               <w:pStyle w:val="Normal"/>
-              <w:spacing w:lineRule="auto" w:line="274" w:before="0" w:after="46"/>
+              <w:spacing w:lineRule="auto" w:line="269" w:before="0" w:after="70"/>
               <w:ind w:start="0" w:end="0"/>
               <w:jc w:val="left"/>
               <w:rPr/>
@@ -14146,16 +14300,16 @@
             <w:shd w:fill="FFFFFF" w:val="clear"/>
             <w:vAlign w:val="center"/>
             <w:tcMar>
-              <w:top w:w="58" w:type="dxa"/>
-              <w:start w:w="90" w:type="dxa"/>
-              <w:bottom w:w="58" w:type="dxa"/>
-              <w:end w:w="90" w:type="dxa"/>
+              <w:top w:w="80" w:type="dxa"/>
+              <w:start w:w="100" w:type="dxa"/>
+              <w:bottom w:w="80" w:type="dxa"/>
+              <w:end w:w="100" w:type="dxa"/>
             </w:tcMar>
           </w:tcPr>
           <w:p>
             <w:pPr>
               <w:pStyle w:val="Normal"/>
-              <w:spacing w:lineRule="auto" w:line="274" w:before="0" w:after="46"/>
+              <w:spacing w:lineRule="auto" w:line="269" w:before="0" w:after="70"/>
               <w:ind w:start="0" w:end="0"/>
               <w:jc w:val="left"/>
               <w:rPr/>
@@ -14358,16 +14512,16 @@
             <w:shd w:fill="183B63" w:val="clear"/>
             <w:vAlign w:val="center"/>
             <w:tcMar>
-              <w:top w:w="70" w:type="dxa"/>
-              <w:start w:w="90" w:type="dxa"/>
-              <w:bottom w:w="70" w:type="dxa"/>
-              <w:end w:w="90" w:type="dxa"/>
+              <w:top w:w="80" w:type="dxa"/>
+              <w:start w:w="100" w:type="dxa"/>
+              <w:bottom w:w="80" w:type="dxa"/>
+              <w:end w:w="100" w:type="dxa"/>
             </w:tcMar>
           </w:tcPr>
           <w:p>
             <w:pPr>
               <w:pStyle w:val="Normal"/>
-              <w:spacing w:lineRule="auto" w:line="274" w:before="0" w:after="46"/>
+              <w:spacing w:lineRule="auto" w:line="269" w:before="0" w:after="70"/>
               <w:ind w:start="0" w:end="0"/>
               <w:jc w:val="center"/>
               <w:rPr/>
@@ -14376,8 +14530,8 @@
               <w:rPr>
                 <w:rFonts w:ascii="Noto Sans KR" w:hAnsi="Noto Sans KR" w:cs="Noto Sans KR" w:eastAsia="Noto Sans KR"/>
                 <w:b/>
+                <w:sz w:val="19"/>
                 <w:color w:val="FFFFFF"/>
-                <w:sz w:val="18"/>
               </w:rPr>
               <w:t>확인</w:t>
             </w:r>
@@ -14395,16 +14549,16 @@
             <w:shd w:fill="183B63" w:val="clear"/>
             <w:vAlign w:val="center"/>
             <w:tcMar>
-              <w:top w:w="70" w:type="dxa"/>
-              <w:start w:w="90" w:type="dxa"/>
-              <w:bottom w:w="70" w:type="dxa"/>
-              <w:end w:w="90" w:type="dxa"/>
+              <w:top w:w="80" w:type="dxa"/>
+              <w:start w:w="100" w:type="dxa"/>
+              <w:bottom w:w="80" w:type="dxa"/>
+              <w:end w:w="100" w:type="dxa"/>
             </w:tcMar>
           </w:tcPr>
           <w:p>
             <w:pPr>
               <w:pStyle w:val="Normal"/>
-              <w:spacing w:lineRule="auto" w:line="274" w:before="0" w:after="46"/>
+              <w:spacing w:lineRule="auto" w:line="269" w:before="0" w:after="70"/>
               <w:ind w:start="0" w:end="0"/>
               <w:jc w:val="center"/>
               <w:rPr/>
@@ -14413,8 +14567,8 @@
               <w:rPr>
                 <w:rFonts w:ascii="Noto Sans KR" w:hAnsi="Noto Sans KR" w:cs="Noto Sans KR" w:eastAsia="Noto Sans KR"/>
                 <w:b/>
+                <w:sz w:val="19"/>
                 <w:color w:val="FFFFFF"/>
-                <w:sz w:val="18"/>
               </w:rPr>
               <w:t>왜 필요한가</w:t>
             </w:r>
@@ -14432,16 +14586,16 @@
             <w:shd w:fill="183B63" w:val="clear"/>
             <w:vAlign w:val="center"/>
             <w:tcMar>
-              <w:top w:w="70" w:type="dxa"/>
-              <w:start w:w="90" w:type="dxa"/>
-              <w:bottom w:w="70" w:type="dxa"/>
-              <w:end w:w="90" w:type="dxa"/>
+              <w:top w:w="80" w:type="dxa"/>
+              <w:start w:w="100" w:type="dxa"/>
+              <w:bottom w:w="80" w:type="dxa"/>
+              <w:end w:w="100" w:type="dxa"/>
             </w:tcMar>
           </w:tcPr>
           <w:p>
             <w:pPr>
               <w:pStyle w:val="Normal"/>
-              <w:spacing w:lineRule="auto" w:line="274" w:before="0" w:after="46"/>
+              <w:spacing w:lineRule="auto" w:line="269" w:before="0" w:after="70"/>
               <w:ind w:start="0" w:end="0"/>
               <w:jc w:val="center"/>
               <w:rPr/>
@@ -14450,8 +14604,8 @@
               <w:rPr>
                 <w:rFonts w:eastAsia="Noto Sans KR" w:cs="Noto Sans KR" w:ascii="Noto Sans KR" w:hAnsi="Noto Sans KR"/>
                 <w:b/>
+                <w:sz w:val="19"/>
                 <w:color w:val="FFFFFF"/>
-                <w:sz w:val="18"/>
               </w:rPr>
               <w:t>Evidence</w:t>
             </w:r>
@@ -14475,16 +14629,16 @@
             <w:shd w:fill="FFFFFF" w:val="clear"/>
             <w:vAlign w:val="center"/>
             <w:tcMar>
-              <w:top w:w="58" w:type="dxa"/>
-              <w:start w:w="90" w:type="dxa"/>
-              <w:bottom w:w="58" w:type="dxa"/>
-              <w:end w:w="90" w:type="dxa"/>
+              <w:top w:w="80" w:type="dxa"/>
+              <w:start w:w="100" w:type="dxa"/>
+              <w:bottom w:w="80" w:type="dxa"/>
+              <w:end w:w="100" w:type="dxa"/>
             </w:tcMar>
           </w:tcPr>
           <w:p>
             <w:pPr>
               <w:pStyle w:val="Normal"/>
-              <w:spacing w:lineRule="auto" w:line="274" w:before="0" w:after="46"/>
+              <w:spacing w:lineRule="auto" w:line="269" w:before="0" w:after="70"/>
               <w:ind w:start="0" w:end="0"/>
               <w:jc w:val="left"/>
               <w:rPr/>
@@ -14512,16 +14666,16 @@
             <w:shd w:fill="FFFFFF" w:val="clear"/>
             <w:vAlign w:val="center"/>
             <w:tcMar>
-              <w:top w:w="58" w:type="dxa"/>
-              <w:start w:w="90" w:type="dxa"/>
-              <w:bottom w:w="58" w:type="dxa"/>
-              <w:end w:w="90" w:type="dxa"/>
+              <w:top w:w="80" w:type="dxa"/>
+              <w:start w:w="100" w:type="dxa"/>
+              <w:bottom w:w="80" w:type="dxa"/>
+              <w:end w:w="100" w:type="dxa"/>
             </w:tcMar>
           </w:tcPr>
           <w:p>
             <w:pPr>
               <w:pStyle w:val="Normal"/>
-              <w:spacing w:lineRule="auto" w:line="274" w:before="0" w:after="46"/>
+              <w:spacing w:lineRule="auto" w:line="269" w:before="0" w:after="70"/>
               <w:ind w:start="0" w:end="0"/>
               <w:jc w:val="left"/>
               <w:rPr/>
@@ -14558,16 +14712,16 @@
             <w:shd w:fill="FFFFFF" w:val="clear"/>
             <w:vAlign w:val="center"/>
             <w:tcMar>
-              <w:top w:w="58" w:type="dxa"/>
-              <w:start w:w="90" w:type="dxa"/>
-              <w:bottom w:w="58" w:type="dxa"/>
-              <w:end w:w="90" w:type="dxa"/>
+              <w:top w:w="80" w:type="dxa"/>
+              <w:start w:w="100" w:type="dxa"/>
+              <w:bottom w:w="80" w:type="dxa"/>
+              <w:end w:w="100" w:type="dxa"/>
             </w:tcMar>
           </w:tcPr>
           <w:p>
             <w:pPr>
               <w:pStyle w:val="Normal"/>
-              <w:spacing w:lineRule="auto" w:line="274" w:before="0" w:after="46"/>
+              <w:spacing w:lineRule="auto" w:line="269" w:before="0" w:after="70"/>
               <w:ind w:start="0" w:end="0"/>
               <w:jc w:val="left"/>
               <w:rPr/>
@@ -14601,16 +14755,16 @@
             <w:shd w:fill="F4F7FB" w:val="clear"/>
             <w:vAlign w:val="center"/>
             <w:tcMar>
-              <w:top w:w="58" w:type="dxa"/>
-              <w:start w:w="90" w:type="dxa"/>
-              <w:bottom w:w="58" w:type="dxa"/>
-              <w:end w:w="90" w:type="dxa"/>
+              <w:top w:w="80" w:type="dxa"/>
+              <w:start w:w="100" w:type="dxa"/>
+              <w:bottom w:w="80" w:type="dxa"/>
+              <w:end w:w="100" w:type="dxa"/>
             </w:tcMar>
           </w:tcPr>
           <w:p>
             <w:pPr>
               <w:pStyle w:val="Normal"/>
-              <w:spacing w:lineRule="auto" w:line="274" w:before="0" w:after="46"/>
+              <w:spacing w:lineRule="auto" w:line="269" w:before="0" w:after="70"/>
               <w:ind w:start="0" w:end="0"/>
               <w:jc w:val="left"/>
               <w:rPr/>
@@ -14674,16 +14828,16 @@
             <w:shd w:fill="F4F7FB" w:val="clear"/>
             <w:vAlign w:val="center"/>
             <w:tcMar>
-              <w:top w:w="58" w:type="dxa"/>
-              <w:start w:w="90" w:type="dxa"/>
-              <w:bottom w:w="58" w:type="dxa"/>
-              <w:end w:w="90" w:type="dxa"/>
+              <w:top w:w="80" w:type="dxa"/>
+              <w:start w:w="100" w:type="dxa"/>
+              <w:bottom w:w="80" w:type="dxa"/>
+              <w:end w:w="100" w:type="dxa"/>
             </w:tcMar>
           </w:tcPr>
           <w:p>
             <w:pPr>
               <w:pStyle w:val="Normal"/>
-              <w:spacing w:lineRule="auto" w:line="274" w:before="0" w:after="46"/>
+              <w:spacing w:lineRule="auto" w:line="269" w:before="0" w:after="70"/>
               <w:ind w:start="0" w:end="0"/>
               <w:jc w:val="left"/>
               <w:rPr/>
@@ -14711,16 +14865,16 @@
             <w:shd w:fill="F4F7FB" w:val="clear"/>
             <w:vAlign w:val="center"/>
             <w:tcMar>
-              <w:top w:w="58" w:type="dxa"/>
-              <w:start w:w="90" w:type="dxa"/>
-              <w:bottom w:w="58" w:type="dxa"/>
-              <w:end w:w="90" w:type="dxa"/>
+              <w:top w:w="80" w:type="dxa"/>
+              <w:start w:w="100" w:type="dxa"/>
+              <w:bottom w:w="80" w:type="dxa"/>
+              <w:end w:w="100" w:type="dxa"/>
             </w:tcMar>
           </w:tcPr>
           <w:p>
             <w:pPr>
               <w:pStyle w:val="Normal"/>
-              <w:spacing w:lineRule="auto" w:line="274" w:before="0" w:after="46"/>
+              <w:spacing w:lineRule="auto" w:line="269" w:before="0" w:after="70"/>
               <w:ind w:start="0" w:end="0"/>
               <w:jc w:val="left"/>
               <w:rPr/>
@@ -14754,16 +14908,16 @@
             <w:shd w:fill="FFFFFF" w:val="clear"/>
             <w:vAlign w:val="center"/>
             <w:tcMar>
-              <w:top w:w="58" w:type="dxa"/>
-              <w:start w:w="90" w:type="dxa"/>
-              <w:bottom w:w="58" w:type="dxa"/>
-              <w:end w:w="90" w:type="dxa"/>
+              <w:top w:w="80" w:type="dxa"/>
+              <w:start w:w="100" w:type="dxa"/>
+              <w:bottom w:w="80" w:type="dxa"/>
+              <w:end w:w="100" w:type="dxa"/>
             </w:tcMar>
           </w:tcPr>
           <w:p>
             <w:pPr>
               <w:pStyle w:val="Normal"/>
-              <w:spacing w:lineRule="auto" w:line="274" w:before="0" w:after="46"/>
+              <w:spacing w:lineRule="auto" w:line="269" w:before="0" w:after="70"/>
               <w:ind w:start="0" w:end="0"/>
               <w:jc w:val="left"/>
               <w:rPr/>
@@ -14791,16 +14945,16 @@
             <w:shd w:fill="FFFFFF" w:val="clear"/>
             <w:vAlign w:val="center"/>
             <w:tcMar>
-              <w:top w:w="58" w:type="dxa"/>
-              <w:start w:w="90" w:type="dxa"/>
-              <w:bottom w:w="58" w:type="dxa"/>
-              <w:end w:w="90" w:type="dxa"/>
+              <w:top w:w="80" w:type="dxa"/>
+              <w:start w:w="100" w:type="dxa"/>
+              <w:bottom w:w="80" w:type="dxa"/>
+              <w:end w:w="100" w:type="dxa"/>
             </w:tcMar>
           </w:tcPr>
           <w:p>
             <w:pPr>
               <w:pStyle w:val="Normal"/>
-              <w:spacing w:lineRule="auto" w:line="274" w:before="0" w:after="46"/>
+              <w:spacing w:lineRule="auto" w:line="269" w:before="0" w:after="70"/>
               <w:ind w:start="0" w:end="0"/>
               <w:jc w:val="left"/>
               <w:rPr/>
@@ -14837,16 +14991,16 @@
             <w:shd w:fill="FFFFFF" w:val="clear"/>
             <w:vAlign w:val="center"/>
             <w:tcMar>
-              <w:top w:w="58" w:type="dxa"/>
-              <w:start w:w="90" w:type="dxa"/>
-              <w:bottom w:w="58" w:type="dxa"/>
-              <w:end w:w="90" w:type="dxa"/>
+              <w:top w:w="80" w:type="dxa"/>
+              <w:start w:w="100" w:type="dxa"/>
+              <w:bottom w:w="80" w:type="dxa"/>
+              <w:end w:w="100" w:type="dxa"/>
             </w:tcMar>
           </w:tcPr>
           <w:p>
             <w:pPr>
               <w:pStyle w:val="Normal"/>
-              <w:spacing w:lineRule="auto" w:line="274" w:before="0" w:after="46"/>
+              <w:spacing w:lineRule="auto" w:line="269" w:before="0" w:after="70"/>
               <w:ind w:start="0" w:end="0"/>
               <w:jc w:val="left"/>
               <w:rPr/>
@@ -14880,16 +15034,16 @@
             <w:shd w:fill="F4F7FB" w:val="clear"/>
             <w:vAlign w:val="center"/>
             <w:tcMar>
-              <w:top w:w="58" w:type="dxa"/>
-              <w:start w:w="90" w:type="dxa"/>
-              <w:bottom w:w="58" w:type="dxa"/>
-              <w:end w:w="90" w:type="dxa"/>
+              <w:top w:w="80" w:type="dxa"/>
+              <w:start w:w="100" w:type="dxa"/>
+              <w:bottom w:w="80" w:type="dxa"/>
+              <w:end w:w="100" w:type="dxa"/>
             </w:tcMar>
           </w:tcPr>
           <w:p>
             <w:pPr>
               <w:pStyle w:val="Normal"/>
-              <w:spacing w:lineRule="auto" w:line="274" w:before="0" w:after="46"/>
+              <w:spacing w:lineRule="auto" w:line="269" w:before="0" w:after="70"/>
               <w:ind w:start="0" w:end="0"/>
               <w:jc w:val="left"/>
               <w:rPr/>
@@ -14926,16 +15080,16 @@
             <w:shd w:fill="F4F7FB" w:val="clear"/>
             <w:vAlign w:val="center"/>
             <w:tcMar>
-              <w:top w:w="58" w:type="dxa"/>
-              <w:start w:w="90" w:type="dxa"/>
-              <w:bottom w:w="58" w:type="dxa"/>
-              <w:end w:w="90" w:type="dxa"/>
+              <w:top w:w="80" w:type="dxa"/>
+              <w:start w:w="100" w:type="dxa"/>
+              <w:bottom w:w="80" w:type="dxa"/>
+              <w:end w:w="100" w:type="dxa"/>
             </w:tcMar>
           </w:tcPr>
           <w:p>
             <w:pPr>
               <w:pStyle w:val="Normal"/>
-              <w:spacing w:lineRule="auto" w:line="274" w:before="0" w:after="46"/>
+              <w:spacing w:lineRule="auto" w:line="269" w:before="0" w:after="70"/>
               <w:ind w:start="0" w:end="0"/>
               <w:jc w:val="left"/>
               <w:rPr/>
@@ -14981,16 +15135,16 @@
             <w:shd w:fill="F4F7FB" w:val="clear"/>
             <w:vAlign w:val="center"/>
             <w:tcMar>
-              <w:top w:w="58" w:type="dxa"/>
-              <w:start w:w="90" w:type="dxa"/>
-              <w:bottom w:w="58" w:type="dxa"/>
-              <w:end w:w="90" w:type="dxa"/>
+              <w:top w:w="80" w:type="dxa"/>
+              <w:start w:w="100" w:type="dxa"/>
+              <w:bottom w:w="80" w:type="dxa"/>
+              <w:end w:w="100" w:type="dxa"/>
             </w:tcMar>
           </w:tcPr>
           <w:p>
             <w:pPr>
               <w:pStyle w:val="Normal"/>
-              <w:spacing w:lineRule="auto" w:line="274" w:before="0" w:after="46"/>
+              <w:spacing w:lineRule="auto" w:line="269" w:before="0" w:after="70"/>
               <w:ind w:start="0" w:end="0"/>
               <w:jc w:val="left"/>
               <w:rPr/>
@@ -15008,6 +15162,44 @@
         </w:tc>
       </w:tr>
     </w:tbl>
+    <w:p>
+      <w:pPr>
+        <w:pStyle w:val="Heading2"/>
+      </w:pPr>
+      <w:r>
+        <w:t>운영 제어 연결 순서</w:t>
+      </w:r>
+    </w:p>
+    <w:p>
+      <w:pPr/>
+      <w:r>
+        <w:t>Scheduler·Center-Cut·Control Plane은 실행 역할과 승인 경계를 분리한 뒤 운영자가 실제 조작할 경로를 확인합니다.</w:t>
+      </w:r>
+    </w:p>
+    <w:p>
+      <w:pPr>
+        <w:pStyle w:val="ListNumber"/>
+      </w:pPr>
+      <w:r>
+        <w:t>Schedule 등록/변경은 권한·사유·승인·Audit를 연결합니다.</w:t>
+      </w:r>
+    </w:p>
+    <w:p>
+      <w:pPr>
+        <w:pStyle w:val="ListNumber"/>
+      </w:pPr>
+      <w:r>
+        <w:t>Center-Cut은 실행 대상/Host/명령 유형을 제한하고 실행 전 dry-run 또는 검증 절차를 둡니다.</w:t>
+      </w:r>
+    </w:p>
+    <w:p>
+      <w:pPr>
+        <w:pStyle w:val="ListNumber"/>
+      </w:pPr>
+      <w:r>
+        <w:t>Control Plane 장애 시 Worker 실행과 복구 상태가 어떻게 보존되는지 확인합니다.</w:t>
+      </w:r>
+    </w:p>
     <w:p>
       <w:pPr>
         <w:pStyle w:val="Heading1"/>
@@ -15277,16 +15469,16 @@
             <w:shd w:fill="183B63" w:val="clear"/>
             <w:vAlign w:val="center"/>
             <w:tcMar>
-              <w:top w:w="70" w:type="dxa"/>
-              <w:start w:w="90" w:type="dxa"/>
-              <w:bottom w:w="70" w:type="dxa"/>
-              <w:end w:w="90" w:type="dxa"/>
+              <w:top w:w="80" w:type="dxa"/>
+              <w:start w:w="100" w:type="dxa"/>
+              <w:bottom w:w="80" w:type="dxa"/>
+              <w:end w:w="100" w:type="dxa"/>
             </w:tcMar>
           </w:tcPr>
           <w:p>
             <w:pPr>
               <w:pStyle w:val="Normal"/>
-              <w:spacing w:lineRule="auto" w:line="274" w:before="0" w:after="46"/>
+              <w:spacing w:lineRule="auto" w:line="269" w:before="0" w:after="70"/>
               <w:ind w:start="0" w:end="0"/>
               <w:jc w:val="center"/>
               <w:rPr/>
@@ -15295,8 +15487,8 @@
               <w:rPr>
                 <w:rFonts w:ascii="Noto Sans KR" w:hAnsi="Noto Sans KR" w:cs="Noto Sans KR" w:eastAsia="Noto Sans KR"/>
                 <w:b/>
+                <w:sz w:val="19"/>
                 <w:color w:val="FFFFFF"/>
-                <w:sz w:val="18"/>
               </w:rPr>
               <w:t>시나리오</w:t>
             </w:r>
@@ -15314,16 +15506,16 @@
             <w:shd w:fill="183B63" w:val="clear"/>
             <w:vAlign w:val="center"/>
             <w:tcMar>
-              <w:top w:w="70" w:type="dxa"/>
-              <w:start w:w="90" w:type="dxa"/>
-              <w:bottom w:w="70" w:type="dxa"/>
-              <w:end w:w="90" w:type="dxa"/>
+              <w:top w:w="80" w:type="dxa"/>
+              <w:start w:w="100" w:type="dxa"/>
+              <w:bottom w:w="80" w:type="dxa"/>
+              <w:end w:w="100" w:type="dxa"/>
             </w:tcMar>
           </w:tcPr>
           <w:p>
             <w:pPr>
               <w:pStyle w:val="Normal"/>
-              <w:spacing w:lineRule="auto" w:line="274" w:before="0" w:after="46"/>
+              <w:spacing w:lineRule="auto" w:line="269" w:before="0" w:after="70"/>
               <w:ind w:start="0" w:end="0"/>
               <w:jc w:val="center"/>
               <w:rPr/>
@@ -15332,8 +15524,8 @@
               <w:rPr>
                 <w:rFonts w:ascii="Noto Sans KR" w:hAnsi="Noto Sans KR" w:cs="Noto Sans KR" w:eastAsia="Noto Sans KR"/>
                 <w:b/>
+                <w:sz w:val="19"/>
                 <w:color w:val="FFFFFF"/>
-                <w:sz w:val="18"/>
               </w:rPr>
               <w:t>기대 결과</w:t>
             </w:r>
@@ -15351,16 +15543,16 @@
             <w:shd w:fill="183B63" w:val="clear"/>
             <w:vAlign w:val="center"/>
             <w:tcMar>
-              <w:top w:w="70" w:type="dxa"/>
-              <w:start w:w="90" w:type="dxa"/>
-              <w:bottom w:w="70" w:type="dxa"/>
-              <w:end w:w="90" w:type="dxa"/>
+              <w:top w:w="80" w:type="dxa"/>
+              <w:start w:w="100" w:type="dxa"/>
+              <w:bottom w:w="80" w:type="dxa"/>
+              <w:end w:w="100" w:type="dxa"/>
             </w:tcMar>
           </w:tcPr>
           <w:p>
             <w:pPr>
               <w:pStyle w:val="Normal"/>
-              <w:spacing w:lineRule="auto" w:line="274" w:before="0" w:after="46"/>
+              <w:spacing w:lineRule="auto" w:line="269" w:before="0" w:after="70"/>
               <w:ind w:start="0" w:end="0"/>
               <w:jc w:val="center"/>
               <w:rPr/>
@@ -15369,8 +15561,8 @@
               <w:rPr>
                 <w:rFonts w:eastAsia="Noto Sans KR" w:cs="Noto Sans KR" w:ascii="Noto Sans KR" w:hAnsi="Noto Sans KR"/>
                 <w:b/>
+                <w:sz w:val="19"/>
                 <w:color w:val="FFFFFF"/>
-                <w:sz w:val="18"/>
               </w:rPr>
               <w:t>Evidence</w:t>
             </w:r>
@@ -15394,16 +15586,16 @@
             <w:shd w:fill="FFFFFF" w:val="clear"/>
             <w:vAlign w:val="center"/>
             <w:tcMar>
-              <w:top w:w="58" w:type="dxa"/>
-              <w:start w:w="90" w:type="dxa"/>
-              <w:bottom w:w="58" w:type="dxa"/>
-              <w:end w:w="90" w:type="dxa"/>
+              <w:top w:w="80" w:type="dxa"/>
+              <w:start w:w="100" w:type="dxa"/>
+              <w:bottom w:w="80" w:type="dxa"/>
+              <w:end w:w="100" w:type="dxa"/>
             </w:tcMar>
           </w:tcPr>
           <w:p>
             <w:pPr>
               <w:pStyle w:val="Normal"/>
-              <w:spacing w:lineRule="auto" w:line="274" w:before="0" w:after="46"/>
+              <w:spacing w:lineRule="auto" w:line="269" w:before="0" w:after="70"/>
               <w:ind w:start="0" w:end="0"/>
               <w:jc w:val="left"/>
               <w:rPr/>
@@ -15440,16 +15632,16 @@
             <w:shd w:fill="FFFFFF" w:val="clear"/>
             <w:vAlign w:val="center"/>
             <w:tcMar>
-              <w:top w:w="58" w:type="dxa"/>
-              <w:start w:w="90" w:type="dxa"/>
-              <w:bottom w:w="58" w:type="dxa"/>
-              <w:end w:w="90" w:type="dxa"/>
+              <w:top w:w="80" w:type="dxa"/>
+              <w:start w:w="100" w:type="dxa"/>
+              <w:bottom w:w="80" w:type="dxa"/>
+              <w:end w:w="100" w:type="dxa"/>
             </w:tcMar>
           </w:tcPr>
           <w:p>
             <w:pPr>
               <w:pStyle w:val="Normal"/>
-              <w:spacing w:lineRule="auto" w:line="274" w:before="0" w:after="46"/>
+              <w:spacing w:lineRule="auto" w:line="269" w:before="0" w:after="70"/>
               <w:ind w:start="0" w:end="0"/>
               <w:jc w:val="left"/>
               <w:rPr/>
@@ -15477,16 +15669,16 @@
             <w:shd w:fill="FFFFFF" w:val="clear"/>
             <w:vAlign w:val="center"/>
             <w:tcMar>
-              <w:top w:w="58" w:type="dxa"/>
-              <w:start w:w="90" w:type="dxa"/>
-              <w:bottom w:w="58" w:type="dxa"/>
-              <w:end w:w="90" w:type="dxa"/>
+              <w:top w:w="80" w:type="dxa"/>
+              <w:start w:w="100" w:type="dxa"/>
+              <w:bottom w:w="80" w:type="dxa"/>
+              <w:end w:w="100" w:type="dxa"/>
             </w:tcMar>
           </w:tcPr>
           <w:p>
             <w:pPr>
               <w:pStyle w:val="Normal"/>
-              <w:spacing w:lineRule="auto" w:line="274" w:before="0" w:after="46"/>
+              <w:spacing w:lineRule="auto" w:line="269" w:before="0" w:after="70"/>
               <w:ind w:start="0" w:end="0"/>
               <w:jc w:val="left"/>
               <w:rPr/>
@@ -15520,16 +15712,16 @@
             <w:shd w:fill="F4F7FB" w:val="clear"/>
             <w:vAlign w:val="center"/>
             <w:tcMar>
-              <w:top w:w="58" w:type="dxa"/>
-              <w:start w:w="90" w:type="dxa"/>
-              <w:bottom w:w="58" w:type="dxa"/>
-              <w:end w:w="90" w:type="dxa"/>
+              <w:top w:w="80" w:type="dxa"/>
+              <w:start w:w="100" w:type="dxa"/>
+              <w:bottom w:w="80" w:type="dxa"/>
+              <w:end w:w="100" w:type="dxa"/>
             </w:tcMar>
           </w:tcPr>
           <w:p>
             <w:pPr>
               <w:pStyle w:val="Normal"/>
-              <w:spacing w:lineRule="auto" w:line="274" w:before="0" w:after="46"/>
+              <w:spacing w:lineRule="auto" w:line="269" w:before="0" w:after="70"/>
               <w:ind w:start="0" w:end="0"/>
               <w:jc w:val="left"/>
               <w:rPr/>
@@ -15566,16 +15758,16 @@
             <w:shd w:fill="F4F7FB" w:val="clear"/>
             <w:vAlign w:val="center"/>
             <w:tcMar>
-              <w:top w:w="58" w:type="dxa"/>
-              <w:start w:w="90" w:type="dxa"/>
-              <w:bottom w:w="58" w:type="dxa"/>
-              <w:end w:w="90" w:type="dxa"/>
+              <w:top w:w="80" w:type="dxa"/>
+              <w:start w:w="100" w:type="dxa"/>
+              <w:bottom w:w="80" w:type="dxa"/>
+              <w:end w:w="100" w:type="dxa"/>
             </w:tcMar>
           </w:tcPr>
           <w:p>
             <w:pPr>
               <w:pStyle w:val="Normal"/>
-              <w:spacing w:lineRule="auto" w:line="274" w:before="0" w:after="46"/>
+              <w:spacing w:lineRule="auto" w:line="269" w:before="0" w:after="70"/>
               <w:ind w:start="0" w:end="0"/>
               <w:jc w:val="left"/>
               <w:rPr/>
@@ -15603,16 +15795,16 @@
             <w:shd w:fill="F4F7FB" w:val="clear"/>
             <w:vAlign w:val="center"/>
             <w:tcMar>
-              <w:top w:w="58" w:type="dxa"/>
-              <w:start w:w="90" w:type="dxa"/>
-              <w:bottom w:w="58" w:type="dxa"/>
-              <w:end w:w="90" w:type="dxa"/>
+              <w:top w:w="80" w:type="dxa"/>
+              <w:start w:w="100" w:type="dxa"/>
+              <w:bottom w:w="80" w:type="dxa"/>
+              <w:end w:w="100" w:type="dxa"/>
             </w:tcMar>
           </w:tcPr>
           <w:p>
             <w:pPr>
               <w:pStyle w:val="Normal"/>
-              <w:spacing w:lineRule="auto" w:line="274" w:before="0" w:after="46"/>
+              <w:spacing w:lineRule="auto" w:line="269" w:before="0" w:after="70"/>
               <w:ind w:start="0" w:end="0"/>
               <w:jc w:val="left"/>
               <w:rPr/>
@@ -15646,16 +15838,16 @@
             <w:shd w:fill="FFFFFF" w:val="clear"/>
             <w:vAlign w:val="center"/>
             <w:tcMar>
-              <w:top w:w="58" w:type="dxa"/>
-              <w:start w:w="90" w:type="dxa"/>
-              <w:bottom w:w="58" w:type="dxa"/>
-              <w:end w:w="90" w:type="dxa"/>
+              <w:top w:w="80" w:type="dxa"/>
+              <w:start w:w="100" w:type="dxa"/>
+              <w:bottom w:w="80" w:type="dxa"/>
+              <w:end w:w="100" w:type="dxa"/>
             </w:tcMar>
           </w:tcPr>
           <w:p>
             <w:pPr>
               <w:pStyle w:val="Normal"/>
-              <w:spacing w:lineRule="auto" w:line="274" w:before="0" w:after="46"/>
+              <w:spacing w:lineRule="auto" w:line="269" w:before="0" w:after="70"/>
               <w:ind w:start="0" w:end="0"/>
               <w:jc w:val="left"/>
               <w:rPr/>
@@ -15683,16 +15875,16 @@
             <w:shd w:fill="FFFFFF" w:val="clear"/>
             <w:vAlign w:val="center"/>
             <w:tcMar>
-              <w:top w:w="58" w:type="dxa"/>
-              <w:start w:w="90" w:type="dxa"/>
-              <w:bottom w:w="58" w:type="dxa"/>
-              <w:end w:w="90" w:type="dxa"/>
+              <w:top w:w="80" w:type="dxa"/>
+              <w:start w:w="100" w:type="dxa"/>
+              <w:bottom w:w="80" w:type="dxa"/>
+              <w:end w:w="100" w:type="dxa"/>
             </w:tcMar>
           </w:tcPr>
           <w:p>
             <w:pPr>
               <w:pStyle w:val="Normal"/>
-              <w:spacing w:lineRule="auto" w:line="274" w:before="0" w:after="46"/>
+              <w:spacing w:lineRule="auto" w:line="269" w:before="0" w:after="70"/>
               <w:ind w:start="0" w:end="0"/>
               <w:jc w:val="left"/>
               <w:rPr/>
@@ -15720,16 +15912,16 @@
             <w:shd w:fill="FFFFFF" w:val="clear"/>
             <w:vAlign w:val="center"/>
             <w:tcMar>
-              <w:top w:w="58" w:type="dxa"/>
-              <w:start w:w="90" w:type="dxa"/>
-              <w:bottom w:w="58" w:type="dxa"/>
-              <w:end w:w="90" w:type="dxa"/>
+              <w:top w:w="80" w:type="dxa"/>
+              <w:start w:w="100" w:type="dxa"/>
+              <w:bottom w:w="80" w:type="dxa"/>
+              <w:end w:w="100" w:type="dxa"/>
             </w:tcMar>
           </w:tcPr>
           <w:p>
             <w:pPr>
               <w:pStyle w:val="Normal"/>
-              <w:spacing w:lineRule="auto" w:line="274" w:before="0" w:after="46"/>
+              <w:spacing w:lineRule="auto" w:line="269" w:before="0" w:after="70"/>
               <w:ind w:start="0" w:end="0"/>
               <w:jc w:val="left"/>
               <w:rPr/>
@@ -15763,16 +15955,16 @@
             <w:shd w:fill="F4F7FB" w:val="clear"/>
             <w:vAlign w:val="center"/>
             <w:tcMar>
-              <w:top w:w="58" w:type="dxa"/>
-              <w:start w:w="90" w:type="dxa"/>
-              <w:bottom w:w="58" w:type="dxa"/>
-              <w:end w:w="90" w:type="dxa"/>
+              <w:top w:w="80" w:type="dxa"/>
+              <w:start w:w="100" w:type="dxa"/>
+              <w:bottom w:w="80" w:type="dxa"/>
+              <w:end w:w="100" w:type="dxa"/>
             </w:tcMar>
           </w:tcPr>
           <w:p>
             <w:pPr>
               <w:pStyle w:val="Normal"/>
-              <w:spacing w:lineRule="auto" w:line="274" w:before="0" w:after="46"/>
+              <w:spacing w:lineRule="auto" w:line="269" w:before="0" w:after="70"/>
               <w:ind w:start="0" w:end="0"/>
               <w:jc w:val="left"/>
               <w:rPr/>
@@ -15800,16 +15992,16 @@
             <w:shd w:fill="F4F7FB" w:val="clear"/>
             <w:vAlign w:val="center"/>
             <w:tcMar>
-              <w:top w:w="58" w:type="dxa"/>
-              <w:start w:w="90" w:type="dxa"/>
-              <w:bottom w:w="58" w:type="dxa"/>
-              <w:end w:w="90" w:type="dxa"/>
+              <w:top w:w="80" w:type="dxa"/>
+              <w:start w:w="100" w:type="dxa"/>
+              <w:bottom w:w="80" w:type="dxa"/>
+              <w:end w:w="100" w:type="dxa"/>
             </w:tcMar>
           </w:tcPr>
           <w:p>
             <w:pPr>
               <w:pStyle w:val="Normal"/>
-              <w:spacing w:lineRule="auto" w:line="274" w:before="0" w:after="46"/>
+              <w:spacing w:lineRule="auto" w:line="269" w:before="0" w:after="70"/>
               <w:ind w:start="0" w:end="0"/>
               <w:jc w:val="left"/>
               <w:rPr/>
@@ -15846,16 +16038,16 @@
             <w:shd w:fill="F4F7FB" w:val="clear"/>
             <w:vAlign w:val="center"/>
             <w:tcMar>
-              <w:top w:w="58" w:type="dxa"/>
-              <w:start w:w="90" w:type="dxa"/>
-              <w:bottom w:w="58" w:type="dxa"/>
-              <w:end w:w="90" w:type="dxa"/>
+              <w:top w:w="80" w:type="dxa"/>
+              <w:start w:w="100" w:type="dxa"/>
+              <w:bottom w:w="80" w:type="dxa"/>
+              <w:end w:w="100" w:type="dxa"/>
             </w:tcMar>
           </w:tcPr>
           <w:p>
             <w:pPr>
               <w:pStyle w:val="Normal"/>
-              <w:spacing w:lineRule="auto" w:line="274" w:before="0" w:after="46"/>
+              <w:spacing w:lineRule="auto" w:line="269" w:before="0" w:after="70"/>
               <w:ind w:start="0" w:end="0"/>
               <w:jc w:val="left"/>
               <w:rPr/>
@@ -15889,16 +16081,16 @@
             <w:shd w:fill="FFFFFF" w:val="clear"/>
             <w:vAlign w:val="center"/>
             <w:tcMar>
-              <w:top w:w="58" w:type="dxa"/>
-              <w:start w:w="90" w:type="dxa"/>
-              <w:bottom w:w="58" w:type="dxa"/>
-              <w:end w:w="90" w:type="dxa"/>
+              <w:top w:w="80" w:type="dxa"/>
+              <w:start w:w="100" w:type="dxa"/>
+              <w:bottom w:w="80" w:type="dxa"/>
+              <w:end w:w="100" w:type="dxa"/>
             </w:tcMar>
           </w:tcPr>
           <w:p>
             <w:pPr>
               <w:pStyle w:val="Normal"/>
-              <w:spacing w:lineRule="auto" w:line="274" w:before="0" w:after="46"/>
+              <w:spacing w:lineRule="auto" w:line="269" w:before="0" w:after="70"/>
               <w:ind w:start="0" w:end="0"/>
               <w:jc w:val="left"/>
               <w:rPr/>
@@ -15935,16 +16127,16 @@
             <w:shd w:fill="FFFFFF" w:val="clear"/>
             <w:vAlign w:val="center"/>
             <w:tcMar>
-              <w:top w:w="58" w:type="dxa"/>
-              <w:start w:w="90" w:type="dxa"/>
-              <w:bottom w:w="58" w:type="dxa"/>
-              <w:end w:w="90" w:type="dxa"/>
+              <w:top w:w="80" w:type="dxa"/>
+              <w:start w:w="100" w:type="dxa"/>
+              <w:bottom w:w="80" w:type="dxa"/>
+              <w:end w:w="100" w:type="dxa"/>
             </w:tcMar>
           </w:tcPr>
           <w:p>
             <w:pPr>
               <w:pStyle w:val="Normal"/>
-              <w:spacing w:lineRule="auto" w:line="274" w:before="0" w:after="46"/>
+              <w:spacing w:lineRule="auto" w:line="269" w:before="0" w:after="70"/>
               <w:ind w:start="0" w:end="0"/>
               <w:jc w:val="left"/>
               <w:rPr/>
@@ -15981,16 +16173,16 @@
             <w:shd w:fill="FFFFFF" w:val="clear"/>
             <w:vAlign w:val="center"/>
             <w:tcMar>
-              <w:top w:w="58" w:type="dxa"/>
-              <w:start w:w="90" w:type="dxa"/>
-              <w:bottom w:w="58" w:type="dxa"/>
-              <w:end w:w="90" w:type="dxa"/>
+              <w:top w:w="80" w:type="dxa"/>
+              <w:start w:w="100" w:type="dxa"/>
+              <w:bottom w:w="80" w:type="dxa"/>
+              <w:end w:w="100" w:type="dxa"/>
             </w:tcMar>
           </w:tcPr>
           <w:p>
             <w:pPr>
               <w:pStyle w:val="Normal"/>
-              <w:spacing w:lineRule="auto" w:line="274" w:before="0" w:after="46"/>
+              <w:spacing w:lineRule="auto" w:line="269" w:before="0" w:after="70"/>
               <w:ind w:start="0" w:end="0"/>
               <w:jc w:val="left"/>
               <w:rPr/>
@@ -16024,16 +16216,16 @@
             <w:shd w:fill="F4F7FB" w:val="clear"/>
             <w:vAlign w:val="center"/>
             <w:tcMar>
-              <w:top w:w="58" w:type="dxa"/>
-              <w:start w:w="90" w:type="dxa"/>
-              <w:bottom w:w="58" w:type="dxa"/>
-              <w:end w:w="90" w:type="dxa"/>
+              <w:top w:w="80" w:type="dxa"/>
+              <w:start w:w="100" w:type="dxa"/>
+              <w:bottom w:w="80" w:type="dxa"/>
+              <w:end w:w="100" w:type="dxa"/>
             </w:tcMar>
           </w:tcPr>
           <w:p>
             <w:pPr>
               <w:pStyle w:val="Normal"/>
-              <w:spacing w:lineRule="auto" w:line="274" w:before="0" w:after="46"/>
+              <w:spacing w:lineRule="auto" w:line="269" w:before="0" w:after="70"/>
               <w:ind w:start="0" w:end="0"/>
               <w:jc w:val="left"/>
               <w:rPr/>
@@ -16061,16 +16253,16 @@
             <w:shd w:fill="F4F7FB" w:val="clear"/>
             <w:vAlign w:val="center"/>
             <w:tcMar>
-              <w:top w:w="58" w:type="dxa"/>
-              <w:start w:w="90" w:type="dxa"/>
-              <w:bottom w:w="58" w:type="dxa"/>
-              <w:end w:w="90" w:type="dxa"/>
+              <w:top w:w="80" w:type="dxa"/>
+              <w:start w:w="100" w:type="dxa"/>
+              <w:bottom w:w="80" w:type="dxa"/>
+              <w:end w:w="100" w:type="dxa"/>
             </w:tcMar>
           </w:tcPr>
           <w:p>
             <w:pPr>
               <w:pStyle w:val="Normal"/>
-              <w:spacing w:lineRule="auto" w:line="274" w:before="0" w:after="46"/>
+              <w:spacing w:lineRule="auto" w:line="269" w:before="0" w:after="70"/>
               <w:ind w:start="0" w:end="0"/>
               <w:jc w:val="left"/>
               <w:rPr/>
@@ -16107,16 +16299,16 @@
             <w:shd w:fill="F4F7FB" w:val="clear"/>
             <w:vAlign w:val="center"/>
             <w:tcMar>
-              <w:top w:w="58" w:type="dxa"/>
-              <w:start w:w="90" w:type="dxa"/>
-              <w:bottom w:w="58" w:type="dxa"/>
-              <w:end w:w="90" w:type="dxa"/>
+              <w:top w:w="80" w:type="dxa"/>
+              <w:start w:w="100" w:type="dxa"/>
+              <w:bottom w:w="80" w:type="dxa"/>
+              <w:end w:w="100" w:type="dxa"/>
             </w:tcMar>
           </w:tcPr>
           <w:p>
             <w:pPr>
               <w:pStyle w:val="Normal"/>
-              <w:spacing w:lineRule="auto" w:line="274" w:before="0" w:after="46"/>
+              <w:spacing w:lineRule="auto" w:line="269" w:before="0" w:after="70"/>
               <w:ind w:start="0" w:end="0"/>
               <w:jc w:val="left"/>
               <w:rPr/>
@@ -16150,16 +16342,16 @@
             <w:shd w:fill="FFFFFF" w:val="clear"/>
             <w:vAlign w:val="center"/>
             <w:tcMar>
-              <w:top w:w="58" w:type="dxa"/>
-              <w:start w:w="90" w:type="dxa"/>
-              <w:bottom w:w="58" w:type="dxa"/>
-              <w:end w:w="90" w:type="dxa"/>
+              <w:top w:w="80" w:type="dxa"/>
+              <w:start w:w="100" w:type="dxa"/>
+              <w:bottom w:w="80" w:type="dxa"/>
+              <w:end w:w="100" w:type="dxa"/>
             </w:tcMar>
           </w:tcPr>
           <w:p>
             <w:pPr>
               <w:pStyle w:val="Normal"/>
-              <w:spacing w:lineRule="auto" w:line="274" w:before="0" w:after="46"/>
+              <w:spacing w:lineRule="auto" w:line="269" w:before="0" w:after="70"/>
               <w:ind w:start="0" w:end="0"/>
               <w:jc w:val="left"/>
               <w:rPr/>
@@ -16187,16 +16379,16 @@
             <w:shd w:fill="FFFFFF" w:val="clear"/>
             <w:vAlign w:val="center"/>
             <w:tcMar>
-              <w:top w:w="58" w:type="dxa"/>
-              <w:start w:w="90" w:type="dxa"/>
-              <w:bottom w:w="58" w:type="dxa"/>
-              <w:end w:w="90" w:type="dxa"/>
+              <w:top w:w="80" w:type="dxa"/>
+              <w:start w:w="100" w:type="dxa"/>
+              <w:bottom w:w="80" w:type="dxa"/>
+              <w:end w:w="100" w:type="dxa"/>
             </w:tcMar>
           </w:tcPr>
           <w:p>
             <w:pPr>
               <w:pStyle w:val="Normal"/>
-              <w:spacing w:lineRule="auto" w:line="274" w:before="0" w:after="46"/>
+              <w:spacing w:lineRule="auto" w:line="269" w:before="0" w:after="70"/>
               <w:ind w:start="0" w:end="0"/>
               <w:jc w:val="left"/>
               <w:rPr/>
@@ -16242,16 +16434,16 @@
             <w:shd w:fill="FFFFFF" w:val="clear"/>
             <w:vAlign w:val="center"/>
             <w:tcMar>
-              <w:top w:w="58" w:type="dxa"/>
-              <w:start w:w="90" w:type="dxa"/>
-              <w:bottom w:w="58" w:type="dxa"/>
-              <w:end w:w="90" w:type="dxa"/>
+              <w:top w:w="80" w:type="dxa"/>
+              <w:start w:w="100" w:type="dxa"/>
+              <w:bottom w:w="80" w:type="dxa"/>
+              <w:end w:w="100" w:type="dxa"/>
             </w:tcMar>
           </w:tcPr>
           <w:p>
             <w:pPr>
               <w:pStyle w:val="Normal"/>
-              <w:spacing w:lineRule="auto" w:line="274" w:before="0" w:after="46"/>
+              <w:spacing w:lineRule="auto" w:line="269" w:before="0" w:after="70"/>
               <w:ind w:start="0" w:end="0"/>
               <w:jc w:val="left"/>
               <w:rPr/>
@@ -16315,6 +16507,7 @@
     <w:p>
       <w:pPr>
         <w:pStyle w:val="Heading1"/>
+        <w:pageBreakBefore/>
         <w:rPr/>
       </w:pPr>
       <w:bookmarkStart w:id="20" w:name="__RefHeading___Toc2958_1421710836"/>
@@ -17035,24 +17228,24 @@
             <w:tcW w:type="dxa" w:w="1357324"/>
             <w:vAlign w:val="center"/>
             <w:tcMar>
-              <w:top w:w="70" w:type="dxa"/>
-              <w:start w:w="90" w:type="dxa"/>
-              <w:bottom w:w="70" w:type="dxa"/>
-              <w:end w:w="90" w:type="dxa"/>
+              <w:top w:w="80" w:type="dxa"/>
+              <w:start w:w="100" w:type="dxa"/>
+              <w:bottom w:w="80" w:type="dxa"/>
+              <w:end w:w="100" w:type="dxa"/>
             </w:tcMar>
             <w:shd w:fill="183B63" w:val="clear"/>
           </w:tcPr>
           <w:p>
             <w:pPr>
-              <w:spacing w:before="0" w:after="46" w:line="274" w:lineRule="auto"/>
+              <w:spacing w:before="0" w:after="70" w:line="269" w:lineRule="auto"/>
               <w:jc w:val="center"/>
             </w:pPr>
             <w:r>
               <w:rPr>
                 <w:rFonts w:ascii="Noto Sans KR" w:hAnsi="Noto Sans KR" w:eastAsia="Noto Sans KR" w:cs="Noto Sans KR"/>
                 <w:b/>
+                <w:sz w:val="19"/>
                 <w:color w:val="FFFFFF"/>
-                <w:sz w:val="18"/>
               </w:rPr>
               <w:t>설계 항목</w:t>
             </w:r>
@@ -17063,24 +17256,24 @@
             <w:tcW w:type="dxa" w:w="3414403"/>
             <w:vAlign w:val="center"/>
             <w:tcMar>
-              <w:top w:w="70" w:type="dxa"/>
-              <w:start w:w="90" w:type="dxa"/>
-              <w:bottom w:w="70" w:type="dxa"/>
-              <w:end w:w="90" w:type="dxa"/>
+              <w:top w:w="80" w:type="dxa"/>
+              <w:start w:w="100" w:type="dxa"/>
+              <w:bottom w:w="80" w:type="dxa"/>
+              <w:end w:w="100" w:type="dxa"/>
             </w:tcMar>
             <w:shd w:fill="183B63" w:val="clear"/>
           </w:tcPr>
           <w:p>
             <w:pPr>
-              <w:spacing w:before="0" w:after="46" w:line="274" w:lineRule="auto"/>
+              <w:spacing w:before="0" w:after="70" w:line="269" w:lineRule="auto"/>
               <w:jc w:val="center"/>
             </w:pPr>
             <w:r>
               <w:rPr>
                 <w:rFonts w:ascii="Noto Sans KR" w:hAnsi="Noto Sans KR" w:eastAsia="Noto Sans KR" w:cs="Noto Sans KR"/>
                 <w:b/>
+                <w:sz w:val="19"/>
                 <w:color w:val="FFFFFF"/>
-                <w:sz w:val="18"/>
               </w:rPr>
               <w:t>확인 기준</w:t>
             </w:r>
@@ -17091,24 +17284,24 @@
             <w:tcW w:type="dxa" w:w="3051521"/>
             <w:vAlign w:val="center"/>
             <w:tcMar>
-              <w:top w:w="70" w:type="dxa"/>
-              <w:start w:w="90" w:type="dxa"/>
-              <w:bottom w:w="70" w:type="dxa"/>
-              <w:end w:w="90" w:type="dxa"/>
+              <w:top w:w="80" w:type="dxa"/>
+              <w:start w:w="100" w:type="dxa"/>
+              <w:bottom w:w="80" w:type="dxa"/>
+              <w:end w:w="100" w:type="dxa"/>
             </w:tcMar>
             <w:shd w:fill="183B63" w:val="clear"/>
           </w:tcPr>
           <w:p>
             <w:pPr>
-              <w:spacing w:before="0" w:after="46" w:line="274" w:lineRule="auto"/>
+              <w:spacing w:before="0" w:after="70" w:line="269" w:lineRule="auto"/>
               <w:jc w:val="center"/>
             </w:pPr>
             <w:r>
               <w:rPr>
                 <w:rFonts w:ascii="Noto Sans KR" w:hAnsi="Noto Sans KR" w:eastAsia="Noto Sans KR" w:cs="Noto Sans KR"/>
                 <w:b/>
+                <w:sz w:val="19"/>
                 <w:color w:val="FFFFFF"/>
-                <w:sz w:val="18"/>
               </w:rPr>
               <w:t>운영 Evidence</w:t>
             </w:r>
@@ -17119,24 +17312,24 @@
             <w:tcW w:type="dxa" w:w="2221182"/>
             <w:vAlign w:val="center"/>
             <w:tcMar>
-              <w:top w:w="70" w:type="dxa"/>
-              <w:start w:w="90" w:type="dxa"/>
-              <w:bottom w:w="70" w:type="dxa"/>
-              <w:end w:w="90" w:type="dxa"/>
+              <w:top w:w="80" w:type="dxa"/>
+              <w:start w:w="100" w:type="dxa"/>
+              <w:bottom w:w="80" w:type="dxa"/>
+              <w:end w:w="100" w:type="dxa"/>
             </w:tcMar>
             <w:shd w:fill="183B63" w:val="clear"/>
           </w:tcPr>
           <w:p>
             <w:pPr>
-              <w:spacing w:before="0" w:after="46" w:line="274" w:lineRule="auto"/>
+              <w:spacing w:before="0" w:after="70" w:line="269" w:lineRule="auto"/>
               <w:jc w:val="center"/>
             </w:pPr>
             <w:r>
               <w:rPr>
                 <w:rFonts w:ascii="Noto Sans KR" w:hAnsi="Noto Sans KR" w:eastAsia="Noto Sans KR" w:cs="Noto Sans KR"/>
                 <w:b/>
+                <w:sz w:val="19"/>
                 <w:color w:val="FFFFFF"/>
-                <w:sz w:val="18"/>
               </w:rPr>
               <w:t>피해야 함</w:t>
             </w:r>
@@ -17152,16 +17345,16 @@
             <w:tcW w:type="dxa" w:w="1357324"/>
             <w:vAlign w:val="center"/>
             <w:tcMar>
-              <w:top w:w="58" w:type="dxa"/>
-              <w:start w:w="90" w:type="dxa"/>
-              <w:bottom w:w="58" w:type="dxa"/>
-              <w:end w:w="90" w:type="dxa"/>
+              <w:top w:w="80" w:type="dxa"/>
+              <w:start w:w="100" w:type="dxa"/>
+              <w:bottom w:w="80" w:type="dxa"/>
+              <w:end w:w="100" w:type="dxa"/>
             </w:tcMar>
             <w:shd w:fill="FFFFFF" w:val="clear"/>
           </w:tcPr>
           <w:p>
             <w:pPr>
-              <w:spacing w:before="0" w:after="46" w:line="274" w:lineRule="auto"/>
+              <w:spacing w:before="0" w:after="70" w:line="269" w:lineRule="auto"/>
               <w:jc w:val="left"/>
             </w:pPr>
             <w:r>
@@ -17179,16 +17372,16 @@
             <w:tcW w:type="dxa" w:w="3414403"/>
             <w:vAlign w:val="center"/>
             <w:tcMar>
-              <w:top w:w="58" w:type="dxa"/>
-              <w:start w:w="90" w:type="dxa"/>
-              <w:bottom w:w="58" w:type="dxa"/>
-              <w:end w:w="90" w:type="dxa"/>
+              <w:top w:w="80" w:type="dxa"/>
+              <w:start w:w="100" w:type="dxa"/>
+              <w:bottom w:w="80" w:type="dxa"/>
+              <w:end w:w="100" w:type="dxa"/>
             </w:tcMar>
             <w:shd w:fill="FFFFFF" w:val="clear"/>
           </w:tcPr>
           <w:p>
             <w:pPr>
-              <w:spacing w:before="0" w:after="46" w:line="274" w:lineRule="auto"/>
+              <w:spacing w:before="0" w:after="70" w:line="269" w:lineRule="auto"/>
               <w:jc w:val="left"/>
             </w:pPr>
             <w:r>
@@ -17206,16 +17399,16 @@
             <w:tcW w:type="dxa" w:w="3051521"/>
             <w:vAlign w:val="center"/>
             <w:tcMar>
-              <w:top w:w="58" w:type="dxa"/>
-              <w:start w:w="90" w:type="dxa"/>
-              <w:bottom w:w="58" w:type="dxa"/>
-              <w:end w:w="90" w:type="dxa"/>
+              <w:top w:w="80" w:type="dxa"/>
+              <w:start w:w="100" w:type="dxa"/>
+              <w:bottom w:w="80" w:type="dxa"/>
+              <w:end w:w="100" w:type="dxa"/>
             </w:tcMar>
             <w:shd w:fill="FFFFFF" w:val="clear"/>
           </w:tcPr>
           <w:p>
             <w:pPr>
-              <w:spacing w:before="0" w:after="46" w:line="274" w:lineRule="auto"/>
+              <w:spacing w:before="0" w:after="70" w:line="269" w:lineRule="auto"/>
               <w:jc w:val="left"/>
             </w:pPr>
             <w:r>
@@ -17233,16 +17426,16 @@
             <w:tcW w:type="dxa" w:w="2221182"/>
             <w:vAlign w:val="center"/>
             <w:tcMar>
-              <w:top w:w="58" w:type="dxa"/>
-              <w:start w:w="90" w:type="dxa"/>
-              <w:bottom w:w="58" w:type="dxa"/>
-              <w:end w:w="90" w:type="dxa"/>
+              <w:top w:w="80" w:type="dxa"/>
+              <w:start w:w="100" w:type="dxa"/>
+              <w:bottom w:w="80" w:type="dxa"/>
+              <w:end w:w="100" w:type="dxa"/>
             </w:tcMar>
             <w:shd w:fill="FFFFFF" w:val="clear"/>
           </w:tcPr>
           <w:p>
             <w:pPr>
-              <w:spacing w:before="0" w:after="46" w:line="274" w:lineRule="auto"/>
+              <w:spacing w:before="0" w:after="70" w:line="269" w:lineRule="auto"/>
               <w:jc w:val="left"/>
             </w:pPr>
             <w:r>
@@ -17265,16 +17458,16 @@
             <w:tcW w:type="dxa" w:w="1357324"/>
             <w:vAlign w:val="center"/>
             <w:tcMar>
-              <w:top w:w="58" w:type="dxa"/>
-              <w:start w:w="90" w:type="dxa"/>
-              <w:bottom w:w="58" w:type="dxa"/>
-              <w:end w:w="90" w:type="dxa"/>
+              <w:top w:w="80" w:type="dxa"/>
+              <w:start w:w="100" w:type="dxa"/>
+              <w:bottom w:w="80" w:type="dxa"/>
+              <w:end w:w="100" w:type="dxa"/>
             </w:tcMar>
             <w:shd w:fill="F4F7FB" w:val="clear"/>
           </w:tcPr>
           <w:p>
             <w:pPr>
-              <w:spacing w:before="0" w:after="46" w:line="274" w:lineRule="auto"/>
+              <w:spacing w:before="0" w:after="70" w:line="269" w:lineRule="auto"/>
               <w:jc w:val="left"/>
             </w:pPr>
             <w:r>
@@ -17292,16 +17485,16 @@
             <w:tcW w:type="dxa" w:w="3414403"/>
             <w:vAlign w:val="center"/>
             <w:tcMar>
-              <w:top w:w="58" w:type="dxa"/>
-              <w:start w:w="90" w:type="dxa"/>
-              <w:bottom w:w="58" w:type="dxa"/>
-              <w:end w:w="90" w:type="dxa"/>
+              <w:top w:w="80" w:type="dxa"/>
+              <w:start w:w="100" w:type="dxa"/>
+              <w:bottom w:w="80" w:type="dxa"/>
+              <w:end w:w="100" w:type="dxa"/>
             </w:tcMar>
             <w:shd w:fill="F4F7FB" w:val="clear"/>
           </w:tcPr>
           <w:p>
             <w:pPr>
-              <w:spacing w:before="0" w:after="46" w:line="274" w:lineRule="auto"/>
+              <w:spacing w:before="0" w:after="70" w:line="269" w:lineRule="auto"/>
               <w:jc w:val="left"/>
             </w:pPr>
             <w:r>
@@ -17319,16 +17512,16 @@
             <w:tcW w:type="dxa" w:w="3051521"/>
             <w:vAlign w:val="center"/>
             <w:tcMar>
-              <w:top w:w="58" w:type="dxa"/>
-              <w:start w:w="90" w:type="dxa"/>
-              <w:bottom w:w="58" w:type="dxa"/>
-              <w:end w:w="90" w:type="dxa"/>
+              <w:top w:w="80" w:type="dxa"/>
+              <w:start w:w="100" w:type="dxa"/>
+              <w:bottom w:w="80" w:type="dxa"/>
+              <w:end w:w="100" w:type="dxa"/>
             </w:tcMar>
             <w:shd w:fill="F4F7FB" w:val="clear"/>
           </w:tcPr>
           <w:p>
             <w:pPr>
-              <w:spacing w:before="0" w:after="46" w:line="274" w:lineRule="auto"/>
+              <w:spacing w:before="0" w:after="70" w:line="269" w:lineRule="auto"/>
               <w:jc w:val="left"/>
             </w:pPr>
             <w:r>
@@ -17346,16 +17539,16 @@
             <w:tcW w:type="dxa" w:w="2221182"/>
             <w:vAlign w:val="center"/>
             <w:tcMar>
-              <w:top w:w="58" w:type="dxa"/>
-              <w:start w:w="90" w:type="dxa"/>
-              <w:bottom w:w="58" w:type="dxa"/>
-              <w:end w:w="90" w:type="dxa"/>
+              <w:top w:w="80" w:type="dxa"/>
+              <w:start w:w="100" w:type="dxa"/>
+              <w:bottom w:w="80" w:type="dxa"/>
+              <w:end w:w="100" w:type="dxa"/>
             </w:tcMar>
             <w:shd w:fill="F4F7FB" w:val="clear"/>
           </w:tcPr>
           <w:p>
             <w:pPr>
-              <w:spacing w:before="0" w:after="46" w:line="274" w:lineRule="auto"/>
+              <w:spacing w:before="0" w:after="70" w:line="269" w:lineRule="auto"/>
               <w:jc w:val="left"/>
             </w:pPr>
             <w:r>
@@ -17378,16 +17571,16 @@
             <w:tcW w:type="dxa" w:w="1357324"/>
             <w:vAlign w:val="center"/>
             <w:tcMar>
-              <w:top w:w="58" w:type="dxa"/>
-              <w:start w:w="90" w:type="dxa"/>
-              <w:bottom w:w="58" w:type="dxa"/>
-              <w:end w:w="90" w:type="dxa"/>
+              <w:top w:w="80" w:type="dxa"/>
+              <w:start w:w="100" w:type="dxa"/>
+              <w:bottom w:w="80" w:type="dxa"/>
+              <w:end w:w="100" w:type="dxa"/>
             </w:tcMar>
             <w:shd w:fill="FFFFFF" w:val="clear"/>
           </w:tcPr>
           <w:p>
             <w:pPr>
-              <w:spacing w:before="0" w:after="46" w:line="274" w:lineRule="auto"/>
+              <w:spacing w:before="0" w:after="70" w:line="269" w:lineRule="auto"/>
               <w:jc w:val="left"/>
             </w:pPr>
             <w:r>
@@ -17405,16 +17598,16 @@
             <w:tcW w:type="dxa" w:w="3414403"/>
             <w:vAlign w:val="center"/>
             <w:tcMar>
-              <w:top w:w="58" w:type="dxa"/>
-              <w:start w:w="90" w:type="dxa"/>
-              <w:bottom w:w="58" w:type="dxa"/>
-              <w:end w:w="90" w:type="dxa"/>
+              <w:top w:w="80" w:type="dxa"/>
+              <w:start w:w="100" w:type="dxa"/>
+              <w:bottom w:w="80" w:type="dxa"/>
+              <w:end w:w="100" w:type="dxa"/>
             </w:tcMar>
             <w:shd w:fill="FFFFFF" w:val="clear"/>
           </w:tcPr>
           <w:p>
             <w:pPr>
-              <w:spacing w:before="0" w:after="46" w:line="274" w:lineRule="auto"/>
+              <w:spacing w:before="0" w:after="70" w:line="269" w:lineRule="auto"/>
               <w:jc w:val="left"/>
             </w:pPr>
             <w:r>
@@ -17432,16 +17625,16 @@
             <w:tcW w:type="dxa" w:w="3051521"/>
             <w:vAlign w:val="center"/>
             <w:tcMar>
-              <w:top w:w="58" w:type="dxa"/>
-              <w:start w:w="90" w:type="dxa"/>
-              <w:bottom w:w="58" w:type="dxa"/>
-              <w:end w:w="90" w:type="dxa"/>
+              <w:top w:w="80" w:type="dxa"/>
+              <w:start w:w="100" w:type="dxa"/>
+              <w:bottom w:w="80" w:type="dxa"/>
+              <w:end w:w="100" w:type="dxa"/>
             </w:tcMar>
             <w:shd w:fill="FFFFFF" w:val="clear"/>
           </w:tcPr>
           <w:p>
             <w:pPr>
-              <w:spacing w:before="0" w:after="46" w:line="274" w:lineRule="auto"/>
+              <w:spacing w:before="0" w:after="70" w:line="269" w:lineRule="auto"/>
               <w:jc w:val="left"/>
             </w:pPr>
             <w:r>
@@ -17459,16 +17652,16 @@
             <w:tcW w:type="dxa" w:w="2221182"/>
             <w:vAlign w:val="center"/>
             <w:tcMar>
-              <w:top w:w="58" w:type="dxa"/>
-              <w:start w:w="90" w:type="dxa"/>
-              <w:bottom w:w="58" w:type="dxa"/>
-              <w:end w:w="90" w:type="dxa"/>
+              <w:top w:w="80" w:type="dxa"/>
+              <w:start w:w="100" w:type="dxa"/>
+              <w:bottom w:w="80" w:type="dxa"/>
+              <w:end w:w="100" w:type="dxa"/>
             </w:tcMar>
             <w:shd w:fill="FFFFFF" w:val="clear"/>
           </w:tcPr>
           <w:p>
             <w:pPr>
-              <w:spacing w:before="0" w:after="46" w:line="274" w:lineRule="auto"/>
+              <w:spacing w:before="0" w:after="70" w:line="269" w:lineRule="auto"/>
               <w:jc w:val="left"/>
             </w:pPr>
             <w:r>
@@ -17491,16 +17684,16 @@
             <w:tcW w:type="dxa" w:w="1357324"/>
             <w:vAlign w:val="center"/>
             <w:tcMar>
-              <w:top w:w="58" w:type="dxa"/>
-              <w:start w:w="90" w:type="dxa"/>
-              <w:bottom w:w="58" w:type="dxa"/>
-              <w:end w:w="90" w:type="dxa"/>
+              <w:top w:w="80" w:type="dxa"/>
+              <w:start w:w="100" w:type="dxa"/>
+              <w:bottom w:w="80" w:type="dxa"/>
+              <w:end w:w="100" w:type="dxa"/>
             </w:tcMar>
             <w:shd w:fill="F4F7FB" w:val="clear"/>
           </w:tcPr>
           <w:p>
             <w:pPr>
-              <w:spacing w:before="0" w:after="46" w:line="274" w:lineRule="auto"/>
+              <w:spacing w:before="0" w:after="70" w:line="269" w:lineRule="auto"/>
               <w:jc w:val="left"/>
             </w:pPr>
             <w:r>
@@ -17518,16 +17711,16 @@
             <w:tcW w:type="dxa" w:w="3414403"/>
             <w:vAlign w:val="center"/>
             <w:tcMar>
-              <w:top w:w="58" w:type="dxa"/>
-              <w:start w:w="90" w:type="dxa"/>
-              <w:bottom w:w="58" w:type="dxa"/>
-              <w:end w:w="90" w:type="dxa"/>
+              <w:top w:w="80" w:type="dxa"/>
+              <w:start w:w="100" w:type="dxa"/>
+              <w:bottom w:w="80" w:type="dxa"/>
+              <w:end w:w="100" w:type="dxa"/>
             </w:tcMar>
             <w:shd w:fill="F4F7FB" w:val="clear"/>
           </w:tcPr>
           <w:p>
             <w:pPr>
-              <w:spacing w:before="0" w:after="46" w:line="274" w:lineRule="auto"/>
+              <w:spacing w:before="0" w:after="70" w:line="269" w:lineRule="auto"/>
               <w:jc w:val="left"/>
             </w:pPr>
             <w:r>
@@ -17545,16 +17738,16 @@
             <w:tcW w:type="dxa" w:w="3051521"/>
             <w:vAlign w:val="center"/>
             <w:tcMar>
-              <w:top w:w="58" w:type="dxa"/>
-              <w:start w:w="90" w:type="dxa"/>
-              <w:bottom w:w="58" w:type="dxa"/>
-              <w:end w:w="90" w:type="dxa"/>
+              <w:top w:w="80" w:type="dxa"/>
+              <w:start w:w="100" w:type="dxa"/>
+              <w:bottom w:w="80" w:type="dxa"/>
+              <w:end w:w="100" w:type="dxa"/>
             </w:tcMar>
             <w:shd w:fill="F4F7FB" w:val="clear"/>
           </w:tcPr>
           <w:p>
             <w:pPr>
-              <w:spacing w:before="0" w:after="46" w:line="274" w:lineRule="auto"/>
+              <w:spacing w:before="0" w:after="70" w:line="269" w:lineRule="auto"/>
               <w:jc w:val="left"/>
             </w:pPr>
             <w:r>
@@ -17572,16 +17765,16 @@
             <w:tcW w:type="dxa" w:w="2221182"/>
             <w:vAlign w:val="center"/>
             <w:tcMar>
-              <w:top w:w="58" w:type="dxa"/>
-              <w:start w:w="90" w:type="dxa"/>
-              <w:bottom w:w="58" w:type="dxa"/>
-              <w:end w:w="90" w:type="dxa"/>
+              <w:top w:w="80" w:type="dxa"/>
+              <w:start w:w="100" w:type="dxa"/>
+              <w:bottom w:w="80" w:type="dxa"/>
+              <w:end w:w="100" w:type="dxa"/>
             </w:tcMar>
             <w:shd w:fill="F4F7FB" w:val="clear"/>
           </w:tcPr>
           <w:p>
             <w:pPr>
-              <w:spacing w:before="0" w:after="46" w:line="274" w:lineRule="auto"/>
+              <w:spacing w:before="0" w:after="70" w:line="269" w:lineRule="auto"/>
               <w:jc w:val="left"/>
             </w:pPr>
             <w:r>
@@ -17604,16 +17797,16 @@
             <w:tcW w:type="dxa" w:w="1357324"/>
             <w:vAlign w:val="center"/>
             <w:tcMar>
-              <w:top w:w="58" w:type="dxa"/>
-              <w:start w:w="90" w:type="dxa"/>
-              <w:bottom w:w="58" w:type="dxa"/>
-              <w:end w:w="90" w:type="dxa"/>
+              <w:top w:w="80" w:type="dxa"/>
+              <w:start w:w="100" w:type="dxa"/>
+              <w:bottom w:w="80" w:type="dxa"/>
+              <w:end w:w="100" w:type="dxa"/>
             </w:tcMar>
             <w:shd w:fill="FFFFFF" w:val="clear"/>
           </w:tcPr>
           <w:p>
             <w:pPr>
-              <w:spacing w:before="0" w:after="46" w:line="274" w:lineRule="auto"/>
+              <w:spacing w:before="0" w:after="70" w:line="269" w:lineRule="auto"/>
               <w:jc w:val="left"/>
             </w:pPr>
             <w:r>
@@ -17631,16 +17824,16 @@
             <w:tcW w:type="dxa" w:w="3414403"/>
             <w:vAlign w:val="center"/>
             <w:tcMar>
-              <w:top w:w="58" w:type="dxa"/>
-              <w:start w:w="90" w:type="dxa"/>
-              <w:bottom w:w="58" w:type="dxa"/>
-              <w:end w:w="90" w:type="dxa"/>
+              <w:top w:w="80" w:type="dxa"/>
+              <w:start w:w="100" w:type="dxa"/>
+              <w:bottom w:w="80" w:type="dxa"/>
+              <w:end w:w="100" w:type="dxa"/>
             </w:tcMar>
             <w:shd w:fill="FFFFFF" w:val="clear"/>
           </w:tcPr>
           <w:p>
             <w:pPr>
-              <w:spacing w:before="0" w:after="46" w:line="274" w:lineRule="auto"/>
+              <w:spacing w:before="0" w:after="70" w:line="269" w:lineRule="auto"/>
               <w:jc w:val="left"/>
             </w:pPr>
             <w:r>
@@ -17658,16 +17851,16 @@
             <w:tcW w:type="dxa" w:w="3051521"/>
             <w:vAlign w:val="center"/>
             <w:tcMar>
-              <w:top w:w="58" w:type="dxa"/>
-              <w:start w:w="90" w:type="dxa"/>
-              <w:bottom w:w="58" w:type="dxa"/>
-              <w:end w:w="90" w:type="dxa"/>
+              <w:top w:w="80" w:type="dxa"/>
+              <w:start w:w="100" w:type="dxa"/>
+              <w:bottom w:w="80" w:type="dxa"/>
+              <w:end w:w="100" w:type="dxa"/>
             </w:tcMar>
             <w:shd w:fill="FFFFFF" w:val="clear"/>
           </w:tcPr>
           <w:p>
             <w:pPr>
-              <w:spacing w:before="0" w:after="46" w:line="274" w:lineRule="auto"/>
+              <w:spacing w:before="0" w:after="70" w:line="269" w:lineRule="auto"/>
               <w:jc w:val="left"/>
             </w:pPr>
             <w:r>
@@ -17685,16 +17878,16 @@
             <w:tcW w:type="dxa" w:w="2221182"/>
             <w:vAlign w:val="center"/>
             <w:tcMar>
-              <w:top w:w="58" w:type="dxa"/>
-              <w:start w:w="90" w:type="dxa"/>
-              <w:bottom w:w="58" w:type="dxa"/>
-              <w:end w:w="90" w:type="dxa"/>
+              <w:top w:w="80" w:type="dxa"/>
+              <w:start w:w="100" w:type="dxa"/>
+              <w:bottom w:w="80" w:type="dxa"/>
+              <w:end w:w="100" w:type="dxa"/>
             </w:tcMar>
             <w:shd w:fill="FFFFFF" w:val="clear"/>
           </w:tcPr>
           <w:p>
             <w:pPr>
-              <w:spacing w:before="0" w:after="46" w:line="274" w:lineRule="auto"/>
+              <w:spacing w:before="0" w:after="70" w:line="269" w:lineRule="auto"/>
               <w:jc w:val="left"/>
             </w:pPr>
             <w:r>
@@ -17718,6 +17911,111 @@
           <w:rFonts w:ascii="Noto Sans KR" w:hAnsi="Noto Sans KR" w:eastAsia="Noto Sans KR" w:cs="Noto Sans KR"/>
         </w:rPr>
         <w:t>Source: cpf-batch/api · cpf-batch/runtime · cpf-batch/control-plane · cpf-batch/scheduler · cpf-batch/worker · cpf-batch/center-cut-runtime</w:t>
+      </w:r>
+    </w:p>
+    <w:p>
+      <w:pPr>
+        <w:pStyle w:val="Heading2"/>
+        <w:keepNext/>
+        <w:pageBreakBefore/>
+      </w:pPr>
+      <w:r>
+        <w:t>대량 처리 검증 순서</w:t>
+      </w:r>
+    </w:p>
+    <w:p>
+      <w:pPr>
+        <w:keepNext/>
+      </w:pPr>
+      <w:r>
+        <w:t>Chunk·Partition 값을 정한 뒤 처리량만 보지 않고 재시작 가능성과 중복 방지까지 같은 실행에서 확인합니다.</w:t>
+      </w:r>
+    </w:p>
+    <w:p>
+      <w:pPr>
+        <w:pStyle w:val="ListBullet"/>
+        <w:keepLines/>
+      </w:pPr>
+      <w:r>
+        <w:t>대표 데이터로 정상 처리량·commit 주기·DB wait를 먼저 측정하고 checkpoint 위치를 기록합니다.</w:t>
+      </w:r>
+    </w:p>
+    <w:p>
+      <w:pPr>
+        <w:pStyle w:val="ListBullet"/>
+      </w:pPr>
+      <w:r>
+        <w:t>Worker 또는 외부 연계를 중간에 실패시켜 Lease/Fencing이 stale 실행의 쓰기를 차단하는지 확인합니다.</w:t>
+      </w:r>
+    </w:p>
+    <w:p>
+      <w:pPr>
+        <w:pStyle w:val="ListBullet"/>
+      </w:pPr>
+      <w:r>
+        <w:t>Restart/Rerun/Reprocess/Reconcile 중 선택한 복구 경로로 재개하고 처리 건수와 Side Effect 중복이 없는지 비교합니다.</w:t>
+      </w:r>
+    </w:p>
+    <w:p>
+      <w:pPr>
+        <w:pStyle w:val="ListBullet"/>
+      </w:pPr>
+      <w:r>
+        <w:t>executionId·recoveryId·checkpoint·owner/fence token과 최종 결과를 운영 Evidence로 남깁니다.</w:t>
+      </w:r>
+    </w:p>
+    <w:p>
+      <w:pPr>
+        <w:pStyle w:val="CPFSource"/>
+      </w:pPr>
+      <w:r>
+        <w:t>Source: cpf-batch/api · cpf-batch/runtime · cpf-batch/control-plane · cpf-batch/scheduler · cpf-batch/worker · cpf-batch/center-cut</w:t>
+      </w:r>
+    </w:p>
+    <w:p>
+      <w:pPr>
+        <w:pStyle w:val="Heading2"/>
+      </w:pPr>
+      <w:r>
+        <w:t>운영 인계 완료 확인</w:t>
+      </w:r>
+    </w:p>
+    <w:p>
+      <w:pPr/>
+      <w:r>
+        <w:t>배치 개발 완료는 처리량 숫자만이 아니라 재시작·중복방지·운영자가 판단할 Evidence까지 전달됐을 때 닫습니다.</w:t>
+      </w:r>
+    </w:p>
+    <w:p>
+      <w:pPr>
+        <w:pStyle w:val="ListBullet"/>
+      </w:pPr>
+      <w:r>
+        <w:t>정상 실행 1회와 중간 실패 1회를 같은 Job/Business Key 기준으로 비교해 checkpoint와 executionId 변화가 의도한 정책과 일치하는지 확인합니다.</w:t>
+      </w:r>
+    </w:p>
+    <w:p>
+      <w:pPr>
+        <w:pStyle w:val="ListBullet"/>
+      </w:pPr>
+      <w:r>
+        <w:t>Lease/Fencing/Heartbeat 상태를 Worker 교체·Process 종료 상황에서 확인하고 stale Worker가 쓰기를 이어가지 못하는지 검증합니다.</w:t>
+      </w:r>
+    </w:p>
+    <w:p>
+      <w:pPr>
+        <w:pStyle w:val="ListBullet"/>
+      </w:pPr>
+      <w:r>
+        <w:t>Restart/Rerun/Reprocess/Reconcile 중 허용 경로와 금지 경로를 Runbook에 구분하고 외부 Side Effect의 idempotency key 또는 recoveryId를 함께 인계합니다.</w:t>
+      </w:r>
+    </w:p>
+    <w:p>
+      <w:pPr>
+        <w:pStyle w:val="ListBullet"/>
+      </w:pPr>
+      <w:r>
+        <w:t>Control Plane·Scheduler·Worker·Center-Cut/Agent의 실제 배포 역할과 Local Batch Runtime 개발 도구의 역할을 혼동하지 않도록 실행 위치와 로그·Evidence 경로를 남깁니다.</w:t>
       </w:r>
     </w:p>
     <w:sectPr>
@@ -18891,7 +19189,7 @@
       <w:widowControl/>
       <w:suppressAutoHyphens w:val="true"/>
       <w:bidi w:val="0"/>
-      <w:spacing w:lineRule="auto" w:line="312" w:before="0" w:after="180"/>
+      <w:spacing w:lineRule="auto" w:line="317" w:before="0" w:after="170"/>
       <w:jc w:val="start"/>
     </w:pPr>
     <w:rPr>
@@ -18915,7 +19213,7 @@
       <w:keepNext/>
       <w:keepLines/>
       <w:widowControl/>
-      <w:spacing w:lineRule="auto" w:line="259" w:before="1120" w:after="260"/>
+      <w:spacing w:lineRule="auto" w:line="259" w:before="1160" w:after="240"/>
       <w:outlineLvl w:val="0"/>
     </w:pPr>
     <w:rPr>
@@ -18940,7 +19238,7 @@
       <w:keepNext/>
       <w:keepLines/>
       <w:widowControl/>
-      <w:spacing w:lineRule="auto" w:line="259" w:before="640" w:after="170"/>
+      <w:spacing w:lineRule="auto" w:line="259" w:before="640" w:after="150"/>
       <w:ind w:start="113"/>
       <w:outlineLvl w:val="1"/>
     </w:pPr>
@@ -18966,7 +19264,7 @@
       <w:keepNext/>
       <w:keepLines/>
       <w:widowControl/>
-      <w:spacing w:lineRule="auto" w:line="264" w:before="420" w:after="130"/>
+      <w:spacing w:lineRule="auto" w:line="264" w:before="400" w:after="120"/>
       <w:ind w:start="255"/>
       <w:outlineLvl w:val="2"/>
     </w:pPr>
@@ -20072,7 +20370,7 @@
     <w:pPr>
       <w:keepNext w:val="false"/>
       <w:widowControl/>
-      <w:spacing w:lineRule="auto" w:line="324" w:before="0" w:after="220"/>
+      <w:spacing w:lineRule="auto" w:line="324" w:before="0" w:after="200"/>
     </w:pPr>
     <w:rPr>
       <w:rFonts w:ascii="Noto Sans KR" w:hAnsi="Noto Sans KR" w:eastAsia="Noto Sans KR" w:cs="Noto Sans KR"/>
@@ -20168,7 +20466,7 @@
       <w:keepNext/>
       <w:keepLines/>
       <w:widowControl/>
-      <w:spacing w:lineRule="auto" w:line="276" w:before="180" w:after="100"/>
+      <w:spacing w:lineRule="auto" w:line="276" w:before="180" w:after="120"/>
     </w:pPr>
     <w:rPr>
       <w:rFonts w:ascii="Noto Sans KR" w:hAnsi="Noto Sans KR" w:eastAsia="Noto Sans KR" w:cs="Noto Sans KR"/>
@@ -20184,7 +20482,7 @@
     <w:pPr>
       <w:keepNext w:val="true"/>
       <w:widowControl/>
-      <w:spacing w:lineRule="auto" w:line="288" w:before="0" w:after="140"/>
+      <w:spacing w:lineRule="auto" w:line="288" w:before="0" w:after="120"/>
     </w:pPr>
     <w:rPr>
       <w:rFonts w:ascii="Noto Sans KR" w:hAnsi="Noto Sans KR" w:eastAsia="Noto Sans KR" w:cs="Noto Sans KR"/>

--- a/cpf-docs/guides/03_배치_개발자_가이드.docx
+++ b/cpf-docs/guides/03_배치_개발자_가이드.docx
@@ -18016,6 +18016,123 @@
       </w:pPr>
       <w:r>
         <w:t>Control Plane·Scheduler·Worker·Center-Cut/Agent의 실제 배포 역할과 Local Batch Runtime 개발 도구의 역할을 혼동하지 않도록 실행 위치와 로그·Evidence 경로를 남깁니다.</w:t>
+      </w:r>
+    </w:p>
+    <w:p>
+      <w:pPr>
+        <w:pStyle w:val="Heading1"/>
+      </w:pPr>
+      <w:r>
+        <w:t>10 Runtime 역할과 실패를 함께 설계하기</w:t>
+      </w:r>
+    </w:p>
+    <w:p>
+      <w:pPr>
+        <w:pStyle w:val="CPFSectionLead"/>
+      </w:pPr>
+      <w:r>
+        <w:t>Batch Job/Step 구현은 정상 실행 코드만으로 끝나지 않습니다. Control Plane·Scheduler·Worker·Center-Cut·Agent가 어떤 상태를 소유하고 실패 후 누가 이어받는지까지 개발 단계에서 닫습니다.</w:t>
+      </w:r>
+    </w:p>
+    <w:p>
+      <w:pPr>
+        <w:pStyle w:val="Heading2"/>
+      </w:pPr>
+      <w:r>
+        <w:t>역할별 Owner</w:t>
+      </w:r>
+    </w:p>
+    <w:p>
+      <w:pPr>
+        <w:pStyle w:val="ListBullet"/>
+      </w:pPr>
+      <w:r>
+        <w:t>Control Plane — Policy·Schedule·Deployment·Recovery와 운영 제어를 소유합니다.</w:t>
+      </w:r>
+    </w:p>
+    <w:p>
+      <w:pPr>
+        <w:pStyle w:val="ListBullet"/>
+      </w:pPr>
+      <w:r>
+        <w:t>Scheduler — Trigger와 실행 시점을 결정하고 같은 실행을 중복 발행하지 않도록 상태를 관리합니다.</w:t>
+      </w:r>
+    </w:p>
+    <w:p>
+      <w:pPr>
+        <w:pStyle w:val="ListBullet"/>
+      </w:pPr>
+      <w:r>
+        <w:t>Worker — 실제 Step/Chunk/Partition을 실행하고 Lease·Heartbeat·Checkpoint를 갱신합니다.</w:t>
+      </w:r>
+    </w:p>
+    <w:p>
+      <w:pPr>
+        <w:pStyle w:val="ListBullet"/>
+      </w:pPr>
+      <w:r>
+        <w:t>Center-Cut/Agent — Segment·Job Pack·원격 실행을 연결하되 Business Domain의 업무 Master를 소유하지 않습니다.</w:t>
+      </w:r>
+    </w:p>
+    <w:p>
+      <w:pPr>
+        <w:pStyle w:val="Heading2"/>
+      </w:pPr>
+      <w:r>
+        <w:t>Process Kill과 Takeover</w:t>
+      </w:r>
+    </w:p>
+    <w:p>
+      <w:r>
+        <w:t>Worker가 응답하지 않는다고 즉시 새 Worker가 같은 데이터를 쓰게 하지 않습니다. Lease 만료, Heartbeat, Fencing Token, Checkpoint를 함께 보고 이전 Worker가 더 이상 유효한 Write를 할 수 없는지 확인한 뒤 Takeover합니다.</w:t>
+      </w:r>
+    </w:p>
+    <w:p>
+      <w:pPr>
+        <w:pStyle w:val="ListBullet"/>
+      </w:pPr>
+      <w:r>
+        <w:t>Kill 직전/직후 Checkpoint와 DB 반영 경계를 확인합니다.</w:t>
+      </w:r>
+    </w:p>
+    <w:p>
+      <w:pPr>
+        <w:pStyle w:val="ListBullet"/>
+      </w:pPr>
+      <w:r>
+        <w:t>오래된 Fencing Token의 Write가 실제로 거부되는지 검증합니다.</w:t>
+      </w:r>
+    </w:p>
+    <w:p>
+      <w:pPr>
+        <w:pStyle w:val="ListBullet"/>
+      </w:pPr>
+      <w:r>
+        <w:t>Restart/Rerun/Reprocess/Reconcile을 같은 “재실행”으로 취급하지 않습니다.</w:t>
+      </w:r>
+    </w:p>
+    <w:p>
+      <w:pPr>
+        <w:pStyle w:val="Heading2"/>
+      </w:pPr>
+      <w:r>
+        <w:t>개발 완료 검증</w:t>
+      </w:r>
+    </w:p>
+    <w:p>
+      <w:pPr>
+        <w:pStyle w:val="CPFCallout"/>
+      </w:pPr>
+      <w:r>
+        <w:t>최소 Runtime 검증  Fresh 상태 → 정상 실행 → 중간 실패 → Process Kill → Lease/Fencing → Takeover → Checkpoint 재개 → 중복 실행 방지 → 외부 Side Effect UNKNOWN/Reconcile → DB/Trace/Audit 확인 → 재실행</w:t>
+      </w:r>
+    </w:p>
+    <w:p>
+      <w:pPr>
+        <w:pStyle w:val="CPFSource"/>
+      </w:pPr>
+      <w:r>
+        <w:t>Source: cpf-batch/control-plane · cpf-batch/scheduler · cpf-batch/worker · cpf-batch/center-cut · cpf-batch/agent</w:t>
       </w:r>
     </w:p>
     <w:sectPr>
